--- a/docs/week-14/cen429-week-14-ders-notu.en.docx
+++ b/docs/week-14/cen429-week-14-ders-notu.en.docx
@@ -2,7 +2,7 @@
 <file path=word/document.xml><?xml version="1.0" encoding="utf-8"?>
 <w:document xmlns:w="http://schemas.openxmlformats.org/wordprocessingml/2006/main" xmlns:m="http://schemas.openxmlformats.org/officeDocument/2006/math" xmlns:r="http://schemas.openxmlformats.org/officeDocument/2006/relationships" xmlns:o="urn:schemas-microsoft-com:office:office" xmlns:v="urn:schemas-microsoft-com:vml" xmlns:w10="urn:schemas-microsoft-com:office:word" xmlns:a="http://schemas.openxmlformats.org/drawingml/2006/main" xmlns:pic="http://schemas.openxmlformats.org/drawingml/2006/picture" xmlns:wp="http://schemas.openxmlformats.org/drawingml/2006/wordprocessingDrawing">
   <w:body>
-    <w:bookmarkStart w:id="36" w:name="hafta-14-tigress-ve-çeşitlendirme"/>
+    <w:bookmarkStart w:id="40" w:name="hafta-14-tigress-ve-çeşitlendirme"/>
     <w:p>
       <w:pPr>
         <w:pStyle w:val="Heading1"/>
@@ -171,6 +171,229 @@
       </w:r>
       <w:r>
         <w:t xml:space="preserve">altından. Tümüyle sentetik ve güvenlidir; öğrenci bilgisayarına zarar vermez.</w:t>
+      </w:r>
+    </w:p>
+    <w:p>
+      <w:pPr>
+        <w:pStyle w:val="BlockText"/>
+      </w:pPr>
+      <w:r>
+        <w:rPr>
+          <w:b/>
+          <w:bCs/>
+        </w:rPr>
+        <w:t xml:space="preserve">Demoyu kendiniz çalıştırın — adım adım (kopyala-yapıştır)</w:t>
+      </w:r>
+    </w:p>
+    <w:p>
+      <w:pPr>
+        <w:pStyle w:val="BlockText"/>
+      </w:pPr>
+      <w:r>
+        <w:t xml:space="preserve">Bu demo</w:t>
+      </w:r>
+      <w:r>
+        <w:t xml:space="preserve"> </w:t>
+      </w:r>
+      <w:r>
+        <w:rPr>
+          <w:b/>
+          <w:bCs/>
+        </w:rPr>
+        <w:t xml:space="preserve">Tigress</w:t>
+      </w:r>
+      <w:r>
+        <w:t xml:space="preserve"> </w:t>
+      </w:r>
+      <w:r>
+        <w:t xml:space="preserve">ister (kaynaktan kaynağa C gizleyici).</w:t>
+      </w:r>
+      <w:r>
+        <w:t xml:space="preserve"> </w:t>
+      </w:r>
+      <w:r>
+        <w:rPr>
+          <w:rStyle w:val="VerbatimChar"/>
+          <w:b/>
+          <w:bCs/>
+        </w:rPr>
+        <w:t xml:space="preserve">code</w:t>
+      </w:r>
+      <w:r>
+        <w:t xml:space="preserve"> </w:t>
+      </w:r>
+      <w:r>
+        <w:t xml:space="preserve">klasöründen:</w:t>
+      </w:r>
+    </w:p>
+    <w:p>
+      <w:pPr>
+        <w:pStyle w:val="SourceCode"/>
+      </w:pPr>
+      <w:r>
+        <w:rPr>
+          <w:rStyle w:val="CommentTok"/>
+        </w:rPr>
+        <w:t xml:space="preserve"># WSL / Linux (Windows'ta WSL kullanın)</w:t>
+      </w:r>
+      <w:r>
+        <w:br/>
+      </w:r>
+      <w:r>
+        <w:rPr>
+          <w:rStyle w:val="BuiltInTok"/>
+        </w:rPr>
+        <w:t xml:space="preserve">cd</w:t>
+      </w:r>
+      <w:r>
+        <w:rPr>
+          <w:rStyle w:val="NormalTok"/>
+        </w:rPr>
+        <w:t xml:space="preserve"> week-14/01-kaynaktan-kaynaga</w:t>
+      </w:r>
+      <w:r>
+        <w:br/>
+      </w:r>
+      <w:r>
+        <w:rPr>
+          <w:rStyle w:val="FunctionTok"/>
+        </w:rPr>
+        <w:t xml:space="preserve">sh</w:t>
+      </w:r>
+      <w:r>
+        <w:rPr>
+          <w:rStyle w:val="NormalTok"/>
+        </w:rPr>
+        <w:t xml:space="preserve"> tigress-hatti.sh</w:t>
+      </w:r>
+    </w:p>
+    <w:p>
+      <w:pPr>
+        <w:pStyle w:val="BlockText"/>
+      </w:pPr>
+      <w:r>
+        <w:rPr>
+          <w:b/>
+          <w:bCs/>
+        </w:rPr>
+        <w:t xml:space="preserve">Beklenen çıktı:</w:t>
+      </w:r>
+      <w:r>
+        <w:t xml:space="preserve"> </w:t>
+      </w:r>
+      <w:r>
+        <w:t xml:space="preserve">Tigress kuruluysa</w:t>
+      </w:r>
+      <w:r>
+        <w:t xml:space="preserve"> </w:t>
+      </w:r>
+      <w:r>
+        <w:rPr>
+          <w:rStyle w:val="VerbatimChar"/>
+        </w:rPr>
+        <w:t xml:space="preserve">erisim_ver</w:t>
+      </w:r>
+      <w:r>
+        <w:t xml:space="preserve"> </w:t>
+      </w:r>
+      <w:r>
+        <w:t xml:space="preserve">fonksiyonu kaynaktan kaynağa gizlenir:</w:t>
+      </w:r>
+      <w:r>
+        <w:t xml:space="preserve"> </w:t>
+      </w:r>
+      <w:r>
+        <w:rPr>
+          <w:b/>
+          <w:bCs/>
+        </w:rPr>
+        <w:t xml:space="preserve">dönüşüm hattı → davranış doğrulama</w:t>
+      </w:r>
+      <w:r>
+        <w:t xml:space="preserve"> </w:t>
+      </w:r>
+      <w:r>
+        <w:t xml:space="preserve">(çıktı değişmedi) →</w:t>
+      </w:r>
+      <w:r>
+        <w:t xml:space="preserve"> </w:t>
+      </w:r>
+      <w:r>
+        <w:rPr>
+          <w:rStyle w:val="VerbatimChar"/>
+        </w:rPr>
+        <w:t xml:space="preserve">objdump</w:t>
+      </w:r>
+      <w:r>
+        <w:t xml:space="preserve"> </w:t>
+      </w:r>
+      <w:r>
+        <w:t xml:space="preserve">ile</w:t>
+      </w:r>
+      <w:r>
+        <w:t xml:space="preserve"> </w:t>
+      </w:r>
+      <w:r>
+        <w:rPr>
+          <w:b/>
+          <w:bCs/>
+        </w:rPr>
+        <w:t xml:space="preserve">maliyet ölçümü</w:t>
+      </w:r>
+      <w:r>
+        <w:t xml:space="preserve"> </w:t>
+      </w:r>
+      <w:r>
+        <w:t xml:space="preserve">→</w:t>
+      </w:r>
+      <w:r>
+        <w:t xml:space="preserve"> </w:t>
+      </w:r>
+      <w:r>
+        <w:rPr>
+          <w:b/>
+          <w:bCs/>
+        </w:rPr>
+        <w:t xml:space="preserve">iki tohumla</w:t>
+      </w:r>
+      <w:r>
+        <w:t xml:space="preserve"> </w:t>
+      </w:r>
+      <w:r>
+        <w:t xml:space="preserve">farklı ikili (çeşitlendirme). Tigress yoksa betik</w:t>
+      </w:r>
+      <w:r>
+        <w:t xml:space="preserve"> </w:t>
+      </w:r>
+      <w:r>
+        <w:rPr>
+          <w:b/>
+          <w:bCs/>
+        </w:rPr>
+        <w:t xml:space="preserve">temiz bir türevle</w:t>
+      </w:r>
+      <w:r>
+        <w:t xml:space="preserve"> </w:t>
+      </w:r>
+      <w:r>
+        <w:t xml:space="preserve">aynı akışı gösterir. Kurulum:</w:t>
+      </w:r>
+      <w:r>
+        <w:t xml:space="preserve"> </w:t>
+      </w:r>
+      <w:hyperlink r:id="rId20">
+        <w:r>
+          <w:rPr>
+            <w:rStyle w:val="Hyperlink"/>
+          </w:rPr>
+          <w:t xml:space="preserve">https://tigress.wtf</w:t>
+        </w:r>
+      </w:hyperlink>
+      <w:r>
+        <w:t xml:space="preserve"> </w:t>
+      </w:r>
+      <w:r>
+        <w:t xml:space="preserve">(akademik kullanım ücretsiz).</w:t>
       </w:r>
     </w:p>
     <w:p>
@@ -860,7 +1083,7 @@
         </w:pict>
       </w:r>
     </w:p>
-    <w:bookmarkStart w:id="22" w:name="kaynaktan-kaynağa-gizleme-nedir"/>
+    <w:bookmarkStart w:id="23" w:name="kaynaktan-kaynağa-gizleme-nedir"/>
     <w:p>
       <w:pPr>
         <w:pStyle w:val="Heading2"/>
@@ -977,189 +1200,14 @@
     </w:p>
     <w:p>
       <w:pPr>
-        <w:pStyle w:val="BodyText"/>
-      </w:pPr>
-      <w:r>
-        <w:rPr>
-          <w:b/>
-          <w:bCs/>
-        </w:rPr>
-        <w:t xml:space="preserve">Kaynaktan kaynağa</w:t>
-      </w:r>
-      <w:r>
-        <w:t xml:space="preserve"> </w:t>
-      </w:r>
-      <w:r>
-        <w:t xml:space="preserve">(source-to-source) gizleme, bir aracın</w:t>
-      </w:r>
-      <w:r>
-        <w:t xml:space="preserve"> </w:t>
-      </w:r>
-      <w:r>
-        <w:rPr>
-          <w:b/>
-          <w:bCs/>
-        </w:rPr>
-        <w:t xml:space="preserve">C kaynağını girdi alıp yine C kaynağı</w:t>
-      </w:r>
-      <w:r>
-        <w:t xml:space="preserve"> </w:t>
-      </w:r>
-      <w:r>
-        <w:t xml:space="preserve">üretmesidir;</w:t>
-      </w:r>
-      <w:r>
-        <w:t xml:space="preserve"> </w:t>
-      </w:r>
-      <w:r>
-        <w:t xml:space="preserve">üretilen kaynak, davranışça özdeş ama okunması çok daha zordur ve normal derleyicinizle derlenir. Bu yaklaşımın en</w:t>
-      </w:r>
-      <w:r>
-        <w:t xml:space="preserve"> </w:t>
-      </w:r>
-      <w:r>
-        <w:t xml:space="preserve">bilinen aracı</w:t>
-      </w:r>
-      <w:r>
-        <w:t xml:space="preserve"> </w:t>
-      </w:r>
-      <w:r>
-        <w:rPr>
-          <w:b/>
-          <w:bCs/>
-        </w:rPr>
-        <w:t xml:space="preserve">Tigress</w:t>
-      </w:r>
-      <w:r>
-        <w:t xml:space="preserve">’tir.</w:t>
-      </w:r>
-    </w:p>
-    <w:p>
-      <w:pPr>
-        <w:pStyle w:val="SourceCode"/>
-      </w:pPr>
-      <w:r>
-        <w:rPr>
-          <w:rStyle w:val="VerbatimChar"/>
-        </w:rPr>
-        <w:t xml:space="preserve">Sizin kaynağınız (okunur)  ──►  [ Tigress: dönüşümleri uygula ]  ──►  Gizlenmiş kaynak (C)  ──►  derleyici  ──►  ikili</w:t>
-      </w:r>
-      <w:r>
-        <w:br/>
-      </w:r>
-      <w:r>
-        <w:rPr>
-          <w:rStyle w:val="VerbatimChar"/>
-        </w:rPr>
-        <w:t xml:space="preserve">        ^ bakımı siz yaparsınız                                              ^ bu dağıtılır</w:t>
-      </w:r>
-    </w:p>
-    <w:p>
-      <w:pPr>
-        <w:pStyle w:val="FirstParagraph"/>
-      </w:pPr>
-      <w:r>
-        <w:t xml:space="preserve">Önemli fark: siz</w:t>
-      </w:r>
-      <w:r>
-        <w:t xml:space="preserve"> </w:t>
-      </w:r>
-      <w:r>
-        <w:rPr>
-          <w:b/>
-          <w:bCs/>
-        </w:rPr>
-        <w:t xml:space="preserve">okunur</w:t>
-      </w:r>
-      <w:r>
-        <w:t xml:space="preserve"> </w:t>
-      </w:r>
-      <w:r>
-        <w:t xml:space="preserve">kaynağı korur ve bakımını yaparsınız; gizleme,</w:t>
-      </w:r>
-      <w:r>
-        <w:t xml:space="preserve"> </w:t>
-      </w:r>
-      <w:r>
-        <w:rPr>
-          <w:b/>
-          <w:bCs/>
-        </w:rPr>
-        <w:t xml:space="preserve">derleme hattında</w:t>
-      </w:r>
-      <w:r>
-        <w:t xml:space="preserve"> </w:t>
-      </w:r>
-      <w:r>
-        <w:t xml:space="preserve">otomatik bir adım</w:t>
-      </w:r>
-      <w:r>
-        <w:t xml:space="preserve"> </w:t>
-      </w:r>
-      <w:r>
-        <w:t xml:space="preserve">olarak çalışır. Bu, 9. haftadaki</w:t>
-      </w:r>
-      <w:r>
-        <w:t xml:space="preserve"> </w:t>
-      </w:r>
-      <w:r>
-        <w:t xml:space="preserve">“her gizleme bakım maliyeti getirir”</w:t>
-      </w:r>
-      <w:r>
-        <w:t xml:space="preserve"> </w:t>
-      </w:r>
-      <w:r>
-        <w:t xml:space="preserve">sorununu büyük ölçüde çözer: bakım maliyeti</w:t>
-      </w:r>
-      <w:r>
-        <w:t xml:space="preserve"> </w:t>
-      </w:r>
-      <w:r>
-        <w:t xml:space="preserve">okunur kaynakta kalır, dağıtılan kaynak gizlidir.</w:t>
-      </w:r>
-    </w:p>
-    <w:bookmarkStart w:id="20" w:name="tigress-nedir-nereye-oturur"/>
-    <w:p>
-      <w:pPr>
-        <w:pStyle w:val="Heading3"/>
-      </w:pPr>
-      <w:r>
-        <w:t xml:space="preserve">Tigress nedir, nereye oturur?</w:t>
-      </w:r>
-    </w:p>
-    <w:p>
-      <w:pPr>
-        <w:pStyle w:val="FirstParagraph"/>
-      </w:pPr>
-      <w:r>
-        <w:t xml:space="preserve">Tigress, Arizona Üniversitesi’nden Christian Collberg ve ekibinin geliştirdiği bir</w:t>
-      </w:r>
-      <w:r>
-        <w:t xml:space="preserve"> </w:t>
-      </w:r>
-      <w:r>
-        <w:rPr>
-          <w:b/>
-          <w:bCs/>
-        </w:rPr>
-        <w:t xml:space="preserve">kaynaktan kaynağa C gizleyici ve</w:t>
-      </w:r>
-      <w:r>
-        <w:rPr>
-          <w:b/>
-          <w:bCs/>
-        </w:rPr>
-        <w:t xml:space="preserve"> </w:t>
-      </w:r>
-      <w:r>
-        <w:rPr>
-          <w:b/>
-          <w:bCs/>
-        </w:rPr>
-        <w:t xml:space="preserve">çeşitlendiricidir</w:t>
-      </w:r>
-      <w:r>
-        <w:t xml:space="preserve">. Bu dersteki yeri:</w:t>
+        <w:pStyle w:val="BlockText"/>
+      </w:pPr>
+      <w:r>
+        <w:rPr>
+          <w:b/>
+          <w:bCs/>
+        </w:rPr>
+        <w:t xml:space="preserve">Kısa tarihçe: kaynaktan kaynağa gizleme ve çeşitlendirme</w:t>
       </w:r>
     </w:p>
     <w:p>
@@ -1170,36 +1218,46 @@
           <w:numId w:val="1002"/>
         </w:numPr>
       </w:pPr>
-    </w:p>
-    <w:p>
-      <w:pPr>
-        <w:pStyle w:val="Compact"/>
-        <w:numPr>
-          <w:ilvl w:val="1"/>
-          <w:numId w:val="1003"/>
-        </w:numPr>
-      </w:pPr>
-      <w:r>
-        <w:t xml:space="preserve">haftadaki</w:t>
-      </w:r>
-      <w:r>
-        <w:t xml:space="preserve"> </w:t>
-      </w:r>
-      <w:r>
-        <w:rPr>
-          <w:b/>
-          <w:bCs/>
-        </w:rPr>
-        <w:t xml:space="preserve">el ile kuralların otomatik karşılığıdır</w:t>
-      </w:r>
-      <w:r>
-        <w:t xml:space="preserve">: düzleştirme, opak yüklem, veri kodlama, sanallaştırma —</w:t>
-      </w:r>
-      <w:r>
-        <w:t xml:space="preserve"> </w:t>
-      </w:r>
-      <w:r>
-        <w:t xml:space="preserve">hepsi birer dönüşüm (transform) olarak.</w:t>
+      <w:r>
+        <w:rPr>
+          <w:b/>
+          <w:bCs/>
+        </w:rPr>
+        <w:t xml:space="preserve">1993</w:t>
+      </w:r>
+      <w:r>
+        <w:t xml:space="preserve"> </w:t>
+      </w:r>
+      <w:r>
+        <w:t xml:space="preserve">— Cohen,</w:t>
+      </w:r>
+      <w:r>
+        <w:t xml:space="preserve"> </w:t>
+      </w:r>
+      <w:r>
+        <w:t xml:space="preserve">“program evolution”</w:t>
+      </w:r>
+      <w:r>
+        <w:t xml:space="preserve"> </w:t>
+      </w:r>
+      <w:r>
+        <w:t xml:space="preserve">ile</w:t>
+      </w:r>
+      <w:r>
+        <w:t xml:space="preserve"> </w:t>
+      </w:r>
+      <w:r>
+        <w:rPr>
+          <w:b/>
+          <w:bCs/>
+        </w:rPr>
+        <w:t xml:space="preserve">çeşitlendirme</w:t>
+      </w:r>
+      <w:r>
+        <w:t xml:space="preserve"> </w:t>
+      </w:r>
+      <w:r>
+        <w:t xml:space="preserve">fikrini ortaya atar: aynı işlev, farklı ikili.</w:t>
       </w:r>
     </w:p>
     <w:p>
@@ -1211,7 +1269,17 @@
         </w:numPr>
       </w:pPr>
       <w:r>
-        <w:t xml:space="preserve">Çok platformludur (Linux, macOS, Windows, Android; Intel/ARM/WebAssembly) ve GCC/Clang/MSVC ile çalışır.</w:t>
+        <w:rPr>
+          <w:b/>
+          <w:bCs/>
+        </w:rPr>
+        <w:t xml:space="preserve">1997</w:t>
+      </w:r>
+      <w:r>
+        <w:t xml:space="preserve"> </w:t>
+      </w:r>
+      <w:r>
+        <w:t xml:space="preserve">— Collberg vd. gizleme taksonomisi (9. hafta’nın temeli).</w:t>
       </w:r>
     </w:p>
     <w:p>
@@ -1223,6 +1291,394 @@
         </w:numPr>
       </w:pPr>
       <w:r>
+        <w:rPr>
+          <w:b/>
+          <w:bCs/>
+        </w:rPr>
+        <w:t xml:space="preserve">2013</w:t>
+      </w:r>
+      <w:r>
+        <w:t xml:space="preserve"> </w:t>
+      </w:r>
+      <w:r>
+        <w:t xml:space="preserve">—</w:t>
+      </w:r>
+      <w:r>
+        <w:t xml:space="preserve"> </w:t>
+      </w:r>
+      <w:r>
+        <w:rPr>
+          <w:b/>
+          <w:bCs/>
+        </w:rPr>
+        <w:t xml:space="preserve">Obfuscator-LLVM (O-LLVM)</w:t>
+      </w:r>
+      <w:r>
+        <w:t xml:space="preserve">: derleyici tabanlı gizleme.</w:t>
+      </w:r>
+    </w:p>
+    <w:p>
+      <w:pPr>
+        <w:pStyle w:val="Compact"/>
+        <w:numPr>
+          <w:ilvl w:val="0"/>
+          <w:numId w:val="1002"/>
+        </w:numPr>
+      </w:pPr>
+      <w:r>
+        <w:rPr>
+          <w:b/>
+          <w:bCs/>
+        </w:rPr>
+        <w:t xml:space="preserve">2010’lar</w:t>
+      </w:r>
+      <w:r>
+        <w:t xml:space="preserve"> </w:t>
+      </w:r>
+      <w:r>
+        <w:t xml:space="preserve">—</w:t>
+      </w:r>
+      <w:r>
+        <w:t xml:space="preserve"> </w:t>
+      </w:r>
+      <w:r>
+        <w:rPr>
+          <w:b/>
+          <w:bCs/>
+        </w:rPr>
+        <w:t xml:space="preserve">Tigress</w:t>
+      </w:r>
+      <w:r>
+        <w:t xml:space="preserve"> </w:t>
+      </w:r>
+      <w:r>
+        <w:t xml:space="preserve">(Christian Collberg): C için</w:t>
+      </w:r>
+      <w:r>
+        <w:t xml:space="preserve"> </w:t>
+      </w:r>
+      <w:r>
+        <w:rPr>
+          <w:b/>
+          <w:bCs/>
+        </w:rPr>
+        <w:t xml:space="preserve">kaynaktan kaynağa</w:t>
+      </w:r>
+      <w:r>
+        <w:t xml:space="preserve"> </w:t>
+      </w:r>
+      <w:r>
+        <w:t xml:space="preserve">gizleyici + sanallaştırma + çeşitlendirme; araştırmada dayanıklılık ölçümünün fiili standardı.</w:t>
+      </w:r>
+    </w:p>
+    <w:p>
+      <w:pPr>
+        <w:pStyle w:val="Compact"/>
+        <w:numPr>
+          <w:ilvl w:val="0"/>
+          <w:numId w:val="1002"/>
+        </w:numPr>
+      </w:pPr>
+      <w:r>
+        <w:rPr>
+          <w:b/>
+          <w:bCs/>
+        </w:rPr>
+        <w:t xml:space="preserve">2016–2017</w:t>
+      </w:r>
+      <w:r>
+        <w:t xml:space="preserve"> </w:t>
+      </w:r>
+      <w:r>
+        <w:t xml:space="preserve">— Banescu vd. Tigress + KLEE ile dönüşüm</w:t>
+      </w:r>
+      <w:r>
+        <w:t xml:space="preserve"> </w:t>
+      </w:r>
+      <w:r>
+        <w:rPr>
+          <w:b/>
+          <w:bCs/>
+        </w:rPr>
+        <w:t xml:space="preserve">dayanıklılığını ölçer</w:t>
+      </w:r>
+      <w:r>
+        <w:t xml:space="preserve"> </w:t>
+      </w:r>
+      <w:r>
+        <w:t xml:space="preserve">→</w:t>
+      </w:r>
+      <w:r>
+        <w:t xml:space="preserve"> </w:t>
+      </w:r>
+      <w:r>
+        <w:t xml:space="preserve">“</w:t>
+      </w:r>
+      <w:r>
+        <w:rPr>
+          <w:b/>
+          <w:bCs/>
+        </w:rPr>
+        <w:t xml:space="preserve">dayanıklılık ↔ maliyet</w:t>
+      </w:r>
+      <w:r>
+        <w:t xml:space="preserve">”</w:t>
+      </w:r>
+      <w:r>
+        <w:t xml:space="preserve"> </w:t>
+      </w:r>
+      <w:r>
+        <w:t xml:space="preserve">kuralı.</w:t>
+      </w:r>
+    </w:p>
+    <w:p>
+      <w:pPr>
+        <w:pStyle w:val="FirstParagraph"/>
+      </w:pPr>
+      <w:r>
+        <w:rPr>
+          <w:b/>
+          <w:bCs/>
+        </w:rPr>
+        <w:t xml:space="preserve">Kaynaktan kaynağa</w:t>
+      </w:r>
+      <w:r>
+        <w:t xml:space="preserve"> </w:t>
+      </w:r>
+      <w:r>
+        <w:t xml:space="preserve">(source-to-source) gizleme, bir aracın</w:t>
+      </w:r>
+      <w:r>
+        <w:t xml:space="preserve"> </w:t>
+      </w:r>
+      <w:r>
+        <w:rPr>
+          <w:b/>
+          <w:bCs/>
+        </w:rPr>
+        <w:t xml:space="preserve">C kaynağını girdi alıp yine C kaynağı</w:t>
+      </w:r>
+      <w:r>
+        <w:t xml:space="preserve"> </w:t>
+      </w:r>
+      <w:r>
+        <w:t xml:space="preserve">üretmesidir;</w:t>
+      </w:r>
+      <w:r>
+        <w:t xml:space="preserve"> </w:t>
+      </w:r>
+      <w:r>
+        <w:t xml:space="preserve">üretilen kaynak, davranışça özdeş ama okunması çok daha zordur ve normal derleyicinizle derlenir. Bu yaklaşımın en</w:t>
+      </w:r>
+      <w:r>
+        <w:t xml:space="preserve"> </w:t>
+      </w:r>
+      <w:r>
+        <w:t xml:space="preserve">bilinen aracı</w:t>
+      </w:r>
+      <w:r>
+        <w:t xml:space="preserve"> </w:t>
+      </w:r>
+      <w:r>
+        <w:rPr>
+          <w:b/>
+          <w:bCs/>
+        </w:rPr>
+        <w:t xml:space="preserve">Tigress</w:t>
+      </w:r>
+      <w:r>
+        <w:t xml:space="preserve">’tir.</w:t>
+      </w:r>
+    </w:p>
+    <w:p>
+      <w:pPr>
+        <w:pStyle w:val="SourceCode"/>
+      </w:pPr>
+      <w:r>
+        <w:rPr>
+          <w:rStyle w:val="VerbatimChar"/>
+        </w:rPr>
+        <w:t xml:space="preserve">Sizin kaynağınız (okunur)  ──►  [ Tigress: dönüşümleri uygula ]  ──►  Gizlenmiş kaynak (C)  ──►  derleyici  ──►  ikili</w:t>
+      </w:r>
+      <w:r>
+        <w:br/>
+      </w:r>
+      <w:r>
+        <w:rPr>
+          <w:rStyle w:val="VerbatimChar"/>
+        </w:rPr>
+        <w:t xml:space="preserve">        ^ bakımı siz yaparsınız                                              ^ bu dağıtılır</w:t>
+      </w:r>
+    </w:p>
+    <w:p>
+      <w:pPr>
+        <w:pStyle w:val="FirstParagraph"/>
+      </w:pPr>
+      <w:r>
+        <w:t xml:space="preserve">Önemli fark: siz</w:t>
+      </w:r>
+      <w:r>
+        <w:t xml:space="preserve"> </w:t>
+      </w:r>
+      <w:r>
+        <w:rPr>
+          <w:b/>
+          <w:bCs/>
+        </w:rPr>
+        <w:t xml:space="preserve">okunur</w:t>
+      </w:r>
+      <w:r>
+        <w:t xml:space="preserve"> </w:t>
+      </w:r>
+      <w:r>
+        <w:t xml:space="preserve">kaynağı korur ve bakımını yaparsınız; gizleme,</w:t>
+      </w:r>
+      <w:r>
+        <w:t xml:space="preserve"> </w:t>
+      </w:r>
+      <w:r>
+        <w:rPr>
+          <w:b/>
+          <w:bCs/>
+        </w:rPr>
+        <w:t xml:space="preserve">derleme hattında</w:t>
+      </w:r>
+      <w:r>
+        <w:t xml:space="preserve"> </w:t>
+      </w:r>
+      <w:r>
+        <w:t xml:space="preserve">otomatik bir adım</w:t>
+      </w:r>
+      <w:r>
+        <w:t xml:space="preserve"> </w:t>
+      </w:r>
+      <w:r>
+        <w:t xml:space="preserve">olarak çalışır. Bu, 9. haftadaki</w:t>
+      </w:r>
+      <w:r>
+        <w:t xml:space="preserve"> </w:t>
+      </w:r>
+      <w:r>
+        <w:t xml:space="preserve">“her gizleme bakım maliyeti getirir”</w:t>
+      </w:r>
+      <w:r>
+        <w:t xml:space="preserve"> </w:t>
+      </w:r>
+      <w:r>
+        <w:t xml:space="preserve">sorununu büyük ölçüde çözer: bakım maliyeti</w:t>
+      </w:r>
+      <w:r>
+        <w:t xml:space="preserve"> </w:t>
+      </w:r>
+      <w:r>
+        <w:t xml:space="preserve">okunur kaynakta kalır, dağıtılan kaynak gizlidir.</w:t>
+      </w:r>
+    </w:p>
+    <w:bookmarkStart w:id="21" w:name="tigress-nedir-nereye-oturur"/>
+    <w:p>
+      <w:pPr>
+        <w:pStyle w:val="Heading3"/>
+      </w:pPr>
+      <w:r>
+        <w:t xml:space="preserve">Tigress nedir, nereye oturur?</w:t>
+      </w:r>
+    </w:p>
+    <w:p>
+      <w:pPr>
+        <w:pStyle w:val="FirstParagraph"/>
+      </w:pPr>
+      <w:r>
+        <w:t xml:space="preserve">Tigress, Arizona Üniversitesi’nden Christian Collberg ve ekibinin geliştirdiği bir</w:t>
+      </w:r>
+      <w:r>
+        <w:t xml:space="preserve"> </w:t>
+      </w:r>
+      <w:r>
+        <w:rPr>
+          <w:b/>
+          <w:bCs/>
+        </w:rPr>
+        <w:t xml:space="preserve">kaynaktan kaynağa C gizleyici ve</w:t>
+      </w:r>
+      <w:r>
+        <w:rPr>
+          <w:b/>
+          <w:bCs/>
+        </w:rPr>
+        <w:t xml:space="preserve"> </w:t>
+      </w:r>
+      <w:r>
+        <w:rPr>
+          <w:b/>
+          <w:bCs/>
+        </w:rPr>
+        <w:t xml:space="preserve">çeşitlendiricidir</w:t>
+      </w:r>
+      <w:r>
+        <w:t xml:space="preserve">. Bu dersteki yeri:</w:t>
+      </w:r>
+    </w:p>
+    <w:p>
+      <w:pPr>
+        <w:pStyle w:val="Compact"/>
+        <w:numPr>
+          <w:ilvl w:val="0"/>
+          <w:numId w:val="1003"/>
+        </w:numPr>
+      </w:pPr>
+    </w:p>
+    <w:p>
+      <w:pPr>
+        <w:pStyle w:val="Compact"/>
+        <w:numPr>
+          <w:ilvl w:val="1"/>
+          <w:numId w:val="1004"/>
+        </w:numPr>
+      </w:pPr>
+      <w:r>
+        <w:t xml:space="preserve">haftadaki</w:t>
+      </w:r>
+      <w:r>
+        <w:t xml:space="preserve"> </w:t>
+      </w:r>
+      <w:r>
+        <w:rPr>
+          <w:b/>
+          <w:bCs/>
+        </w:rPr>
+        <w:t xml:space="preserve">el ile kuralların otomatik karşılığıdır</w:t>
+      </w:r>
+      <w:r>
+        <w:t xml:space="preserve">: düzleştirme, opak yüklem, veri kodlama, sanallaştırma —</w:t>
+      </w:r>
+      <w:r>
+        <w:t xml:space="preserve"> </w:t>
+      </w:r>
+      <w:r>
+        <w:t xml:space="preserve">hepsi birer dönüşüm (transform) olarak.</w:t>
+      </w:r>
+    </w:p>
+    <w:p>
+      <w:pPr>
+        <w:pStyle w:val="Compact"/>
+        <w:numPr>
+          <w:ilvl w:val="0"/>
+          <w:numId w:val="1003"/>
+        </w:numPr>
+      </w:pPr>
+      <w:r>
+        <w:t xml:space="preserve">Çok platformludur (Linux, macOS, Windows, Android; Intel/ARM/WebAssembly) ve GCC/Clang/MSVC ile çalışır.</w:t>
+      </w:r>
+    </w:p>
+    <w:p>
+      <w:pPr>
+        <w:pStyle w:val="Compact"/>
+        <w:numPr>
+          <w:ilvl w:val="0"/>
+          <w:numId w:val="1003"/>
+        </w:numPr>
+      </w:pPr>
+      <w:r>
         <w:t xml:space="preserve">Güncel sürümü</w:t>
       </w:r>
       <w:r>
@@ -1372,8 +1828,8 @@
         <w:t xml:space="preserve">koduna, kendi makinesinde uygulanır.</w:t>
       </w:r>
     </w:p>
-    <w:bookmarkEnd w:id="20"/>
-    <w:bookmarkStart w:id="21" w:name="neden-bir-araç-el-ile-değil"/>
+    <w:bookmarkEnd w:id="21"/>
+    <w:bookmarkStart w:id="22" w:name="neden-bir-araç-el-ile-değil"/>
     <w:p>
       <w:pPr>
         <w:pStyle w:val="Heading3"/>
@@ -1558,7 +2014,7 @@
         <w:pStyle w:val="Compact"/>
         <w:numPr>
           <w:ilvl w:val="0"/>
-          <w:numId w:val="1004"/>
+          <w:numId w:val="1005"/>
         </w:numPr>
       </w:pPr>
       <w:r>
@@ -1639,9 +2095,9 @@
         <w:t xml:space="preserve">dayandığını ölçen araştırmaların (bölüm 4) baş öznesidir.</w:t>
       </w:r>
     </w:p>
-    <w:bookmarkEnd w:id="21"/>
     <w:bookmarkEnd w:id="22"/>
-    <w:bookmarkStart w:id="23" w:name="X6273d18c9d872fcca83fdc002f913daa115c6a5"/>
+    <w:bookmarkEnd w:id="23"/>
+    <w:bookmarkStart w:id="24" w:name="X6273d18c9d872fcca83fdc002f913daa115c6a5"/>
     <w:p>
       <w:pPr>
         <w:pStyle w:val="Heading2"/>
@@ -1817,7 +2273,7 @@
         <w:pStyle w:val="Compact"/>
         <w:numPr>
           <w:ilvl w:val="0"/>
-          <w:numId w:val="1005"/>
+          <w:numId w:val="1006"/>
         </w:numPr>
       </w:pPr>
       <w:r>
@@ -1840,7 +2296,7 @@
         <w:pStyle w:val="Compact"/>
         <w:numPr>
           <w:ilvl w:val="0"/>
-          <w:numId w:val="1005"/>
+          <w:numId w:val="1006"/>
         </w:numPr>
       </w:pPr>
       <w:r>
@@ -1885,7 +2341,7 @@
         <w:pStyle w:val="Compact"/>
         <w:numPr>
           <w:ilvl w:val="0"/>
-          <w:numId w:val="1005"/>
+          <w:numId w:val="1006"/>
         </w:numPr>
       </w:pPr>
       <w:r>
@@ -1915,8 +2371,8 @@
         </w:pict>
       </w:r>
     </w:p>
-    <w:bookmarkEnd w:id="23"/>
-    <w:bookmarkStart w:id="24" w:name="Xea12692b510492ab6495dce8d368362f5bb38a0"/>
+    <w:bookmarkEnd w:id="24"/>
+    <w:bookmarkStart w:id="25" w:name="Xea12692b510492ab6495dce8d368362f5bb38a0"/>
     <w:p>
       <w:pPr>
         <w:pStyle w:val="Heading2"/>
@@ -2475,8 +2931,8 @@
         <w:t xml:space="preserve">ile hedef seçmek tam da bunun içindir.</w:t>
       </w:r>
     </w:p>
-    <w:bookmarkEnd w:id="24"/>
-    <w:bookmarkStart w:id="25" w:name="X0bf8ecd1a80160ce2da8a765de1e53609d58d9a"/>
+    <w:bookmarkEnd w:id="25"/>
+    <w:bookmarkStart w:id="29" w:name="X0bf8ecd1a80160ce2da8a765de1e53609d58d9a"/>
     <w:p>
       <w:pPr>
         <w:pStyle w:val="Heading2"/>
@@ -2547,6 +3003,106 @@
         <w:pStyle w:val="BodyText"/>
       </w:pPr>
       <w:r>
+        <w:drawing>
+          <wp:inline>
+            <wp:extent cx="5759999" cy="449881"/>
+            <wp:effectExtent b="0" l="0" r="0" t="0"/>
+            <wp:docPr descr="" title="" id="27" name="Picture"/>
+            <a:graphic>
+              <a:graphicData uri="http://schemas.openxmlformats.org/drawingml/2006/picture">
+                <pic:pic>
+                  <pic:nvPicPr>
+                    <pic:cNvPr descr="diyagram-1.png" id="28" name="Picture"/>
+                    <pic:cNvPicPr>
+                      <a:picLocks noChangeArrowheads="1" noChangeAspect="1"/>
+                    </pic:cNvPicPr>
+                  </pic:nvPicPr>
+                  <pic:blipFill>
+                    <a:blip r:embed="rId26"/>
+                    <a:stretch>
+                      <a:fillRect/>
+                    </a:stretch>
+                  </pic:blipFill>
+                  <pic:spPr bwMode="auto">
+                    <a:xfrm>
+                      <a:off x="0" y="0"/>
+                      <a:ext cx="5759999" cy="449881"/>
+                    </a:xfrm>
+                    <a:prstGeom prst="rect">
+                      <a:avLst/>
+                    </a:prstGeom>
+                    <a:noFill/>
+                    <a:ln w="9525">
+                      <a:noFill/>
+                      <a:headEnd/>
+                      <a:tailEnd/>
+                    </a:ln>
+                  </pic:spPr>
+                </pic:pic>
+              </a:graphicData>
+            </a:graphic>
+          </wp:inline>
+        </w:drawing>
+      </w:r>
+    </w:p>
+    <w:p>
+      <w:pPr>
+        <w:pStyle w:val="BodyText"/>
+      </w:pPr>
+      <w:r>
+        <w:t xml:space="preserve">İmza</w:t>
+      </w:r>
+      <w:r>
+        <w:t xml:space="preserve"> </w:t>
+      </w:r>
+      <w:r>
+        <w:rPr>
+          <w:b/>
+          <w:bCs/>
+        </w:rPr>
+        <w:t xml:space="preserve">en son</w:t>
+      </w:r>
+      <w:r>
+        <w:t xml:space="preserve"> </w:t>
+      </w:r>
+      <w:r>
+        <w:t xml:space="preserve">gelir (önce gizle, sonra imzala); her hattan sonra</w:t>
+      </w:r>
+      <w:r>
+        <w:t xml:space="preserve"> </w:t>
+      </w:r>
+      <w:r>
+        <w:rPr>
+          <w:b/>
+          <w:bCs/>
+        </w:rPr>
+        <w:t xml:space="preserve">davranışı test et</w:t>
+      </w:r>
+      <w:r>
+        <w:t xml:space="preserve"> </w:t>
+      </w:r>
+      <w:r>
+        <w:t xml:space="preserve">ve</w:t>
+      </w:r>
+      <w:r>
+        <w:t xml:space="preserve"> </w:t>
+      </w:r>
+      <w:r>
+        <w:rPr>
+          <w:b/>
+          <w:bCs/>
+        </w:rPr>
+        <w:t xml:space="preserve">maliyeti ölç</w:t>
+      </w:r>
+      <w:r>
+        <w:t xml:space="preserve">.</w:t>
+      </w:r>
+    </w:p>
+    <w:p>
+      <w:pPr>
+        <w:pStyle w:val="BodyText"/>
+      </w:pPr>
+      <w:r>
         <w:rPr>
           <w:b/>
           <w:bCs/>
@@ -2916,8 +3472,8 @@
         <w:t xml:space="preserve">na doğrudan bağlanır.</w:t>
       </w:r>
     </w:p>
-    <w:bookmarkEnd w:id="25"/>
-    <w:bookmarkStart w:id="26" w:name="Xf39b5829057d1199f1dac33a84f618b579cc4e8"/>
+    <w:bookmarkEnd w:id="29"/>
+    <w:bookmarkStart w:id="30" w:name="Xf39b5829057d1199f1dac33a84f618b579cc4e8"/>
     <w:p>
       <w:pPr>
         <w:pStyle w:val="Heading2"/>
@@ -3578,8 +4134,8 @@
         </w:pict>
       </w:r>
     </w:p>
-    <w:bookmarkEnd w:id="26"/>
-    <w:bookmarkStart w:id="27" w:name="Xdf69c0c1534e1d8e230ffd2b76f61321c322187"/>
+    <w:bookmarkEnd w:id="30"/>
+    <w:bookmarkStart w:id="31" w:name="Xdf69c0c1534e1d8e230ffd2b76f61321c322187"/>
     <w:p>
       <w:pPr>
         <w:pStyle w:val="Heading2"/>
@@ -3958,7 +4514,7 @@
         <w:pStyle w:val="Compact"/>
         <w:numPr>
           <w:ilvl w:val="0"/>
-          <w:numId w:val="1006"/>
+          <w:numId w:val="1007"/>
         </w:numPr>
       </w:pPr>
       <w:r>
@@ -3986,7 +4542,7 @@
         <w:pStyle w:val="Compact"/>
         <w:numPr>
           <w:ilvl w:val="0"/>
-          <w:numId w:val="1006"/>
+          <w:numId w:val="1007"/>
         </w:numPr>
       </w:pPr>
       <w:r>
@@ -4097,8 +4653,8 @@
         <w:t xml:space="preserve">engeller — bu ayrım 9. haftanın çekirdek fikriydi.</w:t>
       </w:r>
     </w:p>
-    <w:bookmarkEnd w:id="27"/>
-    <w:bookmarkStart w:id="30" w:name="gizlemeyi-ve-çeşitlendirmeyi-ölçmek"/>
+    <w:bookmarkEnd w:id="31"/>
+    <w:bookmarkStart w:id="34" w:name="gizlemeyi-ve-çeşitlendirmeyi-ölçmek"/>
     <w:p>
       <w:pPr>
         <w:pStyle w:val="Heading2"/>
@@ -4137,7 +4693,7 @@
         <w:t xml:space="preserve">yapabilmenizdir: aynı programı gizleyip önce/sonra ölçersiniz.</w:t>
       </w:r>
     </w:p>
-    <w:bookmarkStart w:id="28" w:name="maliyet-ölçümü-kolay-ve-zorunlu"/>
+    <w:bookmarkStart w:id="32" w:name="maliyet-ölçümü-kolay-ve-zorunlu"/>
     <w:p>
       <w:pPr>
         <w:pStyle w:val="Heading3"/>
@@ -4372,8 +4928,8 @@
         <w:t xml:space="preserve"># süre: aynı girdiyle N kez çalıştır, ortalamayı karşılaştır</w:t>
       </w:r>
     </w:p>
-    <w:bookmarkEnd w:id="28"/>
-    <w:bookmarkStart w:id="29" w:name="dayanıklılık-ölçümü-ileri-kavramsal"/>
+    <w:bookmarkEnd w:id="32"/>
+    <w:bookmarkStart w:id="33" w:name="dayanıklılık-ölçümü-ileri-kavramsal"/>
     <w:p>
       <w:pPr>
         <w:pStyle w:val="Heading3"/>
@@ -4422,200 +4978,6 @@
       </w:r>
       <w:r>
         <w:t xml:space="preserve">(KLEE gibi) ne kadar dayandığını ölçer. Bulgu, ders için önemli bir kuraldır:</w:t>
-      </w:r>
-    </w:p>
-    <w:p>
-      <w:pPr>
-        <w:pStyle w:val="Compact"/>
-        <w:numPr>
-          <w:ilvl w:val="0"/>
-          <w:numId w:val="1007"/>
-        </w:numPr>
-      </w:pPr>
-      <w:r>
-        <w:t xml:space="preserve">Tek bir dönüşüm (yalnız Flatten) sembolik yürütmeyle çoğu zaman geri açılabilir.</w:t>
-      </w:r>
-    </w:p>
-    <w:p>
-      <w:pPr>
-        <w:pStyle w:val="Compact"/>
-        <w:numPr>
-          <w:ilvl w:val="0"/>
-          <w:numId w:val="1007"/>
-        </w:numPr>
-      </w:pPr>
-      <w:r>
-        <w:t xml:space="preserve">Dönüşümleri</w:t>
-      </w:r>
-      <w:r>
-        <w:t xml:space="preserve"> </w:t>
-      </w:r>
-      <w:r>
-        <w:rPr>
-          <w:b/>
-          <w:bCs/>
-        </w:rPr>
-        <w:t xml:space="preserve">birleştirmek</w:t>
-      </w:r>
-      <w:r>
-        <w:t xml:space="preserve"> </w:t>
-      </w:r>
-      <w:r>
-        <w:t xml:space="preserve">ve durum uzayını büyütmek (opak yüklemleri çözmesi pahalı yapılara bağlamak)</w:t>
-      </w:r>
-      <w:r>
-        <w:t xml:space="preserve"> </w:t>
-      </w:r>
-      <w:r>
-        <w:t xml:space="preserve">çözücünün işini üstel olarak zorlaştırabilir.</w:t>
-      </w:r>
-    </w:p>
-    <w:p>
-      <w:pPr>
-        <w:pStyle w:val="Compact"/>
-        <w:numPr>
-          <w:ilvl w:val="0"/>
-          <w:numId w:val="1007"/>
-        </w:numPr>
-      </w:pPr>
-      <w:r>
-        <w:t xml:space="preserve">Ama bu,</w:t>
-      </w:r>
-      <w:r>
-        <w:t xml:space="preserve"> </w:t>
-      </w:r>
-      <w:r>
-        <w:rPr>
-          <w:b/>
-          <w:bCs/>
-        </w:rPr>
-        <w:t xml:space="preserve">maliyeti</w:t>
-      </w:r>
-      <w:r>
-        <w:t xml:space="preserve"> </w:t>
-      </w:r>
-      <w:r>
-        <w:t xml:space="preserve">de artırır. Yani dayanıklılık ve maliyet, tam da 9. haftada dediğimiz gibi ödünleşir.</w:t>
-      </w:r>
-    </w:p>
-    <w:p>
-      <w:pPr>
-        <w:pStyle w:val="BlockText"/>
-      </w:pPr>
-      <w:r>
-        <w:rPr>
-          <w:b/>
-          <w:bCs/>
-        </w:rPr>
-        <w:t xml:space="preserve">Ölçüm kuralı (S9/S15)</w:t>
-      </w:r>
-    </w:p>
-    <w:p>
-      <w:pPr>
-        <w:pStyle w:val="BlockText"/>
-      </w:pPr>
-      <w:r>
-        <w:t xml:space="preserve">Projenizde bir gizleme kararını</w:t>
-      </w:r>
-      <w:r>
-        <w:t xml:space="preserve"> </w:t>
-      </w:r>
-      <w:r>
-        <w:t xml:space="preserve">“güçlü”</w:t>
-      </w:r>
-      <w:r>
-        <w:t xml:space="preserve"> </w:t>
-      </w:r>
-      <w:r>
-        <w:t xml:space="preserve">diye değil,</w:t>
-      </w:r>
-      <w:r>
-        <w:t xml:space="preserve"> </w:t>
-      </w:r>
-      <w:r>
-        <w:rPr>
-          <w:b/>
-          <w:bCs/>
-        </w:rPr>
-        <w:t xml:space="preserve">ölçüyle</w:t>
-      </w:r>
-      <w:r>
-        <w:t xml:space="preserve"> </w:t>
-      </w:r>
-      <w:r>
-        <w:t xml:space="preserve">savunun:</w:t>
-      </w:r>
-      <w:r>
-        <w:t xml:space="preserve"> </w:t>
-      </w:r>
-      <w:r>
-        <w:t xml:space="preserve">“Flatten + AddOpaque hattı ikili boyutu</w:t>
-      </w:r>
-      <w:r>
-        <w:t xml:space="preserve"> </w:t>
-      </w:r>
-      <w:r>
-        <w:t xml:space="preserve">%X büyüttü, işlemi %Y yavaşlattı; buna karşılık hedef fonksiyonun temel blok sayısı Z katına çıktı.”</w:t>
-      </w:r>
-      <w:r>
-        <w:t xml:space="preserve"> </w:t>
-      </w:r>
-      <w:r>
-        <w:t xml:space="preserve">Ölçülmemiş</w:t>
-      </w:r>
-      <w:r>
-        <w:t xml:space="preserve"> </w:t>
-      </w:r>
-      <w:r>
-        <w:t xml:space="preserve">gizleme, 12. haftadaki değerlendiricinin gözünde bir iddiadır, kanıt değil.</w:t>
-      </w:r>
-    </w:p>
-    <w:p>
-      <w:r>
-        <w:pict>
-          <v:rect style="width:0;height:1.5pt" o:hralign="center" o:hrstd="t" o:hr="t"/>
-        </w:pict>
-      </w:r>
-    </w:p>
-    <w:bookmarkEnd w:id="29"/>
-    <w:bookmarkEnd w:id="30"/>
-    <w:bookmarkStart w:id="31" w:name="Xed18fb24b3b216be3cab6fadb481a8f69cb4f69"/>
-    <w:p>
-      <w:pPr>
-        <w:pStyle w:val="Heading2"/>
-      </w:pPr>
-      <w:r>
-        <w:t xml:space="preserve">8. Sınıf içi akış: gizle, karşılaştır, ölç, çeşitlendir</w:t>
-      </w:r>
-    </w:p>
-    <w:p>
-      <w:pPr>
-        <w:pStyle w:val="FirstParagraph"/>
-      </w:pPr>
-      <w:r>
-        <w:t xml:space="preserve">Bu haftanın uygulaması, öğrencinin</w:t>
-      </w:r>
-      <w:r>
-        <w:t xml:space="preserve"> </w:t>
-      </w:r>
-      <w:r>
-        <w:rPr>
-          <w:b/>
-          <w:bCs/>
-        </w:rPr>
-        <w:t xml:space="preserve">kendi</w:t>
-      </w:r>
-      <w:r>
-        <w:t xml:space="preserve"> </w:t>
-      </w:r>
-      <w:r>
-        <w:t xml:space="preserve">küçük programı üzerinde, kendi makinesinde yapılır (Tigress’i resmî</w:t>
-      </w:r>
-      <w:r>
-        <w:t xml:space="preserve"> </w:t>
-      </w:r>
-      <w:r>
-        <w:t xml:space="preserve">siteden kendisi indirir). Akış tümüyle savunma amaçlıdır: kendi kodunuzu koruyup korumanın maliyetini ölçersiniz.</w:t>
       </w:r>
     </w:p>
     <w:p>
@@ -4627,38 +4989,7 @@
         </w:numPr>
       </w:pPr>
       <w:r>
-        <w:rPr>
-          <w:b/>
-          <w:bCs/>
-        </w:rPr>
-        <w:t xml:space="preserve">Hazırlık:</w:t>
-      </w:r>
-      <w:r>
-        <w:t xml:space="preserve"> </w:t>
-      </w:r>
-      <w:r>
-        <w:t xml:space="preserve">Küçük, sentetik bir program yazın (ör. bir</w:t>
-      </w:r>
-      <w:r>
-        <w:t xml:space="preserve"> </w:t>
-      </w:r>
-      <w:r>
-        <w:rPr>
-          <w:rStyle w:val="VerbatimChar"/>
-        </w:rPr>
-        <w:t xml:space="preserve">erisim_ver</w:t>
-      </w:r>
-      <w:r>
-        <w:t xml:space="preserve"> </w:t>
-      </w:r>
-      <w:r>
-        <w:t xml:space="preserve">denetimi). Birim testleriyle doğru</w:t>
-      </w:r>
-      <w:r>
-        <w:t xml:space="preserve"> </w:t>
-      </w:r>
-      <w:r>
-        <w:t xml:space="preserve">çalıştığını gösterin.</w:t>
+        <w:t xml:space="preserve">Tek bir dönüşüm (yalnız Flatten) sembolik yürütmeyle çoğu zaman geri açılabilir.</w:t>
       </w:r>
     </w:p>
     <w:p>
@@ -4670,17 +5001,29 @@
         </w:numPr>
       </w:pPr>
       <w:r>
-        <w:rPr>
-          <w:b/>
-          <w:bCs/>
-        </w:rPr>
-        <w:t xml:space="preserve">Gizle:</w:t>
-      </w:r>
-      <w:r>
-        <w:t xml:space="preserve"> </w:t>
-      </w:r>
-      <w:r>
-        <w:t xml:space="preserve">Bir dönüşüm hattı uygulayın (EncodeLiterals → EncodeArithmetic → Flatten → AddOpaque).</w:t>
+        <w:t xml:space="preserve">Dönüşümleri</w:t>
+      </w:r>
+      <w:r>
+        <w:t xml:space="preserve"> </w:t>
+      </w:r>
+      <w:r>
+        <w:rPr>
+          <w:b/>
+          <w:bCs/>
+        </w:rPr>
+        <w:t xml:space="preserve">birleştirmek</w:t>
+      </w:r>
+      <w:r>
+        <w:t xml:space="preserve"> </w:t>
+      </w:r>
+      <w:r>
+        <w:t xml:space="preserve">ve durum uzayını büyütmek (opak yüklemleri çözmesi pahalı yapılara bağlamak)</w:t>
+      </w:r>
+      <w:r>
+        <w:t xml:space="preserve"> </w:t>
+      </w:r>
+      <w:r>
+        <w:t xml:space="preserve">çözücünün işini üstel olarak zorlaştırabilir.</w:t>
       </w:r>
     </w:p>
     <w:p>
@@ -4692,139 +5035,23 @@
         </w:numPr>
       </w:pPr>
       <w:r>
-        <w:rPr>
-          <w:b/>
-          <w:bCs/>
-        </w:rPr>
-        <w:t xml:space="preserve">Davranışı doğrula:</w:t>
-      </w:r>
-      <w:r>
-        <w:t xml:space="preserve"> </w:t>
-      </w:r>
-      <w:r>
-        <w:t xml:space="preserve">Aynı birim testlerini gizlenmiş sürümde çalıştırın — sonuç</w:t>
-      </w:r>
-      <w:r>
-        <w:t xml:space="preserve"> </w:t>
-      </w:r>
-      <w:r>
-        <w:rPr>
-          <w:b/>
-          <w:bCs/>
-        </w:rPr>
-        <w:t xml:space="preserve">birebir aynı</w:t>
-      </w:r>
-      <w:r>
-        <w:t xml:space="preserve"> </w:t>
-      </w:r>
-      <w:r>
-        <w:t xml:space="preserve">olmalı.</w:t>
-      </w:r>
-      <w:r>
-        <w:t xml:space="preserve"> </w:t>
-      </w:r>
-      <w:r>
-        <w:t xml:space="preserve">Değilse hat yanlıştır.</w:t>
-      </w:r>
-    </w:p>
-    <w:p>
-      <w:pPr>
-        <w:pStyle w:val="Compact"/>
-        <w:numPr>
-          <w:ilvl w:val="0"/>
-          <w:numId w:val="1008"/>
-        </w:numPr>
-      </w:pPr>
-      <w:r>
-        <w:rPr>
-          <w:b/>
-          <w:bCs/>
-        </w:rPr>
-        <w:t xml:space="preserve">Karşılaştır:</w:t>
-      </w:r>
-      <w:r>
-        <w:t xml:space="preserve"> </w:t>
-      </w:r>
-      <w:r>
-        <w:t xml:space="preserve">Tersine derleyicide (ör. Ghidra/objdump) temiz ve gizli sürümün kontrol akışını karşılaştırın;</w:t>
-      </w:r>
-      <w:r>
-        <w:t xml:space="preserve"> </w:t>
-      </w:r>
-      <w:r>
-        <w:t xml:space="preserve">temel blok sayısındaki artışı not edin.</w:t>
-      </w:r>
-    </w:p>
-    <w:p>
-      <w:pPr>
-        <w:pStyle w:val="Compact"/>
-        <w:numPr>
-          <w:ilvl w:val="0"/>
-          <w:numId w:val="1008"/>
-        </w:numPr>
-      </w:pPr>
-      <w:r>
-        <w:rPr>
-          <w:b/>
-          <w:bCs/>
-        </w:rPr>
-        <w:t xml:space="preserve">Ölç:</w:t>
-      </w:r>
-      <w:r>
-        <w:t xml:space="preserve"> </w:t>
-      </w:r>
-      <w:r>
-        <w:t xml:space="preserve">İkili boyut ve çalışma süresini önce/sonra ölçün.</w:t>
-      </w:r>
-    </w:p>
-    <w:p>
-      <w:pPr>
-        <w:pStyle w:val="Compact"/>
-        <w:numPr>
-          <w:ilvl w:val="0"/>
-          <w:numId w:val="1008"/>
-        </w:numPr>
-      </w:pPr>
-      <w:r>
-        <w:rPr>
-          <w:b/>
-          <w:bCs/>
-        </w:rPr>
-        <w:t xml:space="preserve">Çeşitlendir:</w:t>
-      </w:r>
-      <w:r>
-        <w:t xml:space="preserve"> </w:t>
-      </w:r>
-      <w:r>
-        <w:t xml:space="preserve">Aynı hattı iki farklı tohumla çalıştırın; iki ikilinin farklı olduğunu gösterin.</w:t>
-      </w:r>
-    </w:p>
-    <w:p>
-      <w:pPr>
-        <w:pStyle w:val="Compact"/>
-        <w:numPr>
-          <w:ilvl w:val="0"/>
-          <w:numId w:val="1008"/>
-        </w:numPr>
-      </w:pPr>
-      <w:r>
-        <w:rPr>
-          <w:b/>
-          <w:bCs/>
-        </w:rPr>
-        <w:t xml:space="preserve">Raporla:</w:t>
-      </w:r>
-      <w:r>
-        <w:t xml:space="preserve"> </w:t>
-      </w:r>
-      <w:r>
-        <w:t xml:space="preserve">Bulguları bir tabloya dökün (dönüşüm, boyut, süre, blok sayısı, tohum farkı) — bu tablo doğrudan</w:t>
-      </w:r>
-      <w:r>
-        <w:t xml:space="preserve"> </w:t>
-      </w:r>
-      <w:r>
-        <w:t xml:space="preserve">S9/S15’e girer.</w:t>
+        <w:t xml:space="preserve">Ama bu,</w:t>
+      </w:r>
+      <w:r>
+        <w:t xml:space="preserve"> </w:t>
+      </w:r>
+      <w:r>
+        <w:rPr>
+          <w:b/>
+          <w:bCs/>
+        </w:rPr>
+        <w:t xml:space="preserve">maliyeti</w:t>
+      </w:r>
+      <w:r>
+        <w:t xml:space="preserve"> </w:t>
+      </w:r>
+      <w:r>
+        <w:t xml:space="preserve">de artırır. Yani dayanıklılık ve maliyet, tam da 9. haftada dediğimiz gibi ödünleşir.</w:t>
       </w:r>
     </w:p>
     <w:p>
@@ -4836,7 +5063,7 @@
           <w:b/>
           <w:bCs/>
         </w:rPr>
-        <w:t xml:space="preserve">Etik ve güvenli kullanım</w:t>
+        <w:t xml:space="preserve">Ölçüm kuralı (S9/S15)</w:t>
       </w:r>
     </w:p>
     <w:p>
@@ -4844,7 +5071,85 @@
         <w:pStyle w:val="BlockText"/>
       </w:pPr>
       <w:r>
-        <w:t xml:space="preserve">Tigress yalnız</w:t>
+        <w:t xml:space="preserve">Projenizde bir gizleme kararını</w:t>
+      </w:r>
+      <w:r>
+        <w:t xml:space="preserve"> </w:t>
+      </w:r>
+      <w:r>
+        <w:t xml:space="preserve">“güçlü”</w:t>
+      </w:r>
+      <w:r>
+        <w:t xml:space="preserve"> </w:t>
+      </w:r>
+      <w:r>
+        <w:t xml:space="preserve">diye değil,</w:t>
+      </w:r>
+      <w:r>
+        <w:t xml:space="preserve"> </w:t>
+      </w:r>
+      <w:r>
+        <w:rPr>
+          <w:b/>
+          <w:bCs/>
+        </w:rPr>
+        <w:t xml:space="preserve">ölçüyle</w:t>
+      </w:r>
+      <w:r>
+        <w:t xml:space="preserve"> </w:t>
+      </w:r>
+      <w:r>
+        <w:t xml:space="preserve">savunun:</w:t>
+      </w:r>
+      <w:r>
+        <w:t xml:space="preserve"> </w:t>
+      </w:r>
+      <w:r>
+        <w:t xml:space="preserve">“Flatten + AddOpaque hattı ikili boyutu</w:t>
+      </w:r>
+      <w:r>
+        <w:t xml:space="preserve"> </w:t>
+      </w:r>
+      <w:r>
+        <w:t xml:space="preserve">%X büyüttü, işlemi %Y yavaşlattı; buna karşılık hedef fonksiyonun temel blok sayısı Z katına çıktı.”</w:t>
+      </w:r>
+      <w:r>
+        <w:t xml:space="preserve"> </w:t>
+      </w:r>
+      <w:r>
+        <w:t xml:space="preserve">Ölçülmemiş</w:t>
+      </w:r>
+      <w:r>
+        <w:t xml:space="preserve"> </w:t>
+      </w:r>
+      <w:r>
+        <w:t xml:space="preserve">gizleme, 12. haftadaki değerlendiricinin gözünde bir iddiadır, kanıt değil.</w:t>
+      </w:r>
+    </w:p>
+    <w:p>
+      <w:r>
+        <w:pict>
+          <v:rect style="width:0;height:1.5pt" o:hralign="center" o:hrstd="t" o:hr="t"/>
+        </w:pict>
+      </w:r>
+    </w:p>
+    <w:bookmarkEnd w:id="33"/>
+    <w:bookmarkEnd w:id="34"/>
+    <w:bookmarkStart w:id="35" w:name="Xed18fb24b3b216be3cab6fadb481a8f69cb4f69"/>
+    <w:p>
+      <w:pPr>
+        <w:pStyle w:val="Heading2"/>
+      </w:pPr>
+      <w:r>
+        <w:t xml:space="preserve">8. Sınıf içi akış: gizle, karşılaştır, ölç, çeşitlendir</w:t>
+      </w:r>
+    </w:p>
+    <w:p>
+      <w:pPr>
+        <w:pStyle w:val="FirstParagraph"/>
+      </w:pPr>
+      <w:r>
+        <w:t xml:space="preserve">Bu haftanın uygulaması, öğrencinin</w:t>
       </w:r>
       <w:r>
         <w:t xml:space="preserve"> </w:t>
@@ -4860,107 +5165,13 @@
         <w:t xml:space="preserve"> </w:t>
       </w:r>
       <w:r>
-        <w:t xml:space="preserve">kodunuza uygulanır. Amaç, başkasının programını analiz etmek değil,</w:t>
-      </w:r>
-      <w:r>
-        <w:t xml:space="preserve"> </w:t>
-      </w:r>
-      <w:r>
-        <w:rPr>
-          <w:b/>
-          <w:bCs/>
-        </w:rPr>
-        <w:t xml:space="preserve">kendi</w:t>
-      </w:r>
-      <w:r>
-        <w:t xml:space="preserve"> </w:t>
-      </w:r>
-      <w:r>
-        <w:t xml:space="preserve">kodunuzu</w:t>
-      </w:r>
-      <w:r>
-        <w:t xml:space="preserve"> </w:t>
-      </w:r>
-      <w:r>
-        <w:t xml:space="preserve">korumayı ve bunun maliyetini ölçmeyi öğrenmektir. Örnek program öğrencinin bilgisayarına zarar vermez; sistem</w:t>
-      </w:r>
-      <w:r>
-        <w:t xml:space="preserve"> </w:t>
-      </w:r>
-      <w:r>
-        <w:t xml:space="preserve">ayarı değiştirmez, ağa bir şey yapmaz. Bütün değerler sentetiktir.</w:t>
-      </w:r>
-    </w:p>
-    <w:bookmarkEnd w:id="31"/>
-    <w:bookmarkStart w:id="32" w:name="X450b175c1a5bc13bd213b38a8310069f409defa"/>
-    <w:p>
-      <w:pPr>
-        <w:pStyle w:val="Heading2"/>
-      </w:pPr>
-      <w:r>
-        <w:t xml:space="preserve">9. Gizlemeyi derleme ve dağıtım hattına yerleştirmek (S15)</w:t>
-      </w:r>
-    </w:p>
-    <w:p>
-      <w:pPr>
-        <w:pStyle w:val="FirstParagraph"/>
-      </w:pPr>
-      <w:r>
-        <w:t xml:space="preserve">Gizleme,</w:t>
-      </w:r>
-      <w:r>
-        <w:t xml:space="preserve"> </w:t>
-      </w:r>
-      <w:r>
-        <w:t xml:space="preserve">“en sonda elle yapılan bir iş”</w:t>
-      </w:r>
-      <w:r>
-        <w:t xml:space="preserve"> </w:t>
-      </w:r>
-      <w:r>
-        <w:t xml:space="preserve">değil,</w:t>
-      </w:r>
-      <w:r>
-        <w:t xml:space="preserve"> </w:t>
-      </w:r>
-      <w:r>
-        <w:rPr>
-          <w:b/>
-          <w:bCs/>
-        </w:rPr>
-        <w:t xml:space="preserve">derleme hattının</w:t>
-      </w:r>
-      <w:r>
-        <w:t xml:space="preserve"> </w:t>
-      </w:r>
-      <w:r>
-        <w:t xml:space="preserve">bir adımı olmalıdır. Vize sonrası projenizin S15</w:t>
-      </w:r>
-      <w:r>
-        <w:t xml:space="preserve"> </w:t>
-      </w:r>
-      <w:r>
-        <w:t xml:space="preserve">bölümü tam olarak bunu belgeler:</w:t>
-      </w:r>
-    </w:p>
-    <w:p>
-      <w:pPr>
-        <w:pStyle w:val="SourceCode"/>
-      </w:pPr>
-      <w:r>
-        <w:rPr>
-          <w:rStyle w:val="VerbatimChar"/>
-        </w:rPr>
-        <w:t xml:space="preserve">kaynak → (Tigress dönüşüm hattı) → gizli kaynak → derleyici → ikili</w:t>
-      </w:r>
-      <w:r>
-        <w:br/>
-      </w:r>
-      <w:r>
-        <w:rPr>
-          <w:rStyle w:val="VerbatimChar"/>
-        </w:rPr>
-        <w:t xml:space="preserve">       → imzalama (sürüm imzası) → sürüm kimliği + özet → dağıtım</w:t>
+        <w:t xml:space="preserve">küçük programı üzerinde, kendi makinesinde yapılır (Tigress’i resmî</w:t>
+      </w:r>
+      <w:r>
+        <w:t xml:space="preserve"> </w:t>
+      </w:r>
+      <w:r>
+        <w:t xml:space="preserve">siteden kendisi indirir). Akış tümüyle savunma amaçlıdır: kendi kodunuzu koruyup korumanın maliyetini ölçersiniz.</w:t>
       </w:r>
     </w:p>
     <w:p>
@@ -4976,22 +5187,34 @@
           <w:b/>
           <w:bCs/>
         </w:rPr>
-        <w:t xml:space="preserve">Yalnız hassas fonksiyonlar</w:t>
-      </w:r>
-      <w:r>
-        <w:t xml:space="preserve"> </w:t>
-      </w:r>
-      <w:r>
-        <w:t xml:space="preserve">gizlenir (</w:t>
+        <w:t xml:space="preserve">Hazırlık:</w:t>
+      </w:r>
+      <w:r>
+        <w:t xml:space="preserve"> </w:t>
+      </w:r>
+      <w:r>
+        <w:t xml:space="preserve">Küçük, sentetik bir program yazın (ör. bir</w:t>
+      </w:r>
+      <w:r>
+        <w:t xml:space="preserve"> </w:t>
       </w:r>
       <w:r>
         <w:rPr>
           <w:rStyle w:val="VerbatimChar"/>
         </w:rPr>
-        <w:t xml:space="preserve">--Functions</w:t>
-      </w:r>
-      <w:r>
-        <w:t xml:space="preserve">); gerekçesi yazılır.</w:t>
+        <w:t xml:space="preserve">erisim_ver</w:t>
+      </w:r>
+      <w:r>
+        <w:t xml:space="preserve"> </w:t>
+      </w:r>
+      <w:r>
+        <w:t xml:space="preserve">denetimi). Birim testleriyle doğru</w:t>
+      </w:r>
+      <w:r>
+        <w:t xml:space="preserve"> </w:t>
+      </w:r>
+      <w:r>
+        <w:t xml:space="preserve">çalıştığını gösterin.</w:t>
       </w:r>
     </w:p>
     <w:p>
@@ -5003,23 +5226,17 @@
         </w:numPr>
       </w:pPr>
       <w:r>
-        <w:t xml:space="preserve">Her sürüm bir</w:t>
-      </w:r>
-      <w:r>
-        <w:t xml:space="preserve"> </w:t>
-      </w:r>
-      <w:r>
-        <w:rPr>
-          <w:b/>
-          <w:bCs/>
-        </w:rPr>
-        <w:t xml:space="preserve">tohumla</w:t>
-      </w:r>
-      <w:r>
-        <w:t xml:space="preserve"> </w:t>
-      </w:r>
-      <w:r>
-        <w:t xml:space="preserve">çeşitlendirilir; tohum ve sürüm kimliği kaydedilir.</w:t>
+        <w:rPr>
+          <w:b/>
+          <w:bCs/>
+        </w:rPr>
+        <w:t xml:space="preserve">Gizle:</w:t>
+      </w:r>
+      <w:r>
+        <w:t xml:space="preserve"> </w:t>
+      </w:r>
+      <w:r>
+        <w:t xml:space="preserve">Bir dönüşüm hattı uygulayın (EncodeLiterals → EncodeArithmetic → Flatten → AddOpaque).</w:t>
       </w:r>
     </w:p>
     <w:p>
@@ -5031,23 +5248,39 @@
         </w:numPr>
       </w:pPr>
       <w:r>
-        <w:t xml:space="preserve">Gizlemeden</w:t>
-      </w:r>
-      <w:r>
-        <w:t xml:space="preserve"> </w:t>
-      </w:r>
-      <w:r>
-        <w:rPr>
-          <w:b/>
-          <w:bCs/>
-        </w:rPr>
-        <w:t xml:space="preserve">sonra</w:t>
-      </w:r>
-      <w:r>
-        <w:t xml:space="preserve"> </w:t>
-      </w:r>
-      <w:r>
-        <w:t xml:space="preserve">imzalama yapılır; sürüm kimliği ve özet değerleri (12. haftadaki TOE kimliği) tutarlı olur.</w:t>
+        <w:rPr>
+          <w:b/>
+          <w:bCs/>
+        </w:rPr>
+        <w:t xml:space="preserve">Davranışı doğrula:</w:t>
+      </w:r>
+      <w:r>
+        <w:t xml:space="preserve"> </w:t>
+      </w:r>
+      <w:r>
+        <w:t xml:space="preserve">Aynı birim testlerini gizlenmiş sürümde çalıştırın — sonuç</w:t>
+      </w:r>
+      <w:r>
+        <w:t xml:space="preserve"> </w:t>
+      </w:r>
+      <w:r>
+        <w:rPr>
+          <w:b/>
+          <w:bCs/>
+        </w:rPr>
+        <w:t xml:space="preserve">birebir aynı</w:t>
+      </w:r>
+      <w:r>
+        <w:t xml:space="preserve"> </w:t>
+      </w:r>
+      <w:r>
+        <w:t xml:space="preserve">olmalı.</w:t>
+      </w:r>
+      <w:r>
+        <w:t xml:space="preserve"> </w:t>
+      </w:r>
+      <w:r>
+        <w:t xml:space="preserve">Değilse hat yanlıştır.</w:t>
       </w:r>
     </w:p>
     <w:p>
@@ -5059,7 +5292,95 @@
         </w:numPr>
       </w:pPr>
       <w:r>
-        <w:t xml:space="preserve">Hat, sürekli entegrasyonda (CI) çalışır; her sürümde birim testleri + boyut/hız ölçümü otomatik koşar.</w:t>
+        <w:rPr>
+          <w:b/>
+          <w:bCs/>
+        </w:rPr>
+        <w:t xml:space="preserve">Karşılaştır:</w:t>
+      </w:r>
+      <w:r>
+        <w:t xml:space="preserve"> </w:t>
+      </w:r>
+      <w:r>
+        <w:t xml:space="preserve">Tersine derleyicide (ör. Ghidra/objdump) temiz ve gizli sürümün kontrol akışını karşılaştırın;</w:t>
+      </w:r>
+      <w:r>
+        <w:t xml:space="preserve"> </w:t>
+      </w:r>
+      <w:r>
+        <w:t xml:space="preserve">temel blok sayısındaki artışı not edin.</w:t>
+      </w:r>
+    </w:p>
+    <w:p>
+      <w:pPr>
+        <w:pStyle w:val="Compact"/>
+        <w:numPr>
+          <w:ilvl w:val="0"/>
+          <w:numId w:val="1009"/>
+        </w:numPr>
+      </w:pPr>
+      <w:r>
+        <w:rPr>
+          <w:b/>
+          <w:bCs/>
+        </w:rPr>
+        <w:t xml:space="preserve">Ölç:</w:t>
+      </w:r>
+      <w:r>
+        <w:t xml:space="preserve"> </w:t>
+      </w:r>
+      <w:r>
+        <w:t xml:space="preserve">İkili boyut ve çalışma süresini önce/sonra ölçün.</w:t>
+      </w:r>
+    </w:p>
+    <w:p>
+      <w:pPr>
+        <w:pStyle w:val="Compact"/>
+        <w:numPr>
+          <w:ilvl w:val="0"/>
+          <w:numId w:val="1009"/>
+        </w:numPr>
+      </w:pPr>
+      <w:r>
+        <w:rPr>
+          <w:b/>
+          <w:bCs/>
+        </w:rPr>
+        <w:t xml:space="preserve">Çeşitlendir:</w:t>
+      </w:r>
+      <w:r>
+        <w:t xml:space="preserve"> </w:t>
+      </w:r>
+      <w:r>
+        <w:t xml:space="preserve">Aynı hattı iki farklı tohumla çalıştırın; iki ikilinin farklı olduğunu gösterin.</w:t>
+      </w:r>
+    </w:p>
+    <w:p>
+      <w:pPr>
+        <w:pStyle w:val="Compact"/>
+        <w:numPr>
+          <w:ilvl w:val="0"/>
+          <w:numId w:val="1009"/>
+        </w:numPr>
+      </w:pPr>
+      <w:r>
+        <w:rPr>
+          <w:b/>
+          <w:bCs/>
+        </w:rPr>
+        <w:t xml:space="preserve">Raporla:</w:t>
+      </w:r>
+      <w:r>
+        <w:t xml:space="preserve"> </w:t>
+      </w:r>
+      <w:r>
+        <w:t xml:space="preserve">Bulguları bir tabloya dökün (dönüşüm, boyut, süre, blok sayısı, tohum farkı) — bu tablo doğrudan</w:t>
+      </w:r>
+      <w:r>
+        <w:t xml:space="preserve"> </w:t>
+      </w:r>
+      <w:r>
+        <w:t xml:space="preserve">S9/S15’e girer.</w:t>
       </w:r>
     </w:p>
     <w:p>
@@ -5071,7 +5392,7 @@
           <w:b/>
           <w:bCs/>
         </w:rPr>
-        <w:t xml:space="preserve">9, 11 ve 14. haftalar birlikte</w:t>
+        <w:t xml:space="preserve">Etik ve güvenli kullanım</w:t>
       </w:r>
     </w:p>
     <w:p>
@@ -5079,80 +5400,123 @@
         <w:pStyle w:val="BlockText"/>
       </w:pPr>
       <w:r>
-        <w:t xml:space="preserve">Bu üç hafta bir bütündür: 9. hafta gizleme</w:t>
-      </w:r>
-      <w:r>
-        <w:t xml:space="preserve"> </w:t>
-      </w:r>
-      <w:r>
-        <w:rPr>
-          <w:b/>
-          <w:bCs/>
-        </w:rPr>
-        <w:t xml:space="preserve">kurallarını</w:t>
-      </w:r>
-      <w:r>
-        <w:t xml:space="preserve">, 11. hafta anahtar için</w:t>
-      </w:r>
-      <w:r>
-        <w:t xml:space="preserve"> </w:t>
-      </w:r>
-      <w:r>
-        <w:rPr>
-          <w:b/>
-          <w:bCs/>
-        </w:rPr>
-        <w:t xml:space="preserve">whitebox</w:t>
-      </w:r>
-      <w:r>
-        <w:t xml:space="preserve"> </w:t>
-      </w:r>
-      <w:r>
-        <w:t xml:space="preserve">sınırını, 14.</w:t>
-      </w:r>
-      <w:r>
-        <w:t xml:space="preserve"> </w:t>
-      </w:r>
-      <w:r>
-        <w:t xml:space="preserve">hafta bunların</w:t>
-      </w:r>
-      <w:r>
-        <w:t xml:space="preserve"> </w:t>
-      </w:r>
-      <w:r>
-        <w:rPr>
-          <w:b/>
-          <w:bCs/>
-        </w:rPr>
-        <w:t xml:space="preserve">otomatik ve çeşitlendirilmiş</w:t>
-      </w:r>
-      <w:r>
-        <w:t xml:space="preserve"> </w:t>
-      </w:r>
-      <w:r>
-        <w:t xml:space="preserve">uygulamasını verir. Üçünün ortak kuralı aynıdır: gizleme</w:t>
-      </w:r>
-      <w:r>
-        <w:t xml:space="preserve"> </w:t>
-      </w:r>
-      <w:r>
-        <w:t xml:space="preserve">kırılamazlık vermez, maliyet yükseltir; gücü katmanlı savunmadan (RASP, anahtar yenileme, sunucu denetimi) ve</w:t>
-      </w:r>
-      <w:r>
-        <w:t xml:space="preserve"> </w:t>
-      </w:r>
-      <w:r>
-        <w:t xml:space="preserve">ölçülmüş olmaktan gelir.</w:t>
-      </w:r>
-    </w:p>
-    <w:bookmarkEnd w:id="32"/>
-    <w:bookmarkStart w:id="33" w:name="dönem-projesi-bu-hafta-s9-ileri-s15-hat"/>
+        <w:t xml:space="preserve">Tigress yalnız</w:t>
+      </w:r>
+      <w:r>
+        <w:t xml:space="preserve"> </w:t>
+      </w:r>
+      <w:r>
+        <w:rPr>
+          <w:b/>
+          <w:bCs/>
+        </w:rPr>
+        <w:t xml:space="preserve">kendi</w:t>
+      </w:r>
+      <w:r>
+        <w:t xml:space="preserve"> </w:t>
+      </w:r>
+      <w:r>
+        <w:t xml:space="preserve">kodunuza uygulanır. Amaç, başkasının programını analiz etmek değil,</w:t>
+      </w:r>
+      <w:r>
+        <w:t xml:space="preserve"> </w:t>
+      </w:r>
+      <w:r>
+        <w:rPr>
+          <w:b/>
+          <w:bCs/>
+        </w:rPr>
+        <w:t xml:space="preserve">kendi</w:t>
+      </w:r>
+      <w:r>
+        <w:t xml:space="preserve"> </w:t>
+      </w:r>
+      <w:r>
+        <w:t xml:space="preserve">kodunuzu</w:t>
+      </w:r>
+      <w:r>
+        <w:t xml:space="preserve"> </w:t>
+      </w:r>
+      <w:r>
+        <w:t xml:space="preserve">korumayı ve bunun maliyetini ölçmeyi öğrenmektir. Örnek program öğrencinin bilgisayarına zarar vermez; sistem</w:t>
+      </w:r>
+      <w:r>
+        <w:t xml:space="preserve"> </w:t>
+      </w:r>
+      <w:r>
+        <w:t xml:space="preserve">ayarı değiştirmez, ağa bir şey yapmaz. Bütün değerler sentetiktir.</w:t>
+      </w:r>
+    </w:p>
+    <w:bookmarkEnd w:id="35"/>
+    <w:bookmarkStart w:id="36" w:name="X450b175c1a5bc13bd213b38a8310069f409defa"/>
     <w:p>
       <w:pPr>
         <w:pStyle w:val="Heading2"/>
       </w:pPr>
       <w:r>
-        <w:t xml:space="preserve">10. Dönem projesi: bu hafta (S9 ileri + S15 hat)</w:t>
+        <w:t xml:space="preserve">9. Gizlemeyi derleme ve dağıtım hattına yerleştirmek (S15)</w:t>
+      </w:r>
+    </w:p>
+    <w:p>
+      <w:pPr>
+        <w:pStyle w:val="FirstParagraph"/>
+      </w:pPr>
+      <w:r>
+        <w:t xml:space="preserve">Gizleme,</w:t>
+      </w:r>
+      <w:r>
+        <w:t xml:space="preserve"> </w:t>
+      </w:r>
+      <w:r>
+        <w:t xml:space="preserve">“en sonda elle yapılan bir iş”</w:t>
+      </w:r>
+      <w:r>
+        <w:t xml:space="preserve"> </w:t>
+      </w:r>
+      <w:r>
+        <w:t xml:space="preserve">değil,</w:t>
+      </w:r>
+      <w:r>
+        <w:t xml:space="preserve"> </w:t>
+      </w:r>
+      <w:r>
+        <w:rPr>
+          <w:b/>
+          <w:bCs/>
+        </w:rPr>
+        <w:t xml:space="preserve">derleme hattının</w:t>
+      </w:r>
+      <w:r>
+        <w:t xml:space="preserve"> </w:t>
+      </w:r>
+      <w:r>
+        <w:t xml:space="preserve">bir adımı olmalıdır. Vize sonrası projenizin S15</w:t>
+      </w:r>
+      <w:r>
+        <w:t xml:space="preserve"> </w:t>
+      </w:r>
+      <w:r>
+        <w:t xml:space="preserve">bölümü tam olarak bunu belgeler:</w:t>
+      </w:r>
+    </w:p>
+    <w:p>
+      <w:pPr>
+        <w:pStyle w:val="SourceCode"/>
+      </w:pPr>
+      <w:r>
+        <w:rPr>
+          <w:rStyle w:val="VerbatimChar"/>
+        </w:rPr>
+        <w:t xml:space="preserve">kaynak → (Tigress dönüşüm hattı) → gizli kaynak → derleyici → ikili</w:t>
+      </w:r>
+      <w:r>
+        <w:br/>
+      </w:r>
+      <w:r>
+        <w:rPr>
+          <w:rStyle w:val="VerbatimChar"/>
+        </w:rPr>
+        <w:t xml:space="preserve">       → imzalama (sürüm imzası) → sürüm kimliği + özet → dağıtım</w:t>
       </w:r>
     </w:p>
     <w:p>
@@ -5168,26 +5532,22 @@
           <w:b/>
           <w:bCs/>
         </w:rPr>
-        <w:t xml:space="preserve">Bir dönüşüm hattı</w:t>
-      </w:r>
-      <w:r>
-        <w:t xml:space="preserve"> </w:t>
-      </w:r>
-      <w:r>
-        <w:t xml:space="preserve">seçin ve S9’a yazın: hangi fonksiyonlar, hangi dönüşümler, hangi sırayla,</w:t>
-      </w:r>
-      <w:r>
-        <w:t xml:space="preserve"> </w:t>
-      </w:r>
-      <w:r>
-        <w:rPr>
-          <w:b/>
-          <w:bCs/>
-        </w:rPr>
-        <w:t xml:space="preserve">neden</w:t>
-      </w:r>
-      <w:r>
-        <w:t xml:space="preserve">.</w:t>
+        <w:t xml:space="preserve">Yalnız hassas fonksiyonlar</w:t>
+      </w:r>
+      <w:r>
+        <w:t xml:space="preserve"> </w:t>
+      </w:r>
+      <w:r>
+        <w:t xml:space="preserve">gizlenir (</w:t>
+      </w:r>
+      <w:r>
+        <w:rPr>
+          <w:rStyle w:val="VerbatimChar"/>
+        </w:rPr>
+        <w:t xml:space="preserve">--Functions</w:t>
+      </w:r>
+      <w:r>
+        <w:t xml:space="preserve">); gerekçesi yazılır.</w:t>
       </w:r>
     </w:p>
     <w:p>
@@ -5199,17 +5559,23 @@
         </w:numPr>
       </w:pPr>
       <w:r>
-        <w:rPr>
-          <w:b/>
-          <w:bCs/>
-        </w:rPr>
-        <w:t xml:space="preserve">Ölçüm tablosu:</w:t>
-      </w:r>
-      <w:r>
-        <w:t xml:space="preserve"> </w:t>
-      </w:r>
-      <w:r>
-        <w:t xml:space="preserve">boyut, süre ve (varsa) blok sayısı — önce/sonra.</w:t>
+        <w:t xml:space="preserve">Her sürüm bir</w:t>
+      </w:r>
+      <w:r>
+        <w:t xml:space="preserve"> </w:t>
+      </w:r>
+      <w:r>
+        <w:rPr>
+          <w:b/>
+          <w:bCs/>
+        </w:rPr>
+        <w:t xml:space="preserve">tohumla</w:t>
+      </w:r>
+      <w:r>
+        <w:t xml:space="preserve"> </w:t>
+      </w:r>
+      <w:r>
+        <w:t xml:space="preserve">çeşitlendirilir; tohum ve sürüm kimliği kaydedilir.</w:t>
       </w:r>
     </w:p>
     <w:p>
@@ -5221,17 +5587,23 @@
         </w:numPr>
       </w:pPr>
       <w:r>
-        <w:rPr>
-          <w:b/>
-          <w:bCs/>
-        </w:rPr>
-        <w:t xml:space="preserve">Çeşitlendirme:</w:t>
-      </w:r>
-      <w:r>
-        <w:t xml:space="preserve"> </w:t>
-      </w:r>
-      <w:r>
-        <w:t xml:space="preserve">iki tohumla üretim ve fark ölçütü; uygulamayacaksanız gerekçesi.</w:t>
+        <w:t xml:space="preserve">Gizlemeden</w:t>
+      </w:r>
+      <w:r>
+        <w:t xml:space="preserve"> </w:t>
+      </w:r>
+      <w:r>
+        <w:rPr>
+          <w:b/>
+          <w:bCs/>
+        </w:rPr>
+        <w:t xml:space="preserve">sonra</w:t>
+      </w:r>
+      <w:r>
+        <w:t xml:space="preserve"> </w:t>
+      </w:r>
+      <w:r>
+        <w:t xml:space="preserve">imzalama yapılır; sürüm kimliği ve özet değerleri (12. haftadaki TOE kimliği) tutarlı olur.</w:t>
       </w:r>
     </w:p>
     <w:p>
@@ -5243,318 +5615,100 @@
         </w:numPr>
       </w:pPr>
       <w:r>
-        <w:rPr>
-          <w:b/>
-          <w:bCs/>
-        </w:rPr>
-        <w:t xml:space="preserve">S15 hattı:</w:t>
-      </w:r>
-      <w:r>
-        <w:t xml:space="preserve"> </w:t>
-      </w:r>
-      <w:r>
-        <w:t xml:space="preserve">gizleme + imzalama + sürüm kimliği adımlarını bir diyagramla belgeleyin.</w:t>
-      </w:r>
-    </w:p>
-    <w:p>
-      <w:pPr>
-        <w:pStyle w:val="Compact"/>
-        <w:numPr>
-          <w:ilvl w:val="0"/>
-          <w:numId w:val="1010"/>
-        </w:numPr>
-      </w:pPr>
-      <w:r>
-        <w:rPr>
-          <w:b/>
-          <w:bCs/>
-        </w:rPr>
-        <w:t xml:space="preserve">Davranış kanıtı:</w:t>
-      </w:r>
-      <w:r>
-        <w:t xml:space="preserve"> </w:t>
-      </w:r>
-      <w:r>
-        <w:t xml:space="preserve">gizlenmiş sürümün birim testlerini geçtiğini gösterin (S16 ile bağ).</w:t>
-      </w:r>
-    </w:p>
-    <w:bookmarkEnd w:id="33"/>
-    <w:bookmarkStart w:id="34" w:name="kendini-sınama"/>
+        <w:t xml:space="preserve">Hat, sürekli entegrasyonda (CI) çalışır; her sürümde birim testleri + boyut/hız ölçümü otomatik koşar.</w:t>
+      </w:r>
+    </w:p>
+    <w:p>
+      <w:pPr>
+        <w:pStyle w:val="BlockText"/>
+      </w:pPr>
+      <w:r>
+        <w:rPr>
+          <w:b/>
+          <w:bCs/>
+        </w:rPr>
+        <w:t xml:space="preserve">9, 11 ve 14. haftalar birlikte</w:t>
+      </w:r>
+    </w:p>
+    <w:p>
+      <w:pPr>
+        <w:pStyle w:val="BlockText"/>
+      </w:pPr>
+      <w:r>
+        <w:t xml:space="preserve">Bu üç hafta bir bütündür: 9. hafta gizleme</w:t>
+      </w:r>
+      <w:r>
+        <w:t xml:space="preserve"> </w:t>
+      </w:r>
+      <w:r>
+        <w:rPr>
+          <w:b/>
+          <w:bCs/>
+        </w:rPr>
+        <w:t xml:space="preserve">kurallarını</w:t>
+      </w:r>
+      <w:r>
+        <w:t xml:space="preserve">, 11. hafta anahtar için</w:t>
+      </w:r>
+      <w:r>
+        <w:t xml:space="preserve"> </w:t>
+      </w:r>
+      <w:r>
+        <w:rPr>
+          <w:b/>
+          <w:bCs/>
+        </w:rPr>
+        <w:t xml:space="preserve">whitebox</w:t>
+      </w:r>
+      <w:r>
+        <w:t xml:space="preserve"> </w:t>
+      </w:r>
+      <w:r>
+        <w:t xml:space="preserve">sınırını, 14.</w:t>
+      </w:r>
+      <w:r>
+        <w:t xml:space="preserve"> </w:t>
+      </w:r>
+      <w:r>
+        <w:t xml:space="preserve">hafta bunların</w:t>
+      </w:r>
+      <w:r>
+        <w:t xml:space="preserve"> </w:t>
+      </w:r>
+      <w:r>
+        <w:rPr>
+          <w:b/>
+          <w:bCs/>
+        </w:rPr>
+        <w:t xml:space="preserve">otomatik ve çeşitlendirilmiş</w:t>
+      </w:r>
+      <w:r>
+        <w:t xml:space="preserve"> </w:t>
+      </w:r>
+      <w:r>
+        <w:t xml:space="preserve">uygulamasını verir. Üçünün ortak kuralı aynıdır: gizleme</w:t>
+      </w:r>
+      <w:r>
+        <w:t xml:space="preserve"> </w:t>
+      </w:r>
+      <w:r>
+        <w:t xml:space="preserve">kırılamazlık vermez, maliyet yükseltir; gücü katmanlı savunmadan (RASP, anahtar yenileme, sunucu denetimi) ve</w:t>
+      </w:r>
+      <w:r>
+        <w:t xml:space="preserve"> </w:t>
+      </w:r>
+      <w:r>
+        <w:t xml:space="preserve">ölçülmüş olmaktan gelir.</w:t>
+      </w:r>
+    </w:p>
+    <w:bookmarkEnd w:id="36"/>
+    <w:bookmarkStart w:id="37" w:name="dönem-projesi-bu-hafta-s9-ileri-s15-hat"/>
     <w:p>
       <w:pPr>
         <w:pStyle w:val="Heading2"/>
       </w:pPr>
       <w:r>
-        <w:t xml:space="preserve">11. Kendini sınama</w:t>
-      </w:r>
-    </w:p>
-    <w:p>
-      <w:pPr>
-        <w:pStyle w:val="BlockText"/>
-      </w:pPr>
-      <w:r>
-        <w:rPr>
-          <w:b/>
-          <w:bCs/>
-        </w:rPr>
-        <w:t xml:space="preserve">1. Kaynaktan kaynağa gizleme nedir? El ile gizlemeye göre üç avantajı nedir?</w:t>
-      </w:r>
-    </w:p>
-    <w:p>
-      <w:pPr>
-        <w:pStyle w:val="BlockText"/>
-      </w:pPr>
-      <w:r>
-        <w:t xml:space="preserve">Kaynak koda dönüşüm uygulanıp</w:t>
-      </w:r>
-      <w:r>
-        <w:t xml:space="preserve"> </w:t>
-      </w:r>
-      <w:r>
-        <w:rPr>
-          <w:b/>
-          <w:bCs/>
-        </w:rPr>
-        <w:t xml:space="preserve">yeni kaynak kod (yine C)</w:t>
-      </w:r>
-      <w:r>
-        <w:t xml:space="preserve"> </w:t>
-      </w:r>
-      <w:r>
-        <w:t xml:space="preserve">üretilir, sonra normal derlenir. Avantajları:</w:t>
-      </w:r>
-      <w:r>
-        <w:t xml:space="preserve"> </w:t>
-      </w:r>
-      <w:r>
-        <w:rPr>
-          <w:b/>
-          <w:bCs/>
-        </w:rPr>
-        <w:t xml:space="preserve">tekrarlanabilir/otomatik</w:t>
-      </w:r>
-      <w:r>
-        <w:t xml:space="preserve"> </w:t>
-      </w:r>
-      <w:r>
-        <w:t xml:space="preserve">(her derlemede),</w:t>
-      </w:r>
-      <w:r>
-        <w:t xml:space="preserve"> </w:t>
-      </w:r>
-      <w:r>
-        <w:rPr>
-          <w:b/>
-          <w:bCs/>
-        </w:rPr>
-        <w:t xml:space="preserve">tutarlı ve ölçekli</w:t>
-      </w:r>
-      <w:r>
-        <w:t xml:space="preserve"> </w:t>
-      </w:r>
-      <w:r>
-        <w:t xml:space="preserve">(çok fonksiyona),</w:t>
-      </w:r>
-      <w:r>
-        <w:t xml:space="preserve"> </w:t>
-      </w:r>
-      <w:r>
-        <w:rPr>
-          <w:b/>
-          <w:bCs/>
-        </w:rPr>
-        <w:t xml:space="preserve">orijinal kaynak temiz kalır</w:t>
-      </w:r>
-      <w:r>
-        <w:t xml:space="preserve"> </w:t>
-      </w:r>
-      <w:r>
-        <w:t xml:space="preserve">(bakım kolay) — ayrıca tohumla çeşitlendirme.</w:t>
-      </w:r>
-    </w:p>
-    <w:p>
-      <w:pPr>
-        <w:pStyle w:val="BlockText"/>
-      </w:pPr>
-      <w:r>
-        <w:rPr>
-          <w:b/>
-          <w:bCs/>
-        </w:rPr>
-        <w:t xml:space="preserve">2. Tigress’in dersteki yeri nedir; hangi lisansla, neden derste ikilisi dağıtılmaz?</w:t>
-      </w:r>
-    </w:p>
-    <w:p>
-      <w:pPr>
-        <w:pStyle w:val="BlockText"/>
-      </w:pPr>
-      <w:r>
-        <w:t xml:space="preserve">Tigress kaynaktan kaynağa çalışan bir C gizleyicidir; akademik/ücretsiz olsa da kendi lisans/kullanım koşullarıyla dağıtılır, bu yüzden</w:t>
-      </w:r>
-      <w:r>
-        <w:t xml:space="preserve"> </w:t>
-      </w:r>
-      <w:r>
-        <w:rPr>
-          <w:b/>
-          <w:bCs/>
-        </w:rPr>
-        <w:t xml:space="preserve">herkes kendisi indirir</w:t>
-      </w:r>
-      <w:r>
-        <w:t xml:space="preserve">, derste ikilisi paylaşılmaz. Demolar Tigress yoksa temiz türev/fallback ile de çalışacak biçimde yazılmıştır.</w:t>
-      </w:r>
-    </w:p>
-    <w:p>
-      <w:pPr>
-        <w:pStyle w:val="BlockText"/>
-      </w:pPr>
-      <w:r>
-        <w:rPr>
-          <w:b/>
-          <w:bCs/>
-        </w:rPr>
-        <w:t xml:space="preserve">3. Şu dönüşümleri 9. hafta kurallarıyla eşleyin: Flatten, EncodeArithmetic, EncodeLiterals, Virtualize, AddOpaque.</w:t>
-      </w:r>
-    </w:p>
-    <w:p>
-      <w:pPr>
-        <w:pStyle w:val="BlockText"/>
-      </w:pPr>
-      <w:r>
-        <w:rPr>
-          <w:b/>
-          <w:bCs/>
-        </w:rPr>
-        <w:t xml:space="preserve">Flatten</w:t>
-      </w:r>
-      <w:r>
-        <w:t xml:space="preserve"> </w:t>
-      </w:r>
-      <w:r>
-        <w:t xml:space="preserve">= kontrol akışı düzleştirme;</w:t>
-      </w:r>
-      <w:r>
-        <w:t xml:space="preserve"> </w:t>
-      </w:r>
-      <w:r>
-        <w:rPr>
-          <w:b/>
-          <w:bCs/>
-        </w:rPr>
-        <w:t xml:space="preserve">EncodeArithmetic</w:t>
-      </w:r>
-      <w:r>
-        <w:t xml:space="preserve"> </w:t>
-      </w:r>
-      <w:r>
-        <w:t xml:space="preserve">= aritmetik gizleme;</w:t>
-      </w:r>
-      <w:r>
-        <w:t xml:space="preserve"> </w:t>
-      </w:r>
-      <w:r>
-        <w:rPr>
-          <w:b/>
-          <w:bCs/>
-        </w:rPr>
-        <w:t xml:space="preserve">EncodeLiterals</w:t>
-      </w:r>
-      <w:r>
-        <w:t xml:space="preserve"> </w:t>
-      </w:r>
-      <w:r>
-        <w:t xml:space="preserve">= sabit/dize gizleme;</w:t>
-      </w:r>
-      <w:r>
-        <w:t xml:space="preserve"> </w:t>
-      </w:r>
-      <w:r>
-        <w:rPr>
-          <w:b/>
-          <w:bCs/>
-        </w:rPr>
-        <w:t xml:space="preserve">Virtualize</w:t>
-      </w:r>
-      <w:r>
-        <w:t xml:space="preserve"> </w:t>
-      </w:r>
-      <w:r>
-        <w:t xml:space="preserve">= sanallaştırma (en güçlü, en pahalı);</w:t>
-      </w:r>
-      <w:r>
-        <w:t xml:space="preserve"> </w:t>
-      </w:r>
-      <w:r>
-        <w:rPr>
-          <w:b/>
-          <w:bCs/>
-        </w:rPr>
-        <w:t xml:space="preserve">AddOpaque</w:t>
-      </w:r>
-      <w:r>
-        <w:t xml:space="preserve"> </w:t>
-      </w:r>
-      <w:r>
-        <w:t xml:space="preserve">= opak yüklem/ölü dal ekleme.</w:t>
-      </w:r>
-    </w:p>
-    <w:p>
-      <w:pPr>
-        <w:pStyle w:val="BlockText"/>
-      </w:pPr>
-      <w:r>
-        <w:rPr>
-          <w:b/>
-          <w:bCs/>
-        </w:rPr>
-        <w:t xml:space="preserve">4. Bir dönüşüm hattı neden tek bir dönüşümden güçlüdür? Sıra neden önemlidir?</w:t>
-      </w:r>
-    </w:p>
-    <w:p>
-      <w:pPr>
-        <w:pStyle w:val="BlockText"/>
-      </w:pPr>
-      <w:r>
-        <w:t xml:space="preserve">Farklı dönüşümler farklı analiz tekniklerine karşı korur; birlikte</w:t>
-      </w:r>
-      <w:r>
-        <w:t xml:space="preserve"> </w:t>
-      </w:r>
-      <w:r>
-        <w:rPr>
-          <w:b/>
-          <w:bCs/>
-        </w:rPr>
-        <w:t xml:space="preserve">katmanlı direnç</w:t>
-      </w:r>
-      <w:r>
-        <w:t xml:space="preserve"> </w:t>
-      </w:r>
-      <w:r>
-        <w:t xml:space="preserve">oluştururlar. Sıra önemlidir: örn. önce düzleştirip sonra opak yüklem eklemek gerekir; yanlış sıra bazı dönüşümleri etkisizleştirebilir veya maliyeti gereksiz yere artırabilir.</w:t>
-      </w:r>
-    </w:p>
-    <w:p>
-      <w:pPr>
-        <w:pStyle w:val="BlockText"/>
-      </w:pPr>
-      <w:r>
-        <w:rPr>
-          <w:b/>
-          <w:bCs/>
-        </w:rPr>
-        <w:t xml:space="preserve">5. Her dönüşüm hattından sonra hangi iki şeyi</w:t>
-      </w:r>
-      <w:r>
-        <w:rPr>
-          <w:b/>
-          <w:bCs/>
-        </w:rPr>
-        <w:t xml:space="preserve"> </w:t>
-      </w:r>
-      <w:r>
-        <w:t xml:space="preserve">mutlaka** yaparsınız? (İpucu: davranış + maliyet)**</w:t>
+        <w:t xml:space="preserve">10. Dönem projesi: bu hafta (S9 ileri + S15 hat)</w:t>
       </w:r>
     </w:p>
     <w:p>
@@ -5570,29 +5724,124 @@
           <w:b/>
           <w:bCs/>
         </w:rPr>
-        <w:t xml:space="preserve">Davranışın değişmediğini test edersiniz</w:t>
-      </w:r>
-      <w:r>
-        <w:t xml:space="preserve"> </w:t>
-      </w:r>
-      <w:r>
-        <w:t xml:space="preserve">(birim testleri geçmeli — gizleme işlevi bozmamalı), (2)</w:t>
-      </w:r>
-      <w:r>
-        <w:t xml:space="preserve"> </w:t>
-      </w:r>
-      <w:r>
-        <w:rPr>
-          <w:b/>
-          <w:bCs/>
-        </w:rPr>
-        <w:t xml:space="preserve">maliyeti ölçersiniz</w:t>
-      </w:r>
-      <w:r>
-        <w:t xml:space="preserve"> </w:t>
-      </w:r>
-      <w:r>
-        <w:t xml:space="preserve">(boyut/hız/komut sayısı; önce ve sonra karşılaştırılır).</w:t>
+        <w:t xml:space="preserve">Bir dönüşüm hattı</w:t>
+      </w:r>
+      <w:r>
+        <w:t xml:space="preserve"> </w:t>
+      </w:r>
+      <w:r>
+        <w:t xml:space="preserve">seçin ve S9’a yazın: hangi fonksiyonlar, hangi dönüşümler, hangi sırayla,</w:t>
+      </w:r>
+      <w:r>
+        <w:t xml:space="preserve"> </w:t>
+      </w:r>
+      <w:r>
+        <w:rPr>
+          <w:b/>
+          <w:bCs/>
+        </w:rPr>
+        <w:t xml:space="preserve">neden</w:t>
+      </w:r>
+      <w:r>
+        <w:t xml:space="preserve">.</w:t>
+      </w:r>
+    </w:p>
+    <w:p>
+      <w:pPr>
+        <w:pStyle w:val="Compact"/>
+        <w:numPr>
+          <w:ilvl w:val="0"/>
+          <w:numId w:val="1011"/>
+        </w:numPr>
+      </w:pPr>
+      <w:r>
+        <w:rPr>
+          <w:b/>
+          <w:bCs/>
+        </w:rPr>
+        <w:t xml:space="preserve">Ölçüm tablosu:</w:t>
+      </w:r>
+      <w:r>
+        <w:t xml:space="preserve"> </w:t>
+      </w:r>
+      <w:r>
+        <w:t xml:space="preserve">boyut, süre ve (varsa) blok sayısı — önce/sonra.</w:t>
+      </w:r>
+    </w:p>
+    <w:p>
+      <w:pPr>
+        <w:pStyle w:val="Compact"/>
+        <w:numPr>
+          <w:ilvl w:val="0"/>
+          <w:numId w:val="1011"/>
+        </w:numPr>
+      </w:pPr>
+      <w:r>
+        <w:rPr>
+          <w:b/>
+          <w:bCs/>
+        </w:rPr>
+        <w:t xml:space="preserve">Çeşitlendirme:</w:t>
+      </w:r>
+      <w:r>
+        <w:t xml:space="preserve"> </w:t>
+      </w:r>
+      <w:r>
+        <w:t xml:space="preserve">iki tohumla üretim ve fark ölçütü; uygulamayacaksanız gerekçesi.</w:t>
+      </w:r>
+    </w:p>
+    <w:p>
+      <w:pPr>
+        <w:pStyle w:val="Compact"/>
+        <w:numPr>
+          <w:ilvl w:val="0"/>
+          <w:numId w:val="1011"/>
+        </w:numPr>
+      </w:pPr>
+      <w:r>
+        <w:rPr>
+          <w:b/>
+          <w:bCs/>
+        </w:rPr>
+        <w:t xml:space="preserve">S15 hattı:</w:t>
+      </w:r>
+      <w:r>
+        <w:t xml:space="preserve"> </w:t>
+      </w:r>
+      <w:r>
+        <w:t xml:space="preserve">gizleme + imzalama + sürüm kimliği adımlarını bir diyagramla belgeleyin.</w:t>
+      </w:r>
+    </w:p>
+    <w:p>
+      <w:pPr>
+        <w:pStyle w:val="Compact"/>
+        <w:numPr>
+          <w:ilvl w:val="0"/>
+          <w:numId w:val="1011"/>
+        </w:numPr>
+      </w:pPr>
+      <w:r>
+        <w:rPr>
+          <w:b/>
+          <w:bCs/>
+        </w:rPr>
+        <w:t xml:space="preserve">Davranış kanıtı:</w:t>
+      </w:r>
+      <w:r>
+        <w:t xml:space="preserve"> </w:t>
+      </w:r>
+      <w:r>
+        <w:t xml:space="preserve">gizlenmiş sürümün birim testlerini geçtiğini gösterin (S16 ile bağ).</w:t>
+      </w:r>
+    </w:p>
+    <w:bookmarkEnd w:id="37"/>
+    <w:bookmarkStart w:id="38" w:name="kendini-sınama"/>
+    <w:p>
+      <w:pPr>
+        <w:pStyle w:val="Heading2"/>
+      </w:pPr>
+      <w:r>
+        <w:t xml:space="preserve">11. Kendini sınama</w:t>
       </w:r>
     </w:p>
     <w:p>
@@ -5604,7 +5853,7 @@
           <w:b/>
           <w:bCs/>
         </w:rPr>
-        <w:t xml:space="preserve">6. Virtualize neden yalnız küçük ve kritik fonksiyonlara uygulanır?</w:t>
+        <w:t xml:space="preserve">1. Kaynaktan kaynağa gizleme nedir? El ile gizlemeye göre üç avantajı nedir?</w:t>
       </w:r>
     </w:p>
     <w:p>
@@ -5612,39 +5861,71 @@
         <w:pStyle w:val="BlockText"/>
       </w:pPr>
       <w:r>
-        <w:t xml:space="preserve">Sanallaştırma büyük</w:t>
-      </w:r>
-      <w:r>
-        <w:t xml:space="preserve"> </w:t>
-      </w:r>
-      <w:r>
-        <w:rPr>
-          <w:b/>
-          <w:bCs/>
-        </w:rPr>
-        <w:t xml:space="preserve">performans</w:t>
-      </w:r>
-      <w:r>
-        <w:t xml:space="preserve"> </w:t>
-      </w:r>
-      <w:r>
-        <w:t xml:space="preserve">ve</w:t>
-      </w:r>
-      <w:r>
-        <w:t xml:space="preserve"> </w:t>
-      </w:r>
-      <w:r>
-        <w:rPr>
-          <w:b/>
-          <w:bCs/>
-        </w:rPr>
-        <w:t xml:space="preserve">boyut</w:t>
-      </w:r>
-      <w:r>
-        <w:t xml:space="preserve"> </w:t>
-      </w:r>
-      <w:r>
-        <w:t xml:space="preserve">cezası getirir; her yere uygulanamaz. Bu yüzden yalnız değeri yüksek, küçük ve kritik fonksiyonlarda — maliyetin haklı çıktığı yerlerde — kullanılır.</w:t>
+        <w:t xml:space="preserve">Kaynak koda dönüşüm uygulanıp</w:t>
+      </w:r>
+      <w:r>
+        <w:t xml:space="preserve"> </w:t>
+      </w:r>
+      <w:r>
+        <w:rPr>
+          <w:b/>
+          <w:bCs/>
+        </w:rPr>
+        <w:t xml:space="preserve">yeni kaynak kod (yine C)</w:t>
+      </w:r>
+      <w:r>
+        <w:t xml:space="preserve"> </w:t>
+      </w:r>
+      <w:r>
+        <w:t xml:space="preserve">üretilir, sonra normal derlenir. Avantajları:</w:t>
+      </w:r>
+      <w:r>
+        <w:t xml:space="preserve"> </w:t>
+      </w:r>
+      <w:r>
+        <w:rPr>
+          <w:b/>
+          <w:bCs/>
+        </w:rPr>
+        <w:t xml:space="preserve">tekrarlanabilir/otomatik</w:t>
+      </w:r>
+      <w:r>
+        <w:t xml:space="preserve"> </w:t>
+      </w:r>
+      <w:r>
+        <w:t xml:space="preserve">(her derlemede),</w:t>
+      </w:r>
+      <w:r>
+        <w:t xml:space="preserve"> </w:t>
+      </w:r>
+      <w:r>
+        <w:rPr>
+          <w:b/>
+          <w:bCs/>
+        </w:rPr>
+        <w:t xml:space="preserve">tutarlı ve ölçekli</w:t>
+      </w:r>
+      <w:r>
+        <w:t xml:space="preserve"> </w:t>
+      </w:r>
+      <w:r>
+        <w:t xml:space="preserve">(çok fonksiyona),</w:t>
+      </w:r>
+      <w:r>
+        <w:t xml:space="preserve"> </w:t>
+      </w:r>
+      <w:r>
+        <w:rPr>
+          <w:b/>
+          <w:bCs/>
+        </w:rPr>
+        <w:t xml:space="preserve">orijinal kaynak temiz kalır</w:t>
+      </w:r>
+      <w:r>
+        <w:t xml:space="preserve"> </w:t>
+      </w:r>
+      <w:r>
+        <w:t xml:space="preserve">(bakım kolay) — ayrıca tohumla çeşitlendirme.</w:t>
       </w:r>
     </w:p>
     <w:p>
@@ -5656,22 +5937,7 @@
           <w:b/>
           <w:bCs/>
         </w:rPr>
-        <w:t xml:space="preserve">7. Tohum (</w:t>
-      </w:r>
-      <w:r>
-        <w:rPr>
-          <w:rStyle w:val="VerbatimChar"/>
-          <w:b/>
-          <w:bCs/>
-        </w:rPr>
-        <w:t xml:space="preserve">--Seed</w:t>
-      </w:r>
-      <w:r>
-        <w:rPr>
-          <w:b/>
-          <w:bCs/>
-        </w:rPr>
-        <w:t xml:space="preserve">) çeşitlendirmeyi nasıl sağlar? Uzayda ve zamanda çeşitlendirme farkı nedir?</w:t>
+        <w:t xml:space="preserve">2. Tigress’in dersteki yeri nedir; hangi lisansla, neden derste ikilisi dağıtılmaz?</w:t>
       </w:r>
     </w:p>
     <w:p>
@@ -5679,52 +5945,20 @@
         <w:pStyle w:val="BlockText"/>
       </w:pPr>
       <w:r>
-        <w:t xml:space="preserve">Aynı kaynak farklı</w:t>
-      </w:r>
-      <w:r>
-        <w:t xml:space="preserve"> </w:t>
-      </w:r>
-      <w:r>
-        <w:rPr>
-          <w:b/>
-          <w:bCs/>
-        </w:rPr>
-        <w:t xml:space="preserve">tohum</w:t>
-      </w:r>
-      <w:r>
-        <w:t xml:space="preserve">la gizlendiğinde araç farklı rastgele seçimler yapar → farklı ikili (aynı davranış).</w:t>
-      </w:r>
-      <w:r>
-        <w:t xml:space="preserve"> </w:t>
-      </w:r>
-      <w:r>
-        <w:rPr>
-          <w:b/>
-          <w:bCs/>
-        </w:rPr>
-        <w:t xml:space="preserve">Uzayda çeşitlendirme:</w:t>
-      </w:r>
-      <w:r>
-        <w:t xml:space="preserve"> </w:t>
-      </w:r>
-      <w:r>
-        <w:t xml:space="preserve">farklı kopyalar/kullanıcılar farklıdır (bir kırık herkesi kırmaz).</w:t>
-      </w:r>
-      <w:r>
-        <w:t xml:space="preserve"> </w:t>
-      </w:r>
-      <w:r>
-        <w:rPr>
-          <w:b/>
-          <w:bCs/>
-        </w:rPr>
-        <w:t xml:space="preserve">Zamanda çeşitlendirme:</w:t>
-      </w:r>
-      <w:r>
-        <w:t xml:space="preserve"> </w:t>
-      </w:r>
-      <w:r>
-        <w:t xml:space="preserve">sürümler arası değişir (bir kırık kalıcı olmaz).</w:t>
+        <w:t xml:space="preserve">Tigress kaynaktan kaynağa çalışan bir C gizleyicidir; akademik/ücretsiz olsa da kendi lisans/kullanım koşullarıyla dağıtılır, bu yüzden</w:t>
+      </w:r>
+      <w:r>
+        <w:t xml:space="preserve"> </w:t>
+      </w:r>
+      <w:r>
+        <w:rPr>
+          <w:b/>
+          <w:bCs/>
+        </w:rPr>
+        <w:t xml:space="preserve">herkes kendisi indirir</w:t>
+      </w:r>
+      <w:r>
+        <w:t xml:space="preserve">, derste ikilisi paylaşılmaz. Demolar Tigress yoksa temiz türev/fallback ile de çalışacak biçimde yazılmıştır.</w:t>
       </w:r>
     </w:p>
     <w:p>
@@ -5736,7 +5970,7 @@
           <w:b/>
           <w:bCs/>
         </w:rPr>
-        <w:t xml:space="preserve">8. Çeşitlendirme gizlemenin gücünü mü, ölçeklenmesini mi engeller?</w:t>
+        <w:t xml:space="preserve">3. Şu dönüşümleri 9. hafta kurallarıyla eşleyin: Flatten, EncodeArithmetic, EncodeLiterals, Virtualize, AddOpaque.</w:t>
       </w:r>
     </w:p>
     <w:p>
@@ -5748,13 +5982,77 @@
           <w:b/>
           <w:bCs/>
         </w:rPr>
-        <w:t xml:space="preserve">Ölçeklenmesini</w:t>
-      </w:r>
-      <w:r>
-        <w:t xml:space="preserve"> </w:t>
-      </w:r>
-      <w:r>
-        <w:t xml:space="preserve">engeller: tek bir kopyanın gücünü artırmaz ama bir saldırının tüm kopyalara/kullanıcılara yayılmasını (yeniden kullanımını) engeller.</w:t>
+        <w:t xml:space="preserve">Flatten</w:t>
+      </w:r>
+      <w:r>
+        <w:t xml:space="preserve"> </w:t>
+      </w:r>
+      <w:r>
+        <w:t xml:space="preserve">= kontrol akışı düzleştirme;</w:t>
+      </w:r>
+      <w:r>
+        <w:t xml:space="preserve"> </w:t>
+      </w:r>
+      <w:r>
+        <w:rPr>
+          <w:b/>
+          <w:bCs/>
+        </w:rPr>
+        <w:t xml:space="preserve">EncodeArithmetic</w:t>
+      </w:r>
+      <w:r>
+        <w:t xml:space="preserve"> </w:t>
+      </w:r>
+      <w:r>
+        <w:t xml:space="preserve">= aritmetik gizleme;</w:t>
+      </w:r>
+      <w:r>
+        <w:t xml:space="preserve"> </w:t>
+      </w:r>
+      <w:r>
+        <w:rPr>
+          <w:b/>
+          <w:bCs/>
+        </w:rPr>
+        <w:t xml:space="preserve">EncodeLiterals</w:t>
+      </w:r>
+      <w:r>
+        <w:t xml:space="preserve"> </w:t>
+      </w:r>
+      <w:r>
+        <w:t xml:space="preserve">= sabit/dize gizleme;</w:t>
+      </w:r>
+      <w:r>
+        <w:t xml:space="preserve"> </w:t>
+      </w:r>
+      <w:r>
+        <w:rPr>
+          <w:b/>
+          <w:bCs/>
+        </w:rPr>
+        <w:t xml:space="preserve">Virtualize</w:t>
+      </w:r>
+      <w:r>
+        <w:t xml:space="preserve"> </w:t>
+      </w:r>
+      <w:r>
+        <w:t xml:space="preserve">= sanallaştırma (en güçlü, en pahalı);</w:t>
+      </w:r>
+      <w:r>
+        <w:t xml:space="preserve"> </w:t>
+      </w:r>
+      <w:r>
+        <w:rPr>
+          <w:b/>
+          <w:bCs/>
+        </w:rPr>
+        <w:t xml:space="preserve">AddOpaque</w:t>
+      </w:r>
+      <w:r>
+        <w:t xml:space="preserve"> </w:t>
+      </w:r>
+      <w:r>
+        <w:t xml:space="preserve">= opak yüklem/ölü dal ekleme.</w:t>
       </w:r>
     </w:p>
     <w:p>
@@ -5766,7 +6064,7 @@
           <w:b/>
           <w:bCs/>
         </w:rPr>
-        <w:t xml:space="preserve">9. Banescu vd. çalışmasının ders için ana kuralı nedir? (Dayanıklılık ↔ maliyet)</w:t>
+        <w:t xml:space="preserve">4. Bir dönüşüm hattı neden tek bir dönüşümden güçlüdür? Sıra neden önemlidir?</w:t>
       </w:r>
     </w:p>
     <w:p>
@@ -5774,39 +6072,23 @@
         <w:pStyle w:val="BlockText"/>
       </w:pPr>
       <w:r>
-        <w:t xml:space="preserve">Daha güçlü dönüşüm daha çok</w:t>
-      </w:r>
-      <w:r>
-        <w:t xml:space="preserve"> </w:t>
-      </w:r>
-      <w:r>
-        <w:rPr>
-          <w:b/>
-          <w:bCs/>
-        </w:rPr>
-        <w:t xml:space="preserve">dayanıklılık</w:t>
-      </w:r>
-      <w:r>
-        <w:t xml:space="preserve"> </w:t>
-      </w:r>
-      <w:r>
-        <w:t xml:space="preserve">verir ama</w:t>
-      </w:r>
-      <w:r>
-        <w:t xml:space="preserve"> </w:t>
-      </w:r>
-      <w:r>
-        <w:rPr>
-          <w:b/>
-          <w:bCs/>
-        </w:rPr>
-        <w:t xml:space="preserve">performans/boyut maliyeti</w:t>
-      </w:r>
-      <w:r>
-        <w:t xml:space="preserve"> </w:t>
-      </w:r>
-      <w:r>
-        <w:t xml:space="preserve">de artar. Koruma, varlığın değeriyle orantılı seçilir; her şey en güçlü dönüşümle gizlenmez.</w:t>
+        <w:t xml:space="preserve">Farklı dönüşümler farklı analiz tekniklerine karşı korur; birlikte</w:t>
+      </w:r>
+      <w:r>
+        <w:t xml:space="preserve"> </w:t>
+      </w:r>
+      <w:r>
+        <w:rPr>
+          <w:b/>
+          <w:bCs/>
+        </w:rPr>
+        <w:t xml:space="preserve">katmanlı direnç</w:t>
+      </w:r>
+      <w:r>
+        <w:t xml:space="preserve"> </w:t>
+      </w:r>
+      <w:r>
+        <w:t xml:space="preserve">oluştururlar. Sıra önemlidir: örn. önce düzleştirip sonra opak yüklem eklemek gerekir; yanlış sıra bazı dönüşümleri etkisizleştirebilir veya maliyeti gereksiz yere artırabilir.</w:t>
       </w:r>
     </w:p>
     <w:p>
@@ -5818,209 +6100,17 @@
           <w:b/>
           <w:bCs/>
         </w:rPr>
-        <w:t xml:space="preserve">10. Gizlemeyi derleme hattına koyarken imzalama neden gizlemeden</w:t>
-      </w:r>
-      <w:r>
-        <w:rPr>
-          <w:b/>
-          <w:bCs/>
-        </w:rPr>
-        <w:t xml:space="preserve"> </w:t>
-      </w:r>
-      <w:r>
-        <w:t xml:space="preserve">sonra** gelir?**</w:t>
-      </w:r>
-    </w:p>
-    <w:p>
-      <w:pPr>
-        <w:pStyle w:val="BlockText"/>
-      </w:pPr>
-      <w:r>
-        <w:t xml:space="preserve">İmza</w:t>
-      </w:r>
-      <w:r>
-        <w:t xml:space="preserve"> </w:t>
-      </w:r>
-      <w:r>
-        <w:rPr>
-          <w:b/>
-          <w:bCs/>
-        </w:rPr>
-        <w:t xml:space="preserve">son ikiliyi</w:t>
-      </w:r>
-      <w:r>
-        <w:t xml:space="preserve"> </w:t>
-      </w:r>
-      <w:r>
-        <w:t xml:space="preserve">korur. Önce imzalanıp sonra gizlenirse ikili değişir ve imza geçersizleşir. Doğru sıra:</w:t>
-      </w:r>
-      <w:r>
-        <w:t xml:space="preserve"> </w:t>
-      </w:r>
-      <w:r>
-        <w:rPr>
-          <w:b/>
-          <w:bCs/>
-        </w:rPr>
-        <w:t xml:space="preserve">derle → gizle → (paketle) → imzala</w:t>
-      </w:r>
-      <w:r>
-        <w:t xml:space="preserve">.</w:t>
-      </w:r>
-    </w:p>
-    <w:p>
-      <w:pPr>
-        <w:pStyle w:val="BlockText"/>
-      </w:pPr>
-      <w:r>
-        <w:rPr>
-          <w:b/>
-          <w:bCs/>
-        </w:rPr>
-        <w:t xml:space="preserve">11. S15’te</w:t>
-      </w:r>
-      <w:r>
-        <w:rPr>
-          <w:b/>
-          <w:bCs/>
-        </w:rPr>
-        <w:t xml:space="preserve"> </w:t>
-      </w:r>
-      <w:r>
-        <w:rPr>
-          <w:b/>
-          <w:bCs/>
-        </w:rPr>
-        <w:t xml:space="preserve">‘yalnız hassas fonksiyonlar gizlenir’</w:t>
-      </w:r>
-      <w:r>
-        <w:rPr>
-          <w:b/>
-          <w:bCs/>
-        </w:rPr>
-        <w:t xml:space="preserve"> </w:t>
-      </w:r>
-      <w:r>
-        <w:rPr>
-          <w:b/>
-          <w:bCs/>
-        </w:rPr>
-        <w:t xml:space="preserve">kuralının gerekçesi nedir?</w:t>
-      </w:r>
-    </w:p>
-    <w:p>
-      <w:pPr>
-        <w:pStyle w:val="BlockText"/>
-      </w:pPr>
-      <w:r>
-        <w:t xml:space="preserve">Bütünü gizlemek performans/boyutu patlatır ve kodun çoğu zaten hassas değildir. Korumayı</w:t>
-      </w:r>
-      <w:r>
-        <w:t xml:space="preserve"> </w:t>
-      </w:r>
-      <w:r>
-        <w:rPr>
-          <w:b/>
-          <w:bCs/>
-        </w:rPr>
-        <w:t xml:space="preserve">kritik</w:t>
-      </w:r>
-      <w:r>
-        <w:t xml:space="preserve"> </w:t>
-      </w:r>
-      <w:r>
-        <w:t xml:space="preserve">fonksiyonlara yoğunlaştırmak maliyeti düşürür ve etkiyi artırır.</w:t>
-      </w:r>
-    </w:p>
-    <w:p>
-      <w:pPr>
-        <w:pStyle w:val="BlockText"/>
-      </w:pPr>
-      <w:r>
-        <w:rPr>
-          <w:b/>
-          <w:bCs/>
-        </w:rPr>
-        <w:t xml:space="preserve">12. 9, 11 ve 14. haftaların ortak kuralını bir cümleyle yazın.</w:t>
-      </w:r>
-    </w:p>
-    <w:p>
-      <w:pPr>
-        <w:pStyle w:val="BlockText"/>
-      </w:pPr>
-      <w:r>
-        <w:t xml:space="preserve">Koruma kırılamazlık değil</w:t>
-      </w:r>
-      <w:r>
-        <w:t xml:space="preserve"> </w:t>
-      </w:r>
-      <w:r>
-        <w:rPr>
-          <w:b/>
-          <w:bCs/>
-        </w:rPr>
-        <w:t xml:space="preserve">gecikme</w:t>
-      </w:r>
-      <w:r>
-        <w:t xml:space="preserve"> </w:t>
-      </w:r>
-      <w:r>
-        <w:t xml:space="preserve">sağlar; gücü</w:t>
-      </w:r>
-      <w:r>
-        <w:t xml:space="preserve"> </w:t>
-      </w:r>
-      <w:r>
-        <w:rPr>
-          <w:b/>
-          <w:bCs/>
-        </w:rPr>
-        <w:t xml:space="preserve">birliktelikten</w:t>
-      </w:r>
-      <w:r>
-        <w:t xml:space="preserve">,</w:t>
-      </w:r>
-      <w:r>
-        <w:t xml:space="preserve"> </w:t>
-      </w:r>
-      <w:r>
-        <w:rPr>
-          <w:b/>
-          <w:bCs/>
-        </w:rPr>
-        <w:t xml:space="preserve">çeşitlendirmeden</w:t>
-      </w:r>
-      <w:r>
-        <w:t xml:space="preserve"> </w:t>
-      </w:r>
-      <w:r>
-        <w:t xml:space="preserve">ve</w:t>
-      </w:r>
-      <w:r>
-        <w:t xml:space="preserve"> </w:t>
-      </w:r>
-      <w:r>
-        <w:rPr>
-          <w:b/>
-          <w:bCs/>
-        </w:rPr>
-        <w:t xml:space="preserve">ölçülmüş</w:t>
-      </w:r>
-      <w:r>
-        <w:t xml:space="preserve"> </w:t>
-      </w:r>
-      <w:r>
-        <w:t xml:space="preserve">olmaktan gelir.</w:t>
-      </w:r>
-    </w:p>
-    <w:bookmarkEnd w:id="34"/>
-    <w:bookmarkStart w:id="35" w:name="kaynaklar-ve-ileri-okuma"/>
-    <w:p>
-      <w:pPr>
-        <w:pStyle w:val="Heading2"/>
-      </w:pPr>
-      <w:r>
-        <w:t xml:space="preserve">12. Kaynaklar ve ileri okuma</w:t>
+        <w:t xml:space="preserve">5. Her dönüşüm hattından sonra hangi iki şeyi</w:t>
+      </w:r>
+      <w:r>
+        <w:rPr>
+          <w:b/>
+          <w:bCs/>
+        </w:rPr>
+        <w:t xml:space="preserve"> </w:t>
+      </w:r>
+      <w:r>
+        <w:t xml:space="preserve">mutlaka** yaparsınız? (İpucu: davranış + maliyet)**</w:t>
       </w:r>
     </w:p>
     <w:p>
@@ -6036,28 +6126,457 @@
           <w:b/>
           <w:bCs/>
         </w:rPr>
-        <w:t xml:space="preserve">Tigress</w:t>
-      </w:r>
-      <w:r>
-        <w:t xml:space="preserve"> </w:t>
-      </w:r>
-      <w:r>
-        <w:t xml:space="preserve">resmî sitesi ve çalışma sayfaları (</w:t>
+        <w:t xml:space="preserve">Davranışın değişmediğini test edersiniz</w:t>
+      </w:r>
+      <w:r>
+        <w:t xml:space="preserve"> </w:t>
+      </w:r>
+      <w:r>
+        <w:t xml:space="preserve">(birim testleri geçmeli — gizleme işlevi bozmamalı), (2)</w:t>
+      </w:r>
+      <w:r>
+        <w:t xml:space="preserve"> </w:t>
+      </w:r>
+      <w:r>
+        <w:rPr>
+          <w:b/>
+          <w:bCs/>
+        </w:rPr>
+        <w:t xml:space="preserve">maliyeti ölçersiniz</w:t>
+      </w:r>
+      <w:r>
+        <w:t xml:space="preserve"> </w:t>
+      </w:r>
+      <w:r>
+        <w:t xml:space="preserve">(boyut/hız/komut sayısı; önce ve sonra karşılaştırılır).</w:t>
+      </w:r>
+    </w:p>
+    <w:p>
+      <w:pPr>
+        <w:pStyle w:val="BlockText"/>
+      </w:pPr>
+      <w:r>
+        <w:rPr>
+          <w:b/>
+          <w:bCs/>
+        </w:rPr>
+        <w:t xml:space="preserve">6. Virtualize neden yalnız küçük ve kritik fonksiyonlara uygulanır?</w:t>
+      </w:r>
+    </w:p>
+    <w:p>
+      <w:pPr>
+        <w:pStyle w:val="BlockText"/>
+      </w:pPr>
+      <w:r>
+        <w:t xml:space="preserve">Sanallaştırma büyük</w:t>
+      </w:r>
+      <w:r>
+        <w:t xml:space="preserve"> </w:t>
+      </w:r>
+      <w:r>
+        <w:rPr>
+          <w:b/>
+          <w:bCs/>
+        </w:rPr>
+        <w:t xml:space="preserve">performans</w:t>
+      </w:r>
+      <w:r>
+        <w:t xml:space="preserve"> </w:t>
+      </w:r>
+      <w:r>
+        <w:t xml:space="preserve">ve</w:t>
+      </w:r>
+      <w:r>
+        <w:t xml:space="preserve"> </w:t>
+      </w:r>
+      <w:r>
+        <w:rPr>
+          <w:b/>
+          <w:bCs/>
+        </w:rPr>
+        <w:t xml:space="preserve">boyut</w:t>
+      </w:r>
+      <w:r>
+        <w:t xml:space="preserve"> </w:t>
+      </w:r>
+      <w:r>
+        <w:t xml:space="preserve">cezası getirir; her yere uygulanamaz. Bu yüzden yalnız değeri yüksek, küçük ve kritik fonksiyonlarda — maliyetin haklı çıktığı yerlerde — kullanılır.</w:t>
+      </w:r>
+    </w:p>
+    <w:p>
+      <w:pPr>
+        <w:pStyle w:val="BlockText"/>
+      </w:pPr>
+      <w:r>
+        <w:rPr>
+          <w:b/>
+          <w:bCs/>
+        </w:rPr>
+        <w:t xml:space="preserve">7. Tohum (</w:t>
       </w:r>
       <w:r>
         <w:rPr>
           <w:rStyle w:val="VerbatimChar"/>
-        </w:rPr>
-        <w:t xml:space="preserve">tigress.wtf</w:t>
-      </w:r>
-      <w:r>
-        <w:t xml:space="preserve">) — dönüşümler, sözdizimi, güncel sürüm (v4) ve lisans.</w:t>
-      </w:r>
-      <w:r>
-        <w:t xml:space="preserve"> </w:t>
-      </w:r>
-      <w:r>
-        <w:t xml:space="preserve">Öğrenciler güncel sürümü ve koşulları buradan doğrular.</w:t>
+          <w:b/>
+          <w:bCs/>
+        </w:rPr>
+        <w:t xml:space="preserve">--Seed</w:t>
+      </w:r>
+      <w:r>
+        <w:rPr>
+          <w:b/>
+          <w:bCs/>
+        </w:rPr>
+        <w:t xml:space="preserve">) çeşitlendirmeyi nasıl sağlar? Uzayda ve zamanda çeşitlendirme farkı nedir?</w:t>
+      </w:r>
+    </w:p>
+    <w:p>
+      <w:pPr>
+        <w:pStyle w:val="BlockText"/>
+      </w:pPr>
+      <w:r>
+        <w:t xml:space="preserve">Aynı kaynak farklı</w:t>
+      </w:r>
+      <w:r>
+        <w:t xml:space="preserve"> </w:t>
+      </w:r>
+      <w:r>
+        <w:rPr>
+          <w:b/>
+          <w:bCs/>
+        </w:rPr>
+        <w:t xml:space="preserve">tohum</w:t>
+      </w:r>
+      <w:r>
+        <w:t xml:space="preserve">la gizlendiğinde araç farklı rastgele seçimler yapar → farklı ikili (aynı davranış).</w:t>
+      </w:r>
+      <w:r>
+        <w:t xml:space="preserve"> </w:t>
+      </w:r>
+      <w:r>
+        <w:rPr>
+          <w:b/>
+          <w:bCs/>
+        </w:rPr>
+        <w:t xml:space="preserve">Uzayda çeşitlendirme:</w:t>
+      </w:r>
+      <w:r>
+        <w:t xml:space="preserve"> </w:t>
+      </w:r>
+      <w:r>
+        <w:t xml:space="preserve">farklı kopyalar/kullanıcılar farklıdır (bir kırık herkesi kırmaz).</w:t>
+      </w:r>
+      <w:r>
+        <w:t xml:space="preserve"> </w:t>
+      </w:r>
+      <w:r>
+        <w:rPr>
+          <w:b/>
+          <w:bCs/>
+        </w:rPr>
+        <w:t xml:space="preserve">Zamanda çeşitlendirme:</w:t>
+      </w:r>
+      <w:r>
+        <w:t xml:space="preserve"> </w:t>
+      </w:r>
+      <w:r>
+        <w:t xml:space="preserve">sürümler arası değişir (bir kırık kalıcı olmaz).</w:t>
+      </w:r>
+    </w:p>
+    <w:p>
+      <w:pPr>
+        <w:pStyle w:val="BlockText"/>
+      </w:pPr>
+      <w:r>
+        <w:rPr>
+          <w:b/>
+          <w:bCs/>
+        </w:rPr>
+        <w:t xml:space="preserve">8. Çeşitlendirme gizlemenin gücünü mü, ölçeklenmesini mi engeller?</w:t>
+      </w:r>
+    </w:p>
+    <w:p>
+      <w:pPr>
+        <w:pStyle w:val="BlockText"/>
+      </w:pPr>
+      <w:r>
+        <w:rPr>
+          <w:b/>
+          <w:bCs/>
+        </w:rPr>
+        <w:t xml:space="preserve">Ölçeklenmesini</w:t>
+      </w:r>
+      <w:r>
+        <w:t xml:space="preserve"> </w:t>
+      </w:r>
+      <w:r>
+        <w:t xml:space="preserve">engeller: tek bir kopyanın gücünü artırmaz ama bir saldırının tüm kopyalara/kullanıcılara yayılmasını (yeniden kullanımını) engeller.</w:t>
+      </w:r>
+    </w:p>
+    <w:p>
+      <w:pPr>
+        <w:pStyle w:val="BlockText"/>
+      </w:pPr>
+      <w:r>
+        <w:rPr>
+          <w:b/>
+          <w:bCs/>
+        </w:rPr>
+        <w:t xml:space="preserve">9. Banescu vd. çalışmasının ders için ana kuralı nedir? (Dayanıklılık ↔ maliyet)</w:t>
+      </w:r>
+    </w:p>
+    <w:p>
+      <w:pPr>
+        <w:pStyle w:val="BlockText"/>
+      </w:pPr>
+      <w:r>
+        <w:t xml:space="preserve">Daha güçlü dönüşüm daha çok</w:t>
+      </w:r>
+      <w:r>
+        <w:t xml:space="preserve"> </w:t>
+      </w:r>
+      <w:r>
+        <w:rPr>
+          <w:b/>
+          <w:bCs/>
+        </w:rPr>
+        <w:t xml:space="preserve">dayanıklılık</w:t>
+      </w:r>
+      <w:r>
+        <w:t xml:space="preserve"> </w:t>
+      </w:r>
+      <w:r>
+        <w:t xml:space="preserve">verir ama</w:t>
+      </w:r>
+      <w:r>
+        <w:t xml:space="preserve"> </w:t>
+      </w:r>
+      <w:r>
+        <w:rPr>
+          <w:b/>
+          <w:bCs/>
+        </w:rPr>
+        <w:t xml:space="preserve">performans/boyut maliyeti</w:t>
+      </w:r>
+      <w:r>
+        <w:t xml:space="preserve"> </w:t>
+      </w:r>
+      <w:r>
+        <w:t xml:space="preserve">de artar. Koruma, varlığın değeriyle orantılı seçilir; her şey en güçlü dönüşümle gizlenmez.</w:t>
+      </w:r>
+    </w:p>
+    <w:p>
+      <w:pPr>
+        <w:pStyle w:val="BlockText"/>
+      </w:pPr>
+      <w:r>
+        <w:rPr>
+          <w:b/>
+          <w:bCs/>
+        </w:rPr>
+        <w:t xml:space="preserve">10. Gizlemeyi derleme hattına koyarken imzalama neden gizlemeden</w:t>
+      </w:r>
+      <w:r>
+        <w:rPr>
+          <w:b/>
+          <w:bCs/>
+        </w:rPr>
+        <w:t xml:space="preserve"> </w:t>
+      </w:r>
+      <w:r>
+        <w:t xml:space="preserve">sonra** gelir?**</w:t>
+      </w:r>
+    </w:p>
+    <w:p>
+      <w:pPr>
+        <w:pStyle w:val="BlockText"/>
+      </w:pPr>
+      <w:r>
+        <w:t xml:space="preserve">İmza</w:t>
+      </w:r>
+      <w:r>
+        <w:t xml:space="preserve"> </w:t>
+      </w:r>
+      <w:r>
+        <w:rPr>
+          <w:b/>
+          <w:bCs/>
+        </w:rPr>
+        <w:t xml:space="preserve">son ikiliyi</w:t>
+      </w:r>
+      <w:r>
+        <w:t xml:space="preserve"> </w:t>
+      </w:r>
+      <w:r>
+        <w:t xml:space="preserve">korur. Önce imzalanıp sonra gizlenirse ikili değişir ve imza geçersizleşir. Doğru sıra:</w:t>
+      </w:r>
+      <w:r>
+        <w:t xml:space="preserve"> </w:t>
+      </w:r>
+      <w:r>
+        <w:rPr>
+          <w:b/>
+          <w:bCs/>
+        </w:rPr>
+        <w:t xml:space="preserve">derle → gizle → (paketle) → imzala</w:t>
+      </w:r>
+      <w:r>
+        <w:t xml:space="preserve">.</w:t>
+      </w:r>
+    </w:p>
+    <w:p>
+      <w:pPr>
+        <w:pStyle w:val="BlockText"/>
+      </w:pPr>
+      <w:r>
+        <w:rPr>
+          <w:b/>
+          <w:bCs/>
+        </w:rPr>
+        <w:t xml:space="preserve">11. S15’te</w:t>
+      </w:r>
+      <w:r>
+        <w:rPr>
+          <w:b/>
+          <w:bCs/>
+        </w:rPr>
+        <w:t xml:space="preserve"> </w:t>
+      </w:r>
+      <w:r>
+        <w:rPr>
+          <w:b/>
+          <w:bCs/>
+        </w:rPr>
+        <w:t xml:space="preserve">‘yalnız hassas fonksiyonlar gizlenir’</w:t>
+      </w:r>
+      <w:r>
+        <w:rPr>
+          <w:b/>
+          <w:bCs/>
+        </w:rPr>
+        <w:t xml:space="preserve"> </w:t>
+      </w:r>
+      <w:r>
+        <w:rPr>
+          <w:b/>
+          <w:bCs/>
+        </w:rPr>
+        <w:t xml:space="preserve">kuralının gerekçesi nedir?</w:t>
+      </w:r>
+    </w:p>
+    <w:p>
+      <w:pPr>
+        <w:pStyle w:val="BlockText"/>
+      </w:pPr>
+      <w:r>
+        <w:t xml:space="preserve">Bütünü gizlemek performans/boyutu patlatır ve kodun çoğu zaten hassas değildir. Korumayı</w:t>
+      </w:r>
+      <w:r>
+        <w:t xml:space="preserve"> </w:t>
+      </w:r>
+      <w:r>
+        <w:rPr>
+          <w:b/>
+          <w:bCs/>
+        </w:rPr>
+        <w:t xml:space="preserve">kritik</w:t>
+      </w:r>
+      <w:r>
+        <w:t xml:space="preserve"> </w:t>
+      </w:r>
+      <w:r>
+        <w:t xml:space="preserve">fonksiyonlara yoğunlaştırmak maliyeti düşürür ve etkiyi artırır.</w:t>
+      </w:r>
+    </w:p>
+    <w:p>
+      <w:pPr>
+        <w:pStyle w:val="BlockText"/>
+      </w:pPr>
+      <w:r>
+        <w:rPr>
+          <w:b/>
+          <w:bCs/>
+        </w:rPr>
+        <w:t xml:space="preserve">12. 9, 11 ve 14. haftaların ortak kuralını bir cümleyle yazın.</w:t>
+      </w:r>
+    </w:p>
+    <w:p>
+      <w:pPr>
+        <w:pStyle w:val="BlockText"/>
+      </w:pPr>
+      <w:r>
+        <w:t xml:space="preserve">Koruma kırılamazlık değil</w:t>
+      </w:r>
+      <w:r>
+        <w:t xml:space="preserve"> </w:t>
+      </w:r>
+      <w:r>
+        <w:rPr>
+          <w:b/>
+          <w:bCs/>
+        </w:rPr>
+        <w:t xml:space="preserve">gecikme</w:t>
+      </w:r>
+      <w:r>
+        <w:t xml:space="preserve"> </w:t>
+      </w:r>
+      <w:r>
+        <w:t xml:space="preserve">sağlar; gücü</w:t>
+      </w:r>
+      <w:r>
+        <w:t xml:space="preserve"> </w:t>
+      </w:r>
+      <w:r>
+        <w:rPr>
+          <w:b/>
+          <w:bCs/>
+        </w:rPr>
+        <w:t xml:space="preserve">birliktelikten</w:t>
+      </w:r>
+      <w:r>
+        <w:t xml:space="preserve">,</w:t>
+      </w:r>
+      <w:r>
+        <w:t xml:space="preserve"> </w:t>
+      </w:r>
+      <w:r>
+        <w:rPr>
+          <w:b/>
+          <w:bCs/>
+        </w:rPr>
+        <w:t xml:space="preserve">çeşitlendirmeden</w:t>
+      </w:r>
+      <w:r>
+        <w:t xml:space="preserve"> </w:t>
+      </w:r>
+      <w:r>
+        <w:t xml:space="preserve">ve</w:t>
+      </w:r>
+      <w:r>
+        <w:t xml:space="preserve"> </w:t>
+      </w:r>
+      <w:r>
+        <w:rPr>
+          <w:b/>
+          <w:bCs/>
+        </w:rPr>
+        <w:t xml:space="preserve">ölçülmüş</w:t>
+      </w:r>
+      <w:r>
+        <w:t xml:space="preserve"> </w:t>
+      </w:r>
+      <w:r>
+        <w:t xml:space="preserve">olmaktan gelir.</w:t>
+      </w:r>
+    </w:p>
+    <w:bookmarkEnd w:id="38"/>
+    <w:bookmarkStart w:id="39" w:name="kaynaklar-ve-ileri-okuma"/>
+    <w:p>
+      <w:pPr>
+        <w:pStyle w:val="Heading2"/>
+      </w:pPr>
+      <w:r>
+        <w:t xml:space="preserve">12. Kaynaklar ve ileri okuma</w:t>
       </w:r>
     </w:p>
     <w:p>
@@ -6065,27 +6584,36 @@
         <w:pStyle w:val="Compact"/>
         <w:numPr>
           <w:ilvl w:val="0"/>
-          <w:numId w:val="1012"/>
+          <w:numId w:val="1013"/>
         </w:numPr>
       </w:pPr>
       <w:r>
-        <w:t xml:space="preserve">C. Collberg, J. Nagra,</w:t>
-      </w:r>
-      <w:r>
-        <w:t xml:space="preserve"> </w:t>
-      </w:r>
-      <w:r>
-        <w:rPr>
-          <w:i/>
-          <w:iCs/>
-        </w:rPr>
-        <w:t xml:space="preserve">Surreptitious Software</w:t>
-      </w:r>
-      <w:r>
-        <w:t xml:space="preserve"> </w:t>
-      </w:r>
-      <w:r>
-        <w:t xml:space="preserve">— gizleme taksonomisi ve ölçme çerçevesi (9. haftayla ortak).</w:t>
+        <w:rPr>
+          <w:b/>
+          <w:bCs/>
+        </w:rPr>
+        <w:t xml:space="preserve">Tigress</w:t>
+      </w:r>
+      <w:r>
+        <w:t xml:space="preserve"> </w:t>
+      </w:r>
+      <w:r>
+        <w:t xml:space="preserve">resmî sitesi ve çalışma sayfaları (</w:t>
+      </w:r>
+      <w:r>
+        <w:rPr>
+          <w:rStyle w:val="VerbatimChar"/>
+        </w:rPr>
+        <w:t xml:space="preserve">tigress.wtf</w:t>
+      </w:r>
+      <w:r>
+        <w:t xml:space="preserve">) — dönüşümler, sözdizimi, güncel sürüm (v4) ve lisans.</w:t>
+      </w:r>
+      <w:r>
+        <w:t xml:space="preserve"> </w:t>
+      </w:r>
+      <w:r>
+        <w:t xml:space="preserve">Öğrenciler güncel sürümü ve koşulları buradan doğrular.</w:t>
       </w:r>
     </w:p>
     <w:p>
@@ -6093,11 +6621,27 @@
         <w:pStyle w:val="Compact"/>
         <w:numPr>
           <w:ilvl w:val="0"/>
-          <w:numId w:val="1012"/>
+          <w:numId w:val="1013"/>
         </w:numPr>
       </w:pPr>
       <w:r>
-        <w:t xml:space="preserve">S. Banescu, C. Collberg vd. — Tigress dönüşümlerinin sembolik yürütmeye (KLEE) dayanıklılığının ölçülmesi.</w:t>
+        <w:t xml:space="preserve">C. Collberg, J. Nagra,</w:t>
+      </w:r>
+      <w:r>
+        <w:t xml:space="preserve"> </w:t>
+      </w:r>
+      <w:r>
+        <w:rPr>
+          <w:i/>
+          <w:iCs/>
+        </w:rPr>
+        <w:t xml:space="preserve">Surreptitious Software</w:t>
+      </w:r>
+      <w:r>
+        <w:t xml:space="preserve"> </w:t>
+      </w:r>
+      <w:r>
+        <w:t xml:space="preserve">— gizleme taksonomisi ve ölçme çerçevesi (9. haftayla ortak).</w:t>
       </w:r>
     </w:p>
     <w:p>
@@ -6105,10 +6649,22 @@
         <w:pStyle w:val="Compact"/>
         <w:numPr>
           <w:ilvl w:val="0"/>
-          <w:numId w:val="1012"/>
+          <w:numId w:val="1013"/>
         </w:numPr>
       </w:pPr>
       <w:r>
+        <w:t xml:space="preserve">S. Banescu, C. Collberg vd. — Tigress dönüşümlerinin sembolik yürütmeye (KLEE) dayanıklılığının ölçülmesi.</w:t>
+      </w:r>
+    </w:p>
+    <w:p>
+      <w:pPr>
+        <w:pStyle w:val="Compact"/>
+        <w:numPr>
+          <w:ilvl w:val="0"/>
+          <w:numId w:val="1013"/>
+        </w:numPr>
+      </w:pPr>
+      <w:r>
         <w:t xml:space="preserve">Obfuscator-LLVM (O-LLVM) — derleyici tabanlı gizlemeye alternatif (9. hafta K-11).</w:t>
       </w:r>
     </w:p>
@@ -6148,8 +6704,8 @@
         <w:t xml:space="preserve">(S15) ve ölçümleri (S9) beklenir. 16. haftada Quiz-2 (9–14. haftalar).</w:t>
       </w:r>
     </w:p>
-    <w:bookmarkEnd w:id="35"/>
-    <w:bookmarkEnd w:id="36"/>
+    <w:bookmarkEnd w:id="39"/>
+    <w:bookmarkEnd w:id="40"/>
     <w:sectPr>
       <w:headerReference r:id="rId9" w:type="default"/>
       <w:footerReference r:id="rId10" w:type="default"/>
@@ -6762,34 +7318,7 @@
     <w:abstractNumId w:val="991"/>
   </w:num>
   <w:num w:numId="1003">
-    <w:abstractNumId w:val="99419"/>
-    <w:lvlOverride w:ilvl="0">
-      <w:startOverride w:val="9"/>
-    </w:lvlOverride>
-    <w:lvlOverride w:ilvl="1">
-      <w:startOverride w:val="9"/>
-    </w:lvlOverride>
-    <w:lvlOverride w:ilvl="2">
-      <w:startOverride w:val="9"/>
-    </w:lvlOverride>
-    <w:lvlOverride w:ilvl="3">
-      <w:startOverride w:val="9"/>
-    </w:lvlOverride>
-    <w:lvlOverride w:ilvl="4">
-      <w:startOverride w:val="9"/>
-    </w:lvlOverride>
-    <w:lvlOverride w:ilvl="5">
-      <w:startOverride w:val="9"/>
-    </w:lvlOverride>
-    <w:lvlOverride w:ilvl="6">
-      <w:startOverride w:val="9"/>
-    </w:lvlOverride>
-    <w:lvlOverride w:ilvl="7">
-      <w:startOverride w:val="9"/>
-    </w:lvlOverride>
-    <w:lvlOverride w:ilvl="8">
-      <w:startOverride w:val="9"/>
-    </w:lvlOverride>
+    <w:abstractNumId w:val="991"/>
   </w:num>
   <w:num w:numId="1004">
     <w:abstractNumId w:val="99419"/>
@@ -6822,6 +7351,36 @@
     </w:lvlOverride>
   </w:num>
   <w:num w:numId="1005">
+    <w:abstractNumId w:val="99419"/>
+    <w:lvlOverride w:ilvl="0">
+      <w:startOverride w:val="9"/>
+    </w:lvlOverride>
+    <w:lvlOverride w:ilvl="1">
+      <w:startOverride w:val="9"/>
+    </w:lvlOverride>
+    <w:lvlOverride w:ilvl="2">
+      <w:startOverride w:val="9"/>
+    </w:lvlOverride>
+    <w:lvlOverride w:ilvl="3">
+      <w:startOverride w:val="9"/>
+    </w:lvlOverride>
+    <w:lvlOverride w:ilvl="4">
+      <w:startOverride w:val="9"/>
+    </w:lvlOverride>
+    <w:lvlOverride w:ilvl="5">
+      <w:startOverride w:val="9"/>
+    </w:lvlOverride>
+    <w:lvlOverride w:ilvl="6">
+      <w:startOverride w:val="9"/>
+    </w:lvlOverride>
+    <w:lvlOverride w:ilvl="7">
+      <w:startOverride w:val="9"/>
+    </w:lvlOverride>
+    <w:lvlOverride w:ilvl="8">
+      <w:startOverride w:val="9"/>
+    </w:lvlOverride>
+  </w:num>
+  <w:num w:numId="1006">
     <w:abstractNumId w:val="99411"/>
     <w:lvlOverride w:ilvl="0">
       <w:startOverride w:val="1"/>
@@ -6851,13 +7410,13 @@
       <w:startOverride w:val="1"/>
     </w:lvlOverride>
   </w:num>
-  <w:num w:numId="1006">
-    <w:abstractNumId w:val="991"/>
-  </w:num>
   <w:num w:numId="1007">
     <w:abstractNumId w:val="991"/>
   </w:num>
   <w:num w:numId="1008">
+    <w:abstractNumId w:val="991"/>
+  </w:num>
+  <w:num w:numId="1009">
     <w:abstractNumId w:val="99411"/>
     <w:lvlOverride w:ilvl="0">
       <w:startOverride w:val="1"/>
@@ -6887,10 +7446,10 @@
       <w:startOverride w:val="1"/>
     </w:lvlOverride>
   </w:num>
-  <w:num w:numId="1009">
+  <w:num w:numId="1010">
     <w:abstractNumId w:val="991"/>
   </w:num>
-  <w:num w:numId="1010">
+  <w:num w:numId="1011">
     <w:abstractNumId w:val="99411"/>
     <w:lvlOverride w:ilvl="0">
       <w:startOverride w:val="1"/>
@@ -6920,7 +7479,7 @@
       <w:startOverride w:val="1"/>
     </w:lvlOverride>
   </w:num>
-  <w:num w:numId="1011">
+  <w:num w:numId="1012">
     <w:abstractNumId w:val="99431"/>
     <w:lvlOverride w:ilvl="0">
       <w:startOverride w:val="1"/>
@@ -6950,7 +7509,7 @@
       <w:startOverride w:val="1"/>
     </w:lvlOverride>
   </w:num>
-  <w:num w:numId="1012">
+  <w:num w:numId="1013">
     <w:abstractNumId w:val="991"/>
   </w:num>
 </w:numbering>

--- a/docs/week-14/cen429-week-14-ders-notu.en.docx
+++ b/docs/week-14/cen429-week-14-ders-notu.en.docx
@@ -2,7 +2,7 @@
 <file path=word/document.xml><?xml version="1.0" encoding="utf-8"?>
 <w:document xmlns:w="http://schemas.openxmlformats.org/wordprocessingml/2006/main" xmlns:m="http://schemas.openxmlformats.org/officeDocument/2006/math" xmlns:r="http://schemas.openxmlformats.org/officeDocument/2006/relationships" xmlns:o="urn:schemas-microsoft-com:office:office" xmlns:v="urn:schemas-microsoft-com:vml" xmlns:w10="urn:schemas-microsoft-com:office:word" xmlns:a="http://schemas.openxmlformats.org/drawingml/2006/main" xmlns:pic="http://schemas.openxmlformats.org/drawingml/2006/picture" xmlns:wp="http://schemas.openxmlformats.org/drawingml/2006/wordprocessingDrawing">
   <w:body>
-    <w:bookmarkStart w:id="40" w:name="hafta-14-tigress-ve-çeşitlendirme"/>
+    <w:bookmarkStart w:id="54" w:name="hafta-14-tigress-ve-çeşitlendirme"/>
     <w:p>
       <w:pPr>
         <w:pStyle w:val="Heading1"/>
@@ -1083,13 +1083,13 @@
         </w:pict>
       </w:r>
     </w:p>
-    <w:bookmarkStart w:id="23" w:name="kaynaktan-kaynağa-gizleme-nedir"/>
+    <w:bookmarkStart w:id="34" w:name="temel-kavramlar-sıfırdan"/>
     <w:p>
       <w:pPr>
         <w:pStyle w:val="Heading2"/>
       </w:pPr>
       <w:r>
-        <w:t xml:space="preserve">1. Kaynaktan kaynağa gizleme nedir?</w:t>
+        <w:t xml:space="preserve">0. Temel kavramlar (sıfırdan)</w:t>
       </w:r>
     </w:p>
     <w:p>
@@ -1097,117 +1097,110 @@
         <w:pStyle w:val="FirstParagraph"/>
       </w:pPr>
       <w:r>
-        <w:t xml:space="preserve">Dokuzuncu haftada gizleme kurallarını</w:t>
-      </w:r>
-      <w:r>
-        <w:t xml:space="preserve"> </w:t>
-      </w:r>
-      <w:r>
-        <w:rPr>
-          <w:b/>
-          <w:bCs/>
-        </w:rPr>
-        <w:t xml:space="preserve">el ile</w:t>
-      </w:r>
-      <w:r>
-        <w:t xml:space="preserve"> </w:t>
-      </w:r>
-      <w:r>
-        <w:t xml:space="preserve">uyguladık: opak yüklem, düzleştirme, dize kodlama, sahte dal. El ile</w:t>
-      </w:r>
-      <w:r>
-        <w:t xml:space="preserve"> </w:t>
-      </w:r>
-      <w:r>
-        <w:t xml:space="preserve">gizleme öğreticidir ama üç sorunu vardır: (1)</w:t>
-      </w:r>
-      <w:r>
-        <w:t xml:space="preserve"> </w:t>
-      </w:r>
-      <w:r>
-        <w:rPr>
-          <w:b/>
-          <w:bCs/>
-        </w:rPr>
-        <w:t xml:space="preserve">hataya açıktır</w:t>
-      </w:r>
-      <w:r>
-        <w:t xml:space="preserve"> </w:t>
-      </w:r>
-      <w:r>
-        <w:t xml:space="preserve">— el ile yazılan gizleme kodu davranışı bozabilir;</w:t>
-      </w:r>
-      <w:r>
-        <w:t xml:space="preserve"> </w:t>
-      </w:r>
-      <w:r>
-        <w:t xml:space="preserve">(2)</w:t>
-      </w:r>
-      <w:r>
-        <w:t xml:space="preserve"> </w:t>
-      </w:r>
-      <w:r>
-        <w:rPr>
-          <w:b/>
-          <w:bCs/>
-        </w:rPr>
-        <w:t xml:space="preserve">bakımı zordur</w:t>
-      </w:r>
-      <w:r>
-        <w:t xml:space="preserve"> </w:t>
-      </w:r>
-      <w:r>
-        <w:t xml:space="preserve">— kaynak okunamaz hale gelir; (3)</w:t>
-      </w:r>
-      <w:r>
-        <w:t xml:space="preserve"> </w:t>
-      </w:r>
-      <w:r>
-        <w:rPr>
-          <w:b/>
-          <w:bCs/>
-        </w:rPr>
-        <w:t xml:space="preserve">çeşitlendirilemez</w:t>
-      </w:r>
-      <w:r>
-        <w:t xml:space="preserve"> </w:t>
-      </w:r>
-      <w:r>
-        <w:t xml:space="preserve">— her kopyayı el ile farklılaştıramazsınız.</w:t>
-      </w:r>
-      <w:r>
-        <w:t xml:space="preserve"> </w:t>
-      </w:r>
-      <w:r>
-        <w:t xml:space="preserve">Çözüm, gizlemeyi bir</w:t>
-      </w:r>
-      <w:r>
-        <w:t xml:space="preserve"> </w:t>
-      </w:r>
-      <w:r>
-        <w:rPr>
-          <w:b/>
-          <w:bCs/>
-        </w:rPr>
-        <w:t xml:space="preserve">araca</w:t>
-      </w:r>
-      <w:r>
-        <w:t xml:space="preserve"> </w:t>
-      </w:r>
-      <w:r>
-        <w:t xml:space="preserve">yaptırmaktır.</w:t>
-      </w:r>
-    </w:p>
-    <w:p>
-      <w:pPr>
-        <w:pStyle w:val="BlockText"/>
-      </w:pPr>
-      <w:r>
-        <w:rPr>
-          <w:b/>
-          <w:bCs/>
-        </w:rPr>
-        <w:t xml:space="preserve">Kısa tarihçe: kaynaktan kaynağa gizleme ve çeşitlendirme</w:t>
+        <w:t xml:space="preserve">Bu bölüm</w:t>
+      </w:r>
+      <w:r>
+        <w:t xml:space="preserve"> </w:t>
+      </w:r>
+      <w:r>
+        <w:rPr>
+          <w:b/>
+          <w:bCs/>
+        </w:rPr>
+        <w:t xml:space="preserve">hiçbir ön bilgi varsaymaz</w:t>
+      </w:r>
+      <w:r>
+        <w:t xml:space="preserve">. Haftanın geri kalanında kullanacağımız terimleri sıfırdan tanımlıyoruz. Bir terimi bilmiyorsanız önce burayı okuyun; sonraki bölümler bunların üzerine kurulur.</w:t>
+      </w:r>
+    </w:p>
+    <w:bookmarkStart w:id="21" w:name="neden-bu-bölüm"/>
+    <w:p>
+      <w:pPr>
+        <w:pStyle w:val="Heading3"/>
+      </w:pPr>
+      <w:r>
+        <w:t xml:space="preserve">Neden bu bölüm?</w:t>
+      </w:r>
+    </w:p>
+    <w:p>
+      <w:pPr>
+        <w:pStyle w:val="FirstParagraph"/>
+      </w:pPr>
+      <w:r>
+        <w:t xml:space="preserve">Bugün</w:t>
+      </w:r>
+      <w:r>
+        <w:t xml:space="preserve"> </w:t>
+      </w:r>
+      <w:r>
+        <w:t xml:space="preserve">“kaynaktan kaynağa”</w:t>
+      </w:r>
+      <w:r>
+        <w:t xml:space="preserve">,</w:t>
+      </w:r>
+      <w:r>
+        <w:t xml:space="preserve"> </w:t>
+      </w:r>
+      <w:r>
+        <w:t xml:space="preserve">“dönüşüm”</w:t>
+      </w:r>
+      <w:r>
+        <w:t xml:space="preserve">,</w:t>
+      </w:r>
+      <w:r>
+        <w:t xml:space="preserve"> </w:t>
+      </w:r>
+      <w:r>
+        <w:t xml:space="preserve">“tohum”</w:t>
+      </w:r>
+      <w:r>
+        <w:t xml:space="preserve">,</w:t>
+      </w:r>
+      <w:r>
+        <w:t xml:space="preserve"> </w:t>
+      </w:r>
+      <w:r>
+        <w:t xml:space="preserve">“derleme hattı”</w:t>
+      </w:r>
+      <w:r>
+        <w:t xml:space="preserve"> </w:t>
+      </w:r>
+      <w:r>
+        <w:t xml:space="preserve">gibi terimler geçecek.</w:t>
+      </w:r>
+    </w:p>
+    <w:p>
+      <w:pPr>
+        <w:pStyle w:val="BodyText"/>
+      </w:pPr>
+      <w:r>
+        <w:t xml:space="preserve">Önce hepsini</w:t>
+      </w:r>
+      <w:r>
+        <w:t xml:space="preserve"> </w:t>
+      </w:r>
+      <w:r>
+        <w:rPr>
+          <w:b/>
+          <w:bCs/>
+        </w:rPr>
+        <w:t xml:space="preserve">tek tek</w:t>
+      </w:r>
+      <w:r>
+        <w:t xml:space="preserve"> </w:t>
+      </w:r>
+      <w:r>
+        <w:t xml:space="preserve">tanımlayalım.</w:t>
+      </w:r>
+    </w:p>
+    <w:bookmarkEnd w:id="21"/>
+    <w:bookmarkStart w:id="22" w:name="hatırlatma-kaynak-derleyici-ikili"/>
+    <w:p>
+      <w:pPr>
+        <w:pStyle w:val="Heading3"/>
+      </w:pPr>
+      <w:r>
+        <w:t xml:space="preserve">Hatırlatma · kaynak, derleyici, ikili</w:t>
       </w:r>
     </w:p>
     <w:p>
@@ -1223,41 +1216,13 @@
           <w:b/>
           <w:bCs/>
         </w:rPr>
-        <w:t xml:space="preserve">1993</w:t>
-      </w:r>
-      <w:r>
-        <w:t xml:space="preserve"> </w:t>
-      </w:r>
-      <w:r>
-        <w:t xml:space="preserve">— Cohen,</w:t>
-      </w:r>
-      <w:r>
-        <w:t xml:space="preserve"> </w:t>
-      </w:r>
-      <w:r>
-        <w:t xml:space="preserve">“program evolution”</w:t>
-      </w:r>
-      <w:r>
-        <w:t xml:space="preserve"> </w:t>
-      </w:r>
-      <w:r>
-        <w:t xml:space="preserve">ile</w:t>
-      </w:r>
-      <w:r>
-        <w:t xml:space="preserve"> </w:t>
-      </w:r>
-      <w:r>
-        <w:rPr>
-          <w:b/>
-          <w:bCs/>
-        </w:rPr>
-        <w:t xml:space="preserve">çeşitlendirme</w:t>
-      </w:r>
-      <w:r>
-        <w:t xml:space="preserve"> </w:t>
-      </w:r>
-      <w:r>
-        <w:t xml:space="preserve">fikrini ortaya atar: aynı işlev, farklı ikili.</w:t>
+        <w:t xml:space="preserve">Kaynak kod:</w:t>
+      </w:r>
+      <w:r>
+        <w:t xml:space="preserve"> </w:t>
+      </w:r>
+      <w:r>
+        <w:t xml:space="preserve">insanın yazdığı program metni (C dosyası).</w:t>
       </w:r>
     </w:p>
     <w:p>
@@ -1273,13 +1238,13 @@
           <w:b/>
           <w:bCs/>
         </w:rPr>
-        <w:t xml:space="preserve">1997</w:t>
-      </w:r>
-      <w:r>
-        <w:t xml:space="preserve"> </w:t>
-      </w:r>
-      <w:r>
-        <w:t xml:space="preserve">— Collberg vd. gizleme taksonomisi (9. hafta’nın temeli).</w:t>
+        <w:t xml:space="preserve">Derleyici:</w:t>
+      </w:r>
+      <w:r>
+        <w:t xml:space="preserve"> </w:t>
+      </w:r>
+      <w:r>
+        <w:t xml:space="preserve">kaynağı makine koduna çeviren program (gcc/clang).</w:t>
       </w:r>
     </w:p>
     <w:p>
@@ -1295,327 +1260,23 @@
           <w:b/>
           <w:bCs/>
         </w:rPr>
-        <w:t xml:space="preserve">2013</w:t>
-      </w:r>
-      <w:r>
-        <w:t xml:space="preserve"> </w:t>
-      </w:r>
-      <w:r>
-        <w:t xml:space="preserve">—</w:t>
-      </w:r>
-      <w:r>
-        <w:t xml:space="preserve"> </w:t>
-      </w:r>
-      <w:r>
-        <w:rPr>
-          <w:b/>
-          <w:bCs/>
-        </w:rPr>
-        <w:t xml:space="preserve">Obfuscator-LLVM (O-LLVM)</w:t>
-      </w:r>
-      <w:r>
-        <w:t xml:space="preserve">: derleyici tabanlı gizleme.</w:t>
-      </w:r>
-    </w:p>
-    <w:p>
-      <w:pPr>
-        <w:pStyle w:val="Compact"/>
-        <w:numPr>
-          <w:ilvl w:val="0"/>
-          <w:numId w:val="1002"/>
-        </w:numPr>
-      </w:pPr>
-      <w:r>
-        <w:rPr>
-          <w:b/>
-          <w:bCs/>
-        </w:rPr>
-        <w:t xml:space="preserve">2010’lar</w:t>
-      </w:r>
-      <w:r>
-        <w:t xml:space="preserve"> </w:t>
-      </w:r>
-      <w:r>
-        <w:t xml:space="preserve">—</w:t>
-      </w:r>
-      <w:r>
-        <w:t xml:space="preserve"> </w:t>
-      </w:r>
-      <w:r>
-        <w:rPr>
-          <w:b/>
-          <w:bCs/>
-        </w:rPr>
-        <w:t xml:space="preserve">Tigress</w:t>
-      </w:r>
-      <w:r>
-        <w:t xml:space="preserve"> </w:t>
-      </w:r>
-      <w:r>
-        <w:t xml:space="preserve">(Christian Collberg): C için</w:t>
-      </w:r>
-      <w:r>
-        <w:t xml:space="preserve"> </w:t>
-      </w:r>
-      <w:r>
-        <w:rPr>
-          <w:b/>
-          <w:bCs/>
-        </w:rPr>
-        <w:t xml:space="preserve">kaynaktan kaynağa</w:t>
-      </w:r>
-      <w:r>
-        <w:t xml:space="preserve"> </w:t>
-      </w:r>
-      <w:r>
-        <w:t xml:space="preserve">gizleyici + sanallaştırma + çeşitlendirme; araştırmada dayanıklılık ölçümünün fiili standardı.</w:t>
-      </w:r>
-    </w:p>
-    <w:p>
-      <w:pPr>
-        <w:pStyle w:val="Compact"/>
-        <w:numPr>
-          <w:ilvl w:val="0"/>
-          <w:numId w:val="1002"/>
-        </w:numPr>
-      </w:pPr>
-      <w:r>
-        <w:rPr>
-          <w:b/>
-          <w:bCs/>
-        </w:rPr>
-        <w:t xml:space="preserve">2016–2017</w:t>
-      </w:r>
-      <w:r>
-        <w:t xml:space="preserve"> </w:t>
-      </w:r>
-      <w:r>
-        <w:t xml:space="preserve">— Banescu vd. Tigress + KLEE ile dönüşüm</w:t>
-      </w:r>
-      <w:r>
-        <w:t xml:space="preserve"> </w:t>
-      </w:r>
-      <w:r>
-        <w:rPr>
-          <w:b/>
-          <w:bCs/>
-        </w:rPr>
-        <w:t xml:space="preserve">dayanıklılığını ölçer</w:t>
-      </w:r>
-      <w:r>
-        <w:t xml:space="preserve"> </w:t>
-      </w:r>
-      <w:r>
-        <w:t xml:space="preserve">→</w:t>
-      </w:r>
-      <w:r>
-        <w:t xml:space="preserve"> </w:t>
-      </w:r>
-      <w:r>
-        <w:t xml:space="preserve">“</w:t>
-      </w:r>
-      <w:r>
-        <w:rPr>
-          <w:b/>
-          <w:bCs/>
-        </w:rPr>
-        <w:t xml:space="preserve">dayanıklılık ↔ maliyet</w:t>
-      </w:r>
-      <w:r>
-        <w:t xml:space="preserve">”</w:t>
-      </w:r>
-      <w:r>
-        <w:t xml:space="preserve"> </w:t>
-      </w:r>
-      <w:r>
-        <w:t xml:space="preserve">kuralı.</w:t>
-      </w:r>
-    </w:p>
-    <w:p>
-      <w:pPr>
-        <w:pStyle w:val="FirstParagraph"/>
-      </w:pPr>
-      <w:r>
-        <w:rPr>
-          <w:b/>
-          <w:bCs/>
-        </w:rPr>
-        <w:t xml:space="preserve">Kaynaktan kaynağa</w:t>
-      </w:r>
-      <w:r>
-        <w:t xml:space="preserve"> </w:t>
-      </w:r>
-      <w:r>
-        <w:t xml:space="preserve">(source-to-source) gizleme, bir aracın</w:t>
-      </w:r>
-      <w:r>
-        <w:t xml:space="preserve"> </w:t>
-      </w:r>
-      <w:r>
-        <w:rPr>
-          <w:b/>
-          <w:bCs/>
-        </w:rPr>
-        <w:t xml:space="preserve">C kaynağını girdi alıp yine C kaynağı</w:t>
-      </w:r>
-      <w:r>
-        <w:t xml:space="preserve"> </w:t>
-      </w:r>
-      <w:r>
-        <w:t xml:space="preserve">üretmesidir;</w:t>
-      </w:r>
-      <w:r>
-        <w:t xml:space="preserve"> </w:t>
-      </w:r>
-      <w:r>
-        <w:t xml:space="preserve">üretilen kaynak, davranışça özdeş ama okunması çok daha zordur ve normal derleyicinizle derlenir. Bu yaklaşımın en</w:t>
-      </w:r>
-      <w:r>
-        <w:t xml:space="preserve"> </w:t>
-      </w:r>
-      <w:r>
-        <w:t xml:space="preserve">bilinen aracı</w:t>
-      </w:r>
-      <w:r>
-        <w:t xml:space="preserve"> </w:t>
-      </w:r>
-      <w:r>
-        <w:rPr>
-          <w:b/>
-          <w:bCs/>
-        </w:rPr>
-        <w:t xml:space="preserve">Tigress</w:t>
-      </w:r>
-      <w:r>
-        <w:t xml:space="preserve">’tir.</w:t>
-      </w:r>
-    </w:p>
-    <w:p>
-      <w:pPr>
-        <w:pStyle w:val="SourceCode"/>
-      </w:pPr>
-      <w:r>
-        <w:rPr>
-          <w:rStyle w:val="VerbatimChar"/>
-        </w:rPr>
-        <w:t xml:space="preserve">Sizin kaynağınız (okunur)  ──►  [ Tigress: dönüşümleri uygula ]  ──►  Gizlenmiş kaynak (C)  ──►  derleyici  ──►  ikili</w:t>
-      </w:r>
-      <w:r>
-        <w:br/>
-      </w:r>
-      <w:r>
-        <w:rPr>
-          <w:rStyle w:val="VerbatimChar"/>
-        </w:rPr>
-        <w:t xml:space="preserve">        ^ bakımı siz yaparsınız                                              ^ bu dağıtılır</w:t>
-      </w:r>
-    </w:p>
-    <w:p>
-      <w:pPr>
-        <w:pStyle w:val="FirstParagraph"/>
-      </w:pPr>
-      <w:r>
-        <w:t xml:space="preserve">Önemli fark: siz</w:t>
-      </w:r>
-      <w:r>
-        <w:t xml:space="preserve"> </w:t>
-      </w:r>
-      <w:r>
-        <w:rPr>
-          <w:b/>
-          <w:bCs/>
-        </w:rPr>
-        <w:t xml:space="preserve">okunur</w:t>
-      </w:r>
-      <w:r>
-        <w:t xml:space="preserve"> </w:t>
-      </w:r>
-      <w:r>
-        <w:t xml:space="preserve">kaynağı korur ve bakımını yaparsınız; gizleme,</w:t>
-      </w:r>
-      <w:r>
-        <w:t xml:space="preserve"> </w:t>
-      </w:r>
-      <w:r>
-        <w:rPr>
-          <w:b/>
-          <w:bCs/>
-        </w:rPr>
-        <w:t xml:space="preserve">derleme hattında</w:t>
-      </w:r>
-      <w:r>
-        <w:t xml:space="preserve"> </w:t>
-      </w:r>
-      <w:r>
-        <w:t xml:space="preserve">otomatik bir adım</w:t>
-      </w:r>
-      <w:r>
-        <w:t xml:space="preserve"> </w:t>
-      </w:r>
-      <w:r>
-        <w:t xml:space="preserve">olarak çalışır. Bu, 9. haftadaki</w:t>
-      </w:r>
-      <w:r>
-        <w:t xml:space="preserve"> </w:t>
-      </w:r>
-      <w:r>
-        <w:t xml:space="preserve">“her gizleme bakım maliyeti getirir”</w:t>
-      </w:r>
-      <w:r>
-        <w:t xml:space="preserve"> </w:t>
-      </w:r>
-      <w:r>
-        <w:t xml:space="preserve">sorununu büyük ölçüde çözer: bakım maliyeti</w:t>
-      </w:r>
-      <w:r>
-        <w:t xml:space="preserve"> </w:t>
-      </w:r>
-      <w:r>
-        <w:t xml:space="preserve">okunur kaynakta kalır, dağıtılan kaynak gizlidir.</w:t>
-      </w:r>
-    </w:p>
-    <w:bookmarkStart w:id="21" w:name="tigress-nedir-nereye-oturur"/>
+        <w:t xml:space="preserve">İkili dosya:</w:t>
+      </w:r>
+      <w:r>
+        <w:t xml:space="preserve"> </w:t>
+      </w:r>
+      <w:r>
+        <w:t xml:space="preserve">çalıştırılan sonuç.</w:t>
+      </w:r>
+    </w:p>
+    <w:bookmarkEnd w:id="22"/>
+    <w:bookmarkStart w:id="23" w:name="hatırlatma-gizleme"/>
     <w:p>
       <w:pPr>
         <w:pStyle w:val="Heading3"/>
       </w:pPr>
       <w:r>
-        <w:t xml:space="preserve">Tigress nedir, nereye oturur?</w:t>
-      </w:r>
-    </w:p>
-    <w:p>
-      <w:pPr>
-        <w:pStyle w:val="FirstParagraph"/>
-      </w:pPr>
-      <w:r>
-        <w:t xml:space="preserve">Tigress, Arizona Üniversitesi’nden Christian Collberg ve ekibinin geliştirdiği bir</w:t>
-      </w:r>
-      <w:r>
-        <w:t xml:space="preserve"> </w:t>
-      </w:r>
-      <w:r>
-        <w:rPr>
-          <w:b/>
-          <w:bCs/>
-        </w:rPr>
-        <w:t xml:space="preserve">kaynaktan kaynağa C gizleyici ve</w:t>
-      </w:r>
-      <w:r>
-        <w:rPr>
-          <w:b/>
-          <w:bCs/>
-        </w:rPr>
-        <w:t xml:space="preserve"> </w:t>
-      </w:r>
-      <w:r>
-        <w:rPr>
-          <w:b/>
-          <w:bCs/>
-        </w:rPr>
-        <w:t xml:space="preserve">çeşitlendiricidir</w:t>
-      </w:r>
-      <w:r>
-        <w:t xml:space="preserve">. Bu dersteki yeri:</w:t>
+        <w:t xml:space="preserve">Hatırlatma · gizleme</w:t>
       </w:r>
     </w:p>
     <w:p>
@@ -1626,36 +1287,34 @@
           <w:numId w:val="1003"/>
         </w:numPr>
       </w:pPr>
-    </w:p>
-    <w:p>
-      <w:pPr>
-        <w:pStyle w:val="Compact"/>
-        <w:numPr>
-          <w:ilvl w:val="1"/>
-          <w:numId w:val="1004"/>
-        </w:numPr>
-      </w:pPr>
-      <w:r>
-        <w:t xml:space="preserve">haftadaki</w:t>
-      </w:r>
-      <w:r>
-        <w:t xml:space="preserve"> </w:t>
-      </w:r>
-      <w:r>
-        <w:rPr>
-          <w:b/>
-          <w:bCs/>
-        </w:rPr>
-        <w:t xml:space="preserve">el ile kuralların otomatik karşılığıdır</w:t>
-      </w:r>
-      <w:r>
-        <w:t xml:space="preserve">: düzleştirme, opak yüklem, veri kodlama, sanallaştırma —</w:t>
-      </w:r>
-      <w:r>
-        <w:t xml:space="preserve"> </w:t>
-      </w:r>
-      <w:r>
-        <w:t xml:space="preserve">hepsi birer dönüşüm (transform) olarak.</w:t>
+      <w:r>
+        <w:rPr>
+          <w:b/>
+          <w:bCs/>
+        </w:rPr>
+        <w:t xml:space="preserve">Kod gizleme (obfuscation):</w:t>
+      </w:r>
+      <w:r>
+        <w:t xml:space="preserve"> </w:t>
+      </w:r>
+      <w:r>
+        <w:t xml:space="preserve">davranışı değiştirmeden kodu</w:t>
+      </w:r>
+      <w:r>
+        <w:t xml:space="preserve"> </w:t>
+      </w:r>
+      <w:r>
+        <w:rPr>
+          <w:b/>
+          <w:bCs/>
+        </w:rPr>
+        <w:t xml:space="preserve">anlaşılması zor</w:t>
+      </w:r>
+      <w:r>
+        <w:t xml:space="preserve"> </w:t>
+      </w:r>
+      <w:r>
+        <w:t xml:space="preserve">hale getirmek.</w:t>
       </w:r>
     </w:p>
     <w:p>
@@ -1667,7 +1326,17 @@
         </w:numPr>
       </w:pPr>
       <w:r>
-        <w:t xml:space="preserve">Çok platformludur (Linux, macOS, Windows, Android; Intel/ARM/WebAssembly) ve GCC/Clang/MSVC ile çalışır.</w:t>
+        <w:t xml:space="preserve">Amaç: saldırgan için maliyeti artırmak (9. hafta).</w:t>
+      </w:r>
+    </w:p>
+    <w:bookmarkEnd w:id="23"/>
+    <w:bookmarkStart w:id="24" w:name="kaynaktan-kaynağa-source-to-source"/>
+    <w:p>
+      <w:pPr>
+        <w:pStyle w:val="Heading3"/>
+      </w:pPr>
+      <w:r>
+        <w:t xml:space="preserve">Kaynaktan kaynağa (source-to-source)</w:t>
       </w:r>
     </w:p>
     <w:p>
@@ -1675,10 +1344,1168 @@
         <w:pStyle w:val="Compact"/>
         <w:numPr>
           <w:ilvl w:val="0"/>
-          <w:numId w:val="1003"/>
+          <w:numId w:val="1004"/>
         </w:numPr>
       </w:pPr>
       <w:r>
+        <w:t xml:space="preserve">Girdi: C kaynağı. Çıktı:</w:t>
+      </w:r>
+      <w:r>
+        <w:t xml:space="preserve"> </w:t>
+      </w:r>
+      <w:r>
+        <w:rPr>
+          <w:b/>
+          <w:bCs/>
+        </w:rPr>
+        <w:t xml:space="preserve">yine C kaynağı</w:t>
+      </w:r>
+      <w:r>
+        <w:t xml:space="preserve"> </w:t>
+      </w:r>
+      <w:r>
+        <w:t xml:space="preserve">— ama gizlenmiş.</w:t>
+      </w:r>
+    </w:p>
+    <w:p>
+      <w:pPr>
+        <w:pStyle w:val="Compact"/>
+        <w:numPr>
+          <w:ilvl w:val="0"/>
+          <w:numId w:val="1004"/>
+        </w:numPr>
+      </w:pPr>
+      <w:r>
+        <w:t xml:space="preserve">Sonra normal derleyicinizle derlenir.</w:t>
+      </w:r>
+    </w:p>
+    <w:p>
+      <w:pPr>
+        <w:pStyle w:val="SourceCode"/>
+      </w:pPr>
+      <w:r>
+        <w:rPr>
+          <w:rStyle w:val="VerbatimChar"/>
+        </w:rPr>
+        <w:t xml:space="preserve">temiz.c → [araç] → gizli.c → derleyici → ikili</w:t>
+      </w:r>
+    </w:p>
+    <w:bookmarkEnd w:id="24"/>
+    <w:bookmarkStart w:id="25" w:name="dönüşüm-transform-nedir"/>
+    <w:p>
+      <w:pPr>
+        <w:pStyle w:val="Heading3"/>
+      </w:pPr>
+      <w:r>
+        <w:t xml:space="preserve">Dönüşüm (transform) nedir?</w:t>
+      </w:r>
+    </w:p>
+    <w:p>
+      <w:pPr>
+        <w:pStyle w:val="Compact"/>
+        <w:numPr>
+          <w:ilvl w:val="0"/>
+          <w:numId w:val="1005"/>
+        </w:numPr>
+      </w:pPr>
+      <w:r>
+        <w:rPr>
+          <w:b/>
+          <w:bCs/>
+        </w:rPr>
+        <w:t xml:space="preserve">Dönüşüm:</w:t>
+      </w:r>
+      <w:r>
+        <w:t xml:space="preserve"> </w:t>
+      </w:r>
+      <w:r>
+        <w:t xml:space="preserve">kaynağa uygulanan tek bir gizleme işlemi (ör. düzleştirme).</w:t>
+      </w:r>
+    </w:p>
+    <w:p>
+      <w:pPr>
+        <w:pStyle w:val="Compact"/>
+        <w:numPr>
+          <w:ilvl w:val="0"/>
+          <w:numId w:val="1005"/>
+        </w:numPr>
+      </w:pPr>
+      <w:r>
+        <w:t xml:space="preserve">Araç birçok dönüşüm sunar; siz hangisini, nereye seçersiniz.</w:t>
+      </w:r>
+    </w:p>
+    <w:bookmarkEnd w:id="25"/>
+    <w:bookmarkStart w:id="26" w:name="dönüşüm-hattı-pipeline"/>
+    <w:p>
+      <w:pPr>
+        <w:pStyle w:val="Heading3"/>
+      </w:pPr>
+      <w:r>
+        <w:t xml:space="preserve">Dönüşüm hattı (pipeline)</w:t>
+      </w:r>
+    </w:p>
+    <w:p>
+      <w:pPr>
+        <w:pStyle w:val="Compact"/>
+        <w:numPr>
+          <w:ilvl w:val="0"/>
+          <w:numId w:val="1006"/>
+        </w:numPr>
+      </w:pPr>
+      <w:r>
+        <w:rPr>
+          <w:b/>
+          <w:bCs/>
+        </w:rPr>
+        <w:t xml:space="preserve">Hat:</w:t>
+      </w:r>
+      <w:r>
+        <w:t xml:space="preserve"> </w:t>
+      </w:r>
+      <w:r>
+        <w:t xml:space="preserve">birden çok dönüşümün</w:t>
+      </w:r>
+      <w:r>
+        <w:t xml:space="preserve"> </w:t>
+      </w:r>
+      <w:r>
+        <w:rPr>
+          <w:b/>
+          <w:bCs/>
+        </w:rPr>
+        <w:t xml:space="preserve">sırayla</w:t>
+      </w:r>
+      <w:r>
+        <w:t xml:space="preserve"> </w:t>
+      </w:r>
+      <w:r>
+        <w:t xml:space="preserve">uygulanması.</w:t>
+      </w:r>
+    </w:p>
+    <w:p>
+      <w:pPr>
+        <w:pStyle w:val="Compact"/>
+        <w:numPr>
+          <w:ilvl w:val="0"/>
+          <w:numId w:val="1006"/>
+        </w:numPr>
+      </w:pPr>
+      <w:r>
+        <w:t xml:space="preserve">Her dönüşüm bir öncekinin çıktısına uygulanır.</w:t>
+      </w:r>
+    </w:p>
+    <w:p>
+      <w:pPr>
+        <w:pStyle w:val="Compact"/>
+        <w:numPr>
+          <w:ilvl w:val="0"/>
+          <w:numId w:val="1006"/>
+        </w:numPr>
+      </w:pPr>
+      <w:r>
+        <w:t xml:space="preserve">Sıra önemlidir.</w:t>
+      </w:r>
+    </w:p>
+    <w:bookmarkEnd w:id="26"/>
+    <w:bookmarkStart w:id="27" w:name="tohum-seed-nedir"/>
+    <w:p>
+      <w:pPr>
+        <w:pStyle w:val="Heading3"/>
+      </w:pPr>
+      <w:r>
+        <w:t xml:space="preserve">Tohum (seed) nedir?</w:t>
+      </w:r>
+    </w:p>
+    <w:p>
+      <w:pPr>
+        <w:pStyle w:val="Compact"/>
+        <w:numPr>
+          <w:ilvl w:val="0"/>
+          <w:numId w:val="1007"/>
+        </w:numPr>
+      </w:pPr>
+      <w:r>
+        <w:rPr>
+          <w:b/>
+          <w:bCs/>
+        </w:rPr>
+        <w:t xml:space="preserve">Tohum:</w:t>
+      </w:r>
+      <w:r>
+        <w:t xml:space="preserve"> </w:t>
+      </w:r>
+      <w:r>
+        <w:t xml:space="preserve">rastgeleliği yöneten bir başlangıç sayısı.</w:t>
+      </w:r>
+    </w:p>
+    <w:p>
+      <w:pPr>
+        <w:pStyle w:val="Compact"/>
+        <w:numPr>
+          <w:ilvl w:val="0"/>
+          <w:numId w:val="1007"/>
+        </w:numPr>
+      </w:pPr>
+      <w:r>
+        <w:t xml:space="preserve">Aynı dönüşüm + farklı tohum =</w:t>
+      </w:r>
+      <w:r>
+        <w:t xml:space="preserve"> </w:t>
+      </w:r>
+      <w:r>
+        <w:rPr>
+          <w:b/>
+          <w:bCs/>
+        </w:rPr>
+        <w:t xml:space="preserve">farklı</w:t>
+      </w:r>
+      <w:r>
+        <w:t xml:space="preserve"> </w:t>
+      </w:r>
+      <w:r>
+        <w:t xml:space="preserve">gizlenmiş çıktı.</w:t>
+      </w:r>
+    </w:p>
+    <w:p>
+      <w:pPr>
+        <w:pStyle w:val="Compact"/>
+        <w:numPr>
+          <w:ilvl w:val="0"/>
+          <w:numId w:val="1007"/>
+        </w:numPr>
+      </w:pPr>
+      <w:r>
+        <w:t xml:space="preserve">Çeşitlendirmenin anahtarı budur.</w:t>
+      </w:r>
+    </w:p>
+    <w:bookmarkEnd w:id="27"/>
+    <w:bookmarkStart w:id="28" w:name="çeşitlendirme-diversification"/>
+    <w:p>
+      <w:pPr>
+        <w:pStyle w:val="Heading3"/>
+      </w:pPr>
+      <w:r>
+        <w:t xml:space="preserve">Çeşitlendirme (diversification)</w:t>
+      </w:r>
+    </w:p>
+    <w:p>
+      <w:pPr>
+        <w:pStyle w:val="Compact"/>
+        <w:numPr>
+          <w:ilvl w:val="0"/>
+          <w:numId w:val="1008"/>
+        </w:numPr>
+      </w:pPr>
+      <w:r>
+        <w:rPr>
+          <w:b/>
+          <w:bCs/>
+        </w:rPr>
+        <w:t xml:space="preserve">Çeşitlendirme:</w:t>
+      </w:r>
+      <w:r>
+        <w:t xml:space="preserve"> </w:t>
+      </w:r>
+      <w:r>
+        <w:t xml:space="preserve">aynı kaynaktan</w:t>
+      </w:r>
+      <w:r>
+        <w:t xml:space="preserve"> </w:t>
+      </w:r>
+      <w:r>
+        <w:rPr>
+          <w:b/>
+          <w:bCs/>
+        </w:rPr>
+        <w:t xml:space="preserve">davranışça eş, yapıca farklı</w:t>
+      </w:r>
+      <w:r>
+        <w:t xml:space="preserve"> </w:t>
+      </w:r>
+      <w:r>
+        <w:t xml:space="preserve">ikili dosyalar üretmek.</w:t>
+      </w:r>
+    </w:p>
+    <w:p>
+      <w:pPr>
+        <w:pStyle w:val="Compact"/>
+        <w:numPr>
+          <w:ilvl w:val="0"/>
+          <w:numId w:val="1008"/>
+        </w:numPr>
+      </w:pPr>
+      <w:r>
+        <w:t xml:space="preserve">Bir kopyaya yazılan saldırı diğerinde çalışmaz (9. hafta Kural 2).</w:t>
+      </w:r>
+    </w:p>
+    <w:bookmarkEnd w:id="28"/>
+    <w:bookmarkStart w:id="29" w:name="cli-komut-satırı-nedir"/>
+    <w:p>
+      <w:pPr>
+        <w:pStyle w:val="Heading3"/>
+      </w:pPr>
+      <w:r>
+        <w:t xml:space="preserve">CLI (komut satırı) nedir?</w:t>
+      </w:r>
+    </w:p>
+    <w:p>
+      <w:pPr>
+        <w:pStyle w:val="Compact"/>
+        <w:numPr>
+          <w:ilvl w:val="0"/>
+          <w:numId w:val="1009"/>
+        </w:numPr>
+      </w:pPr>
+      <w:r>
+        <w:rPr>
+          <w:b/>
+          <w:bCs/>
+        </w:rPr>
+        <w:t xml:space="preserve">CLI (Command-Line Interface):</w:t>
+      </w:r>
+      <w:r>
+        <w:t xml:space="preserve"> </w:t>
+      </w:r>
+      <w:r>
+        <w:t xml:space="preserve">komutları yazarak çalıştırdığınız arayüz.</w:t>
+      </w:r>
+    </w:p>
+    <w:p>
+      <w:pPr>
+        <w:pStyle w:val="Compact"/>
+        <w:numPr>
+          <w:ilvl w:val="0"/>
+          <w:numId w:val="1009"/>
+        </w:numPr>
+      </w:pPr>
+      <w:r>
+        <w:t xml:space="preserve">Tigress bir CLI aracıdır:</w:t>
+      </w:r>
+      <w:r>
+        <w:t xml:space="preserve"> </w:t>
+      </w:r>
+      <w:r>
+        <w:rPr>
+          <w:rStyle w:val="VerbatimChar"/>
+        </w:rPr>
+        <w:t xml:space="preserve">tigress --Transform=... dosya.c</w:t>
+      </w:r>
+      <w:r>
+        <w:t xml:space="preserve">.</w:t>
+      </w:r>
+    </w:p>
+    <w:bookmarkEnd w:id="29"/>
+    <w:bookmarkStart w:id="30" w:name="birim-testi-unit-test"/>
+    <w:p>
+      <w:pPr>
+        <w:pStyle w:val="Heading3"/>
+      </w:pPr>
+      <w:r>
+        <w:t xml:space="preserve">Birim testi (unit test)</w:t>
+      </w:r>
+    </w:p>
+    <w:p>
+      <w:pPr>
+        <w:pStyle w:val="Compact"/>
+        <w:numPr>
+          <w:ilvl w:val="0"/>
+          <w:numId w:val="1010"/>
+        </w:numPr>
+      </w:pPr>
+      <w:r>
+        <w:rPr>
+          <w:b/>
+          <w:bCs/>
+        </w:rPr>
+        <w:t xml:space="preserve">Birim testi:</w:t>
+      </w:r>
+      <w:r>
+        <w:t xml:space="preserve"> </w:t>
+      </w:r>
+      <w:r>
+        <w:t xml:space="preserve">bir fonksiyonun doğru çalıştığını otomatik denetleyen küçük test.</w:t>
+      </w:r>
+    </w:p>
+    <w:p>
+      <w:pPr>
+        <w:pStyle w:val="Compact"/>
+        <w:numPr>
+          <w:ilvl w:val="0"/>
+          <w:numId w:val="1010"/>
+        </w:numPr>
+      </w:pPr>
+      <w:r>
+        <w:t xml:space="preserve">Gizlemeden</w:t>
+      </w:r>
+      <w:r>
+        <w:t xml:space="preserve"> </w:t>
+      </w:r>
+      <w:r>
+        <w:rPr>
+          <w:b/>
+          <w:bCs/>
+        </w:rPr>
+        <w:t xml:space="preserve">sonra</w:t>
+      </w:r>
+      <w:r>
+        <w:t xml:space="preserve"> </w:t>
+      </w:r>
+      <w:r>
+        <w:t xml:space="preserve">aynı testler geçmeli (davranış korunmalı).</w:t>
+      </w:r>
+    </w:p>
+    <w:bookmarkEnd w:id="30"/>
+    <w:bookmarkStart w:id="31" w:name="cfg-hatırlatma"/>
+    <w:p>
+      <w:pPr>
+        <w:pStyle w:val="Heading3"/>
+      </w:pPr>
+      <w:r>
+        <w:t xml:space="preserve">CFG hatırlatma</w:t>
+      </w:r>
+    </w:p>
+    <w:p>
+      <w:pPr>
+        <w:pStyle w:val="Compact"/>
+        <w:numPr>
+          <w:ilvl w:val="0"/>
+          <w:numId w:val="1011"/>
+        </w:numPr>
+      </w:pPr>
+      <w:r>
+        <w:rPr>
+          <w:b/>
+          <w:bCs/>
+        </w:rPr>
+        <w:t xml:space="preserve">CFG (Control Flow Graph):</w:t>
+      </w:r>
+      <w:r>
+        <w:t xml:space="preserve"> </w:t>
+      </w:r>
+      <w:r>
+        <w:t xml:space="preserve">temel blokları düğüm, geçişleri kenar yapan şema.</w:t>
+      </w:r>
+    </w:p>
+    <w:p>
+      <w:pPr>
+        <w:pStyle w:val="Compact"/>
+        <w:numPr>
+          <w:ilvl w:val="0"/>
+          <w:numId w:val="1011"/>
+        </w:numPr>
+      </w:pPr>
+      <w:r>
+        <w:t xml:space="preserve">Gizlemenin</w:t>
+      </w:r>
+      <w:r>
+        <w:t xml:space="preserve"> </w:t>
+      </w:r>
+      <w:r>
+        <w:rPr>
+          <w:b/>
+          <w:bCs/>
+        </w:rPr>
+        <w:t xml:space="preserve">gücünü</w:t>
+      </w:r>
+      <w:r>
+        <w:t xml:space="preserve"> </w:t>
+      </w:r>
+      <w:r>
+        <w:t xml:space="preserve">düğüm/kenar sayısıyla ölçeriz (9. hafta).</w:t>
+      </w:r>
+    </w:p>
+    <w:bookmarkEnd w:id="31"/>
+    <w:bookmarkStart w:id="32" w:name="sembolik-yürütme-kısaca"/>
+    <w:p>
+      <w:pPr>
+        <w:pStyle w:val="Heading3"/>
+      </w:pPr>
+      <w:r>
+        <w:t xml:space="preserve">Sembolik yürütme (kısaca)</w:t>
+      </w:r>
+    </w:p>
+    <w:p>
+      <w:pPr>
+        <w:pStyle w:val="Compact"/>
+        <w:numPr>
+          <w:ilvl w:val="0"/>
+          <w:numId w:val="1012"/>
+        </w:numPr>
+      </w:pPr>
+      <w:r>
+        <w:rPr>
+          <w:b/>
+          <w:bCs/>
+        </w:rPr>
+        <w:t xml:space="preserve">Sembolik yürütme:</w:t>
+      </w:r>
+      <w:r>
+        <w:t xml:space="preserve"> </w:t>
+      </w:r>
+      <w:r>
+        <w:t xml:space="preserve">program yollarını matematiksel kısıt olarak çözen otomatik analiz (ör. KLEE).</w:t>
+      </w:r>
+    </w:p>
+    <w:p>
+      <w:pPr>
+        <w:pStyle w:val="Compact"/>
+        <w:numPr>
+          <w:ilvl w:val="0"/>
+          <w:numId w:val="1012"/>
+        </w:numPr>
+      </w:pPr>
+      <w:r>
+        <w:t xml:space="preserve">Gizlemeye karşı bir</w:t>
+      </w:r>
+      <w:r>
+        <w:t xml:space="preserve"> </w:t>
+      </w:r>
+      <w:r>
+        <w:rPr>
+          <w:b/>
+          <w:bCs/>
+        </w:rPr>
+        <w:t xml:space="preserve">deobfuscation</w:t>
+      </w:r>
+      <w:r>
+        <w:t xml:space="preserve"> </w:t>
+      </w:r>
+      <w:r>
+        <w:t xml:space="preserve">yöntemidir; dayanıklılığı bununla sınarız.</w:t>
+      </w:r>
+    </w:p>
+    <w:bookmarkEnd w:id="32"/>
+    <w:bookmarkStart w:id="33" w:name="şimdi-hazırız"/>
+    <w:p>
+      <w:pPr>
+        <w:pStyle w:val="Heading3"/>
+      </w:pPr>
+      <w:r>
+        <w:t xml:space="preserve">Şimdi hazırız</w:t>
+      </w:r>
+    </w:p>
+    <w:p>
+      <w:pPr>
+        <w:pStyle w:val="FirstParagraph"/>
+      </w:pPr>
+      <w:r>
+        <w:t xml:space="preserve">Terimler:</w:t>
+      </w:r>
+    </w:p>
+    <w:p>
+      <w:pPr>
+        <w:pStyle w:val="BodyText"/>
+      </w:pPr>
+      <w:r>
+        <w:t xml:space="preserve">kaynaktan kaynağa · dönüşüm · hat · tohum · çeşitlendirme · CLI · birim testi · CFG · sembolik yürütme</w:t>
+      </w:r>
+    </w:p>
+    <w:p>
+      <w:pPr>
+        <w:pStyle w:val="BodyText"/>
+      </w:pPr>
+      <w:r>
+        <w:t xml:space="preserve">Şimdi: Tigress nedir ve nasıl çalışır?</w:t>
+      </w:r>
+    </w:p>
+    <w:bookmarkEnd w:id="33"/>
+    <w:bookmarkEnd w:id="34"/>
+    <w:bookmarkStart w:id="37" w:name="kaynaktan-kaynağa-gizleme-nedir"/>
+    <w:p>
+      <w:pPr>
+        <w:pStyle w:val="Heading2"/>
+      </w:pPr>
+      <w:r>
+        <w:t xml:space="preserve">1. Kaynaktan kaynağa gizleme nedir?</w:t>
+      </w:r>
+    </w:p>
+    <w:p>
+      <w:pPr>
+        <w:pStyle w:val="FirstParagraph"/>
+      </w:pPr>
+      <w:r>
+        <w:t xml:space="preserve">Dokuzuncu haftada gizleme kurallarını</w:t>
+      </w:r>
+      <w:r>
+        <w:t xml:space="preserve"> </w:t>
+      </w:r>
+      <w:r>
+        <w:rPr>
+          <w:b/>
+          <w:bCs/>
+        </w:rPr>
+        <w:t xml:space="preserve">el ile</w:t>
+      </w:r>
+      <w:r>
+        <w:t xml:space="preserve"> </w:t>
+      </w:r>
+      <w:r>
+        <w:t xml:space="preserve">uyguladık: opak yüklem, düzleştirme, dize kodlama, sahte dal. El ile</w:t>
+      </w:r>
+      <w:r>
+        <w:t xml:space="preserve"> </w:t>
+      </w:r>
+      <w:r>
+        <w:t xml:space="preserve">gizleme öğreticidir ama üç sorunu vardır: (1)</w:t>
+      </w:r>
+      <w:r>
+        <w:t xml:space="preserve"> </w:t>
+      </w:r>
+      <w:r>
+        <w:rPr>
+          <w:b/>
+          <w:bCs/>
+        </w:rPr>
+        <w:t xml:space="preserve">hataya açıktır</w:t>
+      </w:r>
+      <w:r>
+        <w:t xml:space="preserve"> </w:t>
+      </w:r>
+      <w:r>
+        <w:t xml:space="preserve">— el ile yazılan gizleme kodu davranışı bozabilir;</w:t>
+      </w:r>
+      <w:r>
+        <w:t xml:space="preserve"> </w:t>
+      </w:r>
+      <w:r>
+        <w:t xml:space="preserve">(2)</w:t>
+      </w:r>
+      <w:r>
+        <w:t xml:space="preserve"> </w:t>
+      </w:r>
+      <w:r>
+        <w:rPr>
+          <w:b/>
+          <w:bCs/>
+        </w:rPr>
+        <w:t xml:space="preserve">bakımı zordur</w:t>
+      </w:r>
+      <w:r>
+        <w:t xml:space="preserve"> </w:t>
+      </w:r>
+      <w:r>
+        <w:t xml:space="preserve">— kaynak okunamaz hale gelir; (3)</w:t>
+      </w:r>
+      <w:r>
+        <w:t xml:space="preserve"> </w:t>
+      </w:r>
+      <w:r>
+        <w:rPr>
+          <w:b/>
+          <w:bCs/>
+        </w:rPr>
+        <w:t xml:space="preserve">çeşitlendirilemez</w:t>
+      </w:r>
+      <w:r>
+        <w:t xml:space="preserve"> </w:t>
+      </w:r>
+      <w:r>
+        <w:t xml:space="preserve">— her kopyayı el ile farklılaştıramazsınız.</w:t>
+      </w:r>
+      <w:r>
+        <w:t xml:space="preserve"> </w:t>
+      </w:r>
+      <w:r>
+        <w:t xml:space="preserve">Çözüm, gizlemeyi bir</w:t>
+      </w:r>
+      <w:r>
+        <w:t xml:space="preserve"> </w:t>
+      </w:r>
+      <w:r>
+        <w:rPr>
+          <w:b/>
+          <w:bCs/>
+        </w:rPr>
+        <w:t xml:space="preserve">araca</w:t>
+      </w:r>
+      <w:r>
+        <w:t xml:space="preserve"> </w:t>
+      </w:r>
+      <w:r>
+        <w:t xml:space="preserve">yaptırmaktır.</w:t>
+      </w:r>
+    </w:p>
+    <w:p>
+      <w:pPr>
+        <w:pStyle w:val="BlockText"/>
+      </w:pPr>
+      <w:r>
+        <w:rPr>
+          <w:b/>
+          <w:bCs/>
+        </w:rPr>
+        <w:t xml:space="preserve">Kısa tarihçe: kaynaktan kaynağa gizleme ve çeşitlendirme</w:t>
+      </w:r>
+    </w:p>
+    <w:p>
+      <w:pPr>
+        <w:pStyle w:val="Compact"/>
+        <w:numPr>
+          <w:ilvl w:val="0"/>
+          <w:numId w:val="1013"/>
+        </w:numPr>
+      </w:pPr>
+      <w:r>
+        <w:rPr>
+          <w:b/>
+          <w:bCs/>
+        </w:rPr>
+        <w:t xml:space="preserve">1993</w:t>
+      </w:r>
+      <w:r>
+        <w:t xml:space="preserve"> </w:t>
+      </w:r>
+      <w:r>
+        <w:t xml:space="preserve">— Cohen,</w:t>
+      </w:r>
+      <w:r>
+        <w:t xml:space="preserve"> </w:t>
+      </w:r>
+      <w:r>
+        <w:t xml:space="preserve">“program evolution”</w:t>
+      </w:r>
+      <w:r>
+        <w:t xml:space="preserve"> </w:t>
+      </w:r>
+      <w:r>
+        <w:t xml:space="preserve">ile</w:t>
+      </w:r>
+      <w:r>
+        <w:t xml:space="preserve"> </w:t>
+      </w:r>
+      <w:r>
+        <w:rPr>
+          <w:b/>
+          <w:bCs/>
+        </w:rPr>
+        <w:t xml:space="preserve">çeşitlendirme</w:t>
+      </w:r>
+      <w:r>
+        <w:t xml:space="preserve"> </w:t>
+      </w:r>
+      <w:r>
+        <w:t xml:space="preserve">fikrini ortaya atar: aynı işlev, farklı ikili.</w:t>
+      </w:r>
+    </w:p>
+    <w:p>
+      <w:pPr>
+        <w:pStyle w:val="Compact"/>
+        <w:numPr>
+          <w:ilvl w:val="0"/>
+          <w:numId w:val="1013"/>
+        </w:numPr>
+      </w:pPr>
+      <w:r>
+        <w:rPr>
+          <w:b/>
+          <w:bCs/>
+        </w:rPr>
+        <w:t xml:space="preserve">1997</w:t>
+      </w:r>
+      <w:r>
+        <w:t xml:space="preserve"> </w:t>
+      </w:r>
+      <w:r>
+        <w:t xml:space="preserve">— Collberg vd. gizleme taksonomisi (9. hafta’nın temeli).</w:t>
+      </w:r>
+    </w:p>
+    <w:p>
+      <w:pPr>
+        <w:pStyle w:val="Compact"/>
+        <w:numPr>
+          <w:ilvl w:val="0"/>
+          <w:numId w:val="1013"/>
+        </w:numPr>
+      </w:pPr>
+      <w:r>
+        <w:rPr>
+          <w:b/>
+          <w:bCs/>
+        </w:rPr>
+        <w:t xml:space="preserve">2013</w:t>
+      </w:r>
+      <w:r>
+        <w:t xml:space="preserve"> </w:t>
+      </w:r>
+      <w:r>
+        <w:t xml:space="preserve">—</w:t>
+      </w:r>
+      <w:r>
+        <w:t xml:space="preserve"> </w:t>
+      </w:r>
+      <w:r>
+        <w:rPr>
+          <w:b/>
+          <w:bCs/>
+        </w:rPr>
+        <w:t xml:space="preserve">Obfuscator-LLVM (O-LLVM)</w:t>
+      </w:r>
+      <w:r>
+        <w:t xml:space="preserve">: derleyici tabanlı gizleme.</w:t>
+      </w:r>
+    </w:p>
+    <w:p>
+      <w:pPr>
+        <w:pStyle w:val="Compact"/>
+        <w:numPr>
+          <w:ilvl w:val="0"/>
+          <w:numId w:val="1013"/>
+        </w:numPr>
+      </w:pPr>
+      <w:r>
+        <w:rPr>
+          <w:b/>
+          <w:bCs/>
+        </w:rPr>
+        <w:t xml:space="preserve">2010’lar</w:t>
+      </w:r>
+      <w:r>
+        <w:t xml:space="preserve"> </w:t>
+      </w:r>
+      <w:r>
+        <w:t xml:space="preserve">—</w:t>
+      </w:r>
+      <w:r>
+        <w:t xml:space="preserve"> </w:t>
+      </w:r>
+      <w:r>
+        <w:rPr>
+          <w:b/>
+          <w:bCs/>
+        </w:rPr>
+        <w:t xml:space="preserve">Tigress</w:t>
+      </w:r>
+      <w:r>
+        <w:t xml:space="preserve"> </w:t>
+      </w:r>
+      <w:r>
+        <w:t xml:space="preserve">(Christian Collberg): C için</w:t>
+      </w:r>
+      <w:r>
+        <w:t xml:space="preserve"> </w:t>
+      </w:r>
+      <w:r>
+        <w:rPr>
+          <w:b/>
+          <w:bCs/>
+        </w:rPr>
+        <w:t xml:space="preserve">kaynaktan kaynağa</w:t>
+      </w:r>
+      <w:r>
+        <w:t xml:space="preserve"> </w:t>
+      </w:r>
+      <w:r>
+        <w:t xml:space="preserve">gizleyici + sanallaştırma + çeşitlendirme; araştırmada dayanıklılık ölçümünün fiili standardı.</w:t>
+      </w:r>
+    </w:p>
+    <w:p>
+      <w:pPr>
+        <w:pStyle w:val="Compact"/>
+        <w:numPr>
+          <w:ilvl w:val="0"/>
+          <w:numId w:val="1013"/>
+        </w:numPr>
+      </w:pPr>
+      <w:r>
+        <w:rPr>
+          <w:b/>
+          <w:bCs/>
+        </w:rPr>
+        <w:t xml:space="preserve">2016–2017</w:t>
+      </w:r>
+      <w:r>
+        <w:t xml:space="preserve"> </w:t>
+      </w:r>
+      <w:r>
+        <w:t xml:space="preserve">— Banescu vd. Tigress + KLEE ile dönüşüm</w:t>
+      </w:r>
+      <w:r>
+        <w:t xml:space="preserve"> </w:t>
+      </w:r>
+      <w:r>
+        <w:rPr>
+          <w:b/>
+          <w:bCs/>
+        </w:rPr>
+        <w:t xml:space="preserve">dayanıklılığını ölçer</w:t>
+      </w:r>
+      <w:r>
+        <w:t xml:space="preserve"> </w:t>
+      </w:r>
+      <w:r>
+        <w:t xml:space="preserve">→</w:t>
+      </w:r>
+      <w:r>
+        <w:t xml:space="preserve"> </w:t>
+      </w:r>
+      <w:r>
+        <w:t xml:space="preserve">“</w:t>
+      </w:r>
+      <w:r>
+        <w:rPr>
+          <w:b/>
+          <w:bCs/>
+        </w:rPr>
+        <w:t xml:space="preserve">dayanıklılık ↔ maliyet</w:t>
+      </w:r>
+      <w:r>
+        <w:t xml:space="preserve">”</w:t>
+      </w:r>
+      <w:r>
+        <w:t xml:space="preserve"> </w:t>
+      </w:r>
+      <w:r>
+        <w:t xml:space="preserve">kuralı.</w:t>
+      </w:r>
+    </w:p>
+    <w:p>
+      <w:pPr>
+        <w:pStyle w:val="FirstParagraph"/>
+      </w:pPr>
+      <w:r>
+        <w:rPr>
+          <w:b/>
+          <w:bCs/>
+        </w:rPr>
+        <w:t xml:space="preserve">Kaynaktan kaynağa</w:t>
+      </w:r>
+      <w:r>
+        <w:t xml:space="preserve"> </w:t>
+      </w:r>
+      <w:r>
+        <w:t xml:space="preserve">(source-to-source) gizleme, bir aracın</w:t>
+      </w:r>
+      <w:r>
+        <w:t xml:space="preserve"> </w:t>
+      </w:r>
+      <w:r>
+        <w:rPr>
+          <w:b/>
+          <w:bCs/>
+        </w:rPr>
+        <w:t xml:space="preserve">C kaynağını girdi alıp yine C kaynağı</w:t>
+      </w:r>
+      <w:r>
+        <w:t xml:space="preserve"> </w:t>
+      </w:r>
+      <w:r>
+        <w:t xml:space="preserve">üretmesidir;</w:t>
+      </w:r>
+      <w:r>
+        <w:t xml:space="preserve"> </w:t>
+      </w:r>
+      <w:r>
+        <w:t xml:space="preserve">üretilen kaynak, davranışça özdeş ama okunması çok daha zordur ve normal derleyicinizle derlenir. Bu yaklaşımın en</w:t>
+      </w:r>
+      <w:r>
+        <w:t xml:space="preserve"> </w:t>
+      </w:r>
+      <w:r>
+        <w:t xml:space="preserve">bilinen aracı</w:t>
+      </w:r>
+      <w:r>
+        <w:t xml:space="preserve"> </w:t>
+      </w:r>
+      <w:r>
+        <w:rPr>
+          <w:b/>
+          <w:bCs/>
+        </w:rPr>
+        <w:t xml:space="preserve">Tigress</w:t>
+      </w:r>
+      <w:r>
+        <w:t xml:space="preserve">’tir.</w:t>
+      </w:r>
+    </w:p>
+    <w:p>
+      <w:pPr>
+        <w:pStyle w:val="SourceCode"/>
+      </w:pPr>
+      <w:r>
+        <w:rPr>
+          <w:rStyle w:val="VerbatimChar"/>
+        </w:rPr>
+        <w:t xml:space="preserve">Sizin kaynağınız (okunur)  ──►  [ Tigress: dönüşümleri uygula ]  ──►  Gizlenmiş kaynak (C)  ──►  derleyici  ──►  ikili</w:t>
+      </w:r>
+      <w:r>
+        <w:br/>
+      </w:r>
+      <w:r>
+        <w:rPr>
+          <w:rStyle w:val="VerbatimChar"/>
+        </w:rPr>
+        <w:t xml:space="preserve">        ^ bakımı siz yaparsınız                                              ^ bu dağıtılır</w:t>
+      </w:r>
+    </w:p>
+    <w:p>
+      <w:pPr>
+        <w:pStyle w:val="FirstParagraph"/>
+      </w:pPr>
+      <w:r>
+        <w:t xml:space="preserve">Önemli fark: siz</w:t>
+      </w:r>
+      <w:r>
+        <w:t xml:space="preserve"> </w:t>
+      </w:r>
+      <w:r>
+        <w:rPr>
+          <w:b/>
+          <w:bCs/>
+        </w:rPr>
+        <w:t xml:space="preserve">okunur</w:t>
+      </w:r>
+      <w:r>
+        <w:t xml:space="preserve"> </w:t>
+      </w:r>
+      <w:r>
+        <w:t xml:space="preserve">kaynağı korur ve bakımını yaparsınız; gizleme,</w:t>
+      </w:r>
+      <w:r>
+        <w:t xml:space="preserve"> </w:t>
+      </w:r>
+      <w:r>
+        <w:rPr>
+          <w:b/>
+          <w:bCs/>
+        </w:rPr>
+        <w:t xml:space="preserve">derleme hattında</w:t>
+      </w:r>
+      <w:r>
+        <w:t xml:space="preserve"> </w:t>
+      </w:r>
+      <w:r>
+        <w:t xml:space="preserve">otomatik bir adım</w:t>
+      </w:r>
+      <w:r>
+        <w:t xml:space="preserve"> </w:t>
+      </w:r>
+      <w:r>
+        <w:t xml:space="preserve">olarak çalışır. Bu, 9. haftadaki</w:t>
+      </w:r>
+      <w:r>
+        <w:t xml:space="preserve"> </w:t>
+      </w:r>
+      <w:r>
+        <w:t xml:space="preserve">“her gizleme bakım maliyeti getirir”</w:t>
+      </w:r>
+      <w:r>
+        <w:t xml:space="preserve"> </w:t>
+      </w:r>
+      <w:r>
+        <w:t xml:space="preserve">sorununu büyük ölçüde çözer: bakım maliyeti</w:t>
+      </w:r>
+      <w:r>
+        <w:t xml:space="preserve"> </w:t>
+      </w:r>
+      <w:r>
+        <w:t xml:space="preserve">okunur kaynakta kalır, dağıtılan kaynak gizlidir.</w:t>
+      </w:r>
+    </w:p>
+    <w:bookmarkStart w:id="35" w:name="tigress-nedir-nereye-oturur"/>
+    <w:p>
+      <w:pPr>
+        <w:pStyle w:val="Heading3"/>
+      </w:pPr>
+      <w:r>
+        <w:t xml:space="preserve">Tigress nedir, nereye oturur?</w:t>
+      </w:r>
+    </w:p>
+    <w:p>
+      <w:pPr>
+        <w:pStyle w:val="FirstParagraph"/>
+      </w:pPr>
+      <w:r>
+        <w:t xml:space="preserve">Tigress, Arizona Üniversitesi’nden Christian Collberg ve ekibinin geliştirdiği bir</w:t>
+      </w:r>
+      <w:r>
+        <w:t xml:space="preserve"> </w:t>
+      </w:r>
+      <w:r>
+        <w:rPr>
+          <w:b/>
+          <w:bCs/>
+        </w:rPr>
+        <w:t xml:space="preserve">kaynaktan kaynağa C gizleyici ve</w:t>
+      </w:r>
+      <w:r>
+        <w:rPr>
+          <w:b/>
+          <w:bCs/>
+        </w:rPr>
+        <w:t xml:space="preserve"> </w:t>
+      </w:r>
+      <w:r>
+        <w:rPr>
+          <w:b/>
+          <w:bCs/>
+        </w:rPr>
+        <w:t xml:space="preserve">çeşitlendiricidir</w:t>
+      </w:r>
+      <w:r>
+        <w:t xml:space="preserve">. Bu dersteki yeri:</w:t>
+      </w:r>
+    </w:p>
+    <w:p>
+      <w:pPr>
+        <w:pStyle w:val="Compact"/>
+        <w:numPr>
+          <w:ilvl w:val="0"/>
+          <w:numId w:val="1014"/>
+        </w:numPr>
+      </w:pPr>
+    </w:p>
+    <w:p>
+      <w:pPr>
+        <w:pStyle w:val="Compact"/>
+        <w:numPr>
+          <w:ilvl w:val="1"/>
+          <w:numId w:val="1015"/>
+        </w:numPr>
+      </w:pPr>
+      <w:r>
+        <w:t xml:space="preserve">haftadaki</w:t>
+      </w:r>
+      <w:r>
+        <w:t xml:space="preserve"> </w:t>
+      </w:r>
+      <w:r>
+        <w:rPr>
+          <w:b/>
+          <w:bCs/>
+        </w:rPr>
+        <w:t xml:space="preserve">el ile kuralların otomatik karşılığıdır</w:t>
+      </w:r>
+      <w:r>
+        <w:t xml:space="preserve">: düzleştirme, opak yüklem, veri kodlama, sanallaştırma —</w:t>
+      </w:r>
+      <w:r>
+        <w:t xml:space="preserve"> </w:t>
+      </w:r>
+      <w:r>
+        <w:t xml:space="preserve">hepsi birer dönüşüm (transform) olarak.</w:t>
+      </w:r>
+    </w:p>
+    <w:p>
+      <w:pPr>
+        <w:pStyle w:val="Compact"/>
+        <w:numPr>
+          <w:ilvl w:val="0"/>
+          <w:numId w:val="1014"/>
+        </w:numPr>
+      </w:pPr>
+      <w:r>
+        <w:t xml:space="preserve">Çok platformludur (Linux, macOS, Windows, Android; Intel/ARM/WebAssembly) ve GCC/Clang/MSVC ile çalışır.</w:t>
+      </w:r>
+    </w:p>
+    <w:p>
+      <w:pPr>
+        <w:pStyle w:val="Compact"/>
+        <w:numPr>
+          <w:ilvl w:val="0"/>
+          <w:numId w:val="1014"/>
+        </w:numPr>
+      </w:pPr>
+      <w:r>
         <w:t xml:space="preserve">Güncel sürümü</w:t>
       </w:r>
       <w:r>
@@ -1828,8 +2655,8 @@
         <w:t xml:space="preserve">koduna, kendi makinesinde uygulanır.</w:t>
       </w:r>
     </w:p>
-    <w:bookmarkEnd w:id="21"/>
-    <w:bookmarkStart w:id="22" w:name="neden-bir-araç-el-ile-değil"/>
+    <w:bookmarkEnd w:id="35"/>
+    <w:bookmarkStart w:id="36" w:name="neden-bir-araç-el-ile-değil"/>
     <w:p>
       <w:pPr>
         <w:pStyle w:val="Heading3"/>
@@ -2014,7 +2841,7 @@
         <w:pStyle w:val="Compact"/>
         <w:numPr>
           <w:ilvl w:val="0"/>
-          <w:numId w:val="1005"/>
+          <w:numId w:val="1016"/>
         </w:numPr>
       </w:pPr>
       <w:r>
@@ -2095,9 +2922,9 @@
         <w:t xml:space="preserve">dayandığını ölçen araştırmaların (bölüm 4) baş öznesidir.</w:t>
       </w:r>
     </w:p>
-    <w:bookmarkEnd w:id="22"/>
-    <w:bookmarkEnd w:id="23"/>
-    <w:bookmarkStart w:id="24" w:name="X6273d18c9d872fcca83fdc002f913daa115c6a5"/>
+    <w:bookmarkEnd w:id="36"/>
+    <w:bookmarkEnd w:id="37"/>
+    <w:bookmarkStart w:id="38" w:name="X6273d18c9d872fcca83fdc002f913daa115c6a5"/>
     <w:p>
       <w:pPr>
         <w:pStyle w:val="Heading2"/>
@@ -2273,7 +3100,7 @@
         <w:pStyle w:val="Compact"/>
         <w:numPr>
           <w:ilvl w:val="0"/>
-          <w:numId w:val="1006"/>
+          <w:numId w:val="1017"/>
         </w:numPr>
       </w:pPr>
       <w:r>
@@ -2296,7 +3123,7 @@
         <w:pStyle w:val="Compact"/>
         <w:numPr>
           <w:ilvl w:val="0"/>
-          <w:numId w:val="1006"/>
+          <w:numId w:val="1017"/>
         </w:numPr>
       </w:pPr>
       <w:r>
@@ -2341,7 +3168,7 @@
         <w:pStyle w:val="Compact"/>
         <w:numPr>
           <w:ilvl w:val="0"/>
-          <w:numId w:val="1006"/>
+          <w:numId w:val="1017"/>
         </w:numPr>
       </w:pPr>
       <w:r>
@@ -2371,8 +3198,8 @@
         </w:pict>
       </w:r>
     </w:p>
-    <w:bookmarkEnd w:id="24"/>
-    <w:bookmarkStart w:id="25" w:name="Xea12692b510492ab6495dce8d368362f5bb38a0"/>
+    <w:bookmarkEnd w:id="38"/>
+    <w:bookmarkStart w:id="39" w:name="Xea12692b510492ab6495dce8d368362f5bb38a0"/>
     <w:p>
       <w:pPr>
         <w:pStyle w:val="Heading2"/>
@@ -2931,8 +3758,8 @@
         <w:t xml:space="preserve">ile hedef seçmek tam da bunun içindir.</w:t>
       </w:r>
     </w:p>
-    <w:bookmarkEnd w:id="25"/>
-    <w:bookmarkStart w:id="29" w:name="X0bf8ecd1a80160ce2da8a765de1e53609d58d9a"/>
+    <w:bookmarkEnd w:id="39"/>
+    <w:bookmarkStart w:id="43" w:name="X0bf8ecd1a80160ce2da8a765de1e53609d58d9a"/>
     <w:p>
       <w:pPr>
         <w:pStyle w:val="Heading2"/>
@@ -3007,18 +3834,18 @@
           <wp:inline>
             <wp:extent cx="5759999" cy="449881"/>
             <wp:effectExtent b="0" l="0" r="0" t="0"/>
-            <wp:docPr descr="" title="" id="27" name="Picture"/>
+            <wp:docPr descr="" title="" id="41" name="Picture"/>
             <a:graphic>
               <a:graphicData uri="http://schemas.openxmlformats.org/drawingml/2006/picture">
                 <pic:pic>
                   <pic:nvPicPr>
-                    <pic:cNvPr descr="diyagram-1.png" id="28" name="Picture"/>
+                    <pic:cNvPr descr="diyagram-1.png" id="42" name="Picture"/>
                     <pic:cNvPicPr>
                       <a:picLocks noChangeArrowheads="1" noChangeAspect="1"/>
                     </pic:cNvPicPr>
                   </pic:nvPicPr>
                   <pic:blipFill>
-                    <a:blip r:embed="rId26"/>
+                    <a:blip r:embed="rId40"/>
                     <a:stretch>
                       <a:fillRect/>
                     </a:stretch>
@@ -3472,8 +4299,8 @@
         <w:t xml:space="preserve">na doğrudan bağlanır.</w:t>
       </w:r>
     </w:p>
-    <w:bookmarkEnd w:id="29"/>
-    <w:bookmarkStart w:id="30" w:name="Xf39b5829057d1199f1dac33a84f618b579cc4e8"/>
+    <w:bookmarkEnd w:id="43"/>
+    <w:bookmarkStart w:id="44" w:name="Xf39b5829057d1199f1dac33a84f618b579cc4e8"/>
     <w:p>
       <w:pPr>
         <w:pStyle w:val="Heading2"/>
@@ -4134,8 +4961,8 @@
         </w:pict>
       </w:r>
     </w:p>
-    <w:bookmarkEnd w:id="30"/>
-    <w:bookmarkStart w:id="31" w:name="Xdf69c0c1534e1d8e230ffd2b76f61321c322187"/>
+    <w:bookmarkEnd w:id="44"/>
+    <w:bookmarkStart w:id="45" w:name="Xdf69c0c1534e1d8e230ffd2b76f61321c322187"/>
     <w:p>
       <w:pPr>
         <w:pStyle w:val="Heading2"/>
@@ -4514,7 +5341,7 @@
         <w:pStyle w:val="Compact"/>
         <w:numPr>
           <w:ilvl w:val="0"/>
-          <w:numId w:val="1007"/>
+          <w:numId w:val="1018"/>
         </w:numPr>
       </w:pPr>
       <w:r>
@@ -4542,7 +5369,7 @@
         <w:pStyle w:val="Compact"/>
         <w:numPr>
           <w:ilvl w:val="0"/>
-          <w:numId w:val="1007"/>
+          <w:numId w:val="1018"/>
         </w:numPr>
       </w:pPr>
       <w:r>
@@ -4653,8 +5480,8 @@
         <w:t xml:space="preserve">engeller — bu ayrım 9. haftanın çekirdek fikriydi.</w:t>
       </w:r>
     </w:p>
-    <w:bookmarkEnd w:id="31"/>
-    <w:bookmarkStart w:id="34" w:name="gizlemeyi-ve-çeşitlendirmeyi-ölçmek"/>
+    <w:bookmarkEnd w:id="45"/>
+    <w:bookmarkStart w:id="48" w:name="gizlemeyi-ve-çeşitlendirmeyi-ölçmek"/>
     <w:p>
       <w:pPr>
         <w:pStyle w:val="Heading2"/>
@@ -4693,7 +5520,7 @@
         <w:t xml:space="preserve">yapabilmenizdir: aynı programı gizleyip önce/sonra ölçersiniz.</w:t>
       </w:r>
     </w:p>
-    <w:bookmarkStart w:id="32" w:name="maliyet-ölçümü-kolay-ve-zorunlu"/>
+    <w:bookmarkStart w:id="46" w:name="maliyet-ölçümü-kolay-ve-zorunlu"/>
     <w:p>
       <w:pPr>
         <w:pStyle w:val="Heading3"/>
@@ -4928,8 +5755,8 @@
         <w:t xml:space="preserve"># süre: aynı girdiyle N kez çalıştır, ortalamayı karşılaştır</w:t>
       </w:r>
     </w:p>
-    <w:bookmarkEnd w:id="32"/>
-    <w:bookmarkStart w:id="33" w:name="dayanıklılık-ölçümü-ileri-kavramsal"/>
+    <w:bookmarkEnd w:id="46"/>
+    <w:bookmarkStart w:id="47" w:name="dayanıklılık-ölçümü-ileri-kavramsal"/>
     <w:p>
       <w:pPr>
         <w:pStyle w:val="Heading3"/>
@@ -4985,7 +5812,7 @@
         <w:pStyle w:val="Compact"/>
         <w:numPr>
           <w:ilvl w:val="0"/>
-          <w:numId w:val="1008"/>
+          <w:numId w:val="1019"/>
         </w:numPr>
       </w:pPr>
       <w:r>
@@ -4997,7 +5824,7 @@
         <w:pStyle w:val="Compact"/>
         <w:numPr>
           <w:ilvl w:val="0"/>
-          <w:numId w:val="1008"/>
+          <w:numId w:val="1019"/>
         </w:numPr>
       </w:pPr>
       <w:r>
@@ -5031,7 +5858,7 @@
         <w:pStyle w:val="Compact"/>
         <w:numPr>
           <w:ilvl w:val="0"/>
-          <w:numId w:val="1008"/>
+          <w:numId w:val="1019"/>
         </w:numPr>
       </w:pPr>
       <w:r>
@@ -5133,9 +5960,9 @@
         </w:pict>
       </w:r>
     </w:p>
-    <w:bookmarkEnd w:id="33"/>
-    <w:bookmarkEnd w:id="34"/>
-    <w:bookmarkStart w:id="35" w:name="Xed18fb24b3b216be3cab6fadb481a8f69cb4f69"/>
+    <w:bookmarkEnd w:id="47"/>
+    <w:bookmarkEnd w:id="48"/>
+    <w:bookmarkStart w:id="49" w:name="Xed18fb24b3b216be3cab6fadb481a8f69cb4f69"/>
     <w:p>
       <w:pPr>
         <w:pStyle w:val="Heading2"/>
@@ -5179,7 +6006,7 @@
         <w:pStyle w:val="Compact"/>
         <w:numPr>
           <w:ilvl w:val="0"/>
-          <w:numId w:val="1009"/>
+          <w:numId w:val="1020"/>
         </w:numPr>
       </w:pPr>
       <w:r>
@@ -5222,7 +6049,7 @@
         <w:pStyle w:val="Compact"/>
         <w:numPr>
           <w:ilvl w:val="0"/>
-          <w:numId w:val="1009"/>
+          <w:numId w:val="1020"/>
         </w:numPr>
       </w:pPr>
       <w:r>
@@ -5244,7 +6071,7 @@
         <w:pStyle w:val="Compact"/>
         <w:numPr>
           <w:ilvl w:val="0"/>
-          <w:numId w:val="1009"/>
+          <w:numId w:val="1020"/>
         </w:numPr>
       </w:pPr>
       <w:r>
@@ -5288,7 +6115,7 @@
         <w:pStyle w:val="Compact"/>
         <w:numPr>
           <w:ilvl w:val="0"/>
-          <w:numId w:val="1009"/>
+          <w:numId w:val="1020"/>
         </w:numPr>
       </w:pPr>
       <w:r>
@@ -5316,7 +6143,7 @@
         <w:pStyle w:val="Compact"/>
         <w:numPr>
           <w:ilvl w:val="0"/>
-          <w:numId w:val="1009"/>
+          <w:numId w:val="1020"/>
         </w:numPr>
       </w:pPr>
       <w:r>
@@ -5338,7 +6165,7 @@
         <w:pStyle w:val="Compact"/>
         <w:numPr>
           <w:ilvl w:val="0"/>
-          <w:numId w:val="1009"/>
+          <w:numId w:val="1020"/>
         </w:numPr>
       </w:pPr>
       <w:r>
@@ -5360,7 +6187,7 @@
         <w:pStyle w:val="Compact"/>
         <w:numPr>
           <w:ilvl w:val="0"/>
-          <w:numId w:val="1009"/>
+          <w:numId w:val="1020"/>
         </w:numPr>
       </w:pPr>
       <w:r>
@@ -5447,8 +6274,8 @@
         <w:t xml:space="preserve">ayarı değiştirmez, ağa bir şey yapmaz. Bütün değerler sentetiktir.</w:t>
       </w:r>
     </w:p>
-    <w:bookmarkEnd w:id="35"/>
-    <w:bookmarkStart w:id="36" w:name="X450b175c1a5bc13bd213b38a8310069f409defa"/>
+    <w:bookmarkEnd w:id="49"/>
+    <w:bookmarkStart w:id="50" w:name="X450b175c1a5bc13bd213b38a8310069f409defa"/>
     <w:p>
       <w:pPr>
         <w:pStyle w:val="Heading2"/>
@@ -5524,7 +6351,7 @@
         <w:pStyle w:val="Compact"/>
         <w:numPr>
           <w:ilvl w:val="0"/>
-          <w:numId w:val="1010"/>
+          <w:numId w:val="1021"/>
         </w:numPr>
       </w:pPr>
       <w:r>
@@ -5555,7 +6382,7 @@
         <w:pStyle w:val="Compact"/>
         <w:numPr>
           <w:ilvl w:val="0"/>
-          <w:numId w:val="1010"/>
+          <w:numId w:val="1021"/>
         </w:numPr>
       </w:pPr>
       <w:r>
@@ -5583,7 +6410,7 @@
         <w:pStyle w:val="Compact"/>
         <w:numPr>
           <w:ilvl w:val="0"/>
-          <w:numId w:val="1010"/>
+          <w:numId w:val="1021"/>
         </w:numPr>
       </w:pPr>
       <w:r>
@@ -5611,7 +6438,7 @@
         <w:pStyle w:val="Compact"/>
         <w:numPr>
           <w:ilvl w:val="0"/>
-          <w:numId w:val="1010"/>
+          <w:numId w:val="1021"/>
         </w:numPr>
       </w:pPr>
       <w:r>
@@ -5701,8 +6528,8 @@
         <w:t xml:space="preserve">ölçülmüş olmaktan gelir.</w:t>
       </w:r>
     </w:p>
-    <w:bookmarkEnd w:id="36"/>
-    <w:bookmarkStart w:id="37" w:name="dönem-projesi-bu-hafta-s9-ileri-s15-hat"/>
+    <w:bookmarkEnd w:id="50"/>
+    <w:bookmarkStart w:id="51" w:name="dönem-projesi-bu-hafta-s9-ileri-s15-hat"/>
     <w:p>
       <w:pPr>
         <w:pStyle w:val="Heading2"/>
@@ -5716,7 +6543,7 @@
         <w:pStyle w:val="Compact"/>
         <w:numPr>
           <w:ilvl w:val="0"/>
-          <w:numId w:val="1011"/>
+          <w:numId w:val="1022"/>
         </w:numPr>
       </w:pPr>
       <w:r>
@@ -5751,7 +6578,7 @@
         <w:pStyle w:val="Compact"/>
         <w:numPr>
           <w:ilvl w:val="0"/>
-          <w:numId w:val="1011"/>
+          <w:numId w:val="1022"/>
         </w:numPr>
       </w:pPr>
       <w:r>
@@ -5773,7 +6600,7 @@
         <w:pStyle w:val="Compact"/>
         <w:numPr>
           <w:ilvl w:val="0"/>
-          <w:numId w:val="1011"/>
+          <w:numId w:val="1022"/>
         </w:numPr>
       </w:pPr>
       <w:r>
@@ -5795,7 +6622,7 @@
         <w:pStyle w:val="Compact"/>
         <w:numPr>
           <w:ilvl w:val="0"/>
-          <w:numId w:val="1011"/>
+          <w:numId w:val="1022"/>
         </w:numPr>
       </w:pPr>
       <w:r>
@@ -5817,7 +6644,7 @@
         <w:pStyle w:val="Compact"/>
         <w:numPr>
           <w:ilvl w:val="0"/>
-          <w:numId w:val="1011"/>
+          <w:numId w:val="1022"/>
         </w:numPr>
       </w:pPr>
       <w:r>
@@ -5834,8 +6661,8 @@
         <w:t xml:space="preserve">gizlenmiş sürümün birim testlerini geçtiğini gösterin (S16 ile bağ).</w:t>
       </w:r>
     </w:p>
-    <w:bookmarkEnd w:id="37"/>
-    <w:bookmarkStart w:id="38" w:name="kendini-sınama"/>
+    <w:bookmarkEnd w:id="51"/>
+    <w:bookmarkStart w:id="52" w:name="kendini-sınama"/>
     <w:p>
       <w:pPr>
         <w:pStyle w:val="Heading2"/>
@@ -6118,7 +6945,7 @@
         <w:pStyle w:val="Compact"/>
         <w:numPr>
           <w:ilvl w:val="0"/>
-          <w:numId w:val="1012"/>
+          <w:numId w:val="1023"/>
         </w:numPr>
       </w:pPr>
       <w:r>
@@ -6569,8 +7396,8 @@
         <w:t xml:space="preserve">olmaktan gelir.</w:t>
       </w:r>
     </w:p>
-    <w:bookmarkEnd w:id="38"/>
-    <w:bookmarkStart w:id="39" w:name="kaynaklar-ve-ileri-okuma"/>
+    <w:bookmarkEnd w:id="52"/>
+    <w:bookmarkStart w:id="53" w:name="kaynaklar-ve-ileri-okuma"/>
     <w:p>
       <w:pPr>
         <w:pStyle w:val="Heading2"/>
@@ -6584,7 +7411,7 @@
         <w:pStyle w:val="Compact"/>
         <w:numPr>
           <w:ilvl w:val="0"/>
-          <w:numId w:val="1013"/>
+          <w:numId w:val="1024"/>
         </w:numPr>
       </w:pPr>
       <w:r>
@@ -6621,7 +7448,7 @@
         <w:pStyle w:val="Compact"/>
         <w:numPr>
           <w:ilvl w:val="0"/>
-          <w:numId w:val="1013"/>
+          <w:numId w:val="1024"/>
         </w:numPr>
       </w:pPr>
       <w:r>
@@ -6649,7 +7476,7 @@
         <w:pStyle w:val="Compact"/>
         <w:numPr>
           <w:ilvl w:val="0"/>
-          <w:numId w:val="1013"/>
+          <w:numId w:val="1024"/>
         </w:numPr>
       </w:pPr>
       <w:r>
@@ -6661,7 +7488,7 @@
         <w:pStyle w:val="Compact"/>
         <w:numPr>
           <w:ilvl w:val="0"/>
-          <w:numId w:val="1013"/>
+          <w:numId w:val="1024"/>
         </w:numPr>
       </w:pPr>
       <w:r>
@@ -6704,8 +7531,8 @@
         <w:t xml:space="preserve">(S15) ve ölçümleri (S9) beklenir. 16. haftada Quiz-2 (9–14. haftalar).</w:t>
       </w:r>
     </w:p>
-    <w:bookmarkEnd w:id="39"/>
-    <w:bookmarkEnd w:id="40"/>
+    <w:bookmarkEnd w:id="53"/>
+    <w:bookmarkEnd w:id="54"/>
     <w:sectPr>
       <w:headerReference r:id="rId9" w:type="default"/>
       <w:footerReference r:id="rId10" w:type="default"/>
@@ -7321,6 +8148,39 @@
     <w:abstractNumId w:val="991"/>
   </w:num>
   <w:num w:numId="1004">
+    <w:abstractNumId w:val="991"/>
+  </w:num>
+  <w:num w:numId="1005">
+    <w:abstractNumId w:val="991"/>
+  </w:num>
+  <w:num w:numId="1006">
+    <w:abstractNumId w:val="991"/>
+  </w:num>
+  <w:num w:numId="1007">
+    <w:abstractNumId w:val="991"/>
+  </w:num>
+  <w:num w:numId="1008">
+    <w:abstractNumId w:val="991"/>
+  </w:num>
+  <w:num w:numId="1009">
+    <w:abstractNumId w:val="991"/>
+  </w:num>
+  <w:num w:numId="1010">
+    <w:abstractNumId w:val="991"/>
+  </w:num>
+  <w:num w:numId="1011">
+    <w:abstractNumId w:val="991"/>
+  </w:num>
+  <w:num w:numId="1012">
+    <w:abstractNumId w:val="991"/>
+  </w:num>
+  <w:num w:numId="1013">
+    <w:abstractNumId w:val="991"/>
+  </w:num>
+  <w:num w:numId="1014">
+    <w:abstractNumId w:val="991"/>
+  </w:num>
+  <w:num w:numId="1015">
     <w:abstractNumId w:val="99419"/>
     <w:lvlOverride w:ilvl="0">
       <w:startOverride w:val="9"/>
@@ -7350,7 +8210,7 @@
       <w:startOverride w:val="9"/>
     </w:lvlOverride>
   </w:num>
-  <w:num w:numId="1005">
+  <w:num w:numId="1016">
     <w:abstractNumId w:val="99419"/>
     <w:lvlOverride w:ilvl="0">
       <w:startOverride w:val="9"/>
@@ -7380,7 +8240,7 @@
       <w:startOverride w:val="9"/>
     </w:lvlOverride>
   </w:num>
-  <w:num w:numId="1006">
+  <w:num w:numId="1017">
     <w:abstractNumId w:val="99411"/>
     <w:lvlOverride w:ilvl="0">
       <w:startOverride w:val="1"/>
@@ -7410,13 +8270,13 @@
       <w:startOverride w:val="1"/>
     </w:lvlOverride>
   </w:num>
-  <w:num w:numId="1007">
+  <w:num w:numId="1018">
     <w:abstractNumId w:val="991"/>
   </w:num>
-  <w:num w:numId="1008">
+  <w:num w:numId="1019">
     <w:abstractNumId w:val="991"/>
   </w:num>
-  <w:num w:numId="1009">
+  <w:num w:numId="1020">
     <w:abstractNumId w:val="99411"/>
     <w:lvlOverride w:ilvl="0">
       <w:startOverride w:val="1"/>
@@ -7446,10 +8306,10 @@
       <w:startOverride w:val="1"/>
     </w:lvlOverride>
   </w:num>
-  <w:num w:numId="1010">
+  <w:num w:numId="1021">
     <w:abstractNumId w:val="991"/>
   </w:num>
-  <w:num w:numId="1011">
+  <w:num w:numId="1022">
     <w:abstractNumId w:val="99411"/>
     <w:lvlOverride w:ilvl="0">
       <w:startOverride w:val="1"/>
@@ -7479,7 +8339,7 @@
       <w:startOverride w:val="1"/>
     </w:lvlOverride>
   </w:num>
-  <w:num w:numId="1012">
+  <w:num w:numId="1023">
     <w:abstractNumId w:val="99431"/>
     <w:lvlOverride w:ilvl="0">
       <w:startOverride w:val="1"/>
@@ -7509,7 +8369,7 @@
       <w:startOverride w:val="1"/>
     </w:lvlOverride>
   </w:num>
-  <w:num w:numId="1013">
+  <w:num w:numId="1024">
     <w:abstractNumId w:val="991"/>
   </w:num>
 </w:numbering>

--- a/docs/week-14/cen429-week-14-ders-notu.en.docx
+++ b/docs/week-14/cen429-week-14-ders-notu.en.docx
@@ -3832,14 +3832,14 @@
       <w:r>
         <w:drawing>
           <wp:inline>
-            <wp:extent cx="5759999" cy="449881"/>
+            <wp:extent cx="5759999" cy="2283460"/>
             <wp:effectExtent b="0" l="0" r="0" t="0"/>
-            <wp:docPr descr="" title="" id="41" name="Picture"/>
+            <wp:docPr descr="Kaynaktan kaynağa gizleme ve imzalama hattı" title="" id="41" name="Picture"/>
             <a:graphic>
               <a:graphicData uri="http://schemas.openxmlformats.org/drawingml/2006/picture">
                 <pic:pic>
                   <pic:nvPicPr>
-                    <pic:cNvPr descr="diyagram-1.png" id="42" name="Picture"/>
+                    <pic:cNvPr descr="h14-01-kaynaktan-kaynaga-hat.png" id="42" name="Picture"/>
                     <pic:cNvPicPr>
                       <a:picLocks noChangeArrowheads="1" noChangeAspect="1"/>
                     </pic:cNvPicPr>
@@ -3853,7 +3853,7 @@
                   <pic:spPr bwMode="auto">
                     <a:xfrm>
                       <a:off x="0" y="0"/>
-                      <a:ext cx="5759999" cy="449881"/>
+                      <a:ext cx="5759999" cy="2283460"/>
                     </a:xfrm>
                     <a:prstGeom prst="rect">
                       <a:avLst/>
@@ -7072,10 +7072,13 @@
           <w:b/>
           <w:bCs/>
         </w:rPr>
-        <w:t xml:space="preserve">tohum</w:t>
-      </w:r>
-      <w:r>
-        <w:t xml:space="preserve">la gizlendiğinde araç farklı rastgele seçimler yapar → farklı ikili (aynı davranış).</w:t>
+        <w:t xml:space="preserve">tohumla</w:t>
+      </w:r>
+      <w:r>
+        <w:t xml:space="preserve"> </w:t>
+      </w:r>
+      <w:r>
+        <w:t xml:space="preserve">gizlendiğinde araç farklı rastgele seçimler yapar → farklı ikili (aynı davranış).</w:t>
       </w:r>
       <w:r>
         <w:t xml:space="preserve"> </w:t>

--- a/docs/week-14/cen429-week-14-ders-notu.en.docx
+++ b/docs/week-14/cen429-week-14-ders-notu.en.docx
@@ -2,7 +2,7 @@
 <file path=word/document.xml><?xml version="1.0" encoding="utf-8"?>
 <w:document xmlns:w="http://schemas.openxmlformats.org/wordprocessingml/2006/main" xmlns:m="http://schemas.openxmlformats.org/officeDocument/2006/math" xmlns:r="http://schemas.openxmlformats.org/officeDocument/2006/relationships" xmlns:o="urn:schemas-microsoft-com:office:office" xmlns:v="urn:schemas-microsoft-com:vml" xmlns:w10="urn:schemas-microsoft-com:office:word" xmlns:a="http://schemas.openxmlformats.org/drawingml/2006/main" xmlns:pic="http://schemas.openxmlformats.org/drawingml/2006/picture" xmlns:wp="http://schemas.openxmlformats.org/drawingml/2006/wordprocessingDrawing">
   <w:body>
-    <w:bookmarkStart w:id="54" w:name="hafta-14-tigress-ve-çeşitlendirme"/>
+    <w:bookmarkStart w:id="75" w:name="hafta-14-tigress-ve-çeşitlendirme"/>
     <w:p>
       <w:pPr>
         <w:pStyle w:val="Heading1"/>
@@ -1910,7 +1910,7 @@
     </w:p>
     <w:bookmarkEnd w:id="33"/>
     <w:bookmarkEnd w:id="34"/>
-    <w:bookmarkStart w:id="37" w:name="kaynaktan-kaynağa-gizleme-nedir"/>
+    <w:bookmarkStart w:id="40" w:name="kaynaktan-kaynağa-gizleme-nedir"/>
     <w:p>
       <w:pPr>
         <w:pStyle w:val="Heading2"/>
@@ -2023,6 +2023,53 @@
       </w:r>
       <w:r>
         <w:t xml:space="preserve">yaptırmaktır.</w:t>
+      </w:r>
+    </w:p>
+    <w:p>
+      <w:pPr>
+        <w:pStyle w:val="BodyText"/>
+      </w:pPr>
+      <w:r>
+        <w:drawing>
+          <wp:inline>
+            <wp:extent cx="5759999" cy="2470728"/>
+            <wp:effectExtent b="0" l="0" r="0" t="0"/>
+            <wp:docPr descr="El ile gizleme ile araçla gizlemenin karşılaştırması" title="" id="36" name="Picture"/>
+            <a:graphic>
+              <a:graphicData uri="http://schemas.openxmlformats.org/drawingml/2006/picture">
+                <pic:pic>
+                  <pic:nvPicPr>
+                    <pic:cNvPr descr="h14-02-el-ile-vs-arac.png" id="37" name="Picture"/>
+                    <pic:cNvPicPr>
+                      <a:picLocks noChangeArrowheads="1" noChangeAspect="1"/>
+                    </pic:cNvPicPr>
+                  </pic:nvPicPr>
+                  <pic:blipFill>
+                    <a:blip r:embed="rId35"/>
+                    <a:stretch>
+                      <a:fillRect/>
+                    </a:stretch>
+                  </pic:blipFill>
+                  <pic:spPr bwMode="auto">
+                    <a:xfrm>
+                      <a:off x="0" y="0"/>
+                      <a:ext cx="5759999" cy="2470728"/>
+                    </a:xfrm>
+                    <a:prstGeom prst="rect">
+                      <a:avLst/>
+                    </a:prstGeom>
+                    <a:noFill/>
+                    <a:ln w="9525">
+                      <a:noFill/>
+                      <a:headEnd/>
+                      <a:tailEnd/>
+                    </a:ln>
+                  </pic:spPr>
+                </pic:pic>
+              </a:graphicData>
+            </a:graphic>
+          </wp:inline>
+        </w:drawing>
       </w:r>
     </w:p>
     <w:p>
@@ -2401,7 +2448,7 @@
         <w:t xml:space="preserve">okunur kaynakta kalır, dağıtılan kaynak gizlidir.</w:t>
       </w:r>
     </w:p>
-    <w:bookmarkStart w:id="35" w:name="tigress-nedir-nereye-oturur"/>
+    <w:bookmarkStart w:id="38" w:name="tigress-nedir-nereye-oturur"/>
     <w:p>
       <w:pPr>
         <w:pStyle w:val="Heading3"/>
@@ -2655,8 +2702,8 @@
         <w:t xml:space="preserve">koduna, kendi makinesinde uygulanır.</w:t>
       </w:r>
     </w:p>
-    <w:bookmarkEnd w:id="35"/>
-    <w:bookmarkStart w:id="36" w:name="neden-bir-araç-el-ile-değil"/>
+    <w:bookmarkEnd w:id="38"/>
+    <w:bookmarkStart w:id="39" w:name="neden-bir-araç-el-ile-değil"/>
     <w:p>
       <w:pPr>
         <w:pStyle w:val="Heading3"/>
@@ -2922,9 +2969,9 @@
         <w:t xml:space="preserve">dayandığını ölçen araştırmaların (bölüm 4) baş öznesidir.</w:t>
       </w:r>
     </w:p>
-    <w:bookmarkEnd w:id="36"/>
-    <w:bookmarkEnd w:id="37"/>
-    <w:bookmarkStart w:id="38" w:name="X6273d18c9d872fcca83fdc002f913daa115c6a5"/>
+    <w:bookmarkEnd w:id="39"/>
+    <w:bookmarkEnd w:id="40"/>
+    <w:bookmarkStart w:id="44" w:name="X6273d18c9d872fcca83fdc002f913daa115c6a5"/>
     <w:p>
       <w:pPr>
         <w:pStyle w:val="Heading2"/>
@@ -2951,6 +2998,53 @@
       </w:r>
       <w:r>
         <w:t xml:space="preserve">doğrulayın):</w:t>
+      </w:r>
+    </w:p>
+    <w:p>
+      <w:pPr>
+        <w:pStyle w:val="BodyText"/>
+      </w:pPr>
+      <w:r>
+        <w:drawing>
+          <wp:inline>
+            <wp:extent cx="5759999" cy="2470728"/>
+            <wp:effectExtent b="0" l="0" r="0" t="0"/>
+            <wp:docPr descr="Dayanıklılık ile maliyet arasındaki ödünleşim" title="" id="42" name="Picture"/>
+            <a:graphic>
+              <a:graphicData uri="http://schemas.openxmlformats.org/drawingml/2006/picture">
+                <pic:pic>
+                  <pic:nvPicPr>
+                    <pic:cNvPr descr="h14-08-dayaniklilik-maliyet.png" id="43" name="Picture"/>
+                    <pic:cNvPicPr>
+                      <a:picLocks noChangeArrowheads="1" noChangeAspect="1"/>
+                    </pic:cNvPicPr>
+                  </pic:nvPicPr>
+                  <pic:blipFill>
+                    <a:blip r:embed="rId41"/>
+                    <a:stretch>
+                      <a:fillRect/>
+                    </a:stretch>
+                  </pic:blipFill>
+                  <pic:spPr bwMode="auto">
+                    <a:xfrm>
+                      <a:off x="0" y="0"/>
+                      <a:ext cx="5759999" cy="2470728"/>
+                    </a:xfrm>
+                    <a:prstGeom prst="rect">
+                      <a:avLst/>
+                    </a:prstGeom>
+                    <a:noFill/>
+                    <a:ln w="9525">
+                      <a:noFill/>
+                      <a:headEnd/>
+                      <a:tailEnd/>
+                    </a:ln>
+                  </pic:spPr>
+                </pic:pic>
+              </a:graphicData>
+            </a:graphic>
+          </wp:inline>
+        </w:drawing>
       </w:r>
     </w:p>
     <w:p>
@@ -3198,8 +3292,8 @@
         </w:pict>
       </w:r>
     </w:p>
-    <w:bookmarkEnd w:id="38"/>
-    <w:bookmarkStart w:id="39" w:name="Xea12692b510492ab6495dce8d368362f5bb38a0"/>
+    <w:bookmarkEnd w:id="44"/>
+    <w:bookmarkStart w:id="48" w:name="Xea12692b510492ab6495dce8d368362f5bb38a0"/>
     <w:p>
       <w:pPr>
         <w:pStyle w:val="Heading2"/>
@@ -3226,6 +3320,53 @@
       </w:r>
       <w:r>
         <w:t xml:space="preserve">farklar olabilir):</w:t>
+      </w:r>
+    </w:p>
+    <w:p>
+      <w:pPr>
+        <w:pStyle w:val="BodyText"/>
+      </w:pPr>
+      <w:r>
+        <w:drawing>
+          <wp:inline>
+            <wp:extent cx="5759999" cy="2687780"/>
+            <wp:effectExtent b="0" l="0" r="0" t="0"/>
+            <wp:docPr descr="Tigress dönüşümlerinin 9. hafta kurallarıyla eşlenmesi" title="" id="46" name="Picture"/>
+            <a:graphic>
+              <a:graphicData uri="http://schemas.openxmlformats.org/drawingml/2006/picture">
+                <pic:pic>
+                  <pic:nvPicPr>
+                    <pic:cNvPr descr="h14-03-donusum-esleme.png" id="47" name="Picture"/>
+                    <pic:cNvPicPr>
+                      <a:picLocks noChangeArrowheads="1" noChangeAspect="1"/>
+                    </pic:cNvPicPr>
+                  </pic:nvPicPr>
+                  <pic:blipFill>
+                    <a:blip r:embed="rId45"/>
+                    <a:stretch>
+                      <a:fillRect/>
+                    </a:stretch>
+                  </pic:blipFill>
+                  <pic:spPr bwMode="auto">
+                    <a:xfrm>
+                      <a:off x="0" y="0"/>
+                      <a:ext cx="5759999" cy="2687780"/>
+                    </a:xfrm>
+                    <a:prstGeom prst="rect">
+                      <a:avLst/>
+                    </a:prstGeom>
+                    <a:noFill/>
+                    <a:ln w="9525">
+                      <a:noFill/>
+                      <a:headEnd/>
+                      <a:tailEnd/>
+                    </a:ln>
+                  </pic:spPr>
+                </pic:pic>
+              </a:graphicData>
+            </a:graphic>
+          </wp:inline>
+        </w:drawing>
       </w:r>
     </w:p>
     <w:tbl>
@@ -3758,8 +3899,8 @@
         <w:t xml:space="preserve">ile hedef seçmek tam da bunun içindir.</w:t>
       </w:r>
     </w:p>
-    <w:bookmarkEnd w:id="39"/>
-    <w:bookmarkStart w:id="43" w:name="X0bf8ecd1a80160ce2da8a765de1e53609d58d9a"/>
+    <w:bookmarkEnd w:id="48"/>
+    <w:bookmarkStart w:id="55" w:name="X0bf8ecd1a80160ce2da8a765de1e53609d58d9a"/>
     <w:p>
       <w:pPr>
         <w:pStyle w:val="Heading2"/>
@@ -3834,18 +3975,18 @@
           <wp:inline>
             <wp:extent cx="5759999" cy="2283460"/>
             <wp:effectExtent b="0" l="0" r="0" t="0"/>
-            <wp:docPr descr="Kaynaktan kaynağa gizleme ve imzalama hattı" title="" id="41" name="Picture"/>
+            <wp:docPr descr="Dönüşüm hattında sıranın önemi" title="" id="50" name="Picture"/>
             <a:graphic>
               <a:graphicData uri="http://schemas.openxmlformats.org/drawingml/2006/picture">
                 <pic:pic>
                   <pic:nvPicPr>
-                    <pic:cNvPr descr="h14-01-kaynaktan-kaynaga-hat.png" id="42" name="Picture"/>
+                    <pic:cNvPr descr="h14-04-donusum-hatti.png" id="51" name="Picture"/>
                     <pic:cNvPicPr>
                       <a:picLocks noChangeArrowheads="1" noChangeAspect="1"/>
                     </pic:cNvPicPr>
                   </pic:nvPicPr>
                   <pic:blipFill>
-                    <a:blip r:embed="rId40"/>
+                    <a:blip r:embed="rId49"/>
                     <a:stretch>
                       <a:fillRect/>
                     </a:stretch>
@@ -3877,6 +4018,53 @@
         <w:pStyle w:val="BodyText"/>
       </w:pPr>
       <w:r>
+        <w:drawing>
+          <wp:inline>
+            <wp:extent cx="5759999" cy="2283460"/>
+            <wp:effectExtent b="0" l="0" r="0" t="0"/>
+            <wp:docPr descr="Kaynaktan kaynağa gizleme ve imzalama hattı" title="" id="53" name="Picture"/>
+            <a:graphic>
+              <a:graphicData uri="http://schemas.openxmlformats.org/drawingml/2006/picture">
+                <pic:pic>
+                  <pic:nvPicPr>
+                    <pic:cNvPr descr="h14-01-kaynaktan-kaynaga-hat.png" id="54" name="Picture"/>
+                    <pic:cNvPicPr>
+                      <a:picLocks noChangeArrowheads="1" noChangeAspect="1"/>
+                    </pic:cNvPicPr>
+                  </pic:nvPicPr>
+                  <pic:blipFill>
+                    <a:blip r:embed="rId52"/>
+                    <a:stretch>
+                      <a:fillRect/>
+                    </a:stretch>
+                  </pic:blipFill>
+                  <pic:spPr bwMode="auto">
+                    <a:xfrm>
+                      <a:off x="0" y="0"/>
+                      <a:ext cx="5759999" cy="2283460"/>
+                    </a:xfrm>
+                    <a:prstGeom prst="rect">
+                      <a:avLst/>
+                    </a:prstGeom>
+                    <a:noFill/>
+                    <a:ln w="9525">
+                      <a:noFill/>
+                      <a:headEnd/>
+                      <a:tailEnd/>
+                    </a:ln>
+                  </pic:spPr>
+                </pic:pic>
+              </a:graphicData>
+            </a:graphic>
+          </wp:inline>
+        </w:drawing>
+      </w:r>
+    </w:p>
+    <w:p>
+      <w:pPr>
+        <w:pStyle w:val="BodyText"/>
+      </w:pPr>
+      <w:r>
         <w:t xml:space="preserve">İmza</w:t>
       </w:r>
       <w:r>
@@ -4299,8 +4487,8 @@
         <w:t xml:space="preserve">na doğrudan bağlanır.</w:t>
       </w:r>
     </w:p>
-    <w:bookmarkEnd w:id="43"/>
-    <w:bookmarkStart w:id="44" w:name="Xf39b5829057d1199f1dac33a84f618b579cc4e8"/>
+    <w:bookmarkEnd w:id="55"/>
+    <w:bookmarkStart w:id="56" w:name="Xf39b5829057d1199f1dac33a84f618b579cc4e8"/>
     <w:p>
       <w:pPr>
         <w:pStyle w:val="Heading2"/>
@@ -4961,8 +5149,8 @@
         </w:pict>
       </w:r>
     </w:p>
-    <w:bookmarkEnd w:id="44"/>
-    <w:bookmarkStart w:id="45" w:name="Xdf69c0c1534e1d8e230ffd2b76f61321c322187"/>
+    <w:bookmarkEnd w:id="56"/>
+    <w:bookmarkStart w:id="60" w:name="Xdf69c0c1534e1d8e230ffd2b76f61321c322187"/>
     <w:p>
       <w:pPr>
         <w:pStyle w:val="Heading2"/>
@@ -5063,6 +5251,53 @@
       </w:r>
       <w:r>
         <w:t xml:space="preserve">farklı tohumlarla çalıştırırsanız, opak yüklemler, sahte dallar ve düzleştirme durumları kopyadan kopyaya değişir.</w:t>
+      </w:r>
+    </w:p>
+    <w:p>
+      <w:pPr>
+        <w:pStyle w:val="BodyText"/>
+      </w:pPr>
+      <w:r>
+        <w:drawing>
+          <wp:inline>
+            <wp:extent cx="5759999" cy="2470728"/>
+            <wp:effectExtent b="0" l="0" r="0" t="0"/>
+            <wp:docPr descr="Uzayda ve zamanda çeşitlendirme" title="" id="58" name="Picture"/>
+            <a:graphic>
+              <a:graphicData uri="http://schemas.openxmlformats.org/drawingml/2006/picture">
+                <pic:pic>
+                  <pic:nvPicPr>
+                    <pic:cNvPr descr="h14-05-cesitlendirme-turleri.png" id="59" name="Picture"/>
+                    <pic:cNvPicPr>
+                      <a:picLocks noChangeArrowheads="1" noChangeAspect="1"/>
+                    </pic:cNvPicPr>
+                  </pic:nvPicPr>
+                  <pic:blipFill>
+                    <a:blip r:embed="rId57"/>
+                    <a:stretch>
+                      <a:fillRect/>
+                    </a:stretch>
+                  </pic:blipFill>
+                  <pic:spPr bwMode="auto">
+                    <a:xfrm>
+                      <a:off x="0" y="0"/>
+                      <a:ext cx="5759999" cy="2470728"/>
+                    </a:xfrm>
+                    <a:prstGeom prst="rect">
+                      <a:avLst/>
+                    </a:prstGeom>
+                    <a:noFill/>
+                    <a:ln w="9525">
+                      <a:noFill/>
+                      <a:headEnd/>
+                      <a:tailEnd/>
+                    </a:ln>
+                  </pic:spPr>
+                </pic:pic>
+              </a:graphicData>
+            </a:graphic>
+          </wp:inline>
+        </w:drawing>
       </w:r>
     </w:p>
     <w:p>
@@ -5480,8 +5715,8 @@
         <w:t xml:space="preserve">engeller — bu ayrım 9. haftanın çekirdek fikriydi.</w:t>
       </w:r>
     </w:p>
-    <w:bookmarkEnd w:id="45"/>
-    <w:bookmarkStart w:id="48" w:name="gizlemeyi-ve-çeşitlendirmeyi-ölçmek"/>
+    <w:bookmarkEnd w:id="60"/>
+    <w:bookmarkStart w:id="66" w:name="gizlemeyi-ve-çeşitlendirmeyi-ölçmek"/>
     <w:p>
       <w:pPr>
         <w:pStyle w:val="Heading2"/>
@@ -5520,7 +5755,54 @@
         <w:t xml:space="preserve">yapabilmenizdir: aynı programı gizleyip önce/sonra ölçersiniz.</w:t>
       </w:r>
     </w:p>
-    <w:bookmarkStart w:id="46" w:name="maliyet-ölçümü-kolay-ve-zorunlu"/>
+    <w:p>
+      <w:pPr>
+        <w:pStyle w:val="BodyText"/>
+      </w:pPr>
+      <w:r>
+        <w:drawing>
+          <wp:inline>
+            <wp:extent cx="5759999" cy="2283460"/>
+            <wp:effectExtent b="0" l="0" r="0" t="0"/>
+            <wp:docPr descr="Her hattan sonra test ve ölçüm" title="" id="62" name="Picture"/>
+            <a:graphic>
+              <a:graphicData uri="http://schemas.openxmlformats.org/drawingml/2006/picture">
+                <pic:pic>
+                  <pic:nvPicPr>
+                    <pic:cNvPr descr="h14-06-test-ve-olcum.png" id="63" name="Picture"/>
+                    <pic:cNvPicPr>
+                      <a:picLocks noChangeArrowheads="1" noChangeAspect="1"/>
+                    </pic:cNvPicPr>
+                  </pic:nvPicPr>
+                  <pic:blipFill>
+                    <a:blip r:embed="rId61"/>
+                    <a:stretch>
+                      <a:fillRect/>
+                    </a:stretch>
+                  </pic:blipFill>
+                  <pic:spPr bwMode="auto">
+                    <a:xfrm>
+                      <a:off x="0" y="0"/>
+                      <a:ext cx="5759999" cy="2283460"/>
+                    </a:xfrm>
+                    <a:prstGeom prst="rect">
+                      <a:avLst/>
+                    </a:prstGeom>
+                    <a:noFill/>
+                    <a:ln w="9525">
+                      <a:noFill/>
+                      <a:headEnd/>
+                      <a:tailEnd/>
+                    </a:ln>
+                  </pic:spPr>
+                </pic:pic>
+              </a:graphicData>
+            </a:graphic>
+          </wp:inline>
+        </w:drawing>
+      </w:r>
+    </w:p>
+    <w:bookmarkStart w:id="64" w:name="maliyet-ölçümü-kolay-ve-zorunlu"/>
     <w:p>
       <w:pPr>
         <w:pStyle w:val="Heading3"/>
@@ -5755,8 +6037,8 @@
         <w:t xml:space="preserve"># süre: aynı girdiyle N kez çalıştır, ortalamayı karşılaştır</w:t>
       </w:r>
     </w:p>
-    <w:bookmarkEnd w:id="46"/>
-    <w:bookmarkStart w:id="47" w:name="dayanıklılık-ölçümü-ileri-kavramsal"/>
+    <w:bookmarkEnd w:id="64"/>
+    <w:bookmarkStart w:id="65" w:name="dayanıklılık-ölçümü-ileri-kavramsal"/>
     <w:p>
       <w:pPr>
         <w:pStyle w:val="Heading3"/>
@@ -5960,9 +6242,9 @@
         </w:pict>
       </w:r>
     </w:p>
-    <w:bookmarkEnd w:id="47"/>
-    <w:bookmarkEnd w:id="48"/>
-    <w:bookmarkStart w:id="49" w:name="Xed18fb24b3b216be3cab6fadb481a8f69cb4f69"/>
+    <w:bookmarkEnd w:id="65"/>
+    <w:bookmarkEnd w:id="66"/>
+    <w:bookmarkStart w:id="67" w:name="Xed18fb24b3b216be3cab6fadb481a8f69cb4f69"/>
     <w:p>
       <w:pPr>
         <w:pStyle w:val="Heading2"/>
@@ -6274,8 +6556,8 @@
         <w:t xml:space="preserve">ayarı değiştirmez, ağa bir şey yapmaz. Bütün değerler sentetiktir.</w:t>
       </w:r>
     </w:p>
-    <w:bookmarkEnd w:id="49"/>
-    <w:bookmarkStart w:id="50" w:name="X450b175c1a5bc13bd213b38a8310069f409defa"/>
+    <w:bookmarkEnd w:id="67"/>
+    <w:bookmarkStart w:id="71" w:name="X450b175c1a5bc13bd213b38a8310069f409defa"/>
     <w:p>
       <w:pPr>
         <w:pStyle w:val="Heading2"/>
@@ -6324,6 +6606,53 @@
       </w:r>
       <w:r>
         <w:t xml:space="preserve">bölümü tam olarak bunu belgeler:</w:t>
+      </w:r>
+    </w:p>
+    <w:p>
+      <w:pPr>
+        <w:pStyle w:val="BodyText"/>
+      </w:pPr>
+      <w:r>
+        <w:drawing>
+          <wp:inline>
+            <wp:extent cx="5759999" cy="2748610"/>
+            <wp:effectExtent b="0" l="0" r="0" t="0"/>
+            <wp:docPr descr="S15 derleme ve dağıtım hattı" title="" id="69" name="Picture"/>
+            <a:graphic>
+              <a:graphicData uri="http://schemas.openxmlformats.org/drawingml/2006/picture">
+                <pic:pic>
+                  <pic:nvPicPr>
+                    <pic:cNvPr descr="h14-07-s15-hatti.png" id="70" name="Picture"/>
+                    <pic:cNvPicPr>
+                      <a:picLocks noChangeArrowheads="1" noChangeAspect="1"/>
+                    </pic:cNvPicPr>
+                  </pic:nvPicPr>
+                  <pic:blipFill>
+                    <a:blip r:embed="rId68"/>
+                    <a:stretch>
+                      <a:fillRect/>
+                    </a:stretch>
+                  </pic:blipFill>
+                  <pic:spPr bwMode="auto">
+                    <a:xfrm>
+                      <a:off x="0" y="0"/>
+                      <a:ext cx="5759999" cy="2748610"/>
+                    </a:xfrm>
+                    <a:prstGeom prst="rect">
+                      <a:avLst/>
+                    </a:prstGeom>
+                    <a:noFill/>
+                    <a:ln w="9525">
+                      <a:noFill/>
+                      <a:headEnd/>
+                      <a:tailEnd/>
+                    </a:ln>
+                  </pic:spPr>
+                </pic:pic>
+              </a:graphicData>
+            </a:graphic>
+          </wp:inline>
+        </w:drawing>
       </w:r>
     </w:p>
     <w:p>
@@ -6528,8 +6857,8 @@
         <w:t xml:space="preserve">ölçülmüş olmaktan gelir.</w:t>
       </w:r>
     </w:p>
-    <w:bookmarkEnd w:id="50"/>
-    <w:bookmarkStart w:id="51" w:name="dönem-projesi-bu-hafta-s9-ileri-s15-hat"/>
+    <w:bookmarkEnd w:id="71"/>
+    <w:bookmarkStart w:id="72" w:name="dönem-projesi-bu-hafta-s9-ileri-s15-hat"/>
     <w:p>
       <w:pPr>
         <w:pStyle w:val="Heading2"/>
@@ -6661,8 +6990,8 @@
         <w:t xml:space="preserve">gizlenmiş sürümün birim testlerini geçtiğini gösterin (S16 ile bağ).</w:t>
       </w:r>
     </w:p>
-    <w:bookmarkEnd w:id="51"/>
-    <w:bookmarkStart w:id="52" w:name="kendini-sınama"/>
+    <w:bookmarkEnd w:id="72"/>
+    <w:bookmarkStart w:id="73" w:name="kendini-sınama"/>
     <w:p>
       <w:pPr>
         <w:pStyle w:val="Heading2"/>
@@ -7399,8 +7728,8 @@
         <w:t xml:space="preserve">olmaktan gelir.</w:t>
       </w:r>
     </w:p>
-    <w:bookmarkEnd w:id="52"/>
-    <w:bookmarkStart w:id="53" w:name="kaynaklar-ve-ileri-okuma"/>
+    <w:bookmarkEnd w:id="73"/>
+    <w:bookmarkStart w:id="74" w:name="kaynaklar-ve-ileri-okuma"/>
     <w:p>
       <w:pPr>
         <w:pStyle w:val="Heading2"/>
@@ -7534,8 +7863,8 @@
         <w:t xml:space="preserve">(S15) ve ölçümleri (S9) beklenir. 16. haftada Quiz-2 (9–14. haftalar).</w:t>
       </w:r>
     </w:p>
-    <w:bookmarkEnd w:id="53"/>
-    <w:bookmarkEnd w:id="54"/>
+    <w:bookmarkEnd w:id="74"/>
+    <w:bookmarkEnd w:id="75"/>
     <w:sectPr>
       <w:headerReference r:id="rId9" w:type="default"/>
       <w:footerReference r:id="rId10" w:type="default"/>

--- a/docs/week-14/cen429-week-14-ders-notu.en.docx
+++ b/docs/week-14/cen429-week-14-ders-notu.en.docx
@@ -2,7 +2,7 @@
 <file path=word/document.xml><?xml version="1.0" encoding="utf-8"?>
 <w:document xmlns:w="http://schemas.openxmlformats.org/wordprocessingml/2006/main" xmlns:m="http://schemas.openxmlformats.org/officeDocument/2006/math" xmlns:r="http://schemas.openxmlformats.org/officeDocument/2006/relationships" xmlns:o="urn:schemas-microsoft-com:office:office" xmlns:v="urn:schemas-microsoft-com:vml" xmlns:w10="urn:schemas-microsoft-com:office:word" xmlns:a="http://schemas.openxmlformats.org/drawingml/2006/main" xmlns:pic="http://schemas.openxmlformats.org/drawingml/2006/picture" xmlns:wp="http://schemas.openxmlformats.org/drawingml/2006/wordprocessingDrawing">
   <w:body>
-    <w:bookmarkStart w:id="75" w:name="hafta-14-tigress-ve-çeşitlendirme"/>
+    <w:bookmarkStart w:id="82" w:name="hafta-14-tigress-ve-çeşitlendirme"/>
     <w:p>
       <w:pPr>
         <w:pStyle w:val="Heading1"/>
@@ -149,13 +149,13 @@
         <w:rPr>
           <w:rStyle w:val="VerbatimChar"/>
         </w:rPr>
-        <w:t xml:space="preserve">sh demo.sh</w:t>
-      </w:r>
-      <w:r>
-        <w:t xml:space="preserve"> </w:t>
-      </w:r>
-      <w:r>
-        <w:t xml:space="preserve">(Linux/WSL) ya da CMake ile derleyip</w:t>
+        <w:t xml:space="preserve">code/week-14/01-kaynaktan-kaynaga</w:t>
+      </w:r>
+      <w:r>
+        <w:t xml:space="preserve"> </w:t>
+      </w:r>
+      <w:r>
+        <w:t xml:space="preserve">klasöründe</w:t>
       </w:r>
       <w:r>
         <w:t xml:space="preserve"> </w:t>
@@ -164,13 +164,13 @@
         <w:rPr>
           <w:rStyle w:val="VerbatimChar"/>
         </w:rPr>
-        <w:t xml:space="preserve">bin/</w:t>
-      </w:r>
-      <w:r>
-        <w:t xml:space="preserve"> </w:t>
-      </w:r>
-      <w:r>
-        <w:t xml:space="preserve">altından. Tümüyle sentetik ve güvenlidir; öğrenci bilgisayarına zarar vermez.</w:t>
+        <w:t xml:space="preserve">sh tigress-hatti.sh</w:t>
+      </w:r>
+      <w:r>
+        <w:t xml:space="preserve"> </w:t>
+      </w:r>
+      <w:r>
+        <w:t xml:space="preserve">(Linux/WSL; Windows’ta WSL). Tigress kurulu değilse betik temiz bir türevle aynı akışı gösterir. Adım adım aşağıdaki kutuda. Tümüyle sentetik ve güvenlidir; öğrenci bilgisayarına zarar vermez.</w:t>
       </w:r>
     </w:p>
     <w:p>
@@ -1083,7 +1083,7 @@
         </w:pict>
       </w:r>
     </w:p>
-    <w:bookmarkStart w:id="34" w:name="temel-kavramlar-sıfırdan"/>
+    <w:bookmarkStart w:id="40" w:name="temel-kavramlar-sıfırdan"/>
     <w:p>
       <w:pPr>
         <w:pStyle w:val="Heading2"/>
@@ -1330,7 +1330,7 @@
       </w:r>
     </w:p>
     <w:bookmarkEnd w:id="23"/>
-    <w:bookmarkStart w:id="24" w:name="kaynaktan-kaynağa-source-to-source"/>
+    <w:bookmarkStart w:id="27" w:name="kaynaktan-kaynağa-source-to-source"/>
     <w:p>
       <w:pPr>
         <w:pStyle w:val="Heading3"/>
@@ -1381,671 +1381,25 @@
     </w:p>
     <w:p>
       <w:pPr>
-        <w:pStyle w:val="SourceCode"/>
-      </w:pPr>
-      <w:r>
-        <w:rPr>
-          <w:rStyle w:val="VerbatimChar"/>
-        </w:rPr>
-        <w:t xml:space="preserve">temiz.c → [araç] → gizli.c → derleyici → ikili</w:t>
-      </w:r>
-    </w:p>
-    <w:bookmarkEnd w:id="24"/>
-    <w:bookmarkStart w:id="25" w:name="dönüşüm-transform-nedir"/>
-    <w:p>
-      <w:pPr>
-        <w:pStyle w:val="Heading3"/>
-      </w:pPr>
-      <w:r>
-        <w:t xml:space="preserve">Dönüşüm (transform) nedir?</w:t>
-      </w:r>
-    </w:p>
-    <w:p>
-      <w:pPr>
-        <w:pStyle w:val="Compact"/>
-        <w:numPr>
-          <w:ilvl w:val="0"/>
-          <w:numId w:val="1005"/>
-        </w:numPr>
-      </w:pPr>
-      <w:r>
-        <w:rPr>
-          <w:b/>
-          <w:bCs/>
-        </w:rPr>
-        <w:t xml:space="preserve">Dönüşüm:</w:t>
-      </w:r>
-      <w:r>
-        <w:t xml:space="preserve"> </w:t>
-      </w:r>
-      <w:r>
-        <w:t xml:space="preserve">kaynağa uygulanan tek bir gizleme işlemi (ör. düzleştirme).</w:t>
-      </w:r>
-    </w:p>
-    <w:p>
-      <w:pPr>
-        <w:pStyle w:val="Compact"/>
-        <w:numPr>
-          <w:ilvl w:val="0"/>
-          <w:numId w:val="1005"/>
-        </w:numPr>
-      </w:pPr>
-      <w:r>
-        <w:t xml:space="preserve">Araç birçok dönüşüm sunar; siz hangisini, nereye seçersiniz.</w:t>
-      </w:r>
-    </w:p>
-    <w:bookmarkEnd w:id="25"/>
-    <w:bookmarkStart w:id="26" w:name="dönüşüm-hattı-pipeline"/>
-    <w:p>
-      <w:pPr>
-        <w:pStyle w:val="Heading3"/>
-      </w:pPr>
-      <w:r>
-        <w:t xml:space="preserve">Dönüşüm hattı (pipeline)</w:t>
-      </w:r>
-    </w:p>
-    <w:p>
-      <w:pPr>
-        <w:pStyle w:val="Compact"/>
-        <w:numPr>
-          <w:ilvl w:val="0"/>
-          <w:numId w:val="1006"/>
-        </w:numPr>
-      </w:pPr>
-      <w:r>
-        <w:rPr>
-          <w:b/>
-          <w:bCs/>
-        </w:rPr>
-        <w:t xml:space="preserve">Hat:</w:t>
-      </w:r>
-      <w:r>
-        <w:t xml:space="preserve"> </w:t>
-      </w:r>
-      <w:r>
-        <w:t xml:space="preserve">birden çok dönüşümün</w:t>
-      </w:r>
-      <w:r>
-        <w:t xml:space="preserve"> </w:t>
-      </w:r>
-      <w:r>
-        <w:rPr>
-          <w:b/>
-          <w:bCs/>
-        </w:rPr>
-        <w:t xml:space="preserve">sırayla</w:t>
-      </w:r>
-      <w:r>
-        <w:t xml:space="preserve"> </w:t>
-      </w:r>
-      <w:r>
-        <w:t xml:space="preserve">uygulanması.</w:t>
-      </w:r>
-    </w:p>
-    <w:p>
-      <w:pPr>
-        <w:pStyle w:val="Compact"/>
-        <w:numPr>
-          <w:ilvl w:val="0"/>
-          <w:numId w:val="1006"/>
-        </w:numPr>
-      </w:pPr>
-      <w:r>
-        <w:t xml:space="preserve">Her dönüşüm bir öncekinin çıktısına uygulanır.</w:t>
-      </w:r>
-    </w:p>
-    <w:p>
-      <w:pPr>
-        <w:pStyle w:val="Compact"/>
-        <w:numPr>
-          <w:ilvl w:val="0"/>
-          <w:numId w:val="1006"/>
-        </w:numPr>
-      </w:pPr>
-      <w:r>
-        <w:t xml:space="preserve">Sıra önemlidir.</w:t>
-      </w:r>
-    </w:p>
-    <w:bookmarkEnd w:id="26"/>
-    <w:bookmarkStart w:id="27" w:name="tohum-seed-nedir"/>
-    <w:p>
-      <w:pPr>
-        <w:pStyle w:val="Heading3"/>
-      </w:pPr>
-      <w:r>
-        <w:t xml:space="preserve">Tohum (seed) nedir?</w:t>
-      </w:r>
-    </w:p>
-    <w:p>
-      <w:pPr>
-        <w:pStyle w:val="Compact"/>
-        <w:numPr>
-          <w:ilvl w:val="0"/>
-          <w:numId w:val="1007"/>
-        </w:numPr>
-      </w:pPr>
-      <w:r>
-        <w:rPr>
-          <w:b/>
-          <w:bCs/>
-        </w:rPr>
-        <w:t xml:space="preserve">Tohum:</w:t>
-      </w:r>
-      <w:r>
-        <w:t xml:space="preserve"> </w:t>
-      </w:r>
-      <w:r>
-        <w:t xml:space="preserve">rastgeleliği yöneten bir başlangıç sayısı.</w:t>
-      </w:r>
-    </w:p>
-    <w:p>
-      <w:pPr>
-        <w:pStyle w:val="Compact"/>
-        <w:numPr>
-          <w:ilvl w:val="0"/>
-          <w:numId w:val="1007"/>
-        </w:numPr>
-      </w:pPr>
-      <w:r>
-        <w:t xml:space="preserve">Aynı dönüşüm + farklı tohum =</w:t>
-      </w:r>
-      <w:r>
-        <w:t xml:space="preserve"> </w:t>
-      </w:r>
-      <w:r>
-        <w:rPr>
-          <w:b/>
-          <w:bCs/>
-        </w:rPr>
-        <w:t xml:space="preserve">farklı</w:t>
-      </w:r>
-      <w:r>
-        <w:t xml:space="preserve"> </w:t>
-      </w:r>
-      <w:r>
-        <w:t xml:space="preserve">gizlenmiş çıktı.</w:t>
-      </w:r>
-    </w:p>
-    <w:p>
-      <w:pPr>
-        <w:pStyle w:val="Compact"/>
-        <w:numPr>
-          <w:ilvl w:val="0"/>
-          <w:numId w:val="1007"/>
-        </w:numPr>
-      </w:pPr>
-      <w:r>
-        <w:t xml:space="preserve">Çeşitlendirmenin anahtarı budur.</w:t>
-      </w:r>
-    </w:p>
-    <w:bookmarkEnd w:id="27"/>
-    <w:bookmarkStart w:id="28" w:name="çeşitlendirme-diversification"/>
-    <w:p>
-      <w:pPr>
-        <w:pStyle w:val="Heading3"/>
-      </w:pPr>
-      <w:r>
-        <w:t xml:space="preserve">Çeşitlendirme (diversification)</w:t>
-      </w:r>
-    </w:p>
-    <w:p>
-      <w:pPr>
-        <w:pStyle w:val="Compact"/>
-        <w:numPr>
-          <w:ilvl w:val="0"/>
-          <w:numId w:val="1008"/>
-        </w:numPr>
-      </w:pPr>
-      <w:r>
-        <w:rPr>
-          <w:b/>
-          <w:bCs/>
-        </w:rPr>
-        <w:t xml:space="preserve">Çeşitlendirme:</w:t>
-      </w:r>
-      <w:r>
-        <w:t xml:space="preserve"> </w:t>
-      </w:r>
-      <w:r>
-        <w:t xml:space="preserve">aynı kaynaktan</w:t>
-      </w:r>
-      <w:r>
-        <w:t xml:space="preserve"> </w:t>
-      </w:r>
-      <w:r>
-        <w:rPr>
-          <w:b/>
-          <w:bCs/>
-        </w:rPr>
-        <w:t xml:space="preserve">davranışça eş, yapıca farklı</w:t>
-      </w:r>
-      <w:r>
-        <w:t xml:space="preserve"> </w:t>
-      </w:r>
-      <w:r>
-        <w:t xml:space="preserve">ikili dosyalar üretmek.</w:t>
-      </w:r>
-    </w:p>
-    <w:p>
-      <w:pPr>
-        <w:pStyle w:val="Compact"/>
-        <w:numPr>
-          <w:ilvl w:val="0"/>
-          <w:numId w:val="1008"/>
-        </w:numPr>
-      </w:pPr>
-      <w:r>
-        <w:t xml:space="preserve">Bir kopyaya yazılan saldırı diğerinde çalışmaz (9. hafta Kural 2).</w:t>
-      </w:r>
-    </w:p>
-    <w:bookmarkEnd w:id="28"/>
-    <w:bookmarkStart w:id="29" w:name="cli-komut-satırı-nedir"/>
-    <w:p>
-      <w:pPr>
-        <w:pStyle w:val="Heading3"/>
-      </w:pPr>
-      <w:r>
-        <w:t xml:space="preserve">CLI (komut satırı) nedir?</w:t>
-      </w:r>
-    </w:p>
-    <w:p>
-      <w:pPr>
-        <w:pStyle w:val="Compact"/>
-        <w:numPr>
-          <w:ilvl w:val="0"/>
-          <w:numId w:val="1009"/>
-        </w:numPr>
-      </w:pPr>
-      <w:r>
-        <w:rPr>
-          <w:b/>
-          <w:bCs/>
-        </w:rPr>
-        <w:t xml:space="preserve">CLI (Command-Line Interface):</w:t>
-      </w:r>
-      <w:r>
-        <w:t xml:space="preserve"> </w:t>
-      </w:r>
-      <w:r>
-        <w:t xml:space="preserve">komutları yazarak çalıştırdığınız arayüz.</w:t>
-      </w:r>
-    </w:p>
-    <w:p>
-      <w:pPr>
-        <w:pStyle w:val="Compact"/>
-        <w:numPr>
-          <w:ilvl w:val="0"/>
-          <w:numId w:val="1009"/>
-        </w:numPr>
-      </w:pPr>
-      <w:r>
-        <w:t xml:space="preserve">Tigress bir CLI aracıdır:</w:t>
-      </w:r>
-      <w:r>
-        <w:t xml:space="preserve"> </w:t>
-      </w:r>
-      <w:r>
-        <w:rPr>
-          <w:rStyle w:val="VerbatimChar"/>
-        </w:rPr>
-        <w:t xml:space="preserve">tigress --Transform=... dosya.c</w:t>
-      </w:r>
-      <w:r>
-        <w:t xml:space="preserve">.</w:t>
-      </w:r>
-    </w:p>
-    <w:bookmarkEnd w:id="29"/>
-    <w:bookmarkStart w:id="30" w:name="birim-testi-unit-test"/>
-    <w:p>
-      <w:pPr>
-        <w:pStyle w:val="Heading3"/>
-      </w:pPr>
-      <w:r>
-        <w:t xml:space="preserve">Birim testi (unit test)</w:t>
-      </w:r>
-    </w:p>
-    <w:p>
-      <w:pPr>
-        <w:pStyle w:val="Compact"/>
-        <w:numPr>
-          <w:ilvl w:val="0"/>
-          <w:numId w:val="1010"/>
-        </w:numPr>
-      </w:pPr>
-      <w:r>
-        <w:rPr>
-          <w:b/>
-          <w:bCs/>
-        </w:rPr>
-        <w:t xml:space="preserve">Birim testi:</w:t>
-      </w:r>
-      <w:r>
-        <w:t xml:space="preserve"> </w:t>
-      </w:r>
-      <w:r>
-        <w:t xml:space="preserve">bir fonksiyonun doğru çalıştığını otomatik denetleyen küçük test.</w:t>
-      </w:r>
-    </w:p>
-    <w:p>
-      <w:pPr>
-        <w:pStyle w:val="Compact"/>
-        <w:numPr>
-          <w:ilvl w:val="0"/>
-          <w:numId w:val="1010"/>
-        </w:numPr>
-      </w:pPr>
-      <w:r>
-        <w:t xml:space="preserve">Gizlemeden</w:t>
-      </w:r>
-      <w:r>
-        <w:t xml:space="preserve"> </w:t>
-      </w:r>
-      <w:r>
-        <w:rPr>
-          <w:b/>
-          <w:bCs/>
-        </w:rPr>
-        <w:t xml:space="preserve">sonra</w:t>
-      </w:r>
-      <w:r>
-        <w:t xml:space="preserve"> </w:t>
-      </w:r>
-      <w:r>
-        <w:t xml:space="preserve">aynı testler geçmeli (davranış korunmalı).</w:t>
-      </w:r>
-    </w:p>
-    <w:bookmarkEnd w:id="30"/>
-    <w:bookmarkStart w:id="31" w:name="cfg-hatırlatma"/>
-    <w:p>
-      <w:pPr>
-        <w:pStyle w:val="Heading3"/>
-      </w:pPr>
-      <w:r>
-        <w:t xml:space="preserve">CFG hatırlatma</w:t>
-      </w:r>
-    </w:p>
-    <w:p>
-      <w:pPr>
-        <w:pStyle w:val="Compact"/>
-        <w:numPr>
-          <w:ilvl w:val="0"/>
-          <w:numId w:val="1011"/>
-        </w:numPr>
-      </w:pPr>
-      <w:r>
-        <w:rPr>
-          <w:b/>
-          <w:bCs/>
-        </w:rPr>
-        <w:t xml:space="preserve">CFG (Control Flow Graph):</w:t>
-      </w:r>
-      <w:r>
-        <w:t xml:space="preserve"> </w:t>
-      </w:r>
-      <w:r>
-        <w:t xml:space="preserve">temel blokları düğüm, geçişleri kenar yapan şema.</w:t>
-      </w:r>
-    </w:p>
-    <w:p>
-      <w:pPr>
-        <w:pStyle w:val="Compact"/>
-        <w:numPr>
-          <w:ilvl w:val="0"/>
-          <w:numId w:val="1011"/>
-        </w:numPr>
-      </w:pPr>
-      <w:r>
-        <w:t xml:space="preserve">Gizlemenin</w:t>
-      </w:r>
-      <w:r>
-        <w:t xml:space="preserve"> </w:t>
-      </w:r>
-      <w:r>
-        <w:rPr>
-          <w:b/>
-          <w:bCs/>
-        </w:rPr>
-        <w:t xml:space="preserve">gücünü</w:t>
-      </w:r>
-      <w:r>
-        <w:t xml:space="preserve"> </w:t>
-      </w:r>
-      <w:r>
-        <w:t xml:space="preserve">düğüm/kenar sayısıyla ölçeriz (9. hafta).</w:t>
-      </w:r>
-    </w:p>
-    <w:bookmarkEnd w:id="31"/>
-    <w:bookmarkStart w:id="32" w:name="sembolik-yürütme-kısaca"/>
-    <w:p>
-      <w:pPr>
-        <w:pStyle w:val="Heading3"/>
-      </w:pPr>
-      <w:r>
-        <w:t xml:space="preserve">Sembolik yürütme (kısaca)</w:t>
-      </w:r>
-    </w:p>
-    <w:p>
-      <w:pPr>
-        <w:pStyle w:val="Compact"/>
-        <w:numPr>
-          <w:ilvl w:val="0"/>
-          <w:numId w:val="1012"/>
-        </w:numPr>
-      </w:pPr>
-      <w:r>
-        <w:rPr>
-          <w:b/>
-          <w:bCs/>
-        </w:rPr>
-        <w:t xml:space="preserve">Sembolik yürütme:</w:t>
-      </w:r>
-      <w:r>
-        <w:t xml:space="preserve"> </w:t>
-      </w:r>
-      <w:r>
-        <w:t xml:space="preserve">program yollarını matematiksel kısıt olarak çözen otomatik analiz (ör. KLEE).</w:t>
-      </w:r>
-    </w:p>
-    <w:p>
-      <w:pPr>
-        <w:pStyle w:val="Compact"/>
-        <w:numPr>
-          <w:ilvl w:val="0"/>
-          <w:numId w:val="1012"/>
-        </w:numPr>
-      </w:pPr>
-      <w:r>
-        <w:t xml:space="preserve">Gizlemeye karşı bir</w:t>
-      </w:r>
-      <w:r>
-        <w:t xml:space="preserve"> </w:t>
-      </w:r>
-      <w:r>
-        <w:rPr>
-          <w:b/>
-          <w:bCs/>
-        </w:rPr>
-        <w:t xml:space="preserve">deobfuscation</w:t>
-      </w:r>
-      <w:r>
-        <w:t xml:space="preserve"> </w:t>
-      </w:r>
-      <w:r>
-        <w:t xml:space="preserve">yöntemidir; dayanıklılığı bununla sınarız.</w:t>
-      </w:r>
-    </w:p>
-    <w:bookmarkEnd w:id="32"/>
-    <w:bookmarkStart w:id="33" w:name="şimdi-hazırız"/>
-    <w:p>
-      <w:pPr>
-        <w:pStyle w:val="Heading3"/>
-      </w:pPr>
-      <w:r>
-        <w:t xml:space="preserve">Şimdi hazırız</w:t>
-      </w:r>
-    </w:p>
-    <w:p>
-      <w:pPr>
         <w:pStyle w:val="FirstParagraph"/>
-      </w:pPr>
-      <w:r>
-        <w:t xml:space="preserve">Terimler:</w:t>
-      </w:r>
-    </w:p>
-    <w:p>
-      <w:pPr>
-        <w:pStyle w:val="BodyText"/>
-      </w:pPr>
-      <w:r>
-        <w:t xml:space="preserve">kaynaktan kaynağa · dönüşüm · hat · tohum · çeşitlendirme · CLI · birim testi · CFG · sembolik yürütme</w:t>
-      </w:r>
-    </w:p>
-    <w:p>
-      <w:pPr>
-        <w:pStyle w:val="BodyText"/>
-      </w:pPr>
-      <w:r>
-        <w:t xml:space="preserve">Şimdi: Tigress nedir ve nasıl çalışır?</w:t>
-      </w:r>
-    </w:p>
-    <w:bookmarkEnd w:id="33"/>
-    <w:bookmarkEnd w:id="34"/>
-    <w:bookmarkStart w:id="40" w:name="kaynaktan-kaynağa-gizleme-nedir"/>
-    <w:p>
-      <w:pPr>
-        <w:pStyle w:val="Heading2"/>
-      </w:pPr>
-      <w:r>
-        <w:t xml:space="preserve">1. Kaynaktan kaynağa gizleme nedir?</w:t>
-      </w:r>
-    </w:p>
-    <w:p>
-      <w:pPr>
-        <w:pStyle w:val="FirstParagraph"/>
-      </w:pPr>
-      <w:r>
-        <w:t xml:space="preserve">Dokuzuncu haftada gizleme kurallarını</w:t>
-      </w:r>
-      <w:r>
-        <w:t xml:space="preserve"> </w:t>
-      </w:r>
-      <w:r>
-        <w:rPr>
-          <w:b/>
-          <w:bCs/>
-        </w:rPr>
-        <w:t xml:space="preserve">el ile</w:t>
-      </w:r>
-      <w:r>
-        <w:t xml:space="preserve"> </w:t>
-      </w:r>
-      <w:r>
-        <w:t xml:space="preserve">uyguladık: opak yüklem, düzleştirme, dize kodlama, sahte dal. El ile</w:t>
-      </w:r>
-      <w:r>
-        <w:t xml:space="preserve"> </w:t>
-      </w:r>
-      <w:r>
-        <w:t xml:space="preserve">gizleme öğreticidir ama üç sorunu vardır: (1)</w:t>
-      </w:r>
-      <w:r>
-        <w:t xml:space="preserve"> </w:t>
-      </w:r>
-      <w:r>
-        <w:rPr>
-          <w:b/>
-          <w:bCs/>
-        </w:rPr>
-        <w:t xml:space="preserve">hataya açıktır</w:t>
-      </w:r>
-      <w:r>
-        <w:t xml:space="preserve"> </w:t>
-      </w:r>
-      <w:r>
-        <w:t xml:space="preserve">— el ile yazılan gizleme kodu davranışı bozabilir;</w:t>
-      </w:r>
-      <w:r>
-        <w:t xml:space="preserve"> </w:t>
-      </w:r>
-      <w:r>
-        <w:t xml:space="preserve">(2)</w:t>
-      </w:r>
-      <w:r>
-        <w:t xml:space="preserve"> </w:t>
-      </w:r>
-      <w:r>
-        <w:rPr>
-          <w:b/>
-          <w:bCs/>
-        </w:rPr>
-        <w:t xml:space="preserve">bakımı zordur</w:t>
-      </w:r>
-      <w:r>
-        <w:t xml:space="preserve"> </w:t>
-      </w:r>
-      <w:r>
-        <w:t xml:space="preserve">— kaynak okunamaz hale gelir; (3)</w:t>
-      </w:r>
-      <w:r>
-        <w:t xml:space="preserve"> </w:t>
-      </w:r>
-      <w:r>
-        <w:rPr>
-          <w:b/>
-          <w:bCs/>
-        </w:rPr>
-        <w:t xml:space="preserve">çeşitlendirilemez</w:t>
-      </w:r>
-      <w:r>
-        <w:t xml:space="preserve"> </w:t>
-      </w:r>
-      <w:r>
-        <w:t xml:space="preserve">— her kopyayı el ile farklılaştıramazsınız.</w:t>
-      </w:r>
-      <w:r>
-        <w:t xml:space="preserve"> </w:t>
-      </w:r>
-      <w:r>
-        <w:t xml:space="preserve">Çözüm, gizlemeyi bir</w:t>
-      </w:r>
-      <w:r>
-        <w:t xml:space="preserve"> </w:t>
-      </w:r>
-      <w:r>
-        <w:rPr>
-          <w:b/>
-          <w:bCs/>
-        </w:rPr>
-        <w:t xml:space="preserve">araca</w:t>
-      </w:r>
-      <w:r>
-        <w:t xml:space="preserve"> </w:t>
-      </w:r>
-      <w:r>
-        <w:t xml:space="preserve">yaptırmaktır.</w:t>
-      </w:r>
-    </w:p>
-    <w:p>
-      <w:pPr>
-        <w:pStyle w:val="BodyText"/>
       </w:pPr>
       <w:r>
         <w:drawing>
           <wp:inline>
-            <wp:extent cx="5759999" cy="2470728"/>
+            <wp:extent cx="5759999" cy="2283460"/>
             <wp:effectExtent b="0" l="0" r="0" t="0"/>
-            <wp:docPr descr="El ile gizleme ile araçla gizlemenin karşılaştırması" title="" id="36" name="Picture"/>
+            <wp:docPr descr="Kaynaktan kaynağa gizleme hattı" title="" id="25" name="Picture"/>
             <a:graphic>
               <a:graphicData uri="http://schemas.openxmlformats.org/drawingml/2006/picture">
                 <pic:pic>
                   <pic:nvPicPr>
-                    <pic:cNvPr descr="h14-02-el-ile-vs-arac.png" id="37" name="Picture"/>
+                    <pic:cNvPr descr="h14-01-kaynaktan-kaynaga-hat.png" id="26" name="Picture"/>
                     <pic:cNvPicPr>
                       <a:picLocks noChangeArrowheads="1" noChangeAspect="1"/>
                     </pic:cNvPicPr>
                   </pic:nvPicPr>
                   <pic:blipFill>
-                    <a:blip r:embed="rId35"/>
+                    <a:blip r:embed="rId24"/>
                     <a:stretch>
                       <a:fillRect/>
                     </a:stretch>
@@ -2053,7 +1407,7 @@
                   <pic:spPr bwMode="auto">
                     <a:xfrm>
                       <a:off x="0" y="0"/>
-                      <a:ext cx="5759999" cy="2470728"/>
+                      <a:ext cx="5759999" cy="2283460"/>
                     </a:xfrm>
                     <a:prstGeom prst="rect">
                       <a:avLst/>
@@ -2072,6 +1426,688 @@
         </w:drawing>
       </w:r>
     </w:p>
+    <w:bookmarkEnd w:id="27"/>
+    <w:bookmarkStart w:id="28" w:name="dönüşüm-transform-nedir"/>
+    <w:p>
+      <w:pPr>
+        <w:pStyle w:val="Heading3"/>
+      </w:pPr>
+      <w:r>
+        <w:t xml:space="preserve">Dönüşüm (transform) nedir?</w:t>
+      </w:r>
+    </w:p>
+    <w:p>
+      <w:pPr>
+        <w:pStyle w:val="Compact"/>
+        <w:numPr>
+          <w:ilvl w:val="0"/>
+          <w:numId w:val="1005"/>
+        </w:numPr>
+      </w:pPr>
+      <w:r>
+        <w:rPr>
+          <w:b/>
+          <w:bCs/>
+        </w:rPr>
+        <w:t xml:space="preserve">Dönüşüm:</w:t>
+      </w:r>
+      <w:r>
+        <w:t xml:space="preserve"> </w:t>
+      </w:r>
+      <w:r>
+        <w:t xml:space="preserve">kaynağa uygulanan tek bir gizleme işlemi (ör. düzleştirme).</w:t>
+      </w:r>
+    </w:p>
+    <w:p>
+      <w:pPr>
+        <w:pStyle w:val="Compact"/>
+        <w:numPr>
+          <w:ilvl w:val="0"/>
+          <w:numId w:val="1005"/>
+        </w:numPr>
+      </w:pPr>
+      <w:r>
+        <w:t xml:space="preserve">Araç birçok dönüşüm sunar; siz hangisini, nereye seçersiniz.</w:t>
+      </w:r>
+    </w:p>
+    <w:bookmarkEnd w:id="28"/>
+    <w:bookmarkStart w:id="29" w:name="dönüşüm-hattı-pipeline"/>
+    <w:p>
+      <w:pPr>
+        <w:pStyle w:val="Heading3"/>
+      </w:pPr>
+      <w:r>
+        <w:t xml:space="preserve">Dönüşüm hattı (pipeline)</w:t>
+      </w:r>
+    </w:p>
+    <w:p>
+      <w:pPr>
+        <w:pStyle w:val="Compact"/>
+        <w:numPr>
+          <w:ilvl w:val="0"/>
+          <w:numId w:val="1006"/>
+        </w:numPr>
+      </w:pPr>
+      <w:r>
+        <w:rPr>
+          <w:b/>
+          <w:bCs/>
+        </w:rPr>
+        <w:t xml:space="preserve">Hat:</w:t>
+      </w:r>
+      <w:r>
+        <w:t xml:space="preserve"> </w:t>
+      </w:r>
+      <w:r>
+        <w:t xml:space="preserve">birden çok dönüşümün</w:t>
+      </w:r>
+      <w:r>
+        <w:t xml:space="preserve"> </w:t>
+      </w:r>
+      <w:r>
+        <w:rPr>
+          <w:b/>
+          <w:bCs/>
+        </w:rPr>
+        <w:t xml:space="preserve">sırayla</w:t>
+      </w:r>
+      <w:r>
+        <w:t xml:space="preserve"> </w:t>
+      </w:r>
+      <w:r>
+        <w:t xml:space="preserve">uygulanması.</w:t>
+      </w:r>
+    </w:p>
+    <w:p>
+      <w:pPr>
+        <w:pStyle w:val="Compact"/>
+        <w:numPr>
+          <w:ilvl w:val="0"/>
+          <w:numId w:val="1006"/>
+        </w:numPr>
+      </w:pPr>
+      <w:r>
+        <w:t xml:space="preserve">Her dönüşüm bir öncekinin çıktısına uygulanır.</w:t>
+      </w:r>
+    </w:p>
+    <w:p>
+      <w:pPr>
+        <w:pStyle w:val="Compact"/>
+        <w:numPr>
+          <w:ilvl w:val="0"/>
+          <w:numId w:val="1006"/>
+        </w:numPr>
+      </w:pPr>
+      <w:r>
+        <w:t xml:space="preserve">Sıra önemlidir.</w:t>
+      </w:r>
+    </w:p>
+    <w:bookmarkEnd w:id="29"/>
+    <w:bookmarkStart w:id="30" w:name="tohum-seed-nedir"/>
+    <w:p>
+      <w:pPr>
+        <w:pStyle w:val="Heading3"/>
+      </w:pPr>
+      <w:r>
+        <w:t xml:space="preserve">Tohum (seed) nedir?</w:t>
+      </w:r>
+    </w:p>
+    <w:p>
+      <w:pPr>
+        <w:pStyle w:val="Compact"/>
+        <w:numPr>
+          <w:ilvl w:val="0"/>
+          <w:numId w:val="1007"/>
+        </w:numPr>
+      </w:pPr>
+      <w:r>
+        <w:rPr>
+          <w:b/>
+          <w:bCs/>
+        </w:rPr>
+        <w:t xml:space="preserve">Tohum:</w:t>
+      </w:r>
+      <w:r>
+        <w:t xml:space="preserve"> </w:t>
+      </w:r>
+      <w:r>
+        <w:t xml:space="preserve">rastgeleliği yöneten bir başlangıç sayısı.</w:t>
+      </w:r>
+    </w:p>
+    <w:p>
+      <w:pPr>
+        <w:pStyle w:val="Compact"/>
+        <w:numPr>
+          <w:ilvl w:val="0"/>
+          <w:numId w:val="1007"/>
+        </w:numPr>
+      </w:pPr>
+      <w:r>
+        <w:t xml:space="preserve">Aynı dönüşüm + farklı tohum =</w:t>
+      </w:r>
+      <w:r>
+        <w:t xml:space="preserve"> </w:t>
+      </w:r>
+      <w:r>
+        <w:rPr>
+          <w:b/>
+          <w:bCs/>
+        </w:rPr>
+        <w:t xml:space="preserve">farklı</w:t>
+      </w:r>
+      <w:r>
+        <w:t xml:space="preserve"> </w:t>
+      </w:r>
+      <w:r>
+        <w:t xml:space="preserve">gizlenmiş çıktı.</w:t>
+      </w:r>
+    </w:p>
+    <w:p>
+      <w:pPr>
+        <w:pStyle w:val="Compact"/>
+        <w:numPr>
+          <w:ilvl w:val="0"/>
+          <w:numId w:val="1007"/>
+        </w:numPr>
+      </w:pPr>
+      <w:r>
+        <w:t xml:space="preserve">Çeşitlendirmenin anahtarı budur.</w:t>
+      </w:r>
+    </w:p>
+    <w:bookmarkEnd w:id="30"/>
+    <w:bookmarkStart w:id="31" w:name="çeşitlendirme-diversification"/>
+    <w:p>
+      <w:pPr>
+        <w:pStyle w:val="Heading3"/>
+      </w:pPr>
+      <w:r>
+        <w:t xml:space="preserve">Çeşitlendirme (diversification)</w:t>
+      </w:r>
+    </w:p>
+    <w:p>
+      <w:pPr>
+        <w:pStyle w:val="Compact"/>
+        <w:numPr>
+          <w:ilvl w:val="0"/>
+          <w:numId w:val="1008"/>
+        </w:numPr>
+      </w:pPr>
+      <w:r>
+        <w:rPr>
+          <w:b/>
+          <w:bCs/>
+        </w:rPr>
+        <w:t xml:space="preserve">Çeşitlendirme:</w:t>
+      </w:r>
+      <w:r>
+        <w:t xml:space="preserve"> </w:t>
+      </w:r>
+      <w:r>
+        <w:t xml:space="preserve">aynı kaynaktan</w:t>
+      </w:r>
+      <w:r>
+        <w:t xml:space="preserve"> </w:t>
+      </w:r>
+      <w:r>
+        <w:rPr>
+          <w:b/>
+          <w:bCs/>
+        </w:rPr>
+        <w:t xml:space="preserve">davranışça eş, yapıca farklı</w:t>
+      </w:r>
+      <w:r>
+        <w:t xml:space="preserve"> </w:t>
+      </w:r>
+      <w:r>
+        <w:t xml:space="preserve">ikili dosyalar üretmek.</w:t>
+      </w:r>
+    </w:p>
+    <w:p>
+      <w:pPr>
+        <w:pStyle w:val="Compact"/>
+        <w:numPr>
+          <w:ilvl w:val="0"/>
+          <w:numId w:val="1008"/>
+        </w:numPr>
+      </w:pPr>
+      <w:r>
+        <w:t xml:space="preserve">Bir kopyaya yazılan saldırı diğerinde çalışmaz (9. hafta Kural 2).</w:t>
+      </w:r>
+    </w:p>
+    <w:bookmarkEnd w:id="31"/>
+    <w:bookmarkStart w:id="32" w:name="cli-komut-satırı-nedir"/>
+    <w:p>
+      <w:pPr>
+        <w:pStyle w:val="Heading3"/>
+      </w:pPr>
+      <w:r>
+        <w:t xml:space="preserve">CLI (komut satırı) nedir?</w:t>
+      </w:r>
+    </w:p>
+    <w:p>
+      <w:pPr>
+        <w:pStyle w:val="Compact"/>
+        <w:numPr>
+          <w:ilvl w:val="0"/>
+          <w:numId w:val="1009"/>
+        </w:numPr>
+      </w:pPr>
+      <w:r>
+        <w:rPr>
+          <w:b/>
+          <w:bCs/>
+        </w:rPr>
+        <w:t xml:space="preserve">CLI (Command-Line Interface):</w:t>
+      </w:r>
+      <w:r>
+        <w:t xml:space="preserve"> </w:t>
+      </w:r>
+      <w:r>
+        <w:t xml:space="preserve">komutları yazarak çalıştırdığınız arayüz.</w:t>
+      </w:r>
+    </w:p>
+    <w:p>
+      <w:pPr>
+        <w:pStyle w:val="Compact"/>
+        <w:numPr>
+          <w:ilvl w:val="0"/>
+          <w:numId w:val="1009"/>
+        </w:numPr>
+      </w:pPr>
+      <w:r>
+        <w:t xml:space="preserve">Tigress bir CLI aracıdır:</w:t>
+      </w:r>
+      <w:r>
+        <w:t xml:space="preserve"> </w:t>
+      </w:r>
+      <w:r>
+        <w:rPr>
+          <w:rStyle w:val="VerbatimChar"/>
+        </w:rPr>
+        <w:t xml:space="preserve">tigress --Transform=... dosya.c</w:t>
+      </w:r>
+      <w:r>
+        <w:t xml:space="preserve">.</w:t>
+      </w:r>
+    </w:p>
+    <w:bookmarkEnd w:id="32"/>
+    <w:bookmarkStart w:id="33" w:name="birim-testi-unit-test"/>
+    <w:p>
+      <w:pPr>
+        <w:pStyle w:val="Heading3"/>
+      </w:pPr>
+      <w:r>
+        <w:t xml:space="preserve">Birim testi (unit test)</w:t>
+      </w:r>
+    </w:p>
+    <w:p>
+      <w:pPr>
+        <w:pStyle w:val="Compact"/>
+        <w:numPr>
+          <w:ilvl w:val="0"/>
+          <w:numId w:val="1010"/>
+        </w:numPr>
+      </w:pPr>
+      <w:r>
+        <w:rPr>
+          <w:b/>
+          <w:bCs/>
+        </w:rPr>
+        <w:t xml:space="preserve">Birim testi:</w:t>
+      </w:r>
+      <w:r>
+        <w:t xml:space="preserve"> </w:t>
+      </w:r>
+      <w:r>
+        <w:t xml:space="preserve">bir fonksiyonun doğru çalıştığını otomatik denetleyen küçük test.</w:t>
+      </w:r>
+    </w:p>
+    <w:p>
+      <w:pPr>
+        <w:pStyle w:val="Compact"/>
+        <w:numPr>
+          <w:ilvl w:val="0"/>
+          <w:numId w:val="1010"/>
+        </w:numPr>
+      </w:pPr>
+      <w:r>
+        <w:t xml:space="preserve">Gizlemeden</w:t>
+      </w:r>
+      <w:r>
+        <w:t xml:space="preserve"> </w:t>
+      </w:r>
+      <w:r>
+        <w:rPr>
+          <w:b/>
+          <w:bCs/>
+        </w:rPr>
+        <w:t xml:space="preserve">sonra</w:t>
+      </w:r>
+      <w:r>
+        <w:t xml:space="preserve"> </w:t>
+      </w:r>
+      <w:r>
+        <w:t xml:space="preserve">aynı testler geçmeli (davranış korunmalı).</w:t>
+      </w:r>
+    </w:p>
+    <w:bookmarkEnd w:id="33"/>
+    <w:bookmarkStart w:id="37" w:name="cfg-hatırlatma"/>
+    <w:p>
+      <w:pPr>
+        <w:pStyle w:val="Heading3"/>
+      </w:pPr>
+      <w:r>
+        <w:t xml:space="preserve">CFG hatırlatma</w:t>
+      </w:r>
+    </w:p>
+    <w:p>
+      <w:pPr>
+        <w:pStyle w:val="Compact"/>
+        <w:numPr>
+          <w:ilvl w:val="0"/>
+          <w:numId w:val="1011"/>
+        </w:numPr>
+      </w:pPr>
+      <w:r>
+        <w:rPr>
+          <w:b/>
+          <w:bCs/>
+        </w:rPr>
+        <w:t xml:space="preserve">CFG (Control Flow Graph):</w:t>
+      </w:r>
+      <w:r>
+        <w:t xml:space="preserve"> </w:t>
+      </w:r>
+      <w:r>
+        <w:t xml:space="preserve">temel blokları düğüm, geçişleri kenar yapan şema.</w:t>
+      </w:r>
+    </w:p>
+    <w:p>
+      <w:pPr>
+        <w:pStyle w:val="Compact"/>
+        <w:numPr>
+          <w:ilvl w:val="0"/>
+          <w:numId w:val="1011"/>
+        </w:numPr>
+      </w:pPr>
+      <w:r>
+        <w:t xml:space="preserve">Gizlemenin</w:t>
+      </w:r>
+      <w:r>
+        <w:t xml:space="preserve"> </w:t>
+      </w:r>
+      <w:r>
+        <w:rPr>
+          <w:b/>
+          <w:bCs/>
+        </w:rPr>
+        <w:t xml:space="preserve">gücünü</w:t>
+      </w:r>
+      <w:r>
+        <w:t xml:space="preserve"> </w:t>
+      </w:r>
+      <w:r>
+        <w:t xml:space="preserve">düğüm/kenar sayısıyla ölçeriz (9. hafta).</w:t>
+      </w:r>
+    </w:p>
+    <w:p>
+      <w:pPr>
+        <w:pStyle w:val="FirstParagraph"/>
+      </w:pPr>
+      <w:r>
+        <w:drawing>
+          <wp:inline>
+            <wp:extent cx="5759999" cy="2669114"/>
+            <wp:effectExtent b="0" l="0" r="0" t="0"/>
+            <wp:docPr descr="Kontrol akışı: düzleştirmeden önce ve sonra" title="" id="35" name="Picture"/>
+            <a:graphic>
+              <a:graphicData uri="http://schemas.openxmlformats.org/drawingml/2006/picture">
+                <pic:pic>
+                  <pic:nvPicPr>
+                    <pic:cNvPr descr="h14-10-cfg-once-sonra.png" id="36" name="Picture"/>
+                    <pic:cNvPicPr>
+                      <a:picLocks noChangeArrowheads="1" noChangeAspect="1"/>
+                    </pic:cNvPicPr>
+                  </pic:nvPicPr>
+                  <pic:blipFill>
+                    <a:blip r:embed="rId34"/>
+                    <a:stretch>
+                      <a:fillRect/>
+                    </a:stretch>
+                  </pic:blipFill>
+                  <pic:spPr bwMode="auto">
+                    <a:xfrm>
+                      <a:off x="0" y="0"/>
+                      <a:ext cx="5759999" cy="2669114"/>
+                    </a:xfrm>
+                    <a:prstGeom prst="rect">
+                      <a:avLst/>
+                    </a:prstGeom>
+                    <a:noFill/>
+                    <a:ln w="9525">
+                      <a:noFill/>
+                      <a:headEnd/>
+                      <a:tailEnd/>
+                    </a:ln>
+                  </pic:spPr>
+                </pic:pic>
+              </a:graphicData>
+            </a:graphic>
+          </wp:inline>
+        </w:drawing>
+      </w:r>
+    </w:p>
+    <w:bookmarkEnd w:id="37"/>
+    <w:bookmarkStart w:id="38" w:name="sembolik-yürütme-kısaca"/>
+    <w:p>
+      <w:pPr>
+        <w:pStyle w:val="Heading3"/>
+      </w:pPr>
+      <w:r>
+        <w:t xml:space="preserve">Sembolik yürütme (kısaca)</w:t>
+      </w:r>
+    </w:p>
+    <w:p>
+      <w:pPr>
+        <w:pStyle w:val="Compact"/>
+        <w:numPr>
+          <w:ilvl w:val="0"/>
+          <w:numId w:val="1012"/>
+        </w:numPr>
+      </w:pPr>
+      <w:r>
+        <w:rPr>
+          <w:b/>
+          <w:bCs/>
+        </w:rPr>
+        <w:t xml:space="preserve">Sembolik yürütme:</w:t>
+      </w:r>
+      <w:r>
+        <w:t xml:space="preserve"> </w:t>
+      </w:r>
+      <w:r>
+        <w:t xml:space="preserve">program yollarını matematiksel kısıt olarak çözen otomatik analiz (ör. KLEE).</w:t>
+      </w:r>
+    </w:p>
+    <w:p>
+      <w:pPr>
+        <w:pStyle w:val="Compact"/>
+        <w:numPr>
+          <w:ilvl w:val="0"/>
+          <w:numId w:val="1012"/>
+        </w:numPr>
+      </w:pPr>
+      <w:r>
+        <w:t xml:space="preserve">Gizlemeye karşı bir</w:t>
+      </w:r>
+      <w:r>
+        <w:t xml:space="preserve"> </w:t>
+      </w:r>
+      <w:r>
+        <w:rPr>
+          <w:b/>
+          <w:bCs/>
+        </w:rPr>
+        <w:t xml:space="preserve">deobfuscation</w:t>
+      </w:r>
+      <w:r>
+        <w:t xml:space="preserve"> </w:t>
+      </w:r>
+      <w:r>
+        <w:t xml:space="preserve">yöntemidir; dayanıklılığı bununla sınarız.</w:t>
+      </w:r>
+    </w:p>
+    <w:bookmarkEnd w:id="38"/>
+    <w:bookmarkStart w:id="39" w:name="şimdi-hazırız"/>
+    <w:p>
+      <w:pPr>
+        <w:pStyle w:val="Heading3"/>
+      </w:pPr>
+      <w:r>
+        <w:t xml:space="preserve">Şimdi hazırız</w:t>
+      </w:r>
+    </w:p>
+    <w:p>
+      <w:pPr>
+        <w:pStyle w:val="FirstParagraph"/>
+      </w:pPr>
+      <w:r>
+        <w:t xml:space="preserve">Terimler:</w:t>
+      </w:r>
+    </w:p>
+    <w:p>
+      <w:pPr>
+        <w:pStyle w:val="BodyText"/>
+      </w:pPr>
+      <w:r>
+        <w:t xml:space="preserve">kaynaktan kaynağa · dönüşüm · hat · tohum · çeşitlendirme · CLI · birim testi · CFG · sembolik yürütme</w:t>
+      </w:r>
+    </w:p>
+    <w:p>
+      <w:pPr>
+        <w:pStyle w:val="BodyText"/>
+      </w:pPr>
+      <w:r>
+        <w:t xml:space="preserve">Şimdi: Tigress nedir ve nasıl çalışır?</w:t>
+      </w:r>
+    </w:p>
+    <w:bookmarkEnd w:id="39"/>
+    <w:bookmarkEnd w:id="40"/>
+    <w:bookmarkStart w:id="50" w:name="kaynaktan-kaynağa-gizleme-nedir"/>
+    <w:p>
+      <w:pPr>
+        <w:pStyle w:val="Heading2"/>
+      </w:pPr>
+      <w:r>
+        <w:t xml:space="preserve">1. Kaynaktan kaynağa gizleme nedir?</w:t>
+      </w:r>
+    </w:p>
+    <w:p>
+      <w:pPr>
+        <w:pStyle w:val="FirstParagraph"/>
+      </w:pPr>
+      <w:r>
+        <w:t xml:space="preserve">Dokuzuncu haftada gizleme kurallarını</w:t>
+      </w:r>
+      <w:r>
+        <w:t xml:space="preserve"> </w:t>
+      </w:r>
+      <w:r>
+        <w:rPr>
+          <w:b/>
+          <w:bCs/>
+        </w:rPr>
+        <w:t xml:space="preserve">el ile</w:t>
+      </w:r>
+      <w:r>
+        <w:t xml:space="preserve"> </w:t>
+      </w:r>
+      <w:r>
+        <w:t xml:space="preserve">uyguladık: opak yüklem, düzleştirme, dize kodlama, sahte dal. El ile</w:t>
+      </w:r>
+      <w:r>
+        <w:t xml:space="preserve"> </w:t>
+      </w:r>
+      <w:r>
+        <w:t xml:space="preserve">gizleme öğreticidir ama üç sorunu vardır: (1)</w:t>
+      </w:r>
+      <w:r>
+        <w:t xml:space="preserve"> </w:t>
+      </w:r>
+      <w:r>
+        <w:rPr>
+          <w:b/>
+          <w:bCs/>
+        </w:rPr>
+        <w:t xml:space="preserve">hataya açıktır</w:t>
+      </w:r>
+      <w:r>
+        <w:t xml:space="preserve"> </w:t>
+      </w:r>
+      <w:r>
+        <w:t xml:space="preserve">— el ile yazılan gizleme kodu davranışı bozabilir;</w:t>
+      </w:r>
+      <w:r>
+        <w:t xml:space="preserve"> </w:t>
+      </w:r>
+      <w:r>
+        <w:t xml:space="preserve">(2)</w:t>
+      </w:r>
+      <w:r>
+        <w:t xml:space="preserve"> </w:t>
+      </w:r>
+      <w:r>
+        <w:rPr>
+          <w:b/>
+          <w:bCs/>
+        </w:rPr>
+        <w:t xml:space="preserve">bakımı zordur</w:t>
+      </w:r>
+      <w:r>
+        <w:t xml:space="preserve"> </w:t>
+      </w:r>
+      <w:r>
+        <w:t xml:space="preserve">— kaynak okunamaz hale gelir; (3)</w:t>
+      </w:r>
+      <w:r>
+        <w:t xml:space="preserve"> </w:t>
+      </w:r>
+      <w:r>
+        <w:rPr>
+          <w:b/>
+          <w:bCs/>
+        </w:rPr>
+        <w:t xml:space="preserve">çeşitlendirilemez</w:t>
+      </w:r>
+      <w:r>
+        <w:t xml:space="preserve"> </w:t>
+      </w:r>
+      <w:r>
+        <w:t xml:space="preserve">— her kopyayı el ile farklılaştıramazsınız.</w:t>
+      </w:r>
+      <w:r>
+        <w:t xml:space="preserve"> </w:t>
+      </w:r>
+      <w:r>
+        <w:t xml:space="preserve">Çözüm, gizlemeyi bir</w:t>
+      </w:r>
+      <w:r>
+        <w:t xml:space="preserve"> </w:t>
+      </w:r>
+      <w:r>
+        <w:rPr>
+          <w:b/>
+          <w:bCs/>
+        </w:rPr>
+        <w:t xml:space="preserve">araca</w:t>
+      </w:r>
+      <w:r>
+        <w:t xml:space="preserve"> </w:t>
+      </w:r>
+      <w:r>
+        <w:t xml:space="preserve">yaptırmaktır.</w:t>
+      </w:r>
+    </w:p>
     <w:p>
       <w:pPr>
         <w:pStyle w:val="BlockText"/>
@@ -2366,642 +2402,6 @@
     </w:p>
     <w:p>
       <w:pPr>
-        <w:pStyle w:val="SourceCode"/>
-      </w:pPr>
-      <w:r>
-        <w:rPr>
-          <w:rStyle w:val="VerbatimChar"/>
-        </w:rPr>
-        <w:t xml:space="preserve">Sizin kaynağınız (okunur)  ──►  [ Tigress: dönüşümleri uygula ]  ──►  Gizlenmiş kaynak (C)  ──►  derleyici  ──►  ikili</w:t>
-      </w:r>
-      <w:r>
-        <w:br/>
-      </w:r>
-      <w:r>
-        <w:rPr>
-          <w:rStyle w:val="VerbatimChar"/>
-        </w:rPr>
-        <w:t xml:space="preserve">        ^ bakımı siz yaparsınız                                              ^ bu dağıtılır</w:t>
-      </w:r>
-    </w:p>
-    <w:p>
-      <w:pPr>
-        <w:pStyle w:val="FirstParagraph"/>
-      </w:pPr>
-      <w:r>
-        <w:t xml:space="preserve">Önemli fark: siz</w:t>
-      </w:r>
-      <w:r>
-        <w:t xml:space="preserve"> </w:t>
-      </w:r>
-      <w:r>
-        <w:rPr>
-          <w:b/>
-          <w:bCs/>
-        </w:rPr>
-        <w:t xml:space="preserve">okunur</w:t>
-      </w:r>
-      <w:r>
-        <w:t xml:space="preserve"> </w:t>
-      </w:r>
-      <w:r>
-        <w:t xml:space="preserve">kaynağı korur ve bakımını yaparsınız; gizleme,</w:t>
-      </w:r>
-      <w:r>
-        <w:t xml:space="preserve"> </w:t>
-      </w:r>
-      <w:r>
-        <w:rPr>
-          <w:b/>
-          <w:bCs/>
-        </w:rPr>
-        <w:t xml:space="preserve">derleme hattında</w:t>
-      </w:r>
-      <w:r>
-        <w:t xml:space="preserve"> </w:t>
-      </w:r>
-      <w:r>
-        <w:t xml:space="preserve">otomatik bir adım</w:t>
-      </w:r>
-      <w:r>
-        <w:t xml:space="preserve"> </w:t>
-      </w:r>
-      <w:r>
-        <w:t xml:space="preserve">olarak çalışır. Bu, 9. haftadaki</w:t>
-      </w:r>
-      <w:r>
-        <w:t xml:space="preserve"> </w:t>
-      </w:r>
-      <w:r>
-        <w:t xml:space="preserve">“her gizleme bakım maliyeti getirir”</w:t>
-      </w:r>
-      <w:r>
-        <w:t xml:space="preserve"> </w:t>
-      </w:r>
-      <w:r>
-        <w:t xml:space="preserve">sorununu büyük ölçüde çözer: bakım maliyeti</w:t>
-      </w:r>
-      <w:r>
-        <w:t xml:space="preserve"> </w:t>
-      </w:r>
-      <w:r>
-        <w:t xml:space="preserve">okunur kaynakta kalır, dağıtılan kaynak gizlidir.</w:t>
-      </w:r>
-    </w:p>
-    <w:bookmarkStart w:id="38" w:name="tigress-nedir-nereye-oturur"/>
-    <w:p>
-      <w:pPr>
-        <w:pStyle w:val="Heading3"/>
-      </w:pPr>
-      <w:r>
-        <w:t xml:space="preserve">Tigress nedir, nereye oturur?</w:t>
-      </w:r>
-    </w:p>
-    <w:p>
-      <w:pPr>
-        <w:pStyle w:val="FirstParagraph"/>
-      </w:pPr>
-      <w:r>
-        <w:t xml:space="preserve">Tigress, Arizona Üniversitesi’nden Christian Collberg ve ekibinin geliştirdiği bir</w:t>
-      </w:r>
-      <w:r>
-        <w:t xml:space="preserve"> </w:t>
-      </w:r>
-      <w:r>
-        <w:rPr>
-          <w:b/>
-          <w:bCs/>
-        </w:rPr>
-        <w:t xml:space="preserve">kaynaktan kaynağa C gizleyici ve</w:t>
-      </w:r>
-      <w:r>
-        <w:rPr>
-          <w:b/>
-          <w:bCs/>
-        </w:rPr>
-        <w:t xml:space="preserve"> </w:t>
-      </w:r>
-      <w:r>
-        <w:rPr>
-          <w:b/>
-          <w:bCs/>
-        </w:rPr>
-        <w:t xml:space="preserve">çeşitlendiricidir</w:t>
-      </w:r>
-      <w:r>
-        <w:t xml:space="preserve">. Bu dersteki yeri:</w:t>
-      </w:r>
-    </w:p>
-    <w:p>
-      <w:pPr>
-        <w:pStyle w:val="Compact"/>
-        <w:numPr>
-          <w:ilvl w:val="0"/>
-          <w:numId w:val="1014"/>
-        </w:numPr>
-      </w:pPr>
-    </w:p>
-    <w:p>
-      <w:pPr>
-        <w:pStyle w:val="Compact"/>
-        <w:numPr>
-          <w:ilvl w:val="1"/>
-          <w:numId w:val="1015"/>
-        </w:numPr>
-      </w:pPr>
-      <w:r>
-        <w:t xml:space="preserve">haftadaki</w:t>
-      </w:r>
-      <w:r>
-        <w:t xml:space="preserve"> </w:t>
-      </w:r>
-      <w:r>
-        <w:rPr>
-          <w:b/>
-          <w:bCs/>
-        </w:rPr>
-        <w:t xml:space="preserve">el ile kuralların otomatik karşılığıdır</w:t>
-      </w:r>
-      <w:r>
-        <w:t xml:space="preserve">: düzleştirme, opak yüklem, veri kodlama, sanallaştırma —</w:t>
-      </w:r>
-      <w:r>
-        <w:t xml:space="preserve"> </w:t>
-      </w:r>
-      <w:r>
-        <w:t xml:space="preserve">hepsi birer dönüşüm (transform) olarak.</w:t>
-      </w:r>
-    </w:p>
-    <w:p>
-      <w:pPr>
-        <w:pStyle w:val="Compact"/>
-        <w:numPr>
-          <w:ilvl w:val="0"/>
-          <w:numId w:val="1014"/>
-        </w:numPr>
-      </w:pPr>
-      <w:r>
-        <w:t xml:space="preserve">Çok platformludur (Linux, macOS, Windows, Android; Intel/ARM/WebAssembly) ve GCC/Clang/MSVC ile çalışır.</w:t>
-      </w:r>
-    </w:p>
-    <w:p>
-      <w:pPr>
-        <w:pStyle w:val="Compact"/>
-        <w:numPr>
-          <w:ilvl w:val="0"/>
-          <w:numId w:val="1014"/>
-        </w:numPr>
-      </w:pPr>
-      <w:r>
-        <w:t xml:space="preserve">Güncel sürümü</w:t>
-      </w:r>
-      <w:r>
-        <w:t xml:space="preserve"> </w:t>
-      </w:r>
-      <w:r>
-        <w:rPr>
-          <w:b/>
-          <w:bCs/>
-        </w:rPr>
-        <w:t xml:space="preserve">v4</w:t>
-      </w:r>
-      <w:r>
-        <w:t xml:space="preserve">’tür.</w:t>
-      </w:r>
-    </w:p>
-    <w:p>
-      <w:pPr>
-        <w:pStyle w:val="BlockText"/>
-      </w:pPr>
-      <w:r>
-        <w:rPr>
-          <w:b/>
-          <w:bCs/>
-        </w:rPr>
-        <w:t xml:space="preserve">Lisans ve derste kullanım</w:t>
-      </w:r>
-    </w:p>
-    <w:p>
-      <w:pPr>
-        <w:pStyle w:val="BlockText"/>
-      </w:pPr>
-      <w:r>
-        <w:t xml:space="preserve">Tigress,</w:t>
-      </w:r>
-      <w:r>
-        <w:t xml:space="preserve"> </w:t>
-      </w:r>
-      <w:r>
-        <w:rPr>
-          <w:b/>
-          <w:bCs/>
-        </w:rPr>
-        <w:t xml:space="preserve">kâr amacı gütmeyen</w:t>
-      </w:r>
-      <w:r>
-        <w:t xml:space="preserve"> </w:t>
-      </w:r>
-      <w:r>
-        <w:t xml:space="preserve">(akademik/araştırma) kullanım için ücretsizdir;</w:t>
-      </w:r>
-      <w:r>
-        <w:t xml:space="preserve"> </w:t>
-      </w:r>
-      <w:r>
-        <w:rPr>
-          <w:b/>
-          <w:bCs/>
-        </w:rPr>
-        <w:t xml:space="preserve">ticari</w:t>
-      </w:r>
-      <w:r>
-        <w:t xml:space="preserve"> </w:t>
-      </w:r>
-      <w:r>
-        <w:t xml:space="preserve">kullanım için Arizona</w:t>
-      </w:r>
-      <w:r>
-        <w:t xml:space="preserve"> </w:t>
-      </w:r>
-      <w:r>
-        <w:t xml:space="preserve">Üniversitesi’nden lisans gerekir. Kaynak kodu açık değildir; araştırmacılar şifreli kaynağa erişim isteyebilir.</w:t>
-      </w:r>
-      <w:r>
-        <w:t xml:space="preserve"> </w:t>
-      </w:r>
-      <w:r>
-        <w:t xml:space="preserve">Bu yüzden</w:t>
-      </w:r>
-      <w:r>
-        <w:t xml:space="preserve"> </w:t>
-      </w:r>
-      <w:r>
-        <w:rPr>
-          <w:b/>
-          <w:bCs/>
-        </w:rPr>
-        <w:t xml:space="preserve">derste bir Tigress ikilisi ya da eski bir sürüm dağıtılmaz.</w:t>
-      </w:r>
-      <w:r>
-        <w:t xml:space="preserve"> </w:t>
-      </w:r>
-      <w:r>
-        <w:t xml:space="preserve">Öğrenciler güncel sürümü resmî</w:t>
-      </w:r>
-      <w:r>
-        <w:t xml:space="preserve"> </w:t>
-      </w:r>
-      <w:r>
-        <w:t xml:space="preserve">siteden (</w:t>
-      </w:r>
-      <w:r>
-        <w:rPr>
-          <w:rStyle w:val="VerbatimChar"/>
-        </w:rPr>
-        <w:t xml:space="preserve">tigress.wtf</w:t>
-      </w:r>
-      <w:r>
-        <w:t xml:space="preserve">) kendileri indirir ve</w:t>
-      </w:r>
-      <w:r>
-        <w:t xml:space="preserve"> </w:t>
-      </w:r>
-      <w:r>
-        <w:rPr>
-          <w:b/>
-          <w:bCs/>
-        </w:rPr>
-        <w:t xml:space="preserve">lisans koşullarını orada doğrular.</w:t>
-      </w:r>
-      <w:r>
-        <w:t xml:space="preserve"> </w:t>
-      </w:r>
-      <w:r>
-        <w:t xml:space="preserve">Ödevlerde Tigress yalnız</w:t>
-      </w:r>
-      <w:r>
-        <w:t xml:space="preserve"> </w:t>
-      </w:r>
-      <w:r>
-        <w:t xml:space="preserve">öğrencinin</w:t>
-      </w:r>
-      <w:r>
-        <w:t xml:space="preserve"> </w:t>
-      </w:r>
-      <w:r>
-        <w:rPr>
-          <w:b/>
-          <w:bCs/>
-        </w:rPr>
-        <w:t xml:space="preserve">kendi</w:t>
-      </w:r>
-      <w:r>
-        <w:t xml:space="preserve"> </w:t>
-      </w:r>
-      <w:r>
-        <w:t xml:space="preserve">koduna, kendi makinesinde uygulanır.</w:t>
-      </w:r>
-    </w:p>
-    <w:bookmarkEnd w:id="38"/>
-    <w:bookmarkStart w:id="39" w:name="neden-bir-araç-el-ile-değil"/>
-    <w:p>
-      <w:pPr>
-        <w:pStyle w:val="Heading3"/>
-      </w:pPr>
-      <w:r>
-        <w:t xml:space="preserve">Neden bir araç, el ile değil?</w:t>
-      </w:r>
-    </w:p>
-    <w:tbl>
-      <w:tblPr>
-        <w:tblStyle w:val="Table"/>
-        <w:tblW w:type="pct" w:w="5000"/>
-        <w:tblLayout w:type="fixed"/>
-        <w:tblLook w:firstRow="1" w:lastRow="0" w:firstColumn="0" w:lastColumn="0" w:noHBand="0" w:noVBand="0" w:val="0020"/>
-      </w:tblPr>
-      <w:tblGrid>
-        <w:gridCol w:w="3960"/>
-        <w:gridCol w:w="3960"/>
-      </w:tblGrid>
-      <w:tr>
-        <w:trPr>
-          <w:tblHeader w:val="on"/>
-        </w:trPr>
-        <w:tc>
-          <w:tcPr/>
-          <w:p>
-            <w:pPr>
-              <w:pStyle w:val="Compact"/>
-            </w:pPr>
-            <w:r>
-              <w:t xml:space="preserve">El ile gizleme (9. hafta)</w:t>
-            </w:r>
-          </w:p>
-        </w:tc>
-        <w:tc>
-          <w:tcPr/>
-          <w:p>
-            <w:pPr>
-              <w:pStyle w:val="Compact"/>
-            </w:pPr>
-            <w:r>
-              <w:t xml:space="preserve">Araçla gizleme (Tigress)</w:t>
-            </w:r>
-          </w:p>
-        </w:tc>
-      </w:tr>
-      <w:tr>
-        <w:tc>
-          <w:tcPr/>
-          <w:p>
-            <w:pPr>
-              <w:pStyle w:val="Compact"/>
-            </w:pPr>
-            <w:r>
-              <w:t xml:space="preserve">Öğreticidir, kavramı gösterir</w:t>
-            </w:r>
-          </w:p>
-        </w:tc>
-        <w:tc>
-          <w:tcPr/>
-          <w:p>
-            <w:pPr>
-              <w:pStyle w:val="Compact"/>
-            </w:pPr>
-            <w:r>
-              <w:t xml:space="preserve">Ölçeklenir, üretimde kullanılır</w:t>
-            </w:r>
-          </w:p>
-        </w:tc>
-      </w:tr>
-      <w:tr>
-        <w:tc>
-          <w:tcPr/>
-          <w:p>
-            <w:pPr>
-              <w:pStyle w:val="Compact"/>
-            </w:pPr>
-            <w:r>
-              <w:t xml:space="preserve">Hataya açık (davranışı bozabilir)</w:t>
-            </w:r>
-          </w:p>
-        </w:tc>
-        <w:tc>
-          <w:tcPr/>
-          <w:p>
-            <w:pPr>
-              <w:pStyle w:val="Compact"/>
-            </w:pPr>
-            <w:r>
-              <w:t xml:space="preserve">Dönüşümler davranışı korur (test edilmiş)</w:t>
-            </w:r>
-          </w:p>
-        </w:tc>
-      </w:tr>
-      <w:tr>
-        <w:tc>
-          <w:tcPr/>
-          <w:p>
-            <w:pPr>
-              <w:pStyle w:val="Compact"/>
-            </w:pPr>
-            <w:r>
-              <w:t xml:space="preserve">Kaynak okunamaz hale gelir</w:t>
-            </w:r>
-          </w:p>
-        </w:tc>
-        <w:tc>
-          <w:tcPr/>
-          <w:p>
-            <w:pPr>
-              <w:pStyle w:val="Compact"/>
-            </w:pPr>
-            <w:r>
-              <w:t xml:space="preserve">Okunur kaynak sizde kalır</w:t>
-            </w:r>
-          </w:p>
-        </w:tc>
-      </w:tr>
-      <w:tr>
-        <w:tc>
-          <w:tcPr/>
-          <w:p>
-            <w:pPr>
-              <w:pStyle w:val="Compact"/>
-            </w:pPr>
-            <w:r>
-              <w:t xml:space="preserve">Çeşitlendirme el ile olmaz</w:t>
-            </w:r>
-          </w:p>
-        </w:tc>
-        <w:tc>
-          <w:tcPr/>
-          <w:p>
-            <w:pPr>
-              <w:pStyle w:val="Compact"/>
-            </w:pPr>
-            <w:r>
-              <w:t xml:space="preserve">Tohumla otomatik çeşitlendirme</w:t>
-            </w:r>
-          </w:p>
-        </w:tc>
-      </w:tr>
-      <w:tr>
-        <w:tc>
-          <w:tcPr/>
-          <w:p>
-            <w:pPr>
-              <w:pStyle w:val="Compact"/>
-            </w:pPr>
-            <w:r>
-              <w:t xml:space="preserve">Tek tip, tanınabilir</w:t>
-            </w:r>
-          </w:p>
-        </w:tc>
-        <w:tc>
-          <w:tcPr/>
-          <w:p>
-            <w:pPr>
-              <w:pStyle w:val="Compact"/>
-            </w:pPr>
-            <w:r>
-              <w:t xml:space="preserve">Dönüşüm ve tohum kombinasyonuyla değişken</w:t>
-            </w:r>
-          </w:p>
-        </w:tc>
-      </w:tr>
-    </w:tbl>
-    <w:p>
-      <w:pPr>
-        <w:pStyle w:val="BlockText"/>
-      </w:pPr>
-      <w:r>
-        <w:rPr>
-          <w:b/>
-          <w:bCs/>
-        </w:rPr>
-        <w:t xml:space="preserve">Ama araç sihir değildir</w:t>
-      </w:r>
-    </w:p>
-    <w:p>
-      <w:pPr>
-        <w:pStyle w:val="Compact"/>
-        <w:numPr>
-          <w:ilvl w:val="0"/>
-          <w:numId w:val="1016"/>
-        </w:numPr>
-      </w:pPr>
-      <w:r>
-        <w:t xml:space="preserve">haftanın ana kuralı burada da geçerlidir: Tigress de kırılamazlık vermez,</w:t>
-      </w:r>
-      <w:r>
-        <w:t xml:space="preserve"> </w:t>
-      </w:r>
-      <w:r>
-        <w:rPr>
-          <w:b/>
-          <w:bCs/>
-        </w:rPr>
-        <w:t xml:space="preserve">maliyet</w:t>
-      </w:r>
-      <w:r>
-        <w:t xml:space="preserve"> </w:t>
-      </w:r>
-      <w:r>
-        <w:t xml:space="preserve">yükseltir. Üstelik iyi</w:t>
-      </w:r>
-      <w:r>
-        <w:t xml:space="preserve"> </w:t>
-      </w:r>
-      <w:r>
-        <w:t xml:space="preserve">bilinen bir aracın ürettiği kalıplar zamanla tanınabilir; bu yüzden</w:t>
-      </w:r>
-      <w:r>
-        <w:t xml:space="preserve"> </w:t>
-      </w:r>
-      <w:r>
-        <w:rPr>
-          <w:b/>
-          <w:bCs/>
-        </w:rPr>
-        <w:t xml:space="preserve">çeşitlendirme</w:t>
-      </w:r>
-      <w:r>
-        <w:t xml:space="preserve"> </w:t>
-      </w:r>
-      <w:r>
-        <w:t xml:space="preserve">(bölüm 3) ve</w:t>
-      </w:r>
-      <w:r>
-        <w:t xml:space="preserve"> </w:t>
-      </w:r>
-      <w:r>
-        <w:rPr>
-          <w:b/>
-          <w:bCs/>
-        </w:rPr>
-        <w:t xml:space="preserve">katmanlı</w:t>
-      </w:r>
-      <w:r>
-        <w:rPr>
-          <w:b/>
-          <w:bCs/>
-        </w:rPr>
-        <w:t xml:space="preserve"> </w:t>
-      </w:r>
-      <w:r>
-        <w:rPr>
-          <w:b/>
-          <w:bCs/>
-        </w:rPr>
-        <w:t xml:space="preserve">savunma</w:t>
-      </w:r>
-      <w:r>
-        <w:t xml:space="preserve"> </w:t>
-      </w:r>
-      <w:r>
-        <w:t xml:space="preserve">(RASP, sunucu denetimi) yine şarttır. Tigress’in kendisi de dönüşümlerin sembolik yürütmeye ne kadar</w:t>
-      </w:r>
-      <w:r>
-        <w:t xml:space="preserve"> </w:t>
-      </w:r>
-      <w:r>
-        <w:t xml:space="preserve">dayandığını ölçen araştırmaların (bölüm 4) baş öznesidir.</w:t>
-      </w:r>
-    </w:p>
-    <w:bookmarkEnd w:id="39"/>
-    <w:bookmarkEnd w:id="40"/>
-    <w:bookmarkStart w:id="44" w:name="X6273d18c9d872fcca83fdc002f913daa115c6a5"/>
-    <w:p>
-      <w:pPr>
-        <w:pStyle w:val="Heading2"/>
-      </w:pPr>
-      <w:r>
-        <w:t xml:space="preserve">2. Temel akış: bir programı adım adım gizlemek</w:t>
-      </w:r>
-    </w:p>
-    <w:p>
-      <w:pPr>
-        <w:pStyle w:val="FirstParagraph"/>
-      </w:pPr>
-      <w:r>
-        <w:t xml:space="preserve">Tigress komut satırından çalışır: hangi dönüşümlerin, hangi fonksiyonlara, hangi sırayla uygulanacağını</w:t>
-      </w:r>
-      <w:r>
-        <w:t xml:space="preserve"> </w:t>
-      </w:r>
-      <w:r>
-        <w:t xml:space="preserve">söylersiniz; çıktı gizlenmiş bir C dosyasıdır. Kavramsal akış (sözdizimi sürümle değişebilir, resmî belgeden</w:t>
-      </w:r>
-      <w:r>
-        <w:t xml:space="preserve"> </w:t>
-      </w:r>
-      <w:r>
-        <w:t xml:space="preserve">doğrulayın):</w:t>
-      </w:r>
-    </w:p>
-    <w:p>
-      <w:pPr>
         <w:pStyle w:val="BodyText"/>
       </w:pPr>
       <w:r>
@@ -3009,12 +2409,12 @@
           <wp:inline>
             <wp:extent cx="5759999" cy="2470728"/>
             <wp:effectExtent b="0" l="0" r="0" t="0"/>
-            <wp:docPr descr="Dayanıklılık ile maliyet arasındaki ödünleşim" title="" id="42" name="Picture"/>
+            <wp:docPr descr="Kaynak sizde kalır, gizlenmiş sürüm dağıtılır" title="" id="42" name="Picture"/>
             <a:graphic>
               <a:graphicData uri="http://schemas.openxmlformats.org/drawingml/2006/picture">
                 <pic:pic>
                   <pic:nvPicPr>
-                    <pic:cNvPr descr="h14-08-dayaniklilik-maliyet.png" id="43" name="Picture"/>
+                    <pic:cNvPr descr="h14-02-el-ile-vs-arac.png" id="43" name="Picture"/>
                     <pic:cNvPicPr>
                       <a:picLocks noChangeArrowheads="1" noChangeAspect="1"/>
                     </pic:cNvPicPr>
@@ -3052,133 +2452,72 @@
         <w:pStyle w:val="BodyText"/>
       </w:pPr>
       <w:r>
-        <w:rPr>
-          <w:b/>
-          <w:bCs/>
-        </w:rPr>
-        <w:t xml:space="preserve">Kavramsal akış (tek dönüşüm)</w:t>
-      </w:r>
-    </w:p>
-    <w:p>
-      <w:pPr>
-        <w:pStyle w:val="SourceCode"/>
-      </w:pPr>
-      <w:r>
-        <w:rPr>
-          <w:rStyle w:val="CommentTok"/>
-        </w:rPr>
-        <w:t xml:space="preserve"># girdi: temiz.c  → çıktı: gizli.c  (sonra normal derlenir)</w:t>
-      </w:r>
-      <w:r>
-        <w:br/>
-      </w:r>
-      <w:r>
-        <w:rPr>
-          <w:rStyle w:val="ExtensionTok"/>
-        </w:rPr>
-        <w:t xml:space="preserve">tigress</w:t>
-      </w:r>
-      <w:r>
-        <w:rPr>
-          <w:rStyle w:val="NormalTok"/>
-        </w:rPr>
-        <w:t xml:space="preserve"> </w:t>
-      </w:r>
-      <w:r>
-        <w:rPr>
-          <w:rStyle w:val="AttributeTok"/>
-        </w:rPr>
-        <w:t xml:space="preserve">--Transform</w:t>
-      </w:r>
-      <w:r>
-        <w:rPr>
-          <w:rStyle w:val="OperatorTok"/>
-        </w:rPr>
-        <w:t xml:space="preserve">=</w:t>
-      </w:r>
-      <w:r>
-        <w:rPr>
-          <w:rStyle w:val="NormalTok"/>
-        </w:rPr>
-        <w:t xml:space="preserve">Flatten </w:t>
-      </w:r>
-      <w:r>
-        <w:rPr>
-          <w:rStyle w:val="AttributeTok"/>
-        </w:rPr>
-        <w:t xml:space="preserve">--Functions</w:t>
-      </w:r>
-      <w:r>
-        <w:rPr>
-          <w:rStyle w:val="OperatorTok"/>
-        </w:rPr>
-        <w:t xml:space="preserve">=</w:t>
-      </w:r>
-      <w:r>
-        <w:rPr>
-          <w:rStyle w:val="NormalTok"/>
-        </w:rPr>
-        <w:t xml:space="preserve">erisim_ver </w:t>
-      </w:r>
-      <w:r>
-        <w:rPr>
-          <w:rStyle w:val="DataTypeTok"/>
-        </w:rPr>
-        <w:t xml:space="preserve">\</w:t>
-      </w:r>
-      <w:r>
-        <w:br/>
-      </w:r>
-      <w:r>
-        <w:rPr>
-          <w:rStyle w:val="NormalTok"/>
-        </w:rPr>
-        <w:t xml:space="preserve">        </w:t>
-      </w:r>
-      <w:r>
-        <w:rPr>
-          <w:rStyle w:val="AttributeTok"/>
-        </w:rPr>
-        <w:t xml:space="preserve">--out</w:t>
-      </w:r>
-      <w:r>
-        <w:rPr>
-          <w:rStyle w:val="OperatorTok"/>
-        </w:rPr>
-        <w:t xml:space="preserve">=</w:t>
-      </w:r>
-      <w:r>
-        <w:rPr>
-          <w:rStyle w:val="NormalTok"/>
-        </w:rPr>
-        <w:t xml:space="preserve">gizli.c temiz.c</w:t>
-      </w:r>
-      <w:r>
-        <w:br/>
-      </w:r>
-      <w:r>
-        <w:rPr>
-          <w:rStyle w:val="FunctionTok"/>
-        </w:rPr>
-        <w:t xml:space="preserve">cc</w:t>
-      </w:r>
-      <w:r>
-        <w:rPr>
-          <w:rStyle w:val="NormalTok"/>
-        </w:rPr>
-        <w:t xml:space="preserve"> </w:t>
-      </w:r>
-      <w:r>
-        <w:rPr>
-          <w:rStyle w:val="AttributeTok"/>
-        </w:rPr>
-        <w:t xml:space="preserve">-o</w:t>
-      </w:r>
-      <w:r>
-        <w:rPr>
-          <w:rStyle w:val="NormalTok"/>
-        </w:rPr>
-        <w:t xml:space="preserve"> program gizli.c</w:t>
+        <w:t xml:space="preserve">Önemli fark: siz</w:t>
+      </w:r>
+      <w:r>
+        <w:t xml:space="preserve"> </w:t>
+      </w:r>
+      <w:r>
+        <w:rPr>
+          <w:b/>
+          <w:bCs/>
+        </w:rPr>
+        <w:t xml:space="preserve">okunur</w:t>
+      </w:r>
+      <w:r>
+        <w:t xml:space="preserve"> </w:t>
+      </w:r>
+      <w:r>
+        <w:t xml:space="preserve">kaynağı korur ve bakımını yaparsınız; gizleme,</w:t>
+      </w:r>
+      <w:r>
+        <w:t xml:space="preserve"> </w:t>
+      </w:r>
+      <w:r>
+        <w:rPr>
+          <w:b/>
+          <w:bCs/>
+        </w:rPr>
+        <w:t xml:space="preserve">derleme hattında</w:t>
+      </w:r>
+      <w:r>
+        <w:t xml:space="preserve"> </w:t>
+      </w:r>
+      <w:r>
+        <w:t xml:space="preserve">otomatik bir adım</w:t>
+      </w:r>
+      <w:r>
+        <w:t xml:space="preserve"> </w:t>
+      </w:r>
+      <w:r>
+        <w:t xml:space="preserve">olarak çalışır. Bu, 9. haftadaki</w:t>
+      </w:r>
+      <w:r>
+        <w:t xml:space="preserve"> </w:t>
+      </w:r>
+      <w:r>
+        <w:t xml:space="preserve">“her gizleme bakım maliyeti getirir”</w:t>
+      </w:r>
+      <w:r>
+        <w:t xml:space="preserve"> </w:t>
+      </w:r>
+      <w:r>
+        <w:t xml:space="preserve">sorununu büyük ölçüde çözer: bakım maliyeti</w:t>
+      </w:r>
+      <w:r>
+        <w:t xml:space="preserve"> </w:t>
+      </w:r>
+      <w:r>
+        <w:t xml:space="preserve">okunur kaynakta kalır, dağıtılan kaynak gizlidir.</w:t>
+      </w:r>
+    </w:p>
+    <w:bookmarkStart w:id="44" w:name="tigress-nedir-nereye-oturur"/>
+    <w:p>
+      <w:pPr>
+        <w:pStyle w:val="Heading3"/>
+      </w:pPr>
+      <w:r>
+        <w:t xml:space="preserve">Tigress nedir, nereye oturur?</w:t>
       </w:r>
     </w:p>
     <w:p>
@@ -3186,7 +2525,34 @@
         <w:pStyle w:val="FirstParagraph"/>
       </w:pPr>
       <w:r>
-        <w:t xml:space="preserve">Buradaki üç fikir, bütün Tigress kullanımının temelidir:</w:t>
+        <w:t xml:space="preserve">Tigress, Arizona Üniversitesi’nden Christian Collberg ve ekibinin geliştirdiği bir</w:t>
+      </w:r>
+      <w:r>
+        <w:t xml:space="preserve"> </w:t>
+      </w:r>
+      <w:r>
+        <w:rPr>
+          <w:b/>
+          <w:bCs/>
+        </w:rPr>
+        <w:t xml:space="preserve">kaynaktan kaynağa C gizleyici ve</w:t>
+      </w:r>
+      <w:r>
+        <w:rPr>
+          <w:b/>
+          <w:bCs/>
+        </w:rPr>
+        <w:t xml:space="preserve"> </w:t>
+      </w:r>
+      <w:r>
+        <w:rPr>
+          <w:b/>
+          <w:bCs/>
+        </w:rPr>
+        <w:t xml:space="preserve">çeşitlendiricidir</w:t>
+      </w:r>
+      <w:r>
+        <w:t xml:space="preserve">. Bu dersteki yeri:</w:t>
       </w:r>
     </w:p>
     <w:p>
@@ -3194,22 +2560,39 @@
         <w:pStyle w:val="Compact"/>
         <w:numPr>
           <w:ilvl w:val="0"/>
-          <w:numId w:val="1017"/>
+          <w:numId w:val="1014"/>
         </w:numPr>
       </w:pPr>
-      <w:r>
-        <w:rPr>
-          <w:rStyle w:val="VerbatimChar"/>
-          <w:b/>
-          <w:bCs/>
-        </w:rPr>
-        <w:t xml:space="preserve">--Transform=...</w:t>
-      </w:r>
-      <w:r>
-        <w:t xml:space="preserve"> </w:t>
-      </w:r>
-      <w:r>
-        <w:t xml:space="preserve">hangi dönüşümün uygulanacağını söyler (Flatten = kontrol akışı düzleştirme, 9. hafta K-04).</w:t>
+    </w:p>
+    <w:p>
+      <w:pPr>
+        <w:pStyle w:val="Compact"/>
+        <w:numPr>
+          <w:ilvl w:val="1"/>
+          <w:numId w:val="1015"/>
+        </w:numPr>
+      </w:pPr>
+      <w:r>
+        <w:t xml:space="preserve">haftadaki</w:t>
+      </w:r>
+      <w:r>
+        <w:t xml:space="preserve"> </w:t>
+      </w:r>
+      <w:r>
+        <w:rPr>
+          <w:b/>
+          <w:bCs/>
+        </w:rPr>
+        <w:t xml:space="preserve">el ile kuralların otomatik karşılığıdır</w:t>
+      </w:r>
+      <w:r>
+        <w:t xml:space="preserve">: düzleştirme, opak yüklem, veri kodlama, sanallaştırma —</w:t>
+      </w:r>
+      <w:r>
+        <w:t xml:space="preserve"> </w:t>
+      </w:r>
+      <w:r>
+        <w:t xml:space="preserve">hepsi birer dönüşüm (transform) olarak.</w:t>
       </w:r>
     </w:p>
     <w:p>
@@ -3217,44 +2600,11 @@
         <w:pStyle w:val="Compact"/>
         <w:numPr>
           <w:ilvl w:val="0"/>
-          <w:numId w:val="1017"/>
+          <w:numId w:val="1014"/>
         </w:numPr>
       </w:pPr>
       <w:r>
-        <w:rPr>
-          <w:rStyle w:val="VerbatimChar"/>
-          <w:b/>
-          <w:bCs/>
-        </w:rPr>
-        <w:t xml:space="preserve">--Functions=...</w:t>
-      </w:r>
-      <w:r>
-        <w:t xml:space="preserve"> </w:t>
-      </w:r>
-      <w:r>
-        <w:t xml:space="preserve">dönüşümün</w:t>
-      </w:r>
-      <w:r>
-        <w:t xml:space="preserve"> </w:t>
-      </w:r>
-      <w:r>
-        <w:rPr>
-          <w:b/>
-          <w:bCs/>
-        </w:rPr>
-        <w:t xml:space="preserve">hangi fonksiyonlara</w:t>
-      </w:r>
-      <w:r>
-        <w:t xml:space="preserve"> </w:t>
-      </w:r>
-      <w:r>
-        <w:t xml:space="preserve">uygulanacağını söyler — çünkü gizlemeyi yalnız hassas</w:t>
-      </w:r>
-      <w:r>
-        <w:t xml:space="preserve"> </w:t>
-      </w:r>
-      <w:r>
-        <w:t xml:space="preserve">fonksiyonlara uygularız (maliyet kuralı).</w:t>
+        <w:t xml:space="preserve">Çok platformludur (Linux, macOS, Windows, Android; Intel/ARM/WebAssembly) ve GCC/Clang/MSVC ile çalışır.</w:t>
       </w:r>
     </w:p>
     <w:p>
@@ -3262,44 +2612,433 @@
         <w:pStyle w:val="Compact"/>
         <w:numPr>
           <w:ilvl w:val="0"/>
-          <w:numId w:val="1017"/>
+          <w:numId w:val="1014"/>
         </w:numPr>
       </w:pPr>
       <w:r>
-        <w:t xml:space="preserve">Çıktı yine C’dir;</w:t>
-      </w:r>
-      <w:r>
-        <w:t xml:space="preserve"> </w:t>
-      </w:r>
-      <w:r>
-        <w:rPr>
-          <w:b/>
-          <w:bCs/>
-        </w:rPr>
-        <w:t xml:space="preserve">kendi derleyicinizle</w:t>
-      </w:r>
-      <w:r>
-        <w:t xml:space="preserve"> </w:t>
-      </w:r>
-      <w:r>
-        <w:t xml:space="preserve">derlersiniz. Gizleme, derleme hattına eklenen bir adımdır.</w:t>
-      </w:r>
-    </w:p>
-    <w:p>
-      <w:r>
-        <w:pict>
-          <v:rect style="width:0;height:1.5pt" o:hralign="center" o:hrstd="t" o:hr="t"/>
-        </w:pict>
+        <w:t xml:space="preserve">Güncel sürümü</w:t>
+      </w:r>
+      <w:r>
+        <w:t xml:space="preserve"> </w:t>
+      </w:r>
+      <w:r>
+        <w:rPr>
+          <w:b/>
+          <w:bCs/>
+        </w:rPr>
+        <w:t xml:space="preserve">v4</w:t>
+      </w:r>
+      <w:r>
+        <w:t xml:space="preserve">’tür.</w:t>
+      </w:r>
+    </w:p>
+    <w:p>
+      <w:pPr>
+        <w:pStyle w:val="BlockText"/>
+      </w:pPr>
+      <w:r>
+        <w:rPr>
+          <w:b/>
+          <w:bCs/>
+        </w:rPr>
+        <w:t xml:space="preserve">Lisans ve derste kullanım</w:t>
+      </w:r>
+    </w:p>
+    <w:p>
+      <w:pPr>
+        <w:pStyle w:val="BlockText"/>
+      </w:pPr>
+      <w:r>
+        <w:t xml:space="preserve">Tigress,</w:t>
+      </w:r>
+      <w:r>
+        <w:t xml:space="preserve"> </w:t>
+      </w:r>
+      <w:r>
+        <w:rPr>
+          <w:b/>
+          <w:bCs/>
+        </w:rPr>
+        <w:t xml:space="preserve">kâr amacı gütmeyen</w:t>
+      </w:r>
+      <w:r>
+        <w:t xml:space="preserve"> </w:t>
+      </w:r>
+      <w:r>
+        <w:t xml:space="preserve">(akademik/araştırma) kullanım için ücretsizdir;</w:t>
+      </w:r>
+      <w:r>
+        <w:t xml:space="preserve"> </w:t>
+      </w:r>
+      <w:r>
+        <w:rPr>
+          <w:b/>
+          <w:bCs/>
+        </w:rPr>
+        <w:t xml:space="preserve">ticari</w:t>
+      </w:r>
+      <w:r>
+        <w:t xml:space="preserve"> </w:t>
+      </w:r>
+      <w:r>
+        <w:t xml:space="preserve">kullanım için Arizona</w:t>
+      </w:r>
+      <w:r>
+        <w:t xml:space="preserve"> </w:t>
+      </w:r>
+      <w:r>
+        <w:t xml:space="preserve">Üniversitesi’nden lisans gerekir. Kaynak kodu açık değildir; araştırmacılar şifreli kaynağa erişim isteyebilir.</w:t>
+      </w:r>
+      <w:r>
+        <w:t xml:space="preserve"> </w:t>
+      </w:r>
+      <w:r>
+        <w:t xml:space="preserve">Bu yüzden</w:t>
+      </w:r>
+      <w:r>
+        <w:t xml:space="preserve"> </w:t>
+      </w:r>
+      <w:r>
+        <w:rPr>
+          <w:b/>
+          <w:bCs/>
+        </w:rPr>
+        <w:t xml:space="preserve">derste bir Tigress ikilisi ya da eski bir sürüm dağıtılmaz.</w:t>
+      </w:r>
+      <w:r>
+        <w:t xml:space="preserve"> </w:t>
+      </w:r>
+      <w:r>
+        <w:t xml:space="preserve">Öğrenciler güncel sürümü resmî</w:t>
+      </w:r>
+      <w:r>
+        <w:t xml:space="preserve"> </w:t>
+      </w:r>
+      <w:r>
+        <w:t xml:space="preserve">siteden (</w:t>
+      </w:r>
+      <w:r>
+        <w:rPr>
+          <w:rStyle w:val="VerbatimChar"/>
+        </w:rPr>
+        <w:t xml:space="preserve">tigress.wtf</w:t>
+      </w:r>
+      <w:r>
+        <w:t xml:space="preserve">) kendileri indirir ve</w:t>
+      </w:r>
+      <w:r>
+        <w:t xml:space="preserve"> </w:t>
+      </w:r>
+      <w:r>
+        <w:rPr>
+          <w:b/>
+          <w:bCs/>
+        </w:rPr>
+        <w:t xml:space="preserve">lisans koşullarını orada doğrular.</w:t>
+      </w:r>
+      <w:r>
+        <w:t xml:space="preserve"> </w:t>
+      </w:r>
+      <w:r>
+        <w:t xml:space="preserve">Ödevlerde Tigress yalnız</w:t>
+      </w:r>
+      <w:r>
+        <w:t xml:space="preserve"> </w:t>
+      </w:r>
+      <w:r>
+        <w:t xml:space="preserve">öğrencinin</w:t>
+      </w:r>
+      <w:r>
+        <w:t xml:space="preserve"> </w:t>
+      </w:r>
+      <w:r>
+        <w:rPr>
+          <w:b/>
+          <w:bCs/>
+        </w:rPr>
+        <w:t xml:space="preserve">kendi</w:t>
+      </w:r>
+      <w:r>
+        <w:t xml:space="preserve"> </w:t>
+      </w:r>
+      <w:r>
+        <w:t xml:space="preserve">koduna, kendi makinesinde uygulanır.</w:t>
       </w:r>
     </w:p>
     <w:bookmarkEnd w:id="44"/>
-    <w:bookmarkStart w:id="48" w:name="Xea12692b510492ab6495dce8d368362f5bb38a0"/>
-    <w:p>
-      <w:pPr>
-        <w:pStyle w:val="Heading2"/>
-      </w:pPr>
-      <w:r>
-        <w:t xml:space="preserve">3. Dönüşüm aileleri ve 9. hafta kurallarıyla eşleme</w:t>
+    <w:bookmarkStart w:id="49" w:name="neden-bir-araç-el-ile-değil"/>
+    <w:p>
+      <w:pPr>
+        <w:pStyle w:val="Heading3"/>
+      </w:pPr>
+      <w:r>
+        <w:t xml:space="preserve">Neden bir araç, el ile değil?</w:t>
+      </w:r>
+    </w:p>
+    <w:tbl>
+      <w:tblPr>
+        <w:tblStyle w:val="Table"/>
+        <w:tblW w:type="pct" w:w="5000"/>
+        <w:tblLayout w:type="fixed"/>
+        <w:tblLook w:firstRow="1" w:lastRow="0" w:firstColumn="0" w:lastColumn="0" w:noHBand="0" w:noVBand="0" w:val="0020"/>
+      </w:tblPr>
+      <w:tblGrid>
+        <w:gridCol w:w="3960"/>
+        <w:gridCol w:w="3960"/>
+      </w:tblGrid>
+      <w:tr>
+        <w:trPr>
+          <w:tblHeader w:val="on"/>
+        </w:trPr>
+        <w:tc>
+          <w:tcPr/>
+          <w:p>
+            <w:pPr>
+              <w:pStyle w:val="Compact"/>
+            </w:pPr>
+            <w:r>
+              <w:t xml:space="preserve">El ile gizleme (9. hafta)</w:t>
+            </w:r>
+          </w:p>
+        </w:tc>
+        <w:tc>
+          <w:tcPr/>
+          <w:p>
+            <w:pPr>
+              <w:pStyle w:val="Compact"/>
+            </w:pPr>
+            <w:r>
+              <w:t xml:space="preserve">Araçla gizleme (Tigress)</w:t>
+            </w:r>
+          </w:p>
+        </w:tc>
+      </w:tr>
+      <w:tr>
+        <w:tc>
+          <w:tcPr/>
+          <w:p>
+            <w:pPr>
+              <w:pStyle w:val="Compact"/>
+            </w:pPr>
+            <w:r>
+              <w:t xml:space="preserve">Öğreticidir, kavramı gösterir</w:t>
+            </w:r>
+          </w:p>
+        </w:tc>
+        <w:tc>
+          <w:tcPr/>
+          <w:p>
+            <w:pPr>
+              <w:pStyle w:val="Compact"/>
+            </w:pPr>
+            <w:r>
+              <w:t xml:space="preserve">Ölçeklenir, üretimde kullanılır</w:t>
+            </w:r>
+          </w:p>
+        </w:tc>
+      </w:tr>
+      <w:tr>
+        <w:tc>
+          <w:tcPr/>
+          <w:p>
+            <w:pPr>
+              <w:pStyle w:val="Compact"/>
+            </w:pPr>
+            <w:r>
+              <w:t xml:space="preserve">Hataya açık (davranışı bozabilir)</w:t>
+            </w:r>
+          </w:p>
+        </w:tc>
+        <w:tc>
+          <w:tcPr/>
+          <w:p>
+            <w:pPr>
+              <w:pStyle w:val="Compact"/>
+            </w:pPr>
+            <w:r>
+              <w:t xml:space="preserve">Dönüşümler davranışı korur (test edilmiş)</w:t>
+            </w:r>
+          </w:p>
+        </w:tc>
+      </w:tr>
+      <w:tr>
+        <w:tc>
+          <w:tcPr/>
+          <w:p>
+            <w:pPr>
+              <w:pStyle w:val="Compact"/>
+            </w:pPr>
+            <w:r>
+              <w:t xml:space="preserve">Kaynak okunamaz hale gelir</w:t>
+            </w:r>
+          </w:p>
+        </w:tc>
+        <w:tc>
+          <w:tcPr/>
+          <w:p>
+            <w:pPr>
+              <w:pStyle w:val="Compact"/>
+            </w:pPr>
+            <w:r>
+              <w:t xml:space="preserve">Okunur kaynak sizde kalır</w:t>
+            </w:r>
+          </w:p>
+        </w:tc>
+      </w:tr>
+      <w:tr>
+        <w:tc>
+          <w:tcPr/>
+          <w:p>
+            <w:pPr>
+              <w:pStyle w:val="Compact"/>
+            </w:pPr>
+            <w:r>
+              <w:t xml:space="preserve">Çeşitlendirme el ile olmaz</w:t>
+            </w:r>
+          </w:p>
+        </w:tc>
+        <w:tc>
+          <w:tcPr/>
+          <w:p>
+            <w:pPr>
+              <w:pStyle w:val="Compact"/>
+            </w:pPr>
+            <w:r>
+              <w:t xml:space="preserve">Tohumla otomatik çeşitlendirme</w:t>
+            </w:r>
+          </w:p>
+        </w:tc>
+      </w:tr>
+      <w:tr>
+        <w:tc>
+          <w:tcPr/>
+          <w:p>
+            <w:pPr>
+              <w:pStyle w:val="Compact"/>
+            </w:pPr>
+            <w:r>
+              <w:t xml:space="preserve">Tek tip, tanınabilir</w:t>
+            </w:r>
+          </w:p>
+        </w:tc>
+        <w:tc>
+          <w:tcPr/>
+          <w:p>
+            <w:pPr>
+              <w:pStyle w:val="Compact"/>
+            </w:pPr>
+            <w:r>
+              <w:t xml:space="preserve">Dönüşüm ve tohum kombinasyonuyla değişken</w:t>
+            </w:r>
+          </w:p>
+        </w:tc>
+      </w:tr>
+    </w:tbl>
+    <w:p>
+      <w:pPr>
+        <w:pStyle w:val="BlockText"/>
+      </w:pPr>
+      <w:r>
+        <w:rPr>
+          <w:b/>
+          <w:bCs/>
+        </w:rPr>
+        <w:t xml:space="preserve">Ama araç sihir değildir</w:t>
+      </w:r>
+    </w:p>
+    <w:p>
+      <w:pPr>
+        <w:pStyle w:val="Compact"/>
+        <w:numPr>
+          <w:ilvl w:val="0"/>
+          <w:numId w:val="1016"/>
+        </w:numPr>
+      </w:pPr>
+      <w:r>
+        <w:t xml:space="preserve">haftanın ana kuralı burada da geçerlidir: Tigress de kırılamazlık vermez,</w:t>
+      </w:r>
+      <w:r>
+        <w:t xml:space="preserve"> </w:t>
+      </w:r>
+      <w:r>
+        <w:rPr>
+          <w:b/>
+          <w:bCs/>
+        </w:rPr>
+        <w:t xml:space="preserve">maliyet</w:t>
+      </w:r>
+      <w:r>
+        <w:t xml:space="preserve"> </w:t>
+      </w:r>
+      <w:r>
+        <w:t xml:space="preserve">yükseltir. Üstelik iyi</w:t>
+      </w:r>
+      <w:r>
+        <w:t xml:space="preserve"> </w:t>
+      </w:r>
+      <w:r>
+        <w:t xml:space="preserve">bilinen bir aracın ürettiği kalıplar zamanla tanınabilir; bu yüzden</w:t>
+      </w:r>
+      <w:r>
+        <w:t xml:space="preserve"> </w:t>
+      </w:r>
+      <w:r>
+        <w:rPr>
+          <w:b/>
+          <w:bCs/>
+        </w:rPr>
+        <w:t xml:space="preserve">çeşitlendirme</w:t>
+      </w:r>
+      <w:r>
+        <w:t xml:space="preserve"> </w:t>
+      </w:r>
+      <w:r>
+        <w:t xml:space="preserve">(bölüm 3) ve</w:t>
+      </w:r>
+      <w:r>
+        <w:t xml:space="preserve"> </w:t>
+      </w:r>
+      <w:r>
+        <w:rPr>
+          <w:b/>
+          <w:bCs/>
+        </w:rPr>
+        <w:t xml:space="preserve">katmanlı</w:t>
+      </w:r>
+      <w:r>
+        <w:rPr>
+          <w:b/>
+          <w:bCs/>
+        </w:rPr>
+        <w:t xml:space="preserve"> </w:t>
+      </w:r>
+      <w:r>
+        <w:rPr>
+          <w:b/>
+          <w:bCs/>
+        </w:rPr>
+        <w:t xml:space="preserve">savunma</w:t>
+      </w:r>
+      <w:r>
+        <w:t xml:space="preserve"> </w:t>
+      </w:r>
+      <w:r>
+        <w:t xml:space="preserve">(RASP, sunucu denetimi) yine şarttır. Tigress’in kendisi de dönüşümlerin sembolik yürütmeye ne kadar</w:t>
+      </w:r>
+      <w:r>
+        <w:t xml:space="preserve"> </w:t>
+      </w:r>
+      <w:r>
+        <w:t xml:space="preserve">dayandığını ölçen araştırmaların (bölüm 4) baş öznesidir.</w:t>
+      </w:r>
+    </w:p>
+    <w:bookmarkStart w:id="48" w:name="hangi-koda-ne-kadar-gizleme-karar-akışı"/>
+    <w:p>
+      <w:pPr>
+        <w:pStyle w:val="Heading4"/>
+      </w:pPr>
+      <w:r>
+        <w:t xml:space="preserve">Hangi koda ne kadar gizleme? (karar akışı)</w:t>
       </w:r>
     </w:p>
     <w:p>
@@ -3307,19 +3046,121 @@
         <w:pStyle w:val="FirstParagraph"/>
       </w:pPr>
       <w:r>
-        <w:t xml:space="preserve">Tigress dönüşümleri, 9. haftada gördüğümüz gizleme ailelerine karşılık gelir. Aşağıdaki tablo, en çok kullanılan</w:t>
-      </w:r>
-      <w:r>
-        <w:t xml:space="preserve"> </w:t>
-      </w:r>
-      <w:r>
-        <w:t xml:space="preserve">dönüşümleri ve dersteki karşılıklarını verir (dönüşüm adları resmî belgeden doğrulanmalıdır; sürümle küçük</w:t>
-      </w:r>
-      <w:r>
-        <w:t xml:space="preserve"> </w:t>
-      </w:r>
-      <w:r>
-        <w:t xml:space="preserve">farklar olabilir):</w:t>
+        <w:t xml:space="preserve">Her fonksiyonu gizlemek hem gereksiz hem pahalıdır: boyut ve çalışma süresi artar, hata ayıklama zorlaşır. Karar iki</w:t>
+      </w:r>
+      <w:r>
+        <w:t xml:space="preserve"> </w:t>
+      </w:r>
+      <w:r>
+        <w:t xml:space="preserve">soruyla verilir. Önce</w:t>
+      </w:r>
+      <w:r>
+        <w:t xml:space="preserve"> </w:t>
+      </w:r>
+      <w:r>
+        <w:rPr>
+          <w:b/>
+          <w:bCs/>
+        </w:rPr>
+        <w:t xml:space="preserve">hassas mı</w:t>
+      </w:r>
+      <w:r>
+        <w:t xml:space="preserve"> </w:t>
+      </w:r>
+      <w:r>
+        <w:t xml:space="preserve">— lisans denetimi, anahtar işleme, ödeme mantığı gibi saldırganın ilgilendiği bir</w:t>
+      </w:r>
+      <w:r>
+        <w:t xml:space="preserve"> </w:t>
+      </w:r>
+      <w:r>
+        <w:t xml:space="preserve">kod mu? Değilse gizlemeye gerek yoktur. Hassassa</w:t>
+      </w:r>
+      <w:r>
+        <w:t xml:space="preserve"> </w:t>
+      </w:r>
+      <w:r>
+        <w:rPr>
+          <w:b/>
+          <w:bCs/>
+        </w:rPr>
+        <w:t xml:space="preserve">değeri ne kadar</w:t>
+      </w:r>
+      <w:r>
+        <w:t xml:space="preserve"> </w:t>
+      </w:r>
+      <w:r>
+        <w:t xml:space="preserve">— orta değerli kod için sabit gizleme, aritmetik</w:t>
+      </w:r>
+      <w:r>
+        <w:t xml:space="preserve"> </w:t>
+      </w:r>
+      <w:r>
+        <w:t xml:space="preserve">dönüşüm, düzleştirme ve opak yüklem yeterlidir; yüksek değerli ve</w:t>
+      </w:r>
+      <w:r>
+        <w:t xml:space="preserve"> </w:t>
+      </w:r>
+      <w:r>
+        <w:rPr>
+          <w:b/>
+          <w:bCs/>
+        </w:rPr>
+        <w:t xml:space="preserve">küçük</w:t>
+      </w:r>
+      <w:r>
+        <w:t xml:space="preserve"> </w:t>
+      </w:r>
+      <w:r>
+        <w:t xml:space="preserve">bir çekirdek için bunlara sanallaştırma da</w:t>
+      </w:r>
+      <w:r>
+        <w:t xml:space="preserve"> </w:t>
+      </w:r>
+      <w:r>
+        <w:t xml:space="preserve">eklenir (sanallaştırma yavaştır, bu yüzden yalnız küçük bölümlere uygulanır). Her durumda sonuç</w:t>
+      </w:r>
+      <w:r>
+        <w:t xml:space="preserve"> </w:t>
+      </w:r>
+      <w:r>
+        <w:rPr>
+          <w:b/>
+          <w:bCs/>
+        </w:rPr>
+        <w:t xml:space="preserve">çeşitlendirilir</w:t>
+      </w:r>
+      <w:r>
+        <w:t xml:space="preserve">,</w:t>
+      </w:r>
+      <w:r>
+        <w:t xml:space="preserve"> </w:t>
+      </w:r>
+      <w:r>
+        <w:rPr>
+          <w:b/>
+          <w:bCs/>
+        </w:rPr>
+        <w:t xml:space="preserve">ölçülür</w:t>
+      </w:r>
+      <w:r>
+        <w:t xml:space="preserve">,</w:t>
+      </w:r>
+      <w:r>
+        <w:t xml:space="preserve"> </w:t>
+      </w:r>
+      <w:r>
+        <w:rPr>
+          <w:b/>
+          <w:bCs/>
+        </w:rPr>
+        <w:t xml:space="preserve">testten geçirilir</w:t>
+      </w:r>
+      <w:r>
+        <w:t xml:space="preserve"> </w:t>
+      </w:r>
+      <w:r>
+        <w:t xml:space="preserve">ve kararın gerekçesi S9/S15 kayıtlarına yazılır.</w:t>
       </w:r>
     </w:p>
     <w:p>
@@ -3329,20 +3170,421 @@
       <w:r>
         <w:drawing>
           <wp:inline>
-            <wp:extent cx="5759999" cy="2687780"/>
+            <wp:extent cx="5759999" cy="2887671"/>
             <wp:effectExtent b="0" l="0" r="0" t="0"/>
-            <wp:docPr descr="Tigress dönüşümlerinin 9. hafta kurallarıyla eşlenmesi" title="" id="46" name="Picture"/>
+            <wp:docPr descr="Hangi koda ne kadar gizleme: karar akışı" title="" id="46" name="Picture"/>
             <a:graphic>
               <a:graphicData uri="http://schemas.openxmlformats.org/drawingml/2006/picture">
                 <pic:pic>
                   <pic:nvPicPr>
-                    <pic:cNvPr descr="h14-03-donusum-esleme.png" id="47" name="Picture"/>
+                    <pic:cNvPr descr="h14-09-karar-akisi.png" id="47" name="Picture"/>
                     <pic:cNvPicPr>
                       <a:picLocks noChangeArrowheads="1" noChangeAspect="1"/>
                     </pic:cNvPicPr>
                   </pic:nvPicPr>
                   <pic:blipFill>
                     <a:blip r:embed="rId45"/>
+                    <a:stretch>
+                      <a:fillRect/>
+                    </a:stretch>
+                  </pic:blipFill>
+                  <pic:spPr bwMode="auto">
+                    <a:xfrm>
+                      <a:off x="0" y="0"/>
+                      <a:ext cx="5759999" cy="2887671"/>
+                    </a:xfrm>
+                    <a:prstGeom prst="rect">
+                      <a:avLst/>
+                    </a:prstGeom>
+                    <a:noFill/>
+                    <a:ln w="9525">
+                      <a:noFill/>
+                      <a:headEnd/>
+                      <a:tailEnd/>
+                    </a:ln>
+                  </pic:spPr>
+                </pic:pic>
+              </a:graphicData>
+            </a:graphic>
+          </wp:inline>
+        </w:drawing>
+      </w:r>
+    </w:p>
+    <w:bookmarkEnd w:id="48"/>
+    <w:bookmarkEnd w:id="49"/>
+    <w:bookmarkEnd w:id="50"/>
+    <w:bookmarkStart w:id="54" w:name="X6273d18c9d872fcca83fdc002f913daa115c6a5"/>
+    <w:p>
+      <w:pPr>
+        <w:pStyle w:val="Heading2"/>
+      </w:pPr>
+      <w:r>
+        <w:t xml:space="preserve">2. Temel akış: bir programı adım adım gizlemek</w:t>
+      </w:r>
+    </w:p>
+    <w:p>
+      <w:pPr>
+        <w:pStyle w:val="FirstParagraph"/>
+      </w:pPr>
+      <w:r>
+        <w:t xml:space="preserve">Tigress komut satırından çalışır: hangi dönüşümlerin, hangi fonksiyonlara, hangi sırayla uygulanacağını</w:t>
+      </w:r>
+      <w:r>
+        <w:t xml:space="preserve"> </w:t>
+      </w:r>
+      <w:r>
+        <w:t xml:space="preserve">söylersiniz; çıktı gizlenmiş bir C dosyasıdır. Kavramsal akış (sözdizimi sürümle değişebilir, resmî belgeden</w:t>
+      </w:r>
+      <w:r>
+        <w:t xml:space="preserve"> </w:t>
+      </w:r>
+      <w:r>
+        <w:t xml:space="preserve">doğrulayın):</w:t>
+      </w:r>
+    </w:p>
+    <w:p>
+      <w:pPr>
+        <w:pStyle w:val="BodyText"/>
+      </w:pPr>
+      <w:r>
+        <w:drawing>
+          <wp:inline>
+            <wp:extent cx="5759999" cy="2470728"/>
+            <wp:effectExtent b="0" l="0" r="0" t="0"/>
+            <wp:docPr descr="Dayanıklılık ile maliyet arasındaki ödünleşim" title="" id="52" name="Picture"/>
+            <a:graphic>
+              <a:graphicData uri="http://schemas.openxmlformats.org/drawingml/2006/picture">
+                <pic:pic>
+                  <pic:nvPicPr>
+                    <pic:cNvPr descr="h14-08-dayaniklilik-maliyet.png" id="53" name="Picture"/>
+                    <pic:cNvPicPr>
+                      <a:picLocks noChangeArrowheads="1" noChangeAspect="1"/>
+                    </pic:cNvPicPr>
+                  </pic:nvPicPr>
+                  <pic:blipFill>
+                    <a:blip r:embed="rId51"/>
+                    <a:stretch>
+                      <a:fillRect/>
+                    </a:stretch>
+                  </pic:blipFill>
+                  <pic:spPr bwMode="auto">
+                    <a:xfrm>
+                      <a:off x="0" y="0"/>
+                      <a:ext cx="5759999" cy="2470728"/>
+                    </a:xfrm>
+                    <a:prstGeom prst="rect">
+                      <a:avLst/>
+                    </a:prstGeom>
+                    <a:noFill/>
+                    <a:ln w="9525">
+                      <a:noFill/>
+                      <a:headEnd/>
+                      <a:tailEnd/>
+                    </a:ln>
+                  </pic:spPr>
+                </pic:pic>
+              </a:graphicData>
+            </a:graphic>
+          </wp:inline>
+        </w:drawing>
+      </w:r>
+    </w:p>
+    <w:p>
+      <w:pPr>
+        <w:pStyle w:val="BodyText"/>
+      </w:pPr>
+      <w:r>
+        <w:rPr>
+          <w:b/>
+          <w:bCs/>
+        </w:rPr>
+        <w:t xml:space="preserve">Kavramsal akış (tek dönüşüm)</w:t>
+      </w:r>
+    </w:p>
+    <w:p>
+      <w:pPr>
+        <w:pStyle w:val="SourceCode"/>
+      </w:pPr>
+      <w:r>
+        <w:rPr>
+          <w:rStyle w:val="CommentTok"/>
+        </w:rPr>
+        <w:t xml:space="preserve"># girdi: temiz.c  → çıktı: gizli.c  (sonra normal derlenir)</w:t>
+      </w:r>
+      <w:r>
+        <w:br/>
+      </w:r>
+      <w:r>
+        <w:rPr>
+          <w:rStyle w:val="ExtensionTok"/>
+        </w:rPr>
+        <w:t xml:space="preserve">tigress</w:t>
+      </w:r>
+      <w:r>
+        <w:rPr>
+          <w:rStyle w:val="NormalTok"/>
+        </w:rPr>
+        <w:t xml:space="preserve"> </w:t>
+      </w:r>
+      <w:r>
+        <w:rPr>
+          <w:rStyle w:val="AttributeTok"/>
+        </w:rPr>
+        <w:t xml:space="preserve">--Transform</w:t>
+      </w:r>
+      <w:r>
+        <w:rPr>
+          <w:rStyle w:val="OperatorTok"/>
+        </w:rPr>
+        <w:t xml:space="preserve">=</w:t>
+      </w:r>
+      <w:r>
+        <w:rPr>
+          <w:rStyle w:val="NormalTok"/>
+        </w:rPr>
+        <w:t xml:space="preserve">Flatten </w:t>
+      </w:r>
+      <w:r>
+        <w:rPr>
+          <w:rStyle w:val="AttributeTok"/>
+        </w:rPr>
+        <w:t xml:space="preserve">--Functions</w:t>
+      </w:r>
+      <w:r>
+        <w:rPr>
+          <w:rStyle w:val="OperatorTok"/>
+        </w:rPr>
+        <w:t xml:space="preserve">=</w:t>
+      </w:r>
+      <w:r>
+        <w:rPr>
+          <w:rStyle w:val="NormalTok"/>
+        </w:rPr>
+        <w:t xml:space="preserve">erisim_ver </w:t>
+      </w:r>
+      <w:r>
+        <w:rPr>
+          <w:rStyle w:val="DataTypeTok"/>
+        </w:rPr>
+        <w:t xml:space="preserve">\</w:t>
+      </w:r>
+      <w:r>
+        <w:br/>
+      </w:r>
+      <w:r>
+        <w:rPr>
+          <w:rStyle w:val="NormalTok"/>
+        </w:rPr>
+        <w:t xml:space="preserve">        </w:t>
+      </w:r>
+      <w:r>
+        <w:rPr>
+          <w:rStyle w:val="AttributeTok"/>
+        </w:rPr>
+        <w:t xml:space="preserve">--out</w:t>
+      </w:r>
+      <w:r>
+        <w:rPr>
+          <w:rStyle w:val="OperatorTok"/>
+        </w:rPr>
+        <w:t xml:space="preserve">=</w:t>
+      </w:r>
+      <w:r>
+        <w:rPr>
+          <w:rStyle w:val="NormalTok"/>
+        </w:rPr>
+        <w:t xml:space="preserve">gizli.c temiz.c</w:t>
+      </w:r>
+      <w:r>
+        <w:br/>
+      </w:r>
+      <w:r>
+        <w:rPr>
+          <w:rStyle w:val="FunctionTok"/>
+        </w:rPr>
+        <w:t xml:space="preserve">cc</w:t>
+      </w:r>
+      <w:r>
+        <w:rPr>
+          <w:rStyle w:val="NormalTok"/>
+        </w:rPr>
+        <w:t xml:space="preserve"> </w:t>
+      </w:r>
+      <w:r>
+        <w:rPr>
+          <w:rStyle w:val="AttributeTok"/>
+        </w:rPr>
+        <w:t xml:space="preserve">-o</w:t>
+      </w:r>
+      <w:r>
+        <w:rPr>
+          <w:rStyle w:val="NormalTok"/>
+        </w:rPr>
+        <w:t xml:space="preserve"> program gizli.c</w:t>
+      </w:r>
+    </w:p>
+    <w:p>
+      <w:pPr>
+        <w:pStyle w:val="FirstParagraph"/>
+      </w:pPr>
+      <w:r>
+        <w:t xml:space="preserve">Buradaki üç fikir, bütün Tigress kullanımının temelidir:</w:t>
+      </w:r>
+    </w:p>
+    <w:p>
+      <w:pPr>
+        <w:pStyle w:val="Compact"/>
+        <w:numPr>
+          <w:ilvl w:val="0"/>
+          <w:numId w:val="1017"/>
+        </w:numPr>
+      </w:pPr>
+      <w:r>
+        <w:rPr>
+          <w:rStyle w:val="VerbatimChar"/>
+          <w:b/>
+          <w:bCs/>
+        </w:rPr>
+        <w:t xml:space="preserve">--Transform=...</w:t>
+      </w:r>
+      <w:r>
+        <w:t xml:space="preserve"> </w:t>
+      </w:r>
+      <w:r>
+        <w:t xml:space="preserve">hangi dönüşümün uygulanacağını söyler (Flatten = kontrol akışı düzleştirme, 9. hafta K-04).</w:t>
+      </w:r>
+    </w:p>
+    <w:p>
+      <w:pPr>
+        <w:pStyle w:val="Compact"/>
+        <w:numPr>
+          <w:ilvl w:val="0"/>
+          <w:numId w:val="1017"/>
+        </w:numPr>
+      </w:pPr>
+      <w:r>
+        <w:rPr>
+          <w:rStyle w:val="VerbatimChar"/>
+          <w:b/>
+          <w:bCs/>
+        </w:rPr>
+        <w:t xml:space="preserve">--Functions=...</w:t>
+      </w:r>
+      <w:r>
+        <w:t xml:space="preserve"> </w:t>
+      </w:r>
+      <w:r>
+        <w:t xml:space="preserve">dönüşümün</w:t>
+      </w:r>
+      <w:r>
+        <w:t xml:space="preserve"> </w:t>
+      </w:r>
+      <w:r>
+        <w:rPr>
+          <w:b/>
+          <w:bCs/>
+        </w:rPr>
+        <w:t xml:space="preserve">hangi fonksiyonlara</w:t>
+      </w:r>
+      <w:r>
+        <w:t xml:space="preserve"> </w:t>
+      </w:r>
+      <w:r>
+        <w:t xml:space="preserve">uygulanacağını söyler — çünkü gizlemeyi yalnız hassas</w:t>
+      </w:r>
+      <w:r>
+        <w:t xml:space="preserve"> </w:t>
+      </w:r>
+      <w:r>
+        <w:t xml:space="preserve">fonksiyonlara uygularız (maliyet kuralı).</w:t>
+      </w:r>
+    </w:p>
+    <w:p>
+      <w:pPr>
+        <w:pStyle w:val="Compact"/>
+        <w:numPr>
+          <w:ilvl w:val="0"/>
+          <w:numId w:val="1017"/>
+        </w:numPr>
+      </w:pPr>
+      <w:r>
+        <w:t xml:space="preserve">Çıktı yine C’dir;</w:t>
+      </w:r>
+      <w:r>
+        <w:t xml:space="preserve"> </w:t>
+      </w:r>
+      <w:r>
+        <w:rPr>
+          <w:b/>
+          <w:bCs/>
+        </w:rPr>
+        <w:t xml:space="preserve">kendi derleyicinizle</w:t>
+      </w:r>
+      <w:r>
+        <w:t xml:space="preserve"> </w:t>
+      </w:r>
+      <w:r>
+        <w:t xml:space="preserve">derlersiniz. Gizleme, derleme hattına eklenen bir adımdır.</w:t>
+      </w:r>
+    </w:p>
+    <w:p>
+      <w:r>
+        <w:pict>
+          <v:rect style="width:0;height:1.5pt" o:hralign="center" o:hrstd="t" o:hr="t"/>
+        </w:pict>
+      </w:r>
+    </w:p>
+    <w:bookmarkEnd w:id="54"/>
+    <w:bookmarkStart w:id="58" w:name="Xea12692b510492ab6495dce8d368362f5bb38a0"/>
+    <w:p>
+      <w:pPr>
+        <w:pStyle w:val="Heading2"/>
+      </w:pPr>
+      <w:r>
+        <w:t xml:space="preserve">3. Dönüşüm aileleri ve 9. hafta kurallarıyla eşleme</w:t>
+      </w:r>
+    </w:p>
+    <w:p>
+      <w:pPr>
+        <w:pStyle w:val="FirstParagraph"/>
+      </w:pPr>
+      <w:r>
+        <w:t xml:space="preserve">Tigress dönüşümleri, 9. haftada gördüğümüz gizleme ailelerine karşılık gelir. Aşağıdaki tablo, en çok kullanılan</w:t>
+      </w:r>
+      <w:r>
+        <w:t xml:space="preserve"> </w:t>
+      </w:r>
+      <w:r>
+        <w:t xml:space="preserve">dönüşümleri ve dersteki karşılıklarını verir (dönüşüm adları resmî belgeden doğrulanmalıdır; sürümle küçük</w:t>
+      </w:r>
+      <w:r>
+        <w:t xml:space="preserve"> </w:t>
+      </w:r>
+      <w:r>
+        <w:t xml:space="preserve">farklar olabilir):</w:t>
+      </w:r>
+    </w:p>
+    <w:p>
+      <w:pPr>
+        <w:pStyle w:val="BodyText"/>
+      </w:pPr>
+      <w:r>
+        <w:drawing>
+          <wp:inline>
+            <wp:extent cx="5759999" cy="2687780"/>
+            <wp:effectExtent b="0" l="0" r="0" t="0"/>
+            <wp:docPr descr="Tigress dönüşümlerinin 9. hafta kurallarıyla eşlenmesi" title="" id="56" name="Picture"/>
+            <a:graphic>
+              <a:graphicData uri="http://schemas.openxmlformats.org/drawingml/2006/picture">
+                <pic:pic>
+                  <pic:nvPicPr>
+                    <pic:cNvPr descr="h14-03-donusum-esleme.png" id="57" name="Picture"/>
+                    <pic:cNvPicPr>
+                      <a:picLocks noChangeArrowheads="1" noChangeAspect="1"/>
+                    </pic:cNvPicPr>
+                  </pic:nvPicPr>
+                  <pic:blipFill>
+                    <a:blip r:embed="rId55"/>
                     <a:stretch>
                       <a:fillRect/>
                     </a:stretch>
@@ -3899,8 +4141,8 @@
         <w:t xml:space="preserve">ile hedef seçmek tam da bunun içindir.</w:t>
       </w:r>
     </w:p>
-    <w:bookmarkEnd w:id="48"/>
-    <w:bookmarkStart w:id="55" w:name="X0bf8ecd1a80160ce2da8a765de1e53609d58d9a"/>
+    <w:bookmarkEnd w:id="58"/>
+    <w:bookmarkStart w:id="62" w:name="X0bf8ecd1a80160ce2da8a765de1e53609d58d9a"/>
     <w:p>
       <w:pPr>
         <w:pStyle w:val="Heading2"/>
@@ -3975,18 +4217,18 @@
           <wp:inline>
             <wp:extent cx="5759999" cy="2283460"/>
             <wp:effectExtent b="0" l="0" r="0" t="0"/>
-            <wp:docPr descr="Dönüşüm hattında sıranın önemi" title="" id="50" name="Picture"/>
+            <wp:docPr descr="Dönüşüm hattında sıranın önemi" title="" id="60" name="Picture"/>
             <a:graphic>
               <a:graphicData uri="http://schemas.openxmlformats.org/drawingml/2006/picture">
                 <pic:pic>
                   <pic:nvPicPr>
-                    <pic:cNvPr descr="h14-04-donusum-hatti.png" id="51" name="Picture"/>
+                    <pic:cNvPr descr="h14-04-donusum-hatti.png" id="61" name="Picture"/>
                     <pic:cNvPicPr>
                       <a:picLocks noChangeArrowheads="1" noChangeAspect="1"/>
                     </pic:cNvPicPr>
                   </pic:nvPicPr>
                   <pic:blipFill>
-                    <a:blip r:embed="rId49"/>
+                    <a:blip r:embed="rId59"/>
                     <a:stretch>
                       <a:fillRect/>
                     </a:stretch>
@@ -4018,22 +4260,1717 @@
         <w:pStyle w:val="BodyText"/>
       </w:pPr>
       <w:r>
+        <w:t xml:space="preserve">İmza</w:t>
+      </w:r>
+      <w:r>
+        <w:t xml:space="preserve"> </w:t>
+      </w:r>
+      <w:r>
+        <w:rPr>
+          <w:b/>
+          <w:bCs/>
+        </w:rPr>
+        <w:t xml:space="preserve">en son</w:t>
+      </w:r>
+      <w:r>
+        <w:t xml:space="preserve"> </w:t>
+      </w:r>
+      <w:r>
+        <w:t xml:space="preserve">gelir (önce gizle, sonra imzala); her hattan sonra</w:t>
+      </w:r>
+      <w:r>
+        <w:t xml:space="preserve"> </w:t>
+      </w:r>
+      <w:r>
+        <w:rPr>
+          <w:b/>
+          <w:bCs/>
+        </w:rPr>
+        <w:t xml:space="preserve">davranışı test et</w:t>
+      </w:r>
+      <w:r>
+        <w:t xml:space="preserve"> </w:t>
+      </w:r>
+      <w:r>
+        <w:t xml:space="preserve">ve</w:t>
+      </w:r>
+      <w:r>
+        <w:t xml:space="preserve"> </w:t>
+      </w:r>
+      <w:r>
+        <w:rPr>
+          <w:b/>
+          <w:bCs/>
+        </w:rPr>
+        <w:t xml:space="preserve">maliyeti ölç</w:t>
+      </w:r>
+      <w:r>
+        <w:t xml:space="preserve">.</w:t>
+      </w:r>
+    </w:p>
+    <w:p>
+      <w:pPr>
+        <w:pStyle w:val="BodyText"/>
+      </w:pPr>
+      <w:r>
+        <w:rPr>
+          <w:b/>
+          <w:bCs/>
+        </w:rPr>
+        <w:t xml:space="preserve">Kavramsal hat (birden çok dönüşüm sırayla)</w:t>
+      </w:r>
+    </w:p>
+    <w:p>
+      <w:pPr>
+        <w:pStyle w:val="SourceCode"/>
+      </w:pPr>
+      <w:r>
+        <w:rPr>
+          <w:rStyle w:val="ExtensionTok"/>
+        </w:rPr>
+        <w:t xml:space="preserve">tigress</w:t>
+      </w:r>
+      <w:r>
+        <w:rPr>
+          <w:rStyle w:val="NormalTok"/>
+        </w:rPr>
+        <w:t xml:space="preserve"> </w:t>
+      </w:r>
+      <w:r>
+        <w:rPr>
+          <w:rStyle w:val="DataTypeTok"/>
+        </w:rPr>
+        <w:t xml:space="preserve">\</w:t>
+      </w:r>
+      <w:r>
+        <w:br/>
+      </w:r>
+      <w:r>
+        <w:rPr>
+          <w:rStyle w:val="NormalTok"/>
+        </w:rPr>
+        <w:t xml:space="preserve">  </w:t>
+      </w:r>
+      <w:r>
+        <w:rPr>
+          <w:rStyle w:val="AttributeTok"/>
+        </w:rPr>
+        <w:t xml:space="preserve">--Transform</w:t>
+      </w:r>
+      <w:r>
+        <w:rPr>
+          <w:rStyle w:val="OperatorTok"/>
+        </w:rPr>
+        <w:t xml:space="preserve">=</w:t>
+      </w:r>
+      <w:r>
+        <w:rPr>
+          <w:rStyle w:val="NormalTok"/>
+        </w:rPr>
+        <w:t xml:space="preserve">EncodeLiterals </w:t>
+      </w:r>
+      <w:r>
+        <w:rPr>
+          <w:rStyle w:val="AttributeTok"/>
+        </w:rPr>
+        <w:t xml:space="preserve">--Functions</w:t>
+      </w:r>
+      <w:r>
+        <w:rPr>
+          <w:rStyle w:val="OperatorTok"/>
+        </w:rPr>
+        <w:t xml:space="preserve">=</w:t>
+      </w:r>
+      <w:r>
+        <w:rPr>
+          <w:rStyle w:val="NormalTok"/>
+        </w:rPr>
+        <w:t xml:space="preserve">erisim_ver </w:t>
+      </w:r>
+      <w:r>
+        <w:rPr>
+          <w:rStyle w:val="DataTypeTok"/>
+        </w:rPr>
+        <w:t xml:space="preserve">\</w:t>
+      </w:r>
+      <w:r>
+        <w:br/>
+      </w:r>
+      <w:r>
+        <w:rPr>
+          <w:rStyle w:val="NormalTok"/>
+        </w:rPr>
+        <w:t xml:space="preserve">  </w:t>
+      </w:r>
+      <w:r>
+        <w:rPr>
+          <w:rStyle w:val="AttributeTok"/>
+        </w:rPr>
+        <w:t xml:space="preserve">--Transform</w:t>
+      </w:r>
+      <w:r>
+        <w:rPr>
+          <w:rStyle w:val="OperatorTok"/>
+        </w:rPr>
+        <w:t xml:space="preserve">=</w:t>
+      </w:r>
+      <w:r>
+        <w:rPr>
+          <w:rStyle w:val="NormalTok"/>
+        </w:rPr>
+        <w:t xml:space="preserve">EncodeArithmetic </w:t>
+      </w:r>
+      <w:r>
+        <w:rPr>
+          <w:rStyle w:val="AttributeTok"/>
+        </w:rPr>
+        <w:t xml:space="preserve">--Functions</w:t>
+      </w:r>
+      <w:r>
+        <w:rPr>
+          <w:rStyle w:val="OperatorTok"/>
+        </w:rPr>
+        <w:t xml:space="preserve">=</w:t>
+      </w:r>
+      <w:r>
+        <w:rPr>
+          <w:rStyle w:val="NormalTok"/>
+        </w:rPr>
+        <w:t xml:space="preserve">erisim_ver </w:t>
+      </w:r>
+      <w:r>
+        <w:rPr>
+          <w:rStyle w:val="DataTypeTok"/>
+        </w:rPr>
+        <w:t xml:space="preserve">\</w:t>
+      </w:r>
+      <w:r>
+        <w:br/>
+      </w:r>
+      <w:r>
+        <w:rPr>
+          <w:rStyle w:val="NormalTok"/>
+        </w:rPr>
+        <w:t xml:space="preserve">  </w:t>
+      </w:r>
+      <w:r>
+        <w:rPr>
+          <w:rStyle w:val="AttributeTok"/>
+        </w:rPr>
+        <w:t xml:space="preserve">--Transform</w:t>
+      </w:r>
+      <w:r>
+        <w:rPr>
+          <w:rStyle w:val="OperatorTok"/>
+        </w:rPr>
+        <w:t xml:space="preserve">=</w:t>
+      </w:r>
+      <w:r>
+        <w:rPr>
+          <w:rStyle w:val="NormalTok"/>
+        </w:rPr>
+        <w:t xml:space="preserve">Flatten        </w:t>
+      </w:r>
+      <w:r>
+        <w:rPr>
+          <w:rStyle w:val="AttributeTok"/>
+        </w:rPr>
+        <w:t xml:space="preserve">--Functions</w:t>
+      </w:r>
+      <w:r>
+        <w:rPr>
+          <w:rStyle w:val="OperatorTok"/>
+        </w:rPr>
+        <w:t xml:space="preserve">=</w:t>
+      </w:r>
+      <w:r>
+        <w:rPr>
+          <w:rStyle w:val="NormalTok"/>
+        </w:rPr>
+        <w:t xml:space="preserve">erisim_ver </w:t>
+      </w:r>
+      <w:r>
+        <w:rPr>
+          <w:rStyle w:val="DataTypeTok"/>
+        </w:rPr>
+        <w:t xml:space="preserve">\</w:t>
+      </w:r>
+      <w:r>
+        <w:br/>
+      </w:r>
+      <w:r>
+        <w:rPr>
+          <w:rStyle w:val="NormalTok"/>
+        </w:rPr>
+        <w:t xml:space="preserve">  </w:t>
+      </w:r>
+      <w:r>
+        <w:rPr>
+          <w:rStyle w:val="AttributeTok"/>
+        </w:rPr>
+        <w:t xml:space="preserve">--Transform</w:t>
+      </w:r>
+      <w:r>
+        <w:rPr>
+          <w:rStyle w:val="OperatorTok"/>
+        </w:rPr>
+        <w:t xml:space="preserve">=</w:t>
+      </w:r>
+      <w:r>
+        <w:rPr>
+          <w:rStyle w:val="NormalTok"/>
+        </w:rPr>
+        <w:t xml:space="preserve">AddOpaque      </w:t>
+      </w:r>
+      <w:r>
+        <w:rPr>
+          <w:rStyle w:val="AttributeTok"/>
+        </w:rPr>
+        <w:t xml:space="preserve">--Functions</w:t>
+      </w:r>
+      <w:r>
+        <w:rPr>
+          <w:rStyle w:val="OperatorTok"/>
+        </w:rPr>
+        <w:t xml:space="preserve">=</w:t>
+      </w:r>
+      <w:r>
+        <w:rPr>
+          <w:rStyle w:val="NormalTok"/>
+        </w:rPr>
+        <w:t xml:space="preserve">erisim_ver </w:t>
+      </w:r>
+      <w:r>
+        <w:rPr>
+          <w:rStyle w:val="DataTypeTok"/>
+        </w:rPr>
+        <w:t xml:space="preserve">\</w:t>
+      </w:r>
+      <w:r>
+        <w:br/>
+      </w:r>
+      <w:r>
+        <w:rPr>
+          <w:rStyle w:val="NormalTok"/>
+        </w:rPr>
+        <w:t xml:space="preserve">  </w:t>
+      </w:r>
+      <w:r>
+        <w:rPr>
+          <w:rStyle w:val="AttributeTok"/>
+        </w:rPr>
+        <w:t xml:space="preserve">--out</w:t>
+      </w:r>
+      <w:r>
+        <w:rPr>
+          <w:rStyle w:val="OperatorTok"/>
+        </w:rPr>
+        <w:t xml:space="preserve">=</w:t>
+      </w:r>
+      <w:r>
+        <w:rPr>
+          <w:rStyle w:val="NormalTok"/>
+        </w:rPr>
+        <w:t xml:space="preserve">gizli.c temiz.c</w:t>
+      </w:r>
+    </w:p>
+    <w:p>
+      <w:pPr>
+        <w:pStyle w:val="FirstParagraph"/>
+      </w:pPr>
+      <w:r>
+        <w:t xml:space="preserve">Bu hat, tek bir denetimi (</w:t>
+      </w:r>
+      <w:r>
+        <w:rPr>
+          <w:rStyle w:val="VerbatimChar"/>
+        </w:rPr>
+        <w:t xml:space="preserve">erisim_ver</w:t>
+      </w:r>
+      <w:r>
+        <w:t xml:space="preserve">) önce sabit/dize kodlar, sonra aritmetiğini kodlar, sonra düzleştirir, sonra</w:t>
+      </w:r>
+      <w:r>
+        <w:t xml:space="preserve"> </w:t>
+      </w:r>
+      <w:r>
+        <w:t xml:space="preserve">opak yüklemlerle güçlendirir. Sonuç, 9. haftada K-04’ün</w:t>
+      </w:r>
+      <w:r>
+        <w:t xml:space="preserve"> </w:t>
+      </w:r>
+      <w:r>
+        <w:t xml:space="preserve">“güçlendirilmiş düzleştirme”</w:t>
+      </w:r>
+      <w:r>
+        <w:t xml:space="preserve"> </w:t>
+      </w:r>
+      <w:r>
+        <w:t xml:space="preserve">dediği şeyin otomatik halidir.</w:t>
+      </w:r>
+    </w:p>
+    <w:p>
+      <w:pPr>
+        <w:pStyle w:val="BlockText"/>
+      </w:pPr>
+      <w:r>
+        <w:rPr>
+          <w:b/>
+          <w:bCs/>
+        </w:rPr>
+        <w:t xml:space="preserve">Sıra ve test kuralı</w:t>
+      </w:r>
+    </w:p>
+    <w:p>
+      <w:pPr>
+        <w:pStyle w:val="BlockText"/>
+      </w:pPr>
+      <w:r>
+        <w:t xml:space="preserve">Dönüşüm sırası sonucu etkiler ve bazı sıralar başarımı gereksiz bozar.</w:t>
+      </w:r>
+      <w:r>
+        <w:t xml:space="preserve"> </w:t>
+      </w:r>
+      <w:r>
+        <w:rPr>
+          <w:b/>
+          <w:bCs/>
+        </w:rPr>
+        <w:t xml:space="preserve">Kural:</w:t>
+      </w:r>
+      <w:r>
+        <w:t xml:space="preserve"> </w:t>
+      </w:r>
+      <w:r>
+        <w:t xml:space="preserve">her dönüşüm hattından sonra</w:t>
+      </w:r>
+      <w:r>
+        <w:t xml:space="preserve"> </w:t>
+      </w:r>
+      <w:r>
+        <w:t xml:space="preserve">programın</w:t>
+      </w:r>
+      <w:r>
+        <w:t xml:space="preserve"> </w:t>
+      </w:r>
+      <w:r>
+        <w:rPr>
+          <w:b/>
+          <w:bCs/>
+        </w:rPr>
+        <w:t xml:space="preserve">birim testlerini</w:t>
+      </w:r>
+      <w:r>
+        <w:t xml:space="preserve"> </w:t>
+      </w:r>
+      <w:r>
+        <w:t xml:space="preserve">çalıştırın (davranış korunmuş mu?) ve boyut/hız ölçün. Gizleme, davranışı asla</w:t>
+      </w:r>
+      <w:r>
+        <w:t xml:space="preserve"> </w:t>
+      </w:r>
+      <w:r>
+        <w:t xml:space="preserve">değiştirmemelidir; değiştiriyorsa hat yanlıştır. Bu, 12. haftadaki</w:t>
+      </w:r>
+      <w:r>
+        <w:t xml:space="preserve"> </w:t>
+      </w:r>
+      <w:r>
+        <w:t xml:space="preserve">“S16 test sonuçları”</w:t>
+      </w:r>
+      <w:r>
+        <w:t xml:space="preserve">na doğrudan bağlanır.</w:t>
+      </w:r>
+    </w:p>
+    <w:bookmarkEnd w:id="62"/>
+    <w:bookmarkStart w:id="63" w:name="Xf39b5829057d1199f1dac33a84f618b579cc4e8"/>
+    <w:p>
+      <w:pPr>
+        <w:pStyle w:val="Heading2"/>
+      </w:pPr>
+      <w:r>
+        <w:t xml:space="preserve">5. Adım adım örnek: bir denetimi güçlendirmek (sentetik)</w:t>
+      </w:r>
+    </w:p>
+    <w:p>
+      <w:pPr>
+        <w:pStyle w:val="FirstParagraph"/>
+      </w:pPr>
+      <w:r>
+        <w:t xml:space="preserve">Tek bir sentetik erişim denetimini alıp katman katman güçlendirelim. Amaç, her adımın</w:t>
+      </w:r>
+      <w:r>
+        <w:t xml:space="preserve"> </w:t>
+      </w:r>
+      <w:r>
+        <w:rPr>
+          <w:b/>
+          <w:bCs/>
+        </w:rPr>
+        <w:t xml:space="preserve">ne eklediğini</w:t>
+      </w:r>
+      <w:r>
+        <w:t xml:space="preserve"> </w:t>
+      </w:r>
+      <w:r>
+        <w:t xml:space="preserve">ve</w:t>
+      </w:r>
+      <w:r>
+        <w:t xml:space="preserve"> </w:t>
+      </w:r>
+      <w:r>
+        <w:rPr>
+          <w:b/>
+          <w:bCs/>
+        </w:rPr>
+        <w:t xml:space="preserve">ne kadara mal olduğunu</w:t>
+      </w:r>
+      <w:r>
+        <w:t xml:space="preserve"> </w:t>
+      </w:r>
+      <w:r>
+        <w:t xml:space="preserve">görmektir.</w:t>
+      </w:r>
+    </w:p>
+    <w:p>
+      <w:pPr>
+        <w:pStyle w:val="BodyText"/>
+      </w:pPr>
+      <w:r>
+        <w:rPr>
+          <w:b/>
+          <w:bCs/>
+        </w:rPr>
+        <w:t xml:space="preserve">Başlangıç: temiz.c (okunur, korumasız)</w:t>
+      </w:r>
+    </w:p>
+    <w:p>
+      <w:pPr>
+        <w:pStyle w:val="SourceCode"/>
+      </w:pPr>
+      <w:r>
+        <w:rPr>
+          <w:rStyle w:val="DataTypeTok"/>
+        </w:rPr>
+        <w:t xml:space="preserve">int</w:t>
+      </w:r>
+      <w:r>
+        <w:rPr>
+          <w:rStyle w:val="NormalTok"/>
+        </w:rPr>
+        <w:t xml:space="preserve"> erisim_ver</w:t>
+      </w:r>
+      <w:r>
+        <w:rPr>
+          <w:rStyle w:val="OperatorTok"/>
+        </w:rPr>
+        <w:t xml:space="preserve">(</w:t>
+      </w:r>
+      <w:r>
+        <w:rPr>
+          <w:rStyle w:val="DataTypeTok"/>
+        </w:rPr>
+        <w:t xml:space="preserve">const</w:t>
+      </w:r>
+      <w:r>
+        <w:rPr>
+          <w:rStyle w:val="NormalTok"/>
+        </w:rPr>
+        <w:t xml:space="preserve"> </w:t>
+      </w:r>
+      <w:r>
+        <w:rPr>
+          <w:rStyle w:val="DataTypeTok"/>
+        </w:rPr>
+        <w:t xml:space="preserve">char</w:t>
+      </w:r>
+      <w:r>
+        <w:rPr>
+          <w:rStyle w:val="NormalTok"/>
+        </w:rPr>
+        <w:t xml:space="preserve"> </w:t>
+      </w:r>
+      <w:r>
+        <w:rPr>
+          <w:rStyle w:val="OperatorTok"/>
+        </w:rPr>
+        <w:t xml:space="preserve">*</w:t>
+      </w:r>
+      <w:r>
+        <w:rPr>
+          <w:rStyle w:val="NormalTok"/>
+        </w:rPr>
+        <w:t xml:space="preserve">jeton</w:t>
+      </w:r>
+      <w:r>
+        <w:rPr>
+          <w:rStyle w:val="OperatorTok"/>
+        </w:rPr>
+        <w:t xml:space="preserve">)</w:t>
+      </w:r>
+      <w:r>
+        <w:rPr>
+          <w:rStyle w:val="NormalTok"/>
+        </w:rPr>
+        <w:t xml:space="preserve"> </w:t>
+      </w:r>
+      <w:r>
+        <w:rPr>
+          <w:rStyle w:val="OperatorTok"/>
+        </w:rPr>
+        <w:t xml:space="preserve">{</w:t>
+      </w:r>
+      <w:r>
+        <w:br/>
+      </w:r>
+      <w:r>
+        <w:rPr>
+          <w:rStyle w:val="NormalTok"/>
+        </w:rPr>
+        <w:t xml:space="preserve">    </w:t>
+      </w:r>
+      <w:r>
+        <w:rPr>
+          <w:rStyle w:val="ControlFlowTok"/>
+        </w:rPr>
+        <w:t xml:space="preserve">if</w:t>
+      </w:r>
+      <w:r>
+        <w:rPr>
+          <w:rStyle w:val="NormalTok"/>
+        </w:rPr>
+        <w:t xml:space="preserve"> </w:t>
+      </w:r>
+      <w:r>
+        <w:rPr>
+          <w:rStyle w:val="OperatorTok"/>
+        </w:rPr>
+        <w:t xml:space="preserve">(</w:t>
+      </w:r>
+      <w:r>
+        <w:rPr>
+          <w:rStyle w:val="NormalTok"/>
+        </w:rPr>
+        <w:t xml:space="preserve">jeton_gecerli</w:t>
+      </w:r>
+      <w:r>
+        <w:rPr>
+          <w:rStyle w:val="OperatorTok"/>
+        </w:rPr>
+        <w:t xml:space="preserve">(</w:t>
+      </w:r>
+      <w:r>
+        <w:rPr>
+          <w:rStyle w:val="NormalTok"/>
+        </w:rPr>
+        <w:t xml:space="preserve">jeton</w:t>
+      </w:r>
+      <w:r>
+        <w:rPr>
+          <w:rStyle w:val="OperatorTok"/>
+        </w:rPr>
+        <w:t xml:space="preserve">))</w:t>
+      </w:r>
+      <w:r>
+        <w:rPr>
+          <w:rStyle w:val="NormalTok"/>
+        </w:rPr>
+        <w:t xml:space="preserve"> </w:t>
+      </w:r>
+      <w:r>
+        <w:rPr>
+          <w:rStyle w:val="ControlFlowTok"/>
+        </w:rPr>
+        <w:t xml:space="preserve">return</w:t>
+      </w:r>
+      <w:r>
+        <w:rPr>
+          <w:rStyle w:val="NormalTok"/>
+        </w:rPr>
+        <w:t xml:space="preserve"> IZIN</w:t>
+      </w:r>
+      <w:r>
+        <w:rPr>
+          <w:rStyle w:val="OperatorTok"/>
+        </w:rPr>
+        <w:t xml:space="preserve">;</w:t>
+      </w:r>
+      <w:r>
+        <w:rPr>
+          <w:rStyle w:val="NormalTok"/>
+        </w:rPr>
+        <w:t xml:space="preserve">   </w:t>
+      </w:r>
+      <w:r>
+        <w:rPr>
+          <w:rStyle w:val="CommentTok"/>
+        </w:rPr>
+        <w:t xml:space="preserve">/* tek dal, tek dönüş: kolay hedef */</w:t>
+      </w:r>
+      <w:r>
+        <w:br/>
+      </w:r>
+      <w:r>
+        <w:rPr>
+          <w:rStyle w:val="NormalTok"/>
+        </w:rPr>
+        <w:t xml:space="preserve">    </w:t>
+      </w:r>
+      <w:r>
+        <w:rPr>
+          <w:rStyle w:val="ControlFlowTok"/>
+        </w:rPr>
+        <w:t xml:space="preserve">return</w:t>
+      </w:r>
+      <w:r>
+        <w:rPr>
+          <w:rStyle w:val="NormalTok"/>
+        </w:rPr>
+        <w:t xml:space="preserve"> RED</w:t>
+      </w:r>
+      <w:r>
+        <w:rPr>
+          <w:rStyle w:val="OperatorTok"/>
+        </w:rPr>
+        <w:t xml:space="preserve">;</w:t>
+      </w:r>
+      <w:r>
+        <w:br/>
+      </w:r>
+      <w:r>
+        <w:rPr>
+          <w:rStyle w:val="OperatorTok"/>
+        </w:rPr>
+        <w:t xml:space="preserve">}</w:t>
+      </w:r>
+    </w:p>
+    <w:tbl>
+      <w:tblPr>
+        <w:tblStyle w:val="Table"/>
+        <w:tblW w:type="pct" w:w="5000"/>
+        <w:tblLayout w:type="fixed"/>
+        <w:tblLook w:firstRow="1" w:lastRow="0" w:firstColumn="0" w:lastColumn="0" w:noHBand="0" w:noVBand="0" w:val="0020"/>
+      </w:tblPr>
+      <w:tblGrid>
+        <w:gridCol w:w="1980"/>
+        <w:gridCol w:w="1980"/>
+        <w:gridCol w:w="1980"/>
+        <w:gridCol w:w="1980"/>
+      </w:tblGrid>
+      <w:tr>
+        <w:trPr>
+          <w:tblHeader w:val="on"/>
+        </w:trPr>
+        <w:tc>
+          <w:tcPr/>
+          <w:p>
+            <w:pPr>
+              <w:pStyle w:val="Compact"/>
+            </w:pPr>
+            <w:r>
+              <w:t xml:space="preserve">Adım</w:t>
+            </w:r>
+          </w:p>
+        </w:tc>
+        <w:tc>
+          <w:tcPr/>
+          <w:p>
+            <w:pPr>
+              <w:pStyle w:val="Compact"/>
+            </w:pPr>
+            <w:r>
+              <w:t xml:space="preserve">Uygulanan dönüşüm</w:t>
+            </w:r>
+          </w:p>
+        </w:tc>
+        <w:tc>
+          <w:tcPr/>
+          <w:p>
+            <w:pPr>
+              <w:pStyle w:val="Compact"/>
+            </w:pPr>
+            <w:r>
+              <w:t xml:space="preserve">Ne değişir?</w:t>
+            </w:r>
+          </w:p>
+        </w:tc>
+        <w:tc>
+          <w:tcPr/>
+          <w:p>
+            <w:pPr>
+              <w:pStyle w:val="Compact"/>
+            </w:pPr>
+            <w:r>
+              <w:t xml:space="preserve">Maliyet</w:t>
+            </w:r>
+          </w:p>
+        </w:tc>
+      </w:tr>
+      <w:tr>
+        <w:tc>
+          <w:tcPr/>
+          <w:p>
+            <w:pPr>
+              <w:pStyle w:val="Compact"/>
+            </w:pPr>
+            <w:r>
+              <w:t xml:space="preserve">0</w:t>
+            </w:r>
+          </w:p>
+        </w:tc>
+        <w:tc>
+          <w:tcPr/>
+          <w:p>
+            <w:pPr>
+              <w:pStyle w:val="Compact"/>
+            </w:pPr>
+            <w:r>
+              <w:t xml:space="preserve">(yok)</w:t>
+            </w:r>
+          </w:p>
+        </w:tc>
+        <w:tc>
+          <w:tcPr/>
+          <w:p>
+            <w:pPr>
+              <w:pStyle w:val="Compact"/>
+            </w:pPr>
+            <w:r>
+              <w:rPr>
+                <w:rStyle w:val="VerbatimChar"/>
+              </w:rPr>
+              <w:t xml:space="preserve">strings</w:t>
+            </w:r>
+            <w:r>
+              <w:t xml:space="preserve">, tek dal, tek bayt yamasıyla atlanabilir</w:t>
+            </w:r>
+          </w:p>
+        </w:tc>
+        <w:tc>
+          <w:tcPr/>
+          <w:p>
+            <w:pPr>
+              <w:pStyle w:val="Compact"/>
+            </w:pPr>
+            <w:r>
+              <w:t xml:space="preserve">—</w:t>
+            </w:r>
+          </w:p>
+        </w:tc>
+      </w:tr>
+      <w:tr>
+        <w:tc>
+          <w:tcPr/>
+          <w:p>
+            <w:pPr>
+              <w:pStyle w:val="Compact"/>
+            </w:pPr>
+            <w:r>
+              <w:t xml:space="preserve">1</w:t>
+            </w:r>
+          </w:p>
+        </w:tc>
+        <w:tc>
+          <w:tcPr/>
+          <w:p>
+            <w:pPr>
+              <w:pStyle w:val="Compact"/>
+            </w:pPr>
+            <w:r>
+              <w:t xml:space="preserve">EncodeLiterals</w:t>
+            </w:r>
+          </w:p>
+        </w:tc>
+        <w:tc>
+          <w:tcPr/>
+          <w:p>
+            <w:pPr>
+              <w:pStyle w:val="Compact"/>
+            </w:pPr>
+            <w:r>
+              <w:rPr>
+                <w:rStyle w:val="VerbatimChar"/>
+              </w:rPr>
+              <w:t xml:space="preserve">IZIN</w:t>
+            </w:r>
+            <w:r>
+              <w:t xml:space="preserve">/</w:t>
+            </w:r>
+            <w:r>
+              <w:rPr>
+                <w:rStyle w:val="VerbatimChar"/>
+              </w:rPr>
+              <w:t xml:space="preserve">RED</w:t>
+            </w:r>
+            <w:r>
+              <w:t xml:space="preserve"> </w:t>
+            </w:r>
+            <w:r>
+              <w:t xml:space="preserve">ve dizgeler düz görünmez</w:t>
+            </w:r>
+          </w:p>
+        </w:tc>
+        <w:tc>
+          <w:tcPr/>
+          <w:p>
+            <w:pPr>
+              <w:pStyle w:val="Compact"/>
+            </w:pPr>
+            <w:r>
+              <w:t xml:space="preserve">Çok düşük</w:t>
+            </w:r>
+          </w:p>
+        </w:tc>
+      </w:tr>
+      <w:tr>
+        <w:tc>
+          <w:tcPr/>
+          <w:p>
+            <w:pPr>
+              <w:pStyle w:val="Compact"/>
+            </w:pPr>
+            <w:r>
+              <w:t xml:space="preserve">2</w:t>
+            </w:r>
+          </w:p>
+        </w:tc>
+        <w:tc>
+          <w:tcPr/>
+          <w:p>
+            <w:pPr>
+              <w:pStyle w:val="Compact"/>
+            </w:pPr>
+            <w:r>
+              <w:t xml:space="preserve">EncodeArithmetic</w:t>
+            </w:r>
+          </w:p>
+        </w:tc>
+        <w:tc>
+          <w:tcPr/>
+          <w:p>
+            <w:pPr>
+              <w:pStyle w:val="Compact"/>
+            </w:pPr>
+            <w:r>
+              <w:t xml:space="preserve">Karşılaştırma/hesap karmaşık ifadeye döner</w:t>
+            </w:r>
+          </w:p>
+        </w:tc>
+        <w:tc>
+          <w:tcPr/>
+          <w:p>
+            <w:pPr>
+              <w:pStyle w:val="Compact"/>
+            </w:pPr>
+            <w:r>
+              <w:t xml:space="preserve">Düşük</w:t>
+            </w:r>
+          </w:p>
+        </w:tc>
+      </w:tr>
+      <w:tr>
+        <w:tc>
+          <w:tcPr/>
+          <w:p>
+            <w:pPr>
+              <w:pStyle w:val="Compact"/>
+            </w:pPr>
+            <w:r>
+              <w:t xml:space="preserve">3</w:t>
+            </w:r>
+          </w:p>
+        </w:tc>
+        <w:tc>
+          <w:tcPr/>
+          <w:p>
+            <w:pPr>
+              <w:pStyle w:val="Compact"/>
+            </w:pPr>
+            <w:r>
+              <w:t xml:space="preserve">Flatten</w:t>
+            </w:r>
+          </w:p>
+        </w:tc>
+        <w:tc>
+          <w:tcPr/>
+          <w:p>
+            <w:pPr>
+              <w:pStyle w:val="Compact"/>
+            </w:pPr>
+            <w:r>
+              <w:t xml:space="preserve">Tek dal görünmez; switch dağıtıcı</w:t>
+            </w:r>
+          </w:p>
+        </w:tc>
+        <w:tc>
+          <w:tcPr/>
+          <w:p>
+            <w:pPr>
+              <w:pStyle w:val="Compact"/>
+            </w:pPr>
+            <w:r>
+              <w:t xml:space="preserve">Orta</w:t>
+            </w:r>
+          </w:p>
+        </w:tc>
+      </w:tr>
+      <w:tr>
+        <w:tc>
+          <w:tcPr/>
+          <w:p>
+            <w:pPr>
+              <w:pStyle w:val="Compact"/>
+            </w:pPr>
+            <w:r>
+              <w:t xml:space="preserve">4</w:t>
+            </w:r>
+          </w:p>
+        </w:tc>
+        <w:tc>
+          <w:tcPr/>
+          <w:p>
+            <w:pPr>
+              <w:pStyle w:val="Compact"/>
+            </w:pPr>
+            <w:r>
+              <w:t xml:space="preserve">AddOpaque</w:t>
+            </w:r>
+          </w:p>
+        </w:tc>
+        <w:tc>
+          <w:tcPr/>
+          <w:p>
+            <w:pPr>
+              <w:pStyle w:val="Compact"/>
+            </w:pPr>
+            <w:r>
+              <w:t xml:space="preserve">Sahte dallar, opak koşullar eklenir</w:t>
+            </w:r>
+          </w:p>
+        </w:tc>
+        <w:tc>
+          <w:tcPr/>
+          <w:p>
+            <w:pPr>
+              <w:pStyle w:val="Compact"/>
+            </w:pPr>
+            <w:r>
+              <w:t xml:space="preserve">Orta</w:t>
+            </w:r>
+          </w:p>
+        </w:tc>
+      </w:tr>
+      <w:tr>
+        <w:tc>
+          <w:tcPr/>
+          <w:p>
+            <w:pPr>
+              <w:pStyle w:val="Compact"/>
+            </w:pPr>
+            <w:r>
+              <w:t xml:space="preserve">5</w:t>
+            </w:r>
+          </w:p>
+        </w:tc>
+        <w:tc>
+          <w:tcPr/>
+          <w:p>
+            <w:pPr>
+              <w:pStyle w:val="Compact"/>
+            </w:pPr>
+            <w:r>
+              <w:t xml:space="preserve">(Virtualize, yalnız gerekirse)</w:t>
+            </w:r>
+          </w:p>
+        </w:tc>
+        <w:tc>
+          <w:tcPr/>
+          <w:p>
+            <w:pPr>
+              <w:pStyle w:val="Compact"/>
+            </w:pPr>
+            <w:r>
+              <w:t xml:space="preserve">Fonksiyon VM bayt koduna döner</w:t>
+            </w:r>
+          </w:p>
+        </w:tc>
+        <w:tc>
+          <w:tcPr/>
+          <w:p>
+            <w:pPr>
+              <w:pStyle w:val="Compact"/>
+            </w:pPr>
+            <w:r>
+              <w:t xml:space="preserve">Yüksek</w:t>
+            </w:r>
+          </w:p>
+        </w:tc>
+      </w:tr>
+    </w:tbl>
+    <w:p>
+      <w:pPr>
+        <w:pStyle w:val="BodyText"/>
+      </w:pPr>
+      <w:r>
+        <w:rPr>
+          <w:b/>
+          <w:bCs/>
+        </w:rPr>
+        <w:t xml:space="preserve">Çıkarım:</w:t>
+      </w:r>
+      <w:r>
+        <w:t xml:space="preserve"> </w:t>
+      </w:r>
+      <w:r>
+        <w:t xml:space="preserve">Her adım saldırıyı biraz daha pahalı yapar; ama her adım bir maliyet ekler. Nerede duracağınıza,</w:t>
+      </w:r>
+      <w:r>
+        <w:t xml:space="preserve"> </w:t>
+      </w:r>
+      <w:r>
+        <w:t xml:space="preserve">korunan varlığın değerine ve ölçtüğünüz maliyete göre karar verirsiniz (bölüm 4). Adım 5 (Virtualize) çoğu denetim</w:t>
+      </w:r>
+      <w:r>
+        <w:t xml:space="preserve"> </w:t>
+      </w:r>
+      <w:r>
+        <w:t xml:space="preserve">için gereksizdir; yalnız en kritik ve küçük fonksiyonlara uygulanır.</w:t>
+      </w:r>
+    </w:p>
+    <w:p>
+      <w:r>
+        <w:pict>
+          <v:rect style="width:0;height:1.5pt" o:hralign="center" o:hrstd="t" o:hr="t"/>
+        </w:pict>
+      </w:r>
+    </w:p>
+    <w:bookmarkEnd w:id="63"/>
+    <w:bookmarkStart w:id="67" w:name="Xdf69c0c1534e1d8e230ffd2b76f61321c322187"/>
+    <w:p>
+      <w:pPr>
+        <w:pStyle w:val="Heading2"/>
+      </w:pPr>
+      <w:r>
+        <w:t xml:space="preserve">6. Çeşitlendirme: aynı kaynaktan farklı ikili dosyalar</w:t>
+      </w:r>
+    </w:p>
+    <w:p>
+      <w:pPr>
+        <w:pStyle w:val="FirstParagraph"/>
+      </w:pPr>
+      <w:r>
+        <w:t xml:space="preserve">Dokuzuncu haftanın</w:t>
+      </w:r>
+      <w:r>
+        <w:t xml:space="preserve"> </w:t>
+      </w:r>
+      <w:r>
+        <w:t xml:space="preserve">“Kural 2 — otomasyonu kır”</w:t>
+      </w:r>
+      <w:r>
+        <w:t xml:space="preserve"> </w:t>
+      </w:r>
+      <w:r>
+        <w:t xml:space="preserve">ilkesini hatırlayın: bir saldırgan bir kopyayı kırıp saldırısını bütün</w:t>
+      </w:r>
+      <w:r>
+        <w:t xml:space="preserve"> </w:t>
+      </w:r>
+      <w:r>
+        <w:t xml:space="preserve">kopyalara dağıtabiliyorsa, bir kırık her yeri açar.</w:t>
+      </w:r>
+      <w:r>
+        <w:t xml:space="preserve"> </w:t>
+      </w:r>
+      <w:r>
+        <w:rPr>
+          <w:b/>
+          <w:bCs/>
+        </w:rPr>
+        <w:t xml:space="preserve">Çeşitlendirme</w:t>
+      </w:r>
+      <w:r>
+        <w:t xml:space="preserve"> </w:t>
+      </w:r>
+      <w:r>
+        <w:t xml:space="preserve">(diversification), aynı kaynaktan</w:t>
+      </w:r>
+      <w:r>
+        <w:t xml:space="preserve"> </w:t>
+      </w:r>
+      <w:r>
+        <w:rPr>
+          <w:b/>
+          <w:bCs/>
+        </w:rPr>
+        <w:t xml:space="preserve">davranışça</w:t>
+      </w:r>
+      <w:r>
+        <w:rPr>
+          <w:b/>
+          <w:bCs/>
+        </w:rPr>
+        <w:t xml:space="preserve"> </w:t>
+      </w:r>
+      <w:r>
+        <w:rPr>
+          <w:b/>
+          <w:bCs/>
+        </w:rPr>
+        <w:t xml:space="preserve">özdeş ama yapıca farklı</w:t>
+      </w:r>
+      <w:r>
+        <w:t xml:space="preserve"> </w:t>
+      </w:r>
+      <w:r>
+        <w:t xml:space="preserve">ikili dosyalar üretmektir. Tigress bunu bir</w:t>
+      </w:r>
+      <w:r>
+        <w:t xml:space="preserve"> </w:t>
+      </w:r>
+      <w:r>
+        <w:rPr>
+          <w:b/>
+          <w:bCs/>
+        </w:rPr>
+        <w:t xml:space="preserve">tohum</w:t>
+      </w:r>
+      <w:r>
+        <w:t xml:space="preserve"> </w:t>
+      </w:r>
+      <w:r>
+        <w:t xml:space="preserve">(seed) ile yapar: aynı dönüşümleri</w:t>
+      </w:r>
+      <w:r>
+        <w:t xml:space="preserve"> </w:t>
+      </w:r>
+      <w:r>
+        <w:t xml:space="preserve">farklı tohumlarla çalıştırırsanız, opak yüklemler, sahte dallar ve düzleştirme durumları kopyadan kopyaya değişir.</w:t>
+      </w:r>
+    </w:p>
+    <w:p>
+      <w:pPr>
+        <w:pStyle w:val="BodyText"/>
+      </w:pPr>
+      <w:r>
         <w:drawing>
           <wp:inline>
-            <wp:extent cx="5759999" cy="2283460"/>
+            <wp:extent cx="5759999" cy="2470728"/>
             <wp:effectExtent b="0" l="0" r="0" t="0"/>
-            <wp:docPr descr="Kaynaktan kaynağa gizleme ve imzalama hattı" title="" id="53" name="Picture"/>
+            <wp:docPr descr="Uzayda ve zamanda çeşitlendirme" title="" id="65" name="Picture"/>
             <a:graphic>
               <a:graphicData uri="http://schemas.openxmlformats.org/drawingml/2006/picture">
                 <pic:pic>
                   <pic:nvPicPr>
-                    <pic:cNvPr descr="h14-01-kaynaktan-kaynaga-hat.png" id="54" name="Picture"/>
+                    <pic:cNvPr descr="h14-05-cesitlendirme-turleri.png" id="66" name="Picture"/>
                     <pic:cNvPicPr>
                       <a:picLocks noChangeArrowheads="1" noChangeAspect="1"/>
                     </pic:cNvPicPr>
                   </pic:nvPicPr>
                   <pic:blipFill>
-                    <a:blip r:embed="rId52"/>
+                    <a:blip r:embed="rId64"/>
+                    <a:stretch>
+                      <a:fillRect/>
+                    </a:stretch>
+                  </pic:blipFill>
+                  <pic:spPr bwMode="auto">
+                    <a:xfrm>
+                      <a:off x="0" y="0"/>
+                      <a:ext cx="5759999" cy="2470728"/>
+                    </a:xfrm>
+                    <a:prstGeom prst="rect">
+                      <a:avLst/>
+                    </a:prstGeom>
+                    <a:noFill/>
+                    <a:ln w="9525">
+                      <a:noFill/>
+                      <a:headEnd/>
+                      <a:tailEnd/>
+                    </a:ln>
+                  </pic:spPr>
+                </pic:pic>
+              </a:graphicData>
+            </a:graphic>
+          </wp:inline>
+        </w:drawing>
+      </w:r>
+    </w:p>
+    <w:p>
+      <w:pPr>
+        <w:pStyle w:val="BodyText"/>
+      </w:pPr>
+      <w:r>
+        <w:rPr>
+          <w:b/>
+          <w:bCs/>
+        </w:rPr>
+        <w:t xml:space="preserve">Kavramsal: iki tohum, iki farklı ikili</w:t>
+      </w:r>
+    </w:p>
+    <w:p>
+      <w:pPr>
+        <w:pStyle w:val="SourceCode"/>
+      </w:pPr>
+      <w:r>
+        <w:rPr>
+          <w:rStyle w:val="ExtensionTok"/>
+        </w:rPr>
+        <w:t xml:space="preserve">tigress</w:t>
+      </w:r>
+      <w:r>
+        <w:rPr>
+          <w:rStyle w:val="NormalTok"/>
+        </w:rPr>
+        <w:t xml:space="preserve"> </w:t>
+      </w:r>
+      <w:r>
+        <w:rPr>
+          <w:rStyle w:val="AttributeTok"/>
+        </w:rPr>
+        <w:t xml:space="preserve">--Seed</w:t>
+      </w:r>
+      <w:r>
+        <w:rPr>
+          <w:rStyle w:val="OperatorTok"/>
+        </w:rPr>
+        <w:t xml:space="preserve">=</w:t>
+      </w:r>
+      <w:r>
+        <w:rPr>
+          <w:rStyle w:val="NormalTok"/>
+        </w:rPr>
+        <w:t xml:space="preserve">1001 </w:t>
+      </w:r>
+      <w:r>
+        <w:rPr>
+          <w:rStyle w:val="AttributeTok"/>
+        </w:rPr>
+        <w:t xml:space="preserve">--Transform</w:t>
+      </w:r>
+      <w:r>
+        <w:rPr>
+          <w:rStyle w:val="OperatorTok"/>
+        </w:rPr>
+        <w:t xml:space="preserve">=</w:t>
+      </w:r>
+      <w:r>
+        <w:rPr>
+          <w:rStyle w:val="NormalTok"/>
+        </w:rPr>
+        <w:t xml:space="preserve">Flatten </w:t>
+      </w:r>
+      <w:r>
+        <w:rPr>
+          <w:rStyle w:val="AttributeTok"/>
+        </w:rPr>
+        <w:t xml:space="preserve">--Transform</w:t>
+      </w:r>
+      <w:r>
+        <w:rPr>
+          <w:rStyle w:val="OperatorTok"/>
+        </w:rPr>
+        <w:t xml:space="preserve">=</w:t>
+      </w:r>
+      <w:r>
+        <w:rPr>
+          <w:rStyle w:val="NormalTok"/>
+        </w:rPr>
+        <w:t xml:space="preserve">AddOpaque </w:t>
+      </w:r>
+      <w:r>
+        <w:rPr>
+          <w:rStyle w:val="DataTypeTok"/>
+        </w:rPr>
+        <w:t xml:space="preserve">\</w:t>
+      </w:r>
+      <w:r>
+        <w:br/>
+      </w:r>
+      <w:r>
+        <w:rPr>
+          <w:rStyle w:val="NormalTok"/>
+        </w:rPr>
+        <w:t xml:space="preserve">        </w:t>
+      </w:r>
+      <w:r>
+        <w:rPr>
+          <w:rStyle w:val="AttributeTok"/>
+        </w:rPr>
+        <w:t xml:space="preserve">--Functions</w:t>
+      </w:r>
+      <w:r>
+        <w:rPr>
+          <w:rStyle w:val="OperatorTok"/>
+        </w:rPr>
+        <w:t xml:space="preserve">=</w:t>
+      </w:r>
+      <w:r>
+        <w:rPr>
+          <w:rStyle w:val="NormalTok"/>
+        </w:rPr>
+        <w:t xml:space="preserve">erisim_ver </w:t>
+      </w:r>
+      <w:r>
+        <w:rPr>
+          <w:rStyle w:val="AttributeTok"/>
+        </w:rPr>
+        <w:t xml:space="preserve">--out</w:t>
+      </w:r>
+      <w:r>
+        <w:rPr>
+          <w:rStyle w:val="OperatorTok"/>
+        </w:rPr>
+        <w:t xml:space="preserve">=</w:t>
+      </w:r>
+      <w:r>
+        <w:rPr>
+          <w:rStyle w:val="NormalTok"/>
+        </w:rPr>
+        <w:t xml:space="preserve">gizli_a.c temiz.c</w:t>
+      </w:r>
+      <w:r>
+        <w:br/>
+      </w:r>
+      <w:r>
+        <w:rPr>
+          <w:rStyle w:val="ExtensionTok"/>
+        </w:rPr>
+        <w:t xml:space="preserve">tigress</w:t>
+      </w:r>
+      <w:r>
+        <w:rPr>
+          <w:rStyle w:val="NormalTok"/>
+        </w:rPr>
+        <w:t xml:space="preserve"> </w:t>
+      </w:r>
+      <w:r>
+        <w:rPr>
+          <w:rStyle w:val="AttributeTok"/>
+        </w:rPr>
+        <w:t xml:space="preserve">--Seed</w:t>
+      </w:r>
+      <w:r>
+        <w:rPr>
+          <w:rStyle w:val="OperatorTok"/>
+        </w:rPr>
+        <w:t xml:space="preserve">=</w:t>
+      </w:r>
+      <w:r>
+        <w:rPr>
+          <w:rStyle w:val="NormalTok"/>
+        </w:rPr>
+        <w:t xml:space="preserve">2002 </w:t>
+      </w:r>
+      <w:r>
+        <w:rPr>
+          <w:rStyle w:val="AttributeTok"/>
+        </w:rPr>
+        <w:t xml:space="preserve">--Transform</w:t>
+      </w:r>
+      <w:r>
+        <w:rPr>
+          <w:rStyle w:val="OperatorTok"/>
+        </w:rPr>
+        <w:t xml:space="preserve">=</w:t>
+      </w:r>
+      <w:r>
+        <w:rPr>
+          <w:rStyle w:val="NormalTok"/>
+        </w:rPr>
+        <w:t xml:space="preserve">Flatten </w:t>
+      </w:r>
+      <w:r>
+        <w:rPr>
+          <w:rStyle w:val="AttributeTok"/>
+        </w:rPr>
+        <w:t xml:space="preserve">--Transform</w:t>
+      </w:r>
+      <w:r>
+        <w:rPr>
+          <w:rStyle w:val="OperatorTok"/>
+        </w:rPr>
+        <w:t xml:space="preserve">=</w:t>
+      </w:r>
+      <w:r>
+        <w:rPr>
+          <w:rStyle w:val="NormalTok"/>
+        </w:rPr>
+        <w:t xml:space="preserve">AddOpaque </w:t>
+      </w:r>
+      <w:r>
+        <w:rPr>
+          <w:rStyle w:val="DataTypeTok"/>
+        </w:rPr>
+        <w:t xml:space="preserve">\</w:t>
+      </w:r>
+      <w:r>
+        <w:br/>
+      </w:r>
+      <w:r>
+        <w:rPr>
+          <w:rStyle w:val="NormalTok"/>
+        </w:rPr>
+        <w:t xml:space="preserve">        </w:t>
+      </w:r>
+      <w:r>
+        <w:rPr>
+          <w:rStyle w:val="AttributeTok"/>
+        </w:rPr>
+        <w:t xml:space="preserve">--Functions</w:t>
+      </w:r>
+      <w:r>
+        <w:rPr>
+          <w:rStyle w:val="OperatorTok"/>
+        </w:rPr>
+        <w:t xml:space="preserve">=</w:t>
+      </w:r>
+      <w:r>
+        <w:rPr>
+          <w:rStyle w:val="NormalTok"/>
+        </w:rPr>
+        <w:t xml:space="preserve">erisim_ver </w:t>
+      </w:r>
+      <w:r>
+        <w:rPr>
+          <w:rStyle w:val="AttributeTok"/>
+        </w:rPr>
+        <w:t xml:space="preserve">--out</w:t>
+      </w:r>
+      <w:r>
+        <w:rPr>
+          <w:rStyle w:val="OperatorTok"/>
+        </w:rPr>
+        <w:t xml:space="preserve">=</w:t>
+      </w:r>
+      <w:r>
+        <w:rPr>
+          <w:rStyle w:val="NormalTok"/>
+        </w:rPr>
+        <w:t xml:space="preserve">gizli_b.c temiz.c</w:t>
+      </w:r>
+      <w:r>
+        <w:br/>
+      </w:r>
+      <w:r>
+        <w:rPr>
+          <w:rStyle w:val="CommentTok"/>
+        </w:rPr>
+        <w:t xml:space="preserve"># gizli_a.c ve gizli_b.c aynı işi yapar; makine kodları farklıdır</w:t>
+      </w:r>
+    </w:p>
+    <w:p>
+      <w:pPr>
+        <w:pStyle w:val="FirstParagraph"/>
+      </w:pPr>
+      <w:r>
+        <w:t xml:space="preserve">İki tür çeşitlendirme (9. haftadan):</w:t>
+      </w:r>
+    </w:p>
+    <w:p>
+      <w:pPr>
+        <w:pStyle w:val="Compact"/>
+        <w:numPr>
+          <w:ilvl w:val="0"/>
+          <w:numId w:val="1018"/>
+        </w:numPr>
+      </w:pPr>
+      <w:r>
+        <w:rPr>
+          <w:b/>
+          <w:bCs/>
+        </w:rPr>
+        <w:t xml:space="preserve">Uzayda çeşitlendirme:</w:t>
+      </w:r>
+      <w:r>
+        <w:t xml:space="preserve"> </w:t>
+      </w:r>
+      <w:r>
+        <w:t xml:space="preserve">farklı kullanıcılara/cihazlara farklı tohumla üretilmiş kopyalar dağıtmak. Bir kopyaya</w:t>
+      </w:r>
+      <w:r>
+        <w:t xml:space="preserve"> </w:t>
+      </w:r>
+      <w:r>
+        <w:t xml:space="preserve">yazılan otomatik saldırı, başka kopyada çalışmaz.</w:t>
+      </w:r>
+    </w:p>
+    <w:p>
+      <w:pPr>
+        <w:pStyle w:val="Compact"/>
+        <w:numPr>
+          <w:ilvl w:val="0"/>
+          <w:numId w:val="1018"/>
+        </w:numPr>
+      </w:pPr>
+      <w:r>
+        <w:rPr>
+          <w:b/>
+          <w:bCs/>
+        </w:rPr>
+        <w:t xml:space="preserve">Zamanda çeşitlendirme:</w:t>
+      </w:r>
+      <w:r>
+        <w:t xml:space="preserve"> </w:t>
+      </w:r>
+      <w:r>
+        <w:t xml:space="preserve">her sürümü yeni bir tohumla üretmek. Eski sürüme karşı bulunan saldırı, yeni sürümde</w:t>
+      </w:r>
+      <w:r>
+        <w:t xml:space="preserve"> </w:t>
+      </w:r>
+      <w:r>
+        <w:t xml:space="preserve">bozulur. Bu, 10. haftadaki anahtar/sürüm yenileme politikanızla birlikte çalışır.</w:t>
+      </w:r>
+    </w:p>
+    <w:p>
+      <w:pPr>
+        <w:pStyle w:val="BlockText"/>
+      </w:pPr>
+      <w:r>
+        <w:rPr>
+          <w:b/>
+          <w:bCs/>
+        </w:rPr>
+        <w:t xml:space="preserve">İlgili dönüşümler</w:t>
+      </w:r>
+    </w:p>
+    <w:p>
+      <w:pPr>
+        <w:pStyle w:val="BlockText"/>
+      </w:pPr>
+      <w:r>
+        <w:t xml:space="preserve">Tigress’te</w:t>
+      </w:r>
+      <w:r>
+        <w:t xml:space="preserve"> </w:t>
+      </w:r>
+      <w:r>
+        <w:rPr>
+          <w:rStyle w:val="VerbatimChar"/>
+        </w:rPr>
+        <w:t xml:space="preserve">RandomFuns</w:t>
+      </w:r>
+      <w:r>
+        <w:t xml:space="preserve"> </w:t>
+      </w:r>
+      <w:r>
+        <w:t xml:space="preserve">rastgele sahte fonksiyonlar,</w:t>
+      </w:r>
+      <w:r>
+        <w:t xml:space="preserve"> </w:t>
+      </w:r>
+      <w:r>
+        <w:rPr>
+          <w:rStyle w:val="VerbatimChar"/>
+        </w:rPr>
+        <w:t xml:space="preserve">RndArgs</w:t>
+      </w:r>
+      <w:r>
+        <w:t xml:space="preserve"> </w:t>
+      </w:r>
+      <w:r>
+        <w:t xml:space="preserve">sahte parametreler ekler; tohumla birleşince her</w:t>
+      </w:r>
+      <w:r>
+        <w:t xml:space="preserve"> </w:t>
+      </w:r>
+      <w:r>
+        <w:t xml:space="preserve">yapı farklı görünür. Çeşitlendirme gizlemenin</w:t>
+      </w:r>
+      <w:r>
+        <w:t xml:space="preserve"> </w:t>
+      </w:r>
+      <w:r>
+        <w:rPr>
+          <w:b/>
+          <w:bCs/>
+        </w:rPr>
+        <w:t xml:space="preserve">gücünü</w:t>
+      </w:r>
+      <w:r>
+        <w:t xml:space="preserve"> </w:t>
+      </w:r>
+      <w:r>
+        <w:t xml:space="preserve">artırmaz (bir kopyayı kırmak yine mümkündür) ama</w:t>
+      </w:r>
+      <w:r>
+        <w:t xml:space="preserve"> </w:t>
+      </w:r>
+      <w:r>
+        <w:rPr>
+          <w:b/>
+          <w:bCs/>
+        </w:rPr>
+        <w:t xml:space="preserve">ölçeklenmesini</w:t>
+      </w:r>
+      <w:r>
+        <w:t xml:space="preserve"> </w:t>
+      </w:r>
+      <w:r>
+        <w:t xml:space="preserve">engeller — bu ayrım 9. haftanın çekirdek fikriydi.</w:t>
+      </w:r>
+    </w:p>
+    <w:bookmarkEnd w:id="67"/>
+    <w:bookmarkStart w:id="73" w:name="gizlemeyi-ve-çeşitlendirmeyi-ölçmek"/>
+    <w:p>
+      <w:pPr>
+        <w:pStyle w:val="Heading2"/>
+      </w:pPr>
+      <w:r>
+        <w:t xml:space="preserve">7. Gizlemeyi ve çeşitlendirmeyi ölçmek</w:t>
+      </w:r>
+    </w:p>
+    <w:p>
+      <w:pPr>
+        <w:pStyle w:val="FirstParagraph"/>
+      </w:pPr>
+      <w:r>
+        <w:t xml:space="preserve">Dokuzuncu haftada gizlemeyi dört boyutta (güç, dayanıklılık, gizlilik, maliyet) ölçmeyi öğrendik. Tigress’in en büyük</w:t>
+      </w:r>
+      <w:r>
+        <w:t xml:space="preserve"> </w:t>
+      </w:r>
+      <w:r>
+        <w:t xml:space="preserve">öğretim değeri, bu ölçümleri</w:t>
+      </w:r>
+      <w:r>
+        <w:t xml:space="preserve"> </w:t>
+      </w:r>
+      <w:r>
+        <w:rPr>
+          <w:b/>
+          <w:bCs/>
+        </w:rPr>
+        <w:t xml:space="preserve">somut</w:t>
+      </w:r>
+      <w:r>
+        <w:t xml:space="preserve"> </w:t>
+      </w:r>
+      <w:r>
+        <w:t xml:space="preserve">yapabilmenizdir: aynı programı gizleyip önce/sonra ölçersiniz.</w:t>
+      </w:r>
+    </w:p>
+    <w:p>
+      <w:pPr>
+        <w:pStyle w:val="BodyText"/>
+      </w:pPr>
+      <w:r>
+        <w:drawing>
+          <wp:inline>
+            <wp:extent cx="5759999" cy="2283460"/>
+            <wp:effectExtent b="0" l="0" r="0" t="0"/>
+            <wp:docPr descr="Her hattan sonra test ve ölçüm" title="" id="69" name="Picture"/>
+            <a:graphic>
+              <a:graphicData uri="http://schemas.openxmlformats.org/drawingml/2006/picture">
+                <pic:pic>
+                  <pic:nvPicPr>
+                    <pic:cNvPr descr="h14-06-test-ve-olcum.png" id="70" name="Picture"/>
+                    <pic:cNvPicPr>
+                      <a:picLocks noChangeArrowheads="1" noChangeAspect="1"/>
+                    </pic:cNvPicPr>
+                  </pic:nvPicPr>
+                  <pic:blipFill>
+                    <a:blip r:embed="rId68"/>
                     <a:stretch>
                       <a:fillRect/>
                     </a:stretch>
@@ -4060,1749 +5997,7 @@
         </w:drawing>
       </w:r>
     </w:p>
-    <w:p>
-      <w:pPr>
-        <w:pStyle w:val="BodyText"/>
-      </w:pPr>
-      <w:r>
-        <w:t xml:space="preserve">İmza</w:t>
-      </w:r>
-      <w:r>
-        <w:t xml:space="preserve"> </w:t>
-      </w:r>
-      <w:r>
-        <w:rPr>
-          <w:b/>
-          <w:bCs/>
-        </w:rPr>
-        <w:t xml:space="preserve">en son</w:t>
-      </w:r>
-      <w:r>
-        <w:t xml:space="preserve"> </w:t>
-      </w:r>
-      <w:r>
-        <w:t xml:space="preserve">gelir (önce gizle, sonra imzala); her hattan sonra</w:t>
-      </w:r>
-      <w:r>
-        <w:t xml:space="preserve"> </w:t>
-      </w:r>
-      <w:r>
-        <w:rPr>
-          <w:b/>
-          <w:bCs/>
-        </w:rPr>
-        <w:t xml:space="preserve">davranışı test et</w:t>
-      </w:r>
-      <w:r>
-        <w:t xml:space="preserve"> </w:t>
-      </w:r>
-      <w:r>
-        <w:t xml:space="preserve">ve</w:t>
-      </w:r>
-      <w:r>
-        <w:t xml:space="preserve"> </w:t>
-      </w:r>
-      <w:r>
-        <w:rPr>
-          <w:b/>
-          <w:bCs/>
-        </w:rPr>
-        <w:t xml:space="preserve">maliyeti ölç</w:t>
-      </w:r>
-      <w:r>
-        <w:t xml:space="preserve">.</w:t>
-      </w:r>
-    </w:p>
-    <w:p>
-      <w:pPr>
-        <w:pStyle w:val="BodyText"/>
-      </w:pPr>
-      <w:r>
-        <w:rPr>
-          <w:b/>
-          <w:bCs/>
-        </w:rPr>
-        <w:t xml:space="preserve">Kavramsal hat (birden çok dönüşüm sırayla)</w:t>
-      </w:r>
-    </w:p>
-    <w:p>
-      <w:pPr>
-        <w:pStyle w:val="SourceCode"/>
-      </w:pPr>
-      <w:r>
-        <w:rPr>
-          <w:rStyle w:val="ExtensionTok"/>
-        </w:rPr>
-        <w:t xml:space="preserve">tigress</w:t>
-      </w:r>
-      <w:r>
-        <w:rPr>
-          <w:rStyle w:val="NormalTok"/>
-        </w:rPr>
-        <w:t xml:space="preserve"> </w:t>
-      </w:r>
-      <w:r>
-        <w:rPr>
-          <w:rStyle w:val="DataTypeTok"/>
-        </w:rPr>
-        <w:t xml:space="preserve">\</w:t>
-      </w:r>
-      <w:r>
-        <w:br/>
-      </w:r>
-      <w:r>
-        <w:rPr>
-          <w:rStyle w:val="NormalTok"/>
-        </w:rPr>
-        <w:t xml:space="preserve">  </w:t>
-      </w:r>
-      <w:r>
-        <w:rPr>
-          <w:rStyle w:val="AttributeTok"/>
-        </w:rPr>
-        <w:t xml:space="preserve">--Transform</w:t>
-      </w:r>
-      <w:r>
-        <w:rPr>
-          <w:rStyle w:val="OperatorTok"/>
-        </w:rPr>
-        <w:t xml:space="preserve">=</w:t>
-      </w:r>
-      <w:r>
-        <w:rPr>
-          <w:rStyle w:val="NormalTok"/>
-        </w:rPr>
-        <w:t xml:space="preserve">EncodeLiterals </w:t>
-      </w:r>
-      <w:r>
-        <w:rPr>
-          <w:rStyle w:val="AttributeTok"/>
-        </w:rPr>
-        <w:t xml:space="preserve">--Functions</w:t>
-      </w:r>
-      <w:r>
-        <w:rPr>
-          <w:rStyle w:val="OperatorTok"/>
-        </w:rPr>
-        <w:t xml:space="preserve">=</w:t>
-      </w:r>
-      <w:r>
-        <w:rPr>
-          <w:rStyle w:val="NormalTok"/>
-        </w:rPr>
-        <w:t xml:space="preserve">erisim_ver </w:t>
-      </w:r>
-      <w:r>
-        <w:rPr>
-          <w:rStyle w:val="DataTypeTok"/>
-        </w:rPr>
-        <w:t xml:space="preserve">\</w:t>
-      </w:r>
-      <w:r>
-        <w:br/>
-      </w:r>
-      <w:r>
-        <w:rPr>
-          <w:rStyle w:val="NormalTok"/>
-        </w:rPr>
-        <w:t xml:space="preserve">  </w:t>
-      </w:r>
-      <w:r>
-        <w:rPr>
-          <w:rStyle w:val="AttributeTok"/>
-        </w:rPr>
-        <w:t xml:space="preserve">--Transform</w:t>
-      </w:r>
-      <w:r>
-        <w:rPr>
-          <w:rStyle w:val="OperatorTok"/>
-        </w:rPr>
-        <w:t xml:space="preserve">=</w:t>
-      </w:r>
-      <w:r>
-        <w:rPr>
-          <w:rStyle w:val="NormalTok"/>
-        </w:rPr>
-        <w:t xml:space="preserve">EncodeArithmetic </w:t>
-      </w:r>
-      <w:r>
-        <w:rPr>
-          <w:rStyle w:val="AttributeTok"/>
-        </w:rPr>
-        <w:t xml:space="preserve">--Functions</w:t>
-      </w:r>
-      <w:r>
-        <w:rPr>
-          <w:rStyle w:val="OperatorTok"/>
-        </w:rPr>
-        <w:t xml:space="preserve">=</w:t>
-      </w:r>
-      <w:r>
-        <w:rPr>
-          <w:rStyle w:val="NormalTok"/>
-        </w:rPr>
-        <w:t xml:space="preserve">erisim_ver </w:t>
-      </w:r>
-      <w:r>
-        <w:rPr>
-          <w:rStyle w:val="DataTypeTok"/>
-        </w:rPr>
-        <w:t xml:space="preserve">\</w:t>
-      </w:r>
-      <w:r>
-        <w:br/>
-      </w:r>
-      <w:r>
-        <w:rPr>
-          <w:rStyle w:val="NormalTok"/>
-        </w:rPr>
-        <w:t xml:space="preserve">  </w:t>
-      </w:r>
-      <w:r>
-        <w:rPr>
-          <w:rStyle w:val="AttributeTok"/>
-        </w:rPr>
-        <w:t xml:space="preserve">--Transform</w:t>
-      </w:r>
-      <w:r>
-        <w:rPr>
-          <w:rStyle w:val="OperatorTok"/>
-        </w:rPr>
-        <w:t xml:space="preserve">=</w:t>
-      </w:r>
-      <w:r>
-        <w:rPr>
-          <w:rStyle w:val="NormalTok"/>
-        </w:rPr>
-        <w:t xml:space="preserve">Flatten        </w:t>
-      </w:r>
-      <w:r>
-        <w:rPr>
-          <w:rStyle w:val="AttributeTok"/>
-        </w:rPr>
-        <w:t xml:space="preserve">--Functions</w:t>
-      </w:r>
-      <w:r>
-        <w:rPr>
-          <w:rStyle w:val="OperatorTok"/>
-        </w:rPr>
-        <w:t xml:space="preserve">=</w:t>
-      </w:r>
-      <w:r>
-        <w:rPr>
-          <w:rStyle w:val="NormalTok"/>
-        </w:rPr>
-        <w:t xml:space="preserve">erisim_ver </w:t>
-      </w:r>
-      <w:r>
-        <w:rPr>
-          <w:rStyle w:val="DataTypeTok"/>
-        </w:rPr>
-        <w:t xml:space="preserve">\</w:t>
-      </w:r>
-      <w:r>
-        <w:br/>
-      </w:r>
-      <w:r>
-        <w:rPr>
-          <w:rStyle w:val="NormalTok"/>
-        </w:rPr>
-        <w:t xml:space="preserve">  </w:t>
-      </w:r>
-      <w:r>
-        <w:rPr>
-          <w:rStyle w:val="AttributeTok"/>
-        </w:rPr>
-        <w:t xml:space="preserve">--Transform</w:t>
-      </w:r>
-      <w:r>
-        <w:rPr>
-          <w:rStyle w:val="OperatorTok"/>
-        </w:rPr>
-        <w:t xml:space="preserve">=</w:t>
-      </w:r>
-      <w:r>
-        <w:rPr>
-          <w:rStyle w:val="NormalTok"/>
-        </w:rPr>
-        <w:t xml:space="preserve">AddOpaque      </w:t>
-      </w:r>
-      <w:r>
-        <w:rPr>
-          <w:rStyle w:val="AttributeTok"/>
-        </w:rPr>
-        <w:t xml:space="preserve">--Functions</w:t>
-      </w:r>
-      <w:r>
-        <w:rPr>
-          <w:rStyle w:val="OperatorTok"/>
-        </w:rPr>
-        <w:t xml:space="preserve">=</w:t>
-      </w:r>
-      <w:r>
-        <w:rPr>
-          <w:rStyle w:val="NormalTok"/>
-        </w:rPr>
-        <w:t xml:space="preserve">erisim_ver </w:t>
-      </w:r>
-      <w:r>
-        <w:rPr>
-          <w:rStyle w:val="DataTypeTok"/>
-        </w:rPr>
-        <w:t xml:space="preserve">\</w:t>
-      </w:r>
-      <w:r>
-        <w:br/>
-      </w:r>
-      <w:r>
-        <w:rPr>
-          <w:rStyle w:val="NormalTok"/>
-        </w:rPr>
-        <w:t xml:space="preserve">  </w:t>
-      </w:r>
-      <w:r>
-        <w:rPr>
-          <w:rStyle w:val="AttributeTok"/>
-        </w:rPr>
-        <w:t xml:space="preserve">--out</w:t>
-      </w:r>
-      <w:r>
-        <w:rPr>
-          <w:rStyle w:val="OperatorTok"/>
-        </w:rPr>
-        <w:t xml:space="preserve">=</w:t>
-      </w:r>
-      <w:r>
-        <w:rPr>
-          <w:rStyle w:val="NormalTok"/>
-        </w:rPr>
-        <w:t xml:space="preserve">gizli.c temiz.c</w:t>
-      </w:r>
-    </w:p>
-    <w:p>
-      <w:pPr>
-        <w:pStyle w:val="FirstParagraph"/>
-      </w:pPr>
-      <w:r>
-        <w:t xml:space="preserve">Bu hat, tek bir denetimi (</w:t>
-      </w:r>
-      <w:r>
-        <w:rPr>
-          <w:rStyle w:val="VerbatimChar"/>
-        </w:rPr>
-        <w:t xml:space="preserve">erisim_ver</w:t>
-      </w:r>
-      <w:r>
-        <w:t xml:space="preserve">) önce sabit/dize kodlar, sonra aritmetiğini kodlar, sonra düzleştirir, sonra</w:t>
-      </w:r>
-      <w:r>
-        <w:t xml:space="preserve"> </w:t>
-      </w:r>
-      <w:r>
-        <w:t xml:space="preserve">opak yüklemlerle güçlendirir. Sonuç, 9. haftada K-04’ün</w:t>
-      </w:r>
-      <w:r>
-        <w:t xml:space="preserve"> </w:t>
-      </w:r>
-      <w:r>
-        <w:t xml:space="preserve">“güçlendirilmiş düzleştirme”</w:t>
-      </w:r>
-      <w:r>
-        <w:t xml:space="preserve"> </w:t>
-      </w:r>
-      <w:r>
-        <w:t xml:space="preserve">dediği şeyin otomatik halidir.</w:t>
-      </w:r>
-    </w:p>
-    <w:p>
-      <w:pPr>
-        <w:pStyle w:val="BlockText"/>
-      </w:pPr>
-      <w:r>
-        <w:rPr>
-          <w:b/>
-          <w:bCs/>
-        </w:rPr>
-        <w:t xml:space="preserve">Sıra ve test kuralı</w:t>
-      </w:r>
-    </w:p>
-    <w:p>
-      <w:pPr>
-        <w:pStyle w:val="BlockText"/>
-      </w:pPr>
-      <w:r>
-        <w:t xml:space="preserve">Dönüşüm sırası sonucu etkiler ve bazı sıralar başarımı gereksiz bozar.</w:t>
-      </w:r>
-      <w:r>
-        <w:t xml:space="preserve"> </w:t>
-      </w:r>
-      <w:r>
-        <w:rPr>
-          <w:b/>
-          <w:bCs/>
-        </w:rPr>
-        <w:t xml:space="preserve">Kural:</w:t>
-      </w:r>
-      <w:r>
-        <w:t xml:space="preserve"> </w:t>
-      </w:r>
-      <w:r>
-        <w:t xml:space="preserve">her dönüşüm hattından sonra</w:t>
-      </w:r>
-      <w:r>
-        <w:t xml:space="preserve"> </w:t>
-      </w:r>
-      <w:r>
-        <w:t xml:space="preserve">programın</w:t>
-      </w:r>
-      <w:r>
-        <w:t xml:space="preserve"> </w:t>
-      </w:r>
-      <w:r>
-        <w:rPr>
-          <w:b/>
-          <w:bCs/>
-        </w:rPr>
-        <w:t xml:space="preserve">birim testlerini</w:t>
-      </w:r>
-      <w:r>
-        <w:t xml:space="preserve"> </w:t>
-      </w:r>
-      <w:r>
-        <w:t xml:space="preserve">çalıştırın (davranış korunmuş mu?) ve boyut/hız ölçün. Gizleme, davranışı asla</w:t>
-      </w:r>
-      <w:r>
-        <w:t xml:space="preserve"> </w:t>
-      </w:r>
-      <w:r>
-        <w:t xml:space="preserve">değiştirmemelidir; değiştiriyorsa hat yanlıştır. Bu, 12. haftadaki</w:t>
-      </w:r>
-      <w:r>
-        <w:t xml:space="preserve"> </w:t>
-      </w:r>
-      <w:r>
-        <w:t xml:space="preserve">“S16 test sonuçları”</w:t>
-      </w:r>
-      <w:r>
-        <w:t xml:space="preserve">na doğrudan bağlanır.</w:t>
-      </w:r>
-    </w:p>
-    <w:bookmarkEnd w:id="55"/>
-    <w:bookmarkStart w:id="56" w:name="Xf39b5829057d1199f1dac33a84f618b579cc4e8"/>
-    <w:p>
-      <w:pPr>
-        <w:pStyle w:val="Heading2"/>
-      </w:pPr>
-      <w:r>
-        <w:t xml:space="preserve">5. Adım adım örnek: bir denetimi güçlendirmek (sentetik)</w:t>
-      </w:r>
-    </w:p>
-    <w:p>
-      <w:pPr>
-        <w:pStyle w:val="FirstParagraph"/>
-      </w:pPr>
-      <w:r>
-        <w:t xml:space="preserve">Tek bir sentetik erişim denetimini alıp katman katman güçlendirelim. Amaç, her adımın</w:t>
-      </w:r>
-      <w:r>
-        <w:t xml:space="preserve"> </w:t>
-      </w:r>
-      <w:r>
-        <w:rPr>
-          <w:b/>
-          <w:bCs/>
-        </w:rPr>
-        <w:t xml:space="preserve">ne eklediğini</w:t>
-      </w:r>
-      <w:r>
-        <w:t xml:space="preserve"> </w:t>
-      </w:r>
-      <w:r>
-        <w:t xml:space="preserve">ve</w:t>
-      </w:r>
-      <w:r>
-        <w:t xml:space="preserve"> </w:t>
-      </w:r>
-      <w:r>
-        <w:rPr>
-          <w:b/>
-          <w:bCs/>
-        </w:rPr>
-        <w:t xml:space="preserve">ne kadara mal olduğunu</w:t>
-      </w:r>
-      <w:r>
-        <w:t xml:space="preserve"> </w:t>
-      </w:r>
-      <w:r>
-        <w:t xml:space="preserve">görmektir.</w:t>
-      </w:r>
-    </w:p>
-    <w:p>
-      <w:pPr>
-        <w:pStyle w:val="BodyText"/>
-      </w:pPr>
-      <w:r>
-        <w:rPr>
-          <w:b/>
-          <w:bCs/>
-        </w:rPr>
-        <w:t xml:space="preserve">Başlangıç: temiz.c (okunur, korumasız)</w:t>
-      </w:r>
-    </w:p>
-    <w:p>
-      <w:pPr>
-        <w:pStyle w:val="SourceCode"/>
-      </w:pPr>
-      <w:r>
-        <w:rPr>
-          <w:rStyle w:val="DataTypeTok"/>
-        </w:rPr>
-        <w:t xml:space="preserve">int</w:t>
-      </w:r>
-      <w:r>
-        <w:rPr>
-          <w:rStyle w:val="NormalTok"/>
-        </w:rPr>
-        <w:t xml:space="preserve"> erisim_ver</w:t>
-      </w:r>
-      <w:r>
-        <w:rPr>
-          <w:rStyle w:val="OperatorTok"/>
-        </w:rPr>
-        <w:t xml:space="preserve">(</w:t>
-      </w:r>
-      <w:r>
-        <w:rPr>
-          <w:rStyle w:val="DataTypeTok"/>
-        </w:rPr>
-        <w:t xml:space="preserve">const</w:t>
-      </w:r>
-      <w:r>
-        <w:rPr>
-          <w:rStyle w:val="NormalTok"/>
-        </w:rPr>
-        <w:t xml:space="preserve"> </w:t>
-      </w:r>
-      <w:r>
-        <w:rPr>
-          <w:rStyle w:val="DataTypeTok"/>
-        </w:rPr>
-        <w:t xml:space="preserve">char</w:t>
-      </w:r>
-      <w:r>
-        <w:rPr>
-          <w:rStyle w:val="NormalTok"/>
-        </w:rPr>
-        <w:t xml:space="preserve"> </w:t>
-      </w:r>
-      <w:r>
-        <w:rPr>
-          <w:rStyle w:val="OperatorTok"/>
-        </w:rPr>
-        <w:t xml:space="preserve">*</w:t>
-      </w:r>
-      <w:r>
-        <w:rPr>
-          <w:rStyle w:val="NormalTok"/>
-        </w:rPr>
-        <w:t xml:space="preserve">jeton</w:t>
-      </w:r>
-      <w:r>
-        <w:rPr>
-          <w:rStyle w:val="OperatorTok"/>
-        </w:rPr>
-        <w:t xml:space="preserve">)</w:t>
-      </w:r>
-      <w:r>
-        <w:rPr>
-          <w:rStyle w:val="NormalTok"/>
-        </w:rPr>
-        <w:t xml:space="preserve"> </w:t>
-      </w:r>
-      <w:r>
-        <w:rPr>
-          <w:rStyle w:val="OperatorTok"/>
-        </w:rPr>
-        <w:t xml:space="preserve">{</w:t>
-      </w:r>
-      <w:r>
-        <w:br/>
-      </w:r>
-      <w:r>
-        <w:rPr>
-          <w:rStyle w:val="NormalTok"/>
-        </w:rPr>
-        <w:t xml:space="preserve">    </w:t>
-      </w:r>
-      <w:r>
-        <w:rPr>
-          <w:rStyle w:val="ControlFlowTok"/>
-        </w:rPr>
-        <w:t xml:space="preserve">if</w:t>
-      </w:r>
-      <w:r>
-        <w:rPr>
-          <w:rStyle w:val="NormalTok"/>
-        </w:rPr>
-        <w:t xml:space="preserve"> </w:t>
-      </w:r>
-      <w:r>
-        <w:rPr>
-          <w:rStyle w:val="OperatorTok"/>
-        </w:rPr>
-        <w:t xml:space="preserve">(</w:t>
-      </w:r>
-      <w:r>
-        <w:rPr>
-          <w:rStyle w:val="NormalTok"/>
-        </w:rPr>
-        <w:t xml:space="preserve">jeton_gecerli</w:t>
-      </w:r>
-      <w:r>
-        <w:rPr>
-          <w:rStyle w:val="OperatorTok"/>
-        </w:rPr>
-        <w:t xml:space="preserve">(</w:t>
-      </w:r>
-      <w:r>
-        <w:rPr>
-          <w:rStyle w:val="NormalTok"/>
-        </w:rPr>
-        <w:t xml:space="preserve">jeton</w:t>
-      </w:r>
-      <w:r>
-        <w:rPr>
-          <w:rStyle w:val="OperatorTok"/>
-        </w:rPr>
-        <w:t xml:space="preserve">))</w:t>
-      </w:r>
-      <w:r>
-        <w:rPr>
-          <w:rStyle w:val="NormalTok"/>
-        </w:rPr>
-        <w:t xml:space="preserve"> </w:t>
-      </w:r>
-      <w:r>
-        <w:rPr>
-          <w:rStyle w:val="ControlFlowTok"/>
-        </w:rPr>
-        <w:t xml:space="preserve">return</w:t>
-      </w:r>
-      <w:r>
-        <w:rPr>
-          <w:rStyle w:val="NormalTok"/>
-        </w:rPr>
-        <w:t xml:space="preserve"> IZIN</w:t>
-      </w:r>
-      <w:r>
-        <w:rPr>
-          <w:rStyle w:val="OperatorTok"/>
-        </w:rPr>
-        <w:t xml:space="preserve">;</w:t>
-      </w:r>
-      <w:r>
-        <w:rPr>
-          <w:rStyle w:val="NormalTok"/>
-        </w:rPr>
-        <w:t xml:space="preserve">   </w:t>
-      </w:r>
-      <w:r>
-        <w:rPr>
-          <w:rStyle w:val="CommentTok"/>
-        </w:rPr>
-        <w:t xml:space="preserve">/* tek dal, tek dönüş: kolay hedef */</w:t>
-      </w:r>
-      <w:r>
-        <w:br/>
-      </w:r>
-      <w:r>
-        <w:rPr>
-          <w:rStyle w:val="NormalTok"/>
-        </w:rPr>
-        <w:t xml:space="preserve">    </w:t>
-      </w:r>
-      <w:r>
-        <w:rPr>
-          <w:rStyle w:val="ControlFlowTok"/>
-        </w:rPr>
-        <w:t xml:space="preserve">return</w:t>
-      </w:r>
-      <w:r>
-        <w:rPr>
-          <w:rStyle w:val="NormalTok"/>
-        </w:rPr>
-        <w:t xml:space="preserve"> RED</w:t>
-      </w:r>
-      <w:r>
-        <w:rPr>
-          <w:rStyle w:val="OperatorTok"/>
-        </w:rPr>
-        <w:t xml:space="preserve">;</w:t>
-      </w:r>
-      <w:r>
-        <w:br/>
-      </w:r>
-      <w:r>
-        <w:rPr>
-          <w:rStyle w:val="OperatorTok"/>
-        </w:rPr>
-        <w:t xml:space="preserve">}</w:t>
-      </w:r>
-    </w:p>
-    <w:tbl>
-      <w:tblPr>
-        <w:tblStyle w:val="Table"/>
-        <w:tblW w:type="pct" w:w="5000"/>
-        <w:tblLayout w:type="fixed"/>
-        <w:tblLook w:firstRow="1" w:lastRow="0" w:firstColumn="0" w:lastColumn="0" w:noHBand="0" w:noVBand="0" w:val="0020"/>
-      </w:tblPr>
-      <w:tblGrid>
-        <w:gridCol w:w="1980"/>
-        <w:gridCol w:w="1980"/>
-        <w:gridCol w:w="1980"/>
-        <w:gridCol w:w="1980"/>
-      </w:tblGrid>
-      <w:tr>
-        <w:trPr>
-          <w:tblHeader w:val="on"/>
-        </w:trPr>
-        <w:tc>
-          <w:tcPr/>
-          <w:p>
-            <w:pPr>
-              <w:pStyle w:val="Compact"/>
-            </w:pPr>
-            <w:r>
-              <w:t xml:space="preserve">Adım</w:t>
-            </w:r>
-          </w:p>
-        </w:tc>
-        <w:tc>
-          <w:tcPr/>
-          <w:p>
-            <w:pPr>
-              <w:pStyle w:val="Compact"/>
-            </w:pPr>
-            <w:r>
-              <w:t xml:space="preserve">Uygulanan dönüşüm</w:t>
-            </w:r>
-          </w:p>
-        </w:tc>
-        <w:tc>
-          <w:tcPr/>
-          <w:p>
-            <w:pPr>
-              <w:pStyle w:val="Compact"/>
-            </w:pPr>
-            <w:r>
-              <w:t xml:space="preserve">Ne değişir?</w:t>
-            </w:r>
-          </w:p>
-        </w:tc>
-        <w:tc>
-          <w:tcPr/>
-          <w:p>
-            <w:pPr>
-              <w:pStyle w:val="Compact"/>
-            </w:pPr>
-            <w:r>
-              <w:t xml:space="preserve">Maliyet</w:t>
-            </w:r>
-          </w:p>
-        </w:tc>
-      </w:tr>
-      <w:tr>
-        <w:tc>
-          <w:tcPr/>
-          <w:p>
-            <w:pPr>
-              <w:pStyle w:val="Compact"/>
-            </w:pPr>
-            <w:r>
-              <w:t xml:space="preserve">0</w:t>
-            </w:r>
-          </w:p>
-        </w:tc>
-        <w:tc>
-          <w:tcPr/>
-          <w:p>
-            <w:pPr>
-              <w:pStyle w:val="Compact"/>
-            </w:pPr>
-            <w:r>
-              <w:t xml:space="preserve">(yok)</w:t>
-            </w:r>
-          </w:p>
-        </w:tc>
-        <w:tc>
-          <w:tcPr/>
-          <w:p>
-            <w:pPr>
-              <w:pStyle w:val="Compact"/>
-            </w:pPr>
-            <w:r>
-              <w:rPr>
-                <w:rStyle w:val="VerbatimChar"/>
-              </w:rPr>
-              <w:t xml:space="preserve">strings</w:t>
-            </w:r>
-            <w:r>
-              <w:t xml:space="preserve">, tek dal, tek bayt yamasıyla atlanabilir</w:t>
-            </w:r>
-          </w:p>
-        </w:tc>
-        <w:tc>
-          <w:tcPr/>
-          <w:p>
-            <w:pPr>
-              <w:pStyle w:val="Compact"/>
-            </w:pPr>
-            <w:r>
-              <w:t xml:space="preserve">—</w:t>
-            </w:r>
-          </w:p>
-        </w:tc>
-      </w:tr>
-      <w:tr>
-        <w:tc>
-          <w:tcPr/>
-          <w:p>
-            <w:pPr>
-              <w:pStyle w:val="Compact"/>
-            </w:pPr>
-            <w:r>
-              <w:t xml:space="preserve">1</w:t>
-            </w:r>
-          </w:p>
-        </w:tc>
-        <w:tc>
-          <w:tcPr/>
-          <w:p>
-            <w:pPr>
-              <w:pStyle w:val="Compact"/>
-            </w:pPr>
-            <w:r>
-              <w:t xml:space="preserve">EncodeLiterals</w:t>
-            </w:r>
-          </w:p>
-        </w:tc>
-        <w:tc>
-          <w:tcPr/>
-          <w:p>
-            <w:pPr>
-              <w:pStyle w:val="Compact"/>
-            </w:pPr>
-            <w:r>
-              <w:rPr>
-                <w:rStyle w:val="VerbatimChar"/>
-              </w:rPr>
-              <w:t xml:space="preserve">IZIN</w:t>
-            </w:r>
-            <w:r>
-              <w:t xml:space="preserve">/</w:t>
-            </w:r>
-            <w:r>
-              <w:rPr>
-                <w:rStyle w:val="VerbatimChar"/>
-              </w:rPr>
-              <w:t xml:space="preserve">RED</w:t>
-            </w:r>
-            <w:r>
-              <w:t xml:space="preserve"> </w:t>
-            </w:r>
-            <w:r>
-              <w:t xml:space="preserve">ve dizgeler düz görünmez</w:t>
-            </w:r>
-          </w:p>
-        </w:tc>
-        <w:tc>
-          <w:tcPr/>
-          <w:p>
-            <w:pPr>
-              <w:pStyle w:val="Compact"/>
-            </w:pPr>
-            <w:r>
-              <w:t xml:space="preserve">Çok düşük</w:t>
-            </w:r>
-          </w:p>
-        </w:tc>
-      </w:tr>
-      <w:tr>
-        <w:tc>
-          <w:tcPr/>
-          <w:p>
-            <w:pPr>
-              <w:pStyle w:val="Compact"/>
-            </w:pPr>
-            <w:r>
-              <w:t xml:space="preserve">2</w:t>
-            </w:r>
-          </w:p>
-        </w:tc>
-        <w:tc>
-          <w:tcPr/>
-          <w:p>
-            <w:pPr>
-              <w:pStyle w:val="Compact"/>
-            </w:pPr>
-            <w:r>
-              <w:t xml:space="preserve">EncodeArithmetic</w:t>
-            </w:r>
-          </w:p>
-        </w:tc>
-        <w:tc>
-          <w:tcPr/>
-          <w:p>
-            <w:pPr>
-              <w:pStyle w:val="Compact"/>
-            </w:pPr>
-            <w:r>
-              <w:t xml:space="preserve">Karşılaştırma/hesap karmaşık ifadeye döner</w:t>
-            </w:r>
-          </w:p>
-        </w:tc>
-        <w:tc>
-          <w:tcPr/>
-          <w:p>
-            <w:pPr>
-              <w:pStyle w:val="Compact"/>
-            </w:pPr>
-            <w:r>
-              <w:t xml:space="preserve">Düşük</w:t>
-            </w:r>
-          </w:p>
-        </w:tc>
-      </w:tr>
-      <w:tr>
-        <w:tc>
-          <w:tcPr/>
-          <w:p>
-            <w:pPr>
-              <w:pStyle w:val="Compact"/>
-            </w:pPr>
-            <w:r>
-              <w:t xml:space="preserve">3</w:t>
-            </w:r>
-          </w:p>
-        </w:tc>
-        <w:tc>
-          <w:tcPr/>
-          <w:p>
-            <w:pPr>
-              <w:pStyle w:val="Compact"/>
-            </w:pPr>
-            <w:r>
-              <w:t xml:space="preserve">Flatten</w:t>
-            </w:r>
-          </w:p>
-        </w:tc>
-        <w:tc>
-          <w:tcPr/>
-          <w:p>
-            <w:pPr>
-              <w:pStyle w:val="Compact"/>
-            </w:pPr>
-            <w:r>
-              <w:t xml:space="preserve">Tek dal görünmez; switch dağıtıcı</w:t>
-            </w:r>
-          </w:p>
-        </w:tc>
-        <w:tc>
-          <w:tcPr/>
-          <w:p>
-            <w:pPr>
-              <w:pStyle w:val="Compact"/>
-            </w:pPr>
-            <w:r>
-              <w:t xml:space="preserve">Orta</w:t>
-            </w:r>
-          </w:p>
-        </w:tc>
-      </w:tr>
-      <w:tr>
-        <w:tc>
-          <w:tcPr/>
-          <w:p>
-            <w:pPr>
-              <w:pStyle w:val="Compact"/>
-            </w:pPr>
-            <w:r>
-              <w:t xml:space="preserve">4</w:t>
-            </w:r>
-          </w:p>
-        </w:tc>
-        <w:tc>
-          <w:tcPr/>
-          <w:p>
-            <w:pPr>
-              <w:pStyle w:val="Compact"/>
-            </w:pPr>
-            <w:r>
-              <w:t xml:space="preserve">AddOpaque</w:t>
-            </w:r>
-          </w:p>
-        </w:tc>
-        <w:tc>
-          <w:tcPr/>
-          <w:p>
-            <w:pPr>
-              <w:pStyle w:val="Compact"/>
-            </w:pPr>
-            <w:r>
-              <w:t xml:space="preserve">Sahte dallar, opak koşullar eklenir</w:t>
-            </w:r>
-          </w:p>
-        </w:tc>
-        <w:tc>
-          <w:tcPr/>
-          <w:p>
-            <w:pPr>
-              <w:pStyle w:val="Compact"/>
-            </w:pPr>
-            <w:r>
-              <w:t xml:space="preserve">Orta</w:t>
-            </w:r>
-          </w:p>
-        </w:tc>
-      </w:tr>
-      <w:tr>
-        <w:tc>
-          <w:tcPr/>
-          <w:p>
-            <w:pPr>
-              <w:pStyle w:val="Compact"/>
-            </w:pPr>
-            <w:r>
-              <w:t xml:space="preserve">5</w:t>
-            </w:r>
-          </w:p>
-        </w:tc>
-        <w:tc>
-          <w:tcPr/>
-          <w:p>
-            <w:pPr>
-              <w:pStyle w:val="Compact"/>
-            </w:pPr>
-            <w:r>
-              <w:t xml:space="preserve">(Virtualize, yalnız gerekirse)</w:t>
-            </w:r>
-          </w:p>
-        </w:tc>
-        <w:tc>
-          <w:tcPr/>
-          <w:p>
-            <w:pPr>
-              <w:pStyle w:val="Compact"/>
-            </w:pPr>
-            <w:r>
-              <w:t xml:space="preserve">Fonksiyon VM bayt koduna döner</w:t>
-            </w:r>
-          </w:p>
-        </w:tc>
-        <w:tc>
-          <w:tcPr/>
-          <w:p>
-            <w:pPr>
-              <w:pStyle w:val="Compact"/>
-            </w:pPr>
-            <w:r>
-              <w:t xml:space="preserve">Yüksek</w:t>
-            </w:r>
-          </w:p>
-        </w:tc>
-      </w:tr>
-    </w:tbl>
-    <w:p>
-      <w:pPr>
-        <w:pStyle w:val="BodyText"/>
-      </w:pPr>
-      <w:r>
-        <w:rPr>
-          <w:b/>
-          <w:bCs/>
-        </w:rPr>
-        <w:t xml:space="preserve">Çıkarım:</w:t>
-      </w:r>
-      <w:r>
-        <w:t xml:space="preserve"> </w:t>
-      </w:r>
-      <w:r>
-        <w:t xml:space="preserve">Her adım saldırıyı biraz daha pahalı yapar; ama her adım bir maliyet ekler. Nerede duracağınıza,</w:t>
-      </w:r>
-      <w:r>
-        <w:t xml:space="preserve"> </w:t>
-      </w:r>
-      <w:r>
-        <w:t xml:space="preserve">korunan varlığın değerine ve ölçtüğünüz maliyete göre karar verirsiniz (bölüm 4). Adım 5 (Virtualize) çoğu denetim</w:t>
-      </w:r>
-      <w:r>
-        <w:t xml:space="preserve"> </w:t>
-      </w:r>
-      <w:r>
-        <w:t xml:space="preserve">için gereksizdir; yalnız en kritik ve küçük fonksiyonlara uygulanır.</w:t>
-      </w:r>
-    </w:p>
-    <w:p>
-      <w:r>
-        <w:pict>
-          <v:rect style="width:0;height:1.5pt" o:hralign="center" o:hrstd="t" o:hr="t"/>
-        </w:pict>
-      </w:r>
-    </w:p>
-    <w:bookmarkEnd w:id="56"/>
-    <w:bookmarkStart w:id="60" w:name="Xdf69c0c1534e1d8e230ffd2b76f61321c322187"/>
-    <w:p>
-      <w:pPr>
-        <w:pStyle w:val="Heading2"/>
-      </w:pPr>
-      <w:r>
-        <w:t xml:space="preserve">6. Çeşitlendirme: aynı kaynaktan farklı ikili dosyalar</w:t>
-      </w:r>
-    </w:p>
-    <w:p>
-      <w:pPr>
-        <w:pStyle w:val="FirstParagraph"/>
-      </w:pPr>
-      <w:r>
-        <w:t xml:space="preserve">Dokuzuncu haftanın</w:t>
-      </w:r>
-      <w:r>
-        <w:t xml:space="preserve"> </w:t>
-      </w:r>
-      <w:r>
-        <w:t xml:space="preserve">“Kural 2 — otomasyonu kır”</w:t>
-      </w:r>
-      <w:r>
-        <w:t xml:space="preserve"> </w:t>
-      </w:r>
-      <w:r>
-        <w:t xml:space="preserve">ilkesini hatırlayın: bir saldırgan bir kopyayı kırıp saldırısını bütün</w:t>
-      </w:r>
-      <w:r>
-        <w:t xml:space="preserve"> </w:t>
-      </w:r>
-      <w:r>
-        <w:t xml:space="preserve">kopyalara dağıtabiliyorsa, bir kırık her yeri açar.</w:t>
-      </w:r>
-      <w:r>
-        <w:t xml:space="preserve"> </w:t>
-      </w:r>
-      <w:r>
-        <w:rPr>
-          <w:b/>
-          <w:bCs/>
-        </w:rPr>
-        <w:t xml:space="preserve">Çeşitlendirme</w:t>
-      </w:r>
-      <w:r>
-        <w:t xml:space="preserve"> </w:t>
-      </w:r>
-      <w:r>
-        <w:t xml:space="preserve">(diversification), aynı kaynaktan</w:t>
-      </w:r>
-      <w:r>
-        <w:t xml:space="preserve"> </w:t>
-      </w:r>
-      <w:r>
-        <w:rPr>
-          <w:b/>
-          <w:bCs/>
-        </w:rPr>
-        <w:t xml:space="preserve">davranışça</w:t>
-      </w:r>
-      <w:r>
-        <w:rPr>
-          <w:b/>
-          <w:bCs/>
-        </w:rPr>
-        <w:t xml:space="preserve"> </w:t>
-      </w:r>
-      <w:r>
-        <w:rPr>
-          <w:b/>
-          <w:bCs/>
-        </w:rPr>
-        <w:t xml:space="preserve">özdeş ama yapıca farklı</w:t>
-      </w:r>
-      <w:r>
-        <w:t xml:space="preserve"> </w:t>
-      </w:r>
-      <w:r>
-        <w:t xml:space="preserve">ikili dosyalar üretmektir. Tigress bunu bir</w:t>
-      </w:r>
-      <w:r>
-        <w:t xml:space="preserve"> </w:t>
-      </w:r>
-      <w:r>
-        <w:rPr>
-          <w:b/>
-          <w:bCs/>
-        </w:rPr>
-        <w:t xml:space="preserve">tohum</w:t>
-      </w:r>
-      <w:r>
-        <w:t xml:space="preserve"> </w:t>
-      </w:r>
-      <w:r>
-        <w:t xml:space="preserve">(seed) ile yapar: aynı dönüşümleri</w:t>
-      </w:r>
-      <w:r>
-        <w:t xml:space="preserve"> </w:t>
-      </w:r>
-      <w:r>
-        <w:t xml:space="preserve">farklı tohumlarla çalıştırırsanız, opak yüklemler, sahte dallar ve düzleştirme durumları kopyadan kopyaya değişir.</w:t>
-      </w:r>
-    </w:p>
-    <w:p>
-      <w:pPr>
-        <w:pStyle w:val="BodyText"/>
-      </w:pPr>
-      <w:r>
-        <w:drawing>
-          <wp:inline>
-            <wp:extent cx="5759999" cy="2470728"/>
-            <wp:effectExtent b="0" l="0" r="0" t="0"/>
-            <wp:docPr descr="Uzayda ve zamanda çeşitlendirme" title="" id="58" name="Picture"/>
-            <a:graphic>
-              <a:graphicData uri="http://schemas.openxmlformats.org/drawingml/2006/picture">
-                <pic:pic>
-                  <pic:nvPicPr>
-                    <pic:cNvPr descr="h14-05-cesitlendirme-turleri.png" id="59" name="Picture"/>
-                    <pic:cNvPicPr>
-                      <a:picLocks noChangeArrowheads="1" noChangeAspect="1"/>
-                    </pic:cNvPicPr>
-                  </pic:nvPicPr>
-                  <pic:blipFill>
-                    <a:blip r:embed="rId57"/>
-                    <a:stretch>
-                      <a:fillRect/>
-                    </a:stretch>
-                  </pic:blipFill>
-                  <pic:spPr bwMode="auto">
-                    <a:xfrm>
-                      <a:off x="0" y="0"/>
-                      <a:ext cx="5759999" cy="2470728"/>
-                    </a:xfrm>
-                    <a:prstGeom prst="rect">
-                      <a:avLst/>
-                    </a:prstGeom>
-                    <a:noFill/>
-                    <a:ln w="9525">
-                      <a:noFill/>
-                      <a:headEnd/>
-                      <a:tailEnd/>
-                    </a:ln>
-                  </pic:spPr>
-                </pic:pic>
-              </a:graphicData>
-            </a:graphic>
-          </wp:inline>
-        </w:drawing>
-      </w:r>
-    </w:p>
-    <w:p>
-      <w:pPr>
-        <w:pStyle w:val="BodyText"/>
-      </w:pPr>
-      <w:r>
-        <w:rPr>
-          <w:b/>
-          <w:bCs/>
-        </w:rPr>
-        <w:t xml:space="preserve">Kavramsal: iki tohum, iki farklı ikili</w:t>
-      </w:r>
-    </w:p>
-    <w:p>
-      <w:pPr>
-        <w:pStyle w:val="SourceCode"/>
-      </w:pPr>
-      <w:r>
-        <w:rPr>
-          <w:rStyle w:val="ExtensionTok"/>
-        </w:rPr>
-        <w:t xml:space="preserve">tigress</w:t>
-      </w:r>
-      <w:r>
-        <w:rPr>
-          <w:rStyle w:val="NormalTok"/>
-        </w:rPr>
-        <w:t xml:space="preserve"> </w:t>
-      </w:r>
-      <w:r>
-        <w:rPr>
-          <w:rStyle w:val="AttributeTok"/>
-        </w:rPr>
-        <w:t xml:space="preserve">--Seed</w:t>
-      </w:r>
-      <w:r>
-        <w:rPr>
-          <w:rStyle w:val="OperatorTok"/>
-        </w:rPr>
-        <w:t xml:space="preserve">=</w:t>
-      </w:r>
-      <w:r>
-        <w:rPr>
-          <w:rStyle w:val="NormalTok"/>
-        </w:rPr>
-        <w:t xml:space="preserve">1001 </w:t>
-      </w:r>
-      <w:r>
-        <w:rPr>
-          <w:rStyle w:val="AttributeTok"/>
-        </w:rPr>
-        <w:t xml:space="preserve">--Transform</w:t>
-      </w:r>
-      <w:r>
-        <w:rPr>
-          <w:rStyle w:val="OperatorTok"/>
-        </w:rPr>
-        <w:t xml:space="preserve">=</w:t>
-      </w:r>
-      <w:r>
-        <w:rPr>
-          <w:rStyle w:val="NormalTok"/>
-        </w:rPr>
-        <w:t xml:space="preserve">Flatten </w:t>
-      </w:r>
-      <w:r>
-        <w:rPr>
-          <w:rStyle w:val="AttributeTok"/>
-        </w:rPr>
-        <w:t xml:space="preserve">--Transform</w:t>
-      </w:r>
-      <w:r>
-        <w:rPr>
-          <w:rStyle w:val="OperatorTok"/>
-        </w:rPr>
-        <w:t xml:space="preserve">=</w:t>
-      </w:r>
-      <w:r>
-        <w:rPr>
-          <w:rStyle w:val="NormalTok"/>
-        </w:rPr>
-        <w:t xml:space="preserve">AddOpaque </w:t>
-      </w:r>
-      <w:r>
-        <w:rPr>
-          <w:rStyle w:val="DataTypeTok"/>
-        </w:rPr>
-        <w:t xml:space="preserve">\</w:t>
-      </w:r>
-      <w:r>
-        <w:br/>
-      </w:r>
-      <w:r>
-        <w:rPr>
-          <w:rStyle w:val="NormalTok"/>
-        </w:rPr>
-        <w:t xml:space="preserve">        </w:t>
-      </w:r>
-      <w:r>
-        <w:rPr>
-          <w:rStyle w:val="AttributeTok"/>
-        </w:rPr>
-        <w:t xml:space="preserve">--Functions</w:t>
-      </w:r>
-      <w:r>
-        <w:rPr>
-          <w:rStyle w:val="OperatorTok"/>
-        </w:rPr>
-        <w:t xml:space="preserve">=</w:t>
-      </w:r>
-      <w:r>
-        <w:rPr>
-          <w:rStyle w:val="NormalTok"/>
-        </w:rPr>
-        <w:t xml:space="preserve">erisim_ver </w:t>
-      </w:r>
-      <w:r>
-        <w:rPr>
-          <w:rStyle w:val="AttributeTok"/>
-        </w:rPr>
-        <w:t xml:space="preserve">--out</w:t>
-      </w:r>
-      <w:r>
-        <w:rPr>
-          <w:rStyle w:val="OperatorTok"/>
-        </w:rPr>
-        <w:t xml:space="preserve">=</w:t>
-      </w:r>
-      <w:r>
-        <w:rPr>
-          <w:rStyle w:val="NormalTok"/>
-        </w:rPr>
-        <w:t xml:space="preserve">gizli_a.c temiz.c</w:t>
-      </w:r>
-      <w:r>
-        <w:br/>
-      </w:r>
-      <w:r>
-        <w:rPr>
-          <w:rStyle w:val="ExtensionTok"/>
-        </w:rPr>
-        <w:t xml:space="preserve">tigress</w:t>
-      </w:r>
-      <w:r>
-        <w:rPr>
-          <w:rStyle w:val="NormalTok"/>
-        </w:rPr>
-        <w:t xml:space="preserve"> </w:t>
-      </w:r>
-      <w:r>
-        <w:rPr>
-          <w:rStyle w:val="AttributeTok"/>
-        </w:rPr>
-        <w:t xml:space="preserve">--Seed</w:t>
-      </w:r>
-      <w:r>
-        <w:rPr>
-          <w:rStyle w:val="OperatorTok"/>
-        </w:rPr>
-        <w:t xml:space="preserve">=</w:t>
-      </w:r>
-      <w:r>
-        <w:rPr>
-          <w:rStyle w:val="NormalTok"/>
-        </w:rPr>
-        <w:t xml:space="preserve">2002 </w:t>
-      </w:r>
-      <w:r>
-        <w:rPr>
-          <w:rStyle w:val="AttributeTok"/>
-        </w:rPr>
-        <w:t xml:space="preserve">--Transform</w:t>
-      </w:r>
-      <w:r>
-        <w:rPr>
-          <w:rStyle w:val="OperatorTok"/>
-        </w:rPr>
-        <w:t xml:space="preserve">=</w:t>
-      </w:r>
-      <w:r>
-        <w:rPr>
-          <w:rStyle w:val="NormalTok"/>
-        </w:rPr>
-        <w:t xml:space="preserve">Flatten </w:t>
-      </w:r>
-      <w:r>
-        <w:rPr>
-          <w:rStyle w:val="AttributeTok"/>
-        </w:rPr>
-        <w:t xml:space="preserve">--Transform</w:t>
-      </w:r>
-      <w:r>
-        <w:rPr>
-          <w:rStyle w:val="OperatorTok"/>
-        </w:rPr>
-        <w:t xml:space="preserve">=</w:t>
-      </w:r>
-      <w:r>
-        <w:rPr>
-          <w:rStyle w:val="NormalTok"/>
-        </w:rPr>
-        <w:t xml:space="preserve">AddOpaque </w:t>
-      </w:r>
-      <w:r>
-        <w:rPr>
-          <w:rStyle w:val="DataTypeTok"/>
-        </w:rPr>
-        <w:t xml:space="preserve">\</w:t>
-      </w:r>
-      <w:r>
-        <w:br/>
-      </w:r>
-      <w:r>
-        <w:rPr>
-          <w:rStyle w:val="NormalTok"/>
-        </w:rPr>
-        <w:t xml:space="preserve">        </w:t>
-      </w:r>
-      <w:r>
-        <w:rPr>
-          <w:rStyle w:val="AttributeTok"/>
-        </w:rPr>
-        <w:t xml:space="preserve">--Functions</w:t>
-      </w:r>
-      <w:r>
-        <w:rPr>
-          <w:rStyle w:val="OperatorTok"/>
-        </w:rPr>
-        <w:t xml:space="preserve">=</w:t>
-      </w:r>
-      <w:r>
-        <w:rPr>
-          <w:rStyle w:val="NormalTok"/>
-        </w:rPr>
-        <w:t xml:space="preserve">erisim_ver </w:t>
-      </w:r>
-      <w:r>
-        <w:rPr>
-          <w:rStyle w:val="AttributeTok"/>
-        </w:rPr>
-        <w:t xml:space="preserve">--out</w:t>
-      </w:r>
-      <w:r>
-        <w:rPr>
-          <w:rStyle w:val="OperatorTok"/>
-        </w:rPr>
-        <w:t xml:space="preserve">=</w:t>
-      </w:r>
-      <w:r>
-        <w:rPr>
-          <w:rStyle w:val="NormalTok"/>
-        </w:rPr>
-        <w:t xml:space="preserve">gizli_b.c temiz.c</w:t>
-      </w:r>
-      <w:r>
-        <w:br/>
-      </w:r>
-      <w:r>
-        <w:rPr>
-          <w:rStyle w:val="CommentTok"/>
-        </w:rPr>
-        <w:t xml:space="preserve"># gizli_a.c ve gizli_b.c aynı işi yapar; makine kodları farklıdır</w:t>
-      </w:r>
-    </w:p>
-    <w:p>
-      <w:pPr>
-        <w:pStyle w:val="FirstParagraph"/>
-      </w:pPr>
-      <w:r>
-        <w:t xml:space="preserve">İki tür çeşitlendirme (9. haftadan):</w:t>
-      </w:r>
-    </w:p>
-    <w:p>
-      <w:pPr>
-        <w:pStyle w:val="Compact"/>
-        <w:numPr>
-          <w:ilvl w:val="0"/>
-          <w:numId w:val="1018"/>
-        </w:numPr>
-      </w:pPr>
-      <w:r>
-        <w:rPr>
-          <w:b/>
-          <w:bCs/>
-        </w:rPr>
-        <w:t xml:space="preserve">Uzayda çeşitlendirme:</w:t>
-      </w:r>
-      <w:r>
-        <w:t xml:space="preserve"> </w:t>
-      </w:r>
-      <w:r>
-        <w:t xml:space="preserve">farklı kullanıcılara/cihazlara farklı tohumla üretilmiş kopyalar dağıtmak. Bir kopyaya</w:t>
-      </w:r>
-      <w:r>
-        <w:t xml:space="preserve"> </w:t>
-      </w:r>
-      <w:r>
-        <w:t xml:space="preserve">yazılan otomatik saldırı, başka kopyada çalışmaz.</w:t>
-      </w:r>
-    </w:p>
-    <w:p>
-      <w:pPr>
-        <w:pStyle w:val="Compact"/>
-        <w:numPr>
-          <w:ilvl w:val="0"/>
-          <w:numId w:val="1018"/>
-        </w:numPr>
-      </w:pPr>
-      <w:r>
-        <w:rPr>
-          <w:b/>
-          <w:bCs/>
-        </w:rPr>
-        <w:t xml:space="preserve">Zamanda çeşitlendirme:</w:t>
-      </w:r>
-      <w:r>
-        <w:t xml:space="preserve"> </w:t>
-      </w:r>
-      <w:r>
-        <w:t xml:space="preserve">her sürümü yeni bir tohumla üretmek. Eski sürüme karşı bulunan saldırı, yeni sürümde</w:t>
-      </w:r>
-      <w:r>
-        <w:t xml:space="preserve"> </w:t>
-      </w:r>
-      <w:r>
-        <w:t xml:space="preserve">bozulur. Bu, 10. haftadaki anahtar/sürüm yenileme politikanızla birlikte çalışır.</w:t>
-      </w:r>
-    </w:p>
-    <w:p>
-      <w:pPr>
-        <w:pStyle w:val="BlockText"/>
-      </w:pPr>
-      <w:r>
-        <w:rPr>
-          <w:b/>
-          <w:bCs/>
-        </w:rPr>
-        <w:t xml:space="preserve">İlgili dönüşümler</w:t>
-      </w:r>
-    </w:p>
-    <w:p>
-      <w:pPr>
-        <w:pStyle w:val="BlockText"/>
-      </w:pPr>
-      <w:r>
-        <w:t xml:space="preserve">Tigress’te</w:t>
-      </w:r>
-      <w:r>
-        <w:t xml:space="preserve"> </w:t>
-      </w:r>
-      <w:r>
-        <w:rPr>
-          <w:rStyle w:val="VerbatimChar"/>
-        </w:rPr>
-        <w:t xml:space="preserve">RandomFuns</w:t>
-      </w:r>
-      <w:r>
-        <w:t xml:space="preserve"> </w:t>
-      </w:r>
-      <w:r>
-        <w:t xml:space="preserve">rastgele sahte fonksiyonlar,</w:t>
-      </w:r>
-      <w:r>
-        <w:t xml:space="preserve"> </w:t>
-      </w:r>
-      <w:r>
-        <w:rPr>
-          <w:rStyle w:val="VerbatimChar"/>
-        </w:rPr>
-        <w:t xml:space="preserve">RndArgs</w:t>
-      </w:r>
-      <w:r>
-        <w:t xml:space="preserve"> </w:t>
-      </w:r>
-      <w:r>
-        <w:t xml:space="preserve">sahte parametreler ekler; tohumla birleşince her</w:t>
-      </w:r>
-      <w:r>
-        <w:t xml:space="preserve"> </w:t>
-      </w:r>
-      <w:r>
-        <w:t xml:space="preserve">yapı farklı görünür. Çeşitlendirme gizlemenin</w:t>
-      </w:r>
-      <w:r>
-        <w:t xml:space="preserve"> </w:t>
-      </w:r>
-      <w:r>
-        <w:rPr>
-          <w:b/>
-          <w:bCs/>
-        </w:rPr>
-        <w:t xml:space="preserve">gücünü</w:t>
-      </w:r>
-      <w:r>
-        <w:t xml:space="preserve"> </w:t>
-      </w:r>
-      <w:r>
-        <w:t xml:space="preserve">artırmaz (bir kopyayı kırmak yine mümkündür) ama</w:t>
-      </w:r>
-      <w:r>
-        <w:t xml:space="preserve"> </w:t>
-      </w:r>
-      <w:r>
-        <w:rPr>
-          <w:b/>
-          <w:bCs/>
-        </w:rPr>
-        <w:t xml:space="preserve">ölçeklenmesini</w:t>
-      </w:r>
-      <w:r>
-        <w:t xml:space="preserve"> </w:t>
-      </w:r>
-      <w:r>
-        <w:t xml:space="preserve">engeller — bu ayrım 9. haftanın çekirdek fikriydi.</w:t>
-      </w:r>
-    </w:p>
-    <w:bookmarkEnd w:id="60"/>
-    <w:bookmarkStart w:id="66" w:name="gizlemeyi-ve-çeşitlendirmeyi-ölçmek"/>
-    <w:p>
-      <w:pPr>
-        <w:pStyle w:val="Heading2"/>
-      </w:pPr>
-      <w:r>
-        <w:t xml:space="preserve">7. Gizlemeyi ve çeşitlendirmeyi ölçmek</w:t>
-      </w:r>
-    </w:p>
-    <w:p>
-      <w:pPr>
-        <w:pStyle w:val="FirstParagraph"/>
-      </w:pPr>
-      <w:r>
-        <w:t xml:space="preserve">Dokuzuncu haftada gizlemeyi dört boyutta (güç, dayanıklılık, gizlilik, maliyet) ölçmeyi öğrendik. Tigress’in en büyük</w:t>
-      </w:r>
-      <w:r>
-        <w:t xml:space="preserve"> </w:t>
-      </w:r>
-      <w:r>
-        <w:t xml:space="preserve">öğretim değeri, bu ölçümleri</w:t>
-      </w:r>
-      <w:r>
-        <w:t xml:space="preserve"> </w:t>
-      </w:r>
-      <w:r>
-        <w:rPr>
-          <w:b/>
-          <w:bCs/>
-        </w:rPr>
-        <w:t xml:space="preserve">somut</w:t>
-      </w:r>
-      <w:r>
-        <w:t xml:space="preserve"> </w:t>
-      </w:r>
-      <w:r>
-        <w:t xml:space="preserve">yapabilmenizdir: aynı programı gizleyip önce/sonra ölçersiniz.</w:t>
-      </w:r>
-    </w:p>
-    <w:p>
-      <w:pPr>
-        <w:pStyle w:val="BodyText"/>
-      </w:pPr>
-      <w:r>
-        <w:drawing>
-          <wp:inline>
-            <wp:extent cx="5759999" cy="2283460"/>
-            <wp:effectExtent b="0" l="0" r="0" t="0"/>
-            <wp:docPr descr="Her hattan sonra test ve ölçüm" title="" id="62" name="Picture"/>
-            <a:graphic>
-              <a:graphicData uri="http://schemas.openxmlformats.org/drawingml/2006/picture">
-                <pic:pic>
-                  <pic:nvPicPr>
-                    <pic:cNvPr descr="h14-06-test-ve-olcum.png" id="63" name="Picture"/>
-                    <pic:cNvPicPr>
-                      <a:picLocks noChangeArrowheads="1" noChangeAspect="1"/>
-                    </pic:cNvPicPr>
-                  </pic:nvPicPr>
-                  <pic:blipFill>
-                    <a:blip r:embed="rId61"/>
-                    <a:stretch>
-                      <a:fillRect/>
-                    </a:stretch>
-                  </pic:blipFill>
-                  <pic:spPr bwMode="auto">
-                    <a:xfrm>
-                      <a:off x="0" y="0"/>
-                      <a:ext cx="5759999" cy="2283460"/>
-                    </a:xfrm>
-                    <a:prstGeom prst="rect">
-                      <a:avLst/>
-                    </a:prstGeom>
-                    <a:noFill/>
-                    <a:ln w="9525">
-                      <a:noFill/>
-                      <a:headEnd/>
-                      <a:tailEnd/>
-                    </a:ln>
-                  </pic:spPr>
-                </pic:pic>
-              </a:graphicData>
-            </a:graphic>
-          </wp:inline>
-        </w:drawing>
-      </w:r>
-    </w:p>
-    <w:bookmarkStart w:id="64" w:name="maliyet-ölçümü-kolay-ve-zorunlu"/>
+    <w:bookmarkStart w:id="71" w:name="maliyet-ölçümü-kolay-ve-zorunlu"/>
     <w:p>
       <w:pPr>
         <w:pStyle w:val="Heading3"/>
@@ -6037,8 +6232,8 @@
         <w:t xml:space="preserve"># süre: aynı girdiyle N kez çalıştır, ortalamayı karşılaştır</w:t>
       </w:r>
     </w:p>
-    <w:bookmarkEnd w:id="64"/>
-    <w:bookmarkStart w:id="65" w:name="dayanıklılık-ölçümü-ileri-kavramsal"/>
+    <w:bookmarkEnd w:id="71"/>
+    <w:bookmarkStart w:id="72" w:name="dayanıklılık-ölçümü-ileri-kavramsal"/>
     <w:p>
       <w:pPr>
         <w:pStyle w:val="Heading3"/>
@@ -6242,9 +6437,9 @@
         </w:pict>
       </w:r>
     </w:p>
-    <w:bookmarkEnd w:id="65"/>
-    <w:bookmarkEnd w:id="66"/>
-    <w:bookmarkStart w:id="67" w:name="Xed18fb24b3b216be3cab6fadb481a8f69cb4f69"/>
+    <w:bookmarkEnd w:id="72"/>
+    <w:bookmarkEnd w:id="73"/>
+    <w:bookmarkStart w:id="74" w:name="Xed18fb24b3b216be3cab6fadb481a8f69cb4f69"/>
     <w:p>
       <w:pPr>
         <w:pStyle w:val="Heading2"/>
@@ -6556,8 +6751,8 @@
         <w:t xml:space="preserve">ayarı değiştirmez, ağa bir şey yapmaz. Bütün değerler sentetiktir.</w:t>
       </w:r>
     </w:p>
-    <w:bookmarkEnd w:id="67"/>
-    <w:bookmarkStart w:id="71" w:name="X450b175c1a5bc13bd213b38a8310069f409defa"/>
+    <w:bookmarkEnd w:id="74"/>
+    <w:bookmarkStart w:id="78" w:name="X450b175c1a5bc13bd213b38a8310069f409defa"/>
     <w:p>
       <w:pPr>
         <w:pStyle w:val="Heading2"/>
@@ -6617,18 +6812,18 @@
           <wp:inline>
             <wp:extent cx="5759999" cy="2748610"/>
             <wp:effectExtent b="0" l="0" r="0" t="0"/>
-            <wp:docPr descr="S15 derleme ve dağıtım hattı" title="" id="69" name="Picture"/>
+            <wp:docPr descr="S15 derleme ve dağıtım hattı" title="" id="76" name="Picture"/>
             <a:graphic>
               <a:graphicData uri="http://schemas.openxmlformats.org/drawingml/2006/picture">
                 <pic:pic>
                   <pic:nvPicPr>
-                    <pic:cNvPr descr="h14-07-s15-hatti.png" id="70" name="Picture"/>
+                    <pic:cNvPr descr="h14-07-s15-hatti.png" id="77" name="Picture"/>
                     <pic:cNvPicPr>
                       <a:picLocks noChangeArrowheads="1" noChangeAspect="1"/>
                     </pic:cNvPicPr>
                   </pic:nvPicPr>
                   <pic:blipFill>
-                    <a:blip r:embed="rId68"/>
+                    <a:blip r:embed="rId75"/>
                     <a:stretch>
                       <a:fillRect/>
                     </a:stretch>
@@ -6657,26 +6852,6 @@
     </w:p>
     <w:p>
       <w:pPr>
-        <w:pStyle w:val="SourceCode"/>
-      </w:pPr>
-      <w:r>
-        <w:rPr>
-          <w:rStyle w:val="VerbatimChar"/>
-        </w:rPr>
-        <w:t xml:space="preserve">kaynak → (Tigress dönüşüm hattı) → gizli kaynak → derleyici → ikili</w:t>
-      </w:r>
-      <w:r>
-        <w:br/>
-      </w:r>
-      <w:r>
-        <w:rPr>
-          <w:rStyle w:val="VerbatimChar"/>
-        </w:rPr>
-        <w:t xml:space="preserve">       → imzalama (sürüm imzası) → sürüm kimliği + özet → dağıtım</w:t>
-      </w:r>
-    </w:p>
-    <w:p>
-      <w:pPr>
         <w:pStyle w:val="Compact"/>
         <w:numPr>
           <w:ilvl w:val="0"/>
@@ -6857,8 +7032,8 @@
         <w:t xml:space="preserve">ölçülmüş olmaktan gelir.</w:t>
       </w:r>
     </w:p>
-    <w:bookmarkEnd w:id="71"/>
-    <w:bookmarkStart w:id="72" w:name="dönem-projesi-bu-hafta-s9-ileri-s15-hat"/>
+    <w:bookmarkEnd w:id="78"/>
+    <w:bookmarkStart w:id="79" w:name="dönem-projesi-bu-hafta-s9-ileri-s15-hat"/>
     <w:p>
       <w:pPr>
         <w:pStyle w:val="Heading2"/>
@@ -6990,8 +7165,8 @@
         <w:t xml:space="preserve">gizlenmiş sürümün birim testlerini geçtiğini gösterin (S16 ile bağ).</w:t>
       </w:r>
     </w:p>
-    <w:bookmarkEnd w:id="72"/>
-    <w:bookmarkStart w:id="73" w:name="kendini-sınama"/>
+    <w:bookmarkEnd w:id="79"/>
+    <w:bookmarkStart w:id="80" w:name="kendini-sınama"/>
     <w:p>
       <w:pPr>
         <w:pStyle w:val="Heading2"/>
@@ -7728,8 +7903,8 @@
         <w:t xml:space="preserve">olmaktan gelir.</w:t>
       </w:r>
     </w:p>
-    <w:bookmarkEnd w:id="73"/>
-    <w:bookmarkStart w:id="74" w:name="kaynaklar-ve-ileri-okuma"/>
+    <w:bookmarkEnd w:id="80"/>
+    <w:bookmarkStart w:id="81" w:name="kaynaklar-ve-ileri-okuma"/>
     <w:p>
       <w:pPr>
         <w:pStyle w:val="Heading2"/>
@@ -7863,8 +8038,8 @@
         <w:t xml:space="preserve">(S15) ve ölçümleri (S9) beklenir. 16. haftada Quiz-2 (9–14. haftalar).</w:t>
       </w:r>
     </w:p>
-    <w:bookmarkEnd w:id="74"/>
-    <w:bookmarkEnd w:id="75"/>
+    <w:bookmarkEnd w:id="81"/>
+    <w:bookmarkEnd w:id="82"/>
     <w:sectPr>
       <w:headerReference r:id="rId9" w:type="default"/>
       <w:footerReference r:id="rId10" w:type="default"/>
